--- a/diagramas/TP-especificaciones-casos-de-uso.docx
+++ b/diagramas/TP-especificaciones-casos-de-uso.docx
@@ -756,6 +756,1250 @@
       </w:tr>
     </w:tbl>
     <w:p/>
+    <w:tbl>
+      <w:tblPr>
+        <w:tblStyle w:val="TableGrid"/>
+        <w:tblW w:type="dxa" w:w="9360"/>
+        <w:tblLayout w:type="fixed"/>
+        <w:tblLook w:firstColumn="1" w:firstRow="1" w:lastColumn="0" w:lastRow="0" w:noHBand="0" w:noVBand="1" w:val="04A0"/>
+        <w:jc w:val="left"/>
+      </w:tblPr>
+      <w:tblGrid>
+        <w:gridCol w:w="15"/>
+      </w:tblGrid>
+      <w:tr>
+        <w:tc>
+          <w:tcPr>
+            <w:tcW w:type="dxa" w:w="9360"/>
+            <w:tcBorders>
+              <w:top w:val="single" w:sz="6" w:space="0" w:color="000000"/>
+              <w:left w:val="single" w:sz="6" w:space="0" w:color="000000"/>
+              <w:bottom w:val="single" w:sz="6" w:space="0" w:color="000000"/>
+              <w:right w:val="single" w:sz="6" w:space="0" w:color="000000"/>
+            </w:tcBorders>
+            <w:tcMar>
+              <w:top w:w="0" w:type="dxa"/>
+              <w:left w:w="40" w:type="dxa"/>
+              <w:bottom w:w="0" w:type="dxa"/>
+              <w:right w:w="40" w:type="dxa"/>
+            </w:tcMar>
+          </w:tcPr>
+          <w:p>
+            <w:pPr>
+              <w:spacing w:after="0" w:before="0"/>
+            </w:pPr>
+            <w:r/>
+            <w:r>
+              <w:rPr>
+                <w:rFonts w:ascii="Calibri" w:hAnsi="Calibri"/>
+                <w:b/>
+                <w:i w:val="0"/>
+                <w:sz w:val="20"/>
+              </w:rPr>
+              <w:t xml:space="preserve">ID y Nombre: </w:t>
+            </w:r>
+            <w:r>
+              <w:rPr>
+                <w:rFonts w:ascii="Calibri" w:hAnsi="Calibri"/>
+                <w:b w:val="0"/>
+                <w:i w:val="0"/>
+                <w:sz w:val="20"/>
+              </w:rPr>
+              <w:t>CU02 Registro</w:t>
+            </w:r>
+          </w:p>
+        </w:tc>
+      </w:tr>
+      <w:tr>
+        <w:tc>
+          <w:tcPr>
+            <w:tcW w:type="dxa" w:w="9360"/>
+            <w:tcBorders>
+              <w:top w:val="single" w:sz="6" w:space="0" w:color="000000"/>
+              <w:left w:val="single" w:sz="6" w:space="0" w:color="000000"/>
+              <w:bottom w:val="single" w:sz="6" w:space="0" w:color="000000"/>
+              <w:right w:val="single" w:sz="6" w:space="0" w:color="000000"/>
+            </w:tcBorders>
+            <w:tcMar>
+              <w:top w:w="0" w:type="dxa"/>
+              <w:left w:w="40" w:type="dxa"/>
+              <w:bottom w:w="0" w:type="dxa"/>
+              <w:right w:w="40" w:type="dxa"/>
+            </w:tcMar>
+          </w:tcPr>
+          <w:p>
+            <w:pPr>
+              <w:spacing w:after="0" w:before="0"/>
+            </w:pPr>
+            <w:r/>
+            <w:r>
+              <w:rPr>
+                <w:rFonts w:ascii="Calibri" w:hAnsi="Calibri"/>
+                <w:b/>
+                <w:i w:val="0"/>
+                <w:sz w:val="20"/>
+              </w:rPr>
+              <w:t xml:space="preserve">Estado: </w:t>
+            </w:r>
+            <w:r>
+              <w:rPr>
+                <w:rFonts w:ascii="Calibri" w:hAnsi="Calibri"/>
+                <w:b w:val="0"/>
+                <w:i w:val="0"/>
+                <w:sz w:val="20"/>
+              </w:rPr>
+              <w:t>Implementado</w:t>
+            </w:r>
+          </w:p>
+        </w:tc>
+      </w:tr>
+      <w:tr>
+        <w:tc>
+          <w:tcPr>
+            <w:tcW w:type="dxa" w:w="9360"/>
+            <w:tcBorders>
+              <w:top w:val="single" w:sz="6" w:space="0" w:color="000000"/>
+              <w:left w:val="single" w:sz="6" w:space="0" w:color="000000"/>
+              <w:bottom w:val="single" w:sz="6" w:space="0" w:color="000000"/>
+              <w:right w:val="single" w:sz="6" w:space="0" w:color="000000"/>
+            </w:tcBorders>
+            <w:tcMar>
+              <w:top w:w="0" w:type="dxa"/>
+              <w:left w:w="40" w:type="dxa"/>
+              <w:bottom w:w="0" w:type="dxa"/>
+              <w:right w:w="40" w:type="dxa"/>
+            </w:tcMar>
+          </w:tcPr>
+          <w:p>
+            <w:pPr>
+              <w:spacing w:after="0" w:before="0"/>
+            </w:pPr>
+            <w:r/>
+            <w:r>
+              <w:rPr>
+                <w:rFonts w:ascii="Calibri" w:hAnsi="Calibri"/>
+                <w:b/>
+                <w:i w:val="0"/>
+                <w:sz w:val="20"/>
+              </w:rPr>
+              <w:t xml:space="preserve">Descripcion: </w:t>
+            </w:r>
+            <w:r>
+              <w:rPr>
+                <w:rFonts w:ascii="Calibri" w:hAnsi="Calibri"/>
+                <w:b w:val="0"/>
+                <w:i w:val="0"/>
+                <w:sz w:val="20"/>
+              </w:rPr>
+              <w:t>Permite crear un nuevo usuario en el sistema a partir de un nombre de usuario y una contrasena, dejandolo activo y con el perfil basico de permisos.</w:t>
+            </w:r>
+          </w:p>
+        </w:tc>
+      </w:tr>
+      <w:tr>
+        <w:tc>
+          <w:tcPr>
+            <w:tcW w:type="dxa" w:w="9360"/>
+            <w:tcBorders>
+              <w:top w:val="single" w:sz="6" w:space="0" w:color="000000"/>
+              <w:left w:val="single" w:sz="6" w:space="0" w:color="000000"/>
+              <w:bottom w:val="single" w:sz="6" w:space="0" w:color="000000"/>
+              <w:right w:val="single" w:sz="6" w:space="0" w:color="000000"/>
+            </w:tcBorders>
+            <w:tcMar>
+              <w:top w:w="0" w:type="dxa"/>
+              <w:left w:w="40" w:type="dxa"/>
+              <w:bottom w:w="0" w:type="dxa"/>
+              <w:right w:w="40" w:type="dxa"/>
+            </w:tcMar>
+          </w:tcPr>
+          <w:p>
+            <w:pPr>
+              <w:spacing w:after="0" w:before="0"/>
+            </w:pPr>
+            <w:r/>
+            <w:r>
+              <w:rPr>
+                <w:rFonts w:ascii="Calibri" w:hAnsi="Calibri"/>
+                <w:b/>
+                <w:i w:val="0"/>
+                <w:sz w:val="20"/>
+              </w:rPr>
+              <w:t xml:space="preserve">Actor Principal: </w:t>
+            </w:r>
+            <w:r>
+              <w:rPr>
+                <w:rFonts w:ascii="Calibri" w:hAnsi="Calibri"/>
+                <w:b w:val="0"/>
+                <w:i w:val="0"/>
+                <w:sz w:val="20"/>
+              </w:rPr>
+              <w:t>Usuario</w:t>
+            </w:r>
+          </w:p>
+        </w:tc>
+      </w:tr>
+      <w:tr>
+        <w:tc>
+          <w:tcPr>
+            <w:tcW w:type="dxa" w:w="9360"/>
+            <w:tcBorders>
+              <w:top w:val="single" w:sz="6" w:space="0" w:color="000000"/>
+              <w:left w:val="single" w:sz="6" w:space="0" w:color="000000"/>
+              <w:bottom w:val="single" w:sz="6" w:space="0" w:color="000000"/>
+              <w:right w:val="single" w:sz="6" w:space="0" w:color="000000"/>
+            </w:tcBorders>
+            <w:tcMar>
+              <w:top w:w="0" w:type="dxa"/>
+              <w:left w:w="40" w:type="dxa"/>
+              <w:bottom w:w="0" w:type="dxa"/>
+              <w:right w:w="40" w:type="dxa"/>
+            </w:tcMar>
+          </w:tcPr>
+          <w:p>
+            <w:pPr>
+              <w:spacing w:after="0" w:before="0"/>
+            </w:pPr>
+            <w:r/>
+            <w:r>
+              <w:rPr>
+                <w:rFonts w:ascii="Calibri" w:hAnsi="Calibri"/>
+                <w:b/>
+                <w:i w:val="0"/>
+                <w:sz w:val="20"/>
+              </w:rPr>
+              <w:t xml:space="preserve">Actor Secundario: </w:t>
+            </w:r>
+            <w:r>
+              <w:rPr>
+                <w:rFonts w:ascii="Calibri" w:hAnsi="Calibri"/>
+                <w:b w:val="0"/>
+                <w:i w:val="0"/>
+                <w:sz w:val="20"/>
+              </w:rPr>
+              <w:t>-</w:t>
+            </w:r>
+          </w:p>
+        </w:tc>
+      </w:tr>
+      <w:tr>
+        <w:tc>
+          <w:tcPr>
+            <w:tcW w:type="dxa" w:w="9360"/>
+            <w:tcBorders>
+              <w:top w:val="single" w:sz="6" w:space="0" w:color="000000"/>
+              <w:left w:val="single" w:sz="6" w:space="0" w:color="000000"/>
+              <w:bottom w:val="single" w:sz="6" w:space="0" w:color="000000"/>
+              <w:right w:val="single" w:sz="6" w:space="0" w:color="000000"/>
+            </w:tcBorders>
+            <w:tcMar>
+              <w:top w:w="0" w:type="dxa"/>
+              <w:left w:w="40" w:type="dxa"/>
+              <w:bottom w:w="0" w:type="dxa"/>
+              <w:right w:w="40" w:type="dxa"/>
+            </w:tcMar>
+          </w:tcPr>
+          <w:p>
+            <w:pPr>
+              <w:spacing w:after="0" w:before="0"/>
+            </w:pPr>
+            <w:r/>
+            <w:r>
+              <w:rPr>
+                <w:rFonts w:ascii="Calibri" w:hAnsi="Calibri"/>
+                <w:b/>
+                <w:i w:val="0"/>
+                <w:sz w:val="20"/>
+              </w:rPr>
+              <w:t xml:space="preserve">Precondiciones: </w:t>
+            </w:r>
+            <w:r>
+              <w:rPr>
+                <w:rFonts w:ascii="Calibri" w:hAnsi="Calibri"/>
+                <w:b w:val="0"/>
+                <w:i w:val="0"/>
+                <w:sz w:val="20"/>
+              </w:rPr>
+              <w:t>La aplicacion esta iniciada y el usuario aun no esta autenticado.</w:t>
+            </w:r>
+          </w:p>
+        </w:tc>
+      </w:tr>
+      <w:tr>
+        <w:tc>
+          <w:tcPr>
+            <w:tcW w:type="dxa" w:w="9360"/>
+            <w:tcBorders>
+              <w:top w:val="single" w:sz="6" w:space="0" w:color="000000"/>
+              <w:left w:val="single" w:sz="6" w:space="0" w:color="000000"/>
+              <w:bottom w:val="single" w:sz="6" w:space="0" w:color="000000"/>
+              <w:right w:val="single" w:sz="6" w:space="0" w:color="000000"/>
+            </w:tcBorders>
+            <w:tcMar>
+              <w:top w:w="0" w:type="dxa"/>
+              <w:left w:w="40" w:type="dxa"/>
+              <w:bottom w:w="0" w:type="dxa"/>
+              <w:right w:w="40" w:type="dxa"/>
+            </w:tcMar>
+          </w:tcPr>
+          <w:p>
+            <w:pPr>
+              <w:spacing w:after="0" w:before="0"/>
+            </w:pPr>
+            <w:r/>
+            <w:r>
+              <w:rPr>
+                <w:rFonts w:ascii="Calibri" w:hAnsi="Calibri"/>
+                <w:b/>
+                <w:i w:val="0"/>
+                <w:sz w:val="20"/>
+              </w:rPr>
+              <w:t xml:space="preserve">Puntos de Extension: </w:t>
+            </w:r>
+            <w:r>
+              <w:rPr>
+                <w:rFonts w:ascii="Calibri" w:hAnsi="Calibri"/>
+                <w:b w:val="0"/>
+                <w:i w:val="0"/>
+                <w:sz w:val="20"/>
+              </w:rPr>
+              <w:t>Es invocado desde CU01 Login mediante el boton Registrarse.</w:t>
+            </w:r>
+          </w:p>
+        </w:tc>
+      </w:tr>
+      <w:tr>
+        <w:tc>
+          <w:tcPr>
+            <w:tcW w:type="dxa" w:w="9360"/>
+            <w:tcBorders>
+              <w:top w:val="single" w:sz="6" w:space="0" w:color="000000"/>
+              <w:left w:val="single" w:sz="6" w:space="0" w:color="000000"/>
+              <w:bottom w:val="single" w:sz="6" w:space="0" w:color="000000"/>
+              <w:right w:val="single" w:sz="6" w:space="0" w:color="000000"/>
+            </w:tcBorders>
+            <w:tcMar>
+              <w:top w:w="0" w:type="dxa"/>
+              <w:left w:w="40" w:type="dxa"/>
+              <w:bottom w:w="0" w:type="dxa"/>
+              <w:right w:w="40" w:type="dxa"/>
+            </w:tcMar>
+          </w:tcPr>
+          <w:p>
+            <w:pPr>
+              <w:spacing w:after="0" w:before="0"/>
+            </w:pPr>
+            <w:r/>
+            <w:r>
+              <w:rPr>
+                <w:rFonts w:ascii="Calibri" w:hAnsi="Calibri"/>
+                <w:b/>
+                <w:i w:val="0"/>
+                <w:sz w:val="20"/>
+              </w:rPr>
+              <w:t xml:space="preserve">Condicion: </w:t>
+            </w:r>
+            <w:r>
+              <w:rPr>
+                <w:rFonts w:ascii="Calibri" w:hAnsi="Calibri"/>
+                <w:b w:val="0"/>
+                <w:i w:val="0"/>
+                <w:sz w:val="20"/>
+              </w:rPr>
+              <w:t>Una persona desea crear una cuenta para poder autenticarse en el sistema.</w:t>
+            </w:r>
+          </w:p>
+        </w:tc>
+      </w:tr>
+      <w:tr>
+        <w:tc>
+          <w:tcPr>
+            <w:tcW w:type="dxa" w:w="9360"/>
+            <w:tcBorders>
+              <w:top w:val="single" w:sz="6" w:space="0" w:color="000000"/>
+              <w:left w:val="single" w:sz="6" w:space="0" w:color="000000"/>
+              <w:bottom w:val="single" w:sz="6" w:space="0" w:color="000000"/>
+              <w:right w:val="single" w:sz="6" w:space="0" w:color="000000"/>
+            </w:tcBorders>
+            <w:tcMar>
+              <w:top w:w="0" w:type="dxa"/>
+              <w:left w:w="40" w:type="dxa"/>
+              <w:bottom w:w="0" w:type="dxa"/>
+              <w:right w:w="40" w:type="dxa"/>
+            </w:tcMar>
+          </w:tcPr>
+          <w:p>
+            <w:pPr>
+              <w:spacing w:after="0" w:before="0"/>
+            </w:pPr>
+            <w:r/>
+            <w:r>
+              <w:rPr>
+                <w:rFonts w:ascii="Calibri" w:hAnsi="Calibri"/>
+                <w:b/>
+                <w:i w:val="0"/>
+                <w:sz w:val="20"/>
+              </w:rPr>
+              <w:t>Escenario Principal:</w:t>
+            </w:r>
+          </w:p>
+          <w:p>
+            <w:pPr>
+              <w:spacing w:after="0" w:before="0"/>
+            </w:pPr>
+            <w:r>
+              <w:rPr>
+                <w:rFonts w:ascii="Calibri" w:hAnsi="Calibri"/>
+                <w:b w:val="0"/>
+                <w:i w:val="0"/>
+                <w:sz w:val="20"/>
+              </w:rPr>
+              <w:t>1. El usuario presiona el boton Registrarse desde la pantalla de login.</w:t>
+            </w:r>
+          </w:p>
+          <w:p>
+            <w:pPr>
+              <w:spacing w:after="0" w:before="0"/>
+            </w:pPr>
+            <w:r>
+              <w:rPr>
+                <w:rFonts w:ascii="Calibri" w:hAnsi="Calibri"/>
+                <w:b w:val="0"/>
+                <w:i w:val="0"/>
+                <w:sz w:val="20"/>
+              </w:rPr>
+              <w:t>2. El sistema abre el formulario de registro en una ventana modal.</w:t>
+            </w:r>
+          </w:p>
+          <w:p>
+            <w:pPr>
+              <w:spacing w:after="0" w:before="0"/>
+            </w:pPr>
+            <w:r>
+              <w:rPr>
+                <w:rFonts w:ascii="Calibri" w:hAnsi="Calibri"/>
+                <w:b w:val="0"/>
+                <w:i w:val="0"/>
+                <w:sz w:val="20"/>
+              </w:rPr>
+              <w:t>3. El usuario ingresa nombre de usuario y contrasena.</w:t>
+            </w:r>
+          </w:p>
+          <w:p>
+            <w:pPr>
+              <w:spacing w:after="0" w:before="0"/>
+            </w:pPr>
+            <w:r>
+              <w:rPr>
+                <w:rFonts w:ascii="Calibri" w:hAnsi="Calibri"/>
+                <w:b w:val="0"/>
+                <w:i w:val="0"/>
+                <w:sz w:val="20"/>
+              </w:rPr>
+              <w:t>4. El usuario presiona el boton de registro.</w:t>
+            </w:r>
+          </w:p>
+          <w:p>
+            <w:pPr>
+              <w:spacing w:after="0" w:before="0"/>
+            </w:pPr>
+            <w:r>
+              <w:rPr>
+                <w:rFonts w:ascii="Calibri" w:hAnsi="Calibri"/>
+                <w:b w:val="0"/>
+                <w:i w:val="0"/>
+                <w:sz w:val="20"/>
+              </w:rPr>
+              <w:t>5. El sistema valida que el nombre de usuario y la contrasena no esten vacios.</w:t>
+            </w:r>
+          </w:p>
+          <w:p>
+            <w:pPr>
+              <w:spacing w:after="0" w:before="0"/>
+            </w:pPr>
+            <w:r>
+              <w:rPr>
+                <w:rFonts w:ascii="Calibri" w:hAnsi="Calibri"/>
+                <w:b w:val="0"/>
+                <w:i w:val="0"/>
+                <w:sz w:val="20"/>
+              </w:rPr>
+              <w:t>6. El sistema genera el hash seguro de la contrasena (PBKDF2).</w:t>
+            </w:r>
+          </w:p>
+          <w:p>
+            <w:pPr>
+              <w:spacing w:after="0" w:before="0"/>
+            </w:pPr>
+            <w:r>
+              <w:rPr>
+                <w:rFonts w:ascii="Calibri" w:hAnsi="Calibri"/>
+                <w:b w:val="0"/>
+                <w:i w:val="0"/>
+                <w:sz w:val="20"/>
+              </w:rPr>
+              <w:t>7. El sistema verifica que no exista otro usuario con el mismo nombre de usuario.</w:t>
+            </w:r>
+          </w:p>
+          <w:p>
+            <w:pPr>
+              <w:spacing w:after="0" w:before="0"/>
+            </w:pPr>
+            <w:r>
+              <w:rPr>
+                <w:rFonts w:ascii="Calibri" w:hAnsi="Calibri"/>
+                <w:b w:val="0"/>
+                <w:i w:val="0"/>
+                <w:sz w:val="20"/>
+              </w:rPr>
+              <w:t>8. El sistema calcula el digito verificador horizontal (DVH) del nuevo usuario y lo inserta en la base.</w:t>
+            </w:r>
+          </w:p>
+          <w:p>
+            <w:pPr>
+              <w:spacing w:after="0" w:before="0"/>
+            </w:pPr>
+            <w:r>
+              <w:rPr>
+                <w:rFonts w:ascii="Calibri" w:hAnsi="Calibri"/>
+                <w:b w:val="0"/>
+                <w:i w:val="0"/>
+                <w:sz w:val="20"/>
+              </w:rPr>
+              <w:t>9. El sistema asigna al nuevo usuario el perfil basico de permisos.</w:t>
+            </w:r>
+          </w:p>
+          <w:p>
+            <w:pPr>
+              <w:spacing w:after="0" w:before="0"/>
+            </w:pPr>
+            <w:r>
+              <w:rPr>
+                <w:rFonts w:ascii="Calibri" w:hAnsi="Calibri"/>
+                <w:b w:val="0"/>
+                <w:i w:val="0"/>
+                <w:sz w:val="20"/>
+              </w:rPr>
+              <w:t>10. El sistema guarda la version inicial en el historial del usuario y registra la operacion en la bitacora.</w:t>
+            </w:r>
+          </w:p>
+          <w:p>
+            <w:pPr>
+              <w:spacing w:after="0" w:before="0"/>
+            </w:pPr>
+            <w:r>
+              <w:rPr>
+                <w:rFonts w:ascii="Calibri" w:hAnsi="Calibri"/>
+                <w:b w:val="0"/>
+                <w:i w:val="0"/>
+                <w:sz w:val="20"/>
+              </w:rPr>
+              <w:t>11. El sistema actualiza el digito verificador vertical (DVV) de la tabla de usuarios y confirma la transaccion.</w:t>
+            </w:r>
+          </w:p>
+          <w:p>
+            <w:pPr>
+              <w:spacing w:after="0" w:before="0"/>
+            </w:pPr>
+            <w:r>
+              <w:rPr>
+                <w:rFonts w:ascii="Calibri" w:hAnsi="Calibri"/>
+                <w:b w:val="0"/>
+                <w:i w:val="0"/>
+                <w:sz w:val="20"/>
+              </w:rPr>
+              <w:t>12. El sistema informa que el usuario fue registrado con exito y cierra el formulario de registro.</w:t>
+            </w:r>
+          </w:p>
+        </w:tc>
+      </w:tr>
+      <w:tr>
+        <w:tc>
+          <w:tcPr>
+            <w:tcW w:type="dxa" w:w="9360"/>
+            <w:tcBorders>
+              <w:top w:val="single" w:sz="6" w:space="0" w:color="000000"/>
+              <w:left w:val="single" w:sz="6" w:space="0" w:color="000000"/>
+              <w:bottom w:val="single" w:sz="6" w:space="0" w:color="000000"/>
+              <w:right w:val="single" w:sz="6" w:space="0" w:color="000000"/>
+            </w:tcBorders>
+            <w:tcMar>
+              <w:top w:w="0" w:type="dxa"/>
+              <w:left w:w="40" w:type="dxa"/>
+              <w:bottom w:w="0" w:type="dxa"/>
+              <w:right w:w="40" w:type="dxa"/>
+            </w:tcMar>
+          </w:tcPr>
+          <w:p>
+            <w:pPr>
+              <w:spacing w:after="0" w:before="0"/>
+            </w:pPr>
+            <w:r/>
+            <w:r>
+              <w:rPr>
+                <w:rFonts w:ascii="Calibri" w:hAnsi="Calibri"/>
+                <w:b/>
+                <w:i w:val="0"/>
+                <w:sz w:val="20"/>
+              </w:rPr>
+              <w:t>Flujos Alternativos:</w:t>
+            </w:r>
+          </w:p>
+          <w:p>
+            <w:pPr>
+              <w:spacing w:after="0" w:before="0"/>
+            </w:pPr>
+            <w:r>
+              <w:rPr>
+                <w:rFonts w:ascii="Calibri" w:hAnsi="Calibri"/>
+                <w:b w:val="0"/>
+                <w:i w:val="0"/>
+                <w:sz w:val="20"/>
+              </w:rPr>
+              <w:t>5a. Si el nombre de usuario o la contrasena estan vacios, el sistema informa que se deben completar los campos y finaliza el caso de uso.</w:t>
+            </w:r>
+          </w:p>
+          <w:p>
+            <w:pPr>
+              <w:spacing w:after="0" w:before="0"/>
+            </w:pPr>
+            <w:r>
+              <w:rPr>
+                <w:rFonts w:ascii="Calibri" w:hAnsi="Calibri"/>
+                <w:b w:val="0"/>
+                <w:i w:val="0"/>
+                <w:sz w:val="20"/>
+              </w:rPr>
+              <w:t>7a. Si ya existe un usuario con el mismo nombre de usuario, el sistema registra el fallo en la bitacora, informa que el nombre de usuario ya existe y finaliza el caso de uso.</w:t>
+            </w:r>
+          </w:p>
+          <w:p>
+            <w:pPr>
+              <w:spacing w:after="0" w:before="0"/>
+            </w:pPr>
+            <w:r>
+              <w:rPr>
+                <w:rFonts w:ascii="Calibri" w:hAnsi="Calibri"/>
+                <w:b w:val="0"/>
+                <w:i w:val="0"/>
+                <w:sz w:val="20"/>
+              </w:rPr>
+              <w:t>12a. Si ocurre una excepcion tecnica durante el alta, el sistema informa el error de registro y finaliza el caso de uso.</w:t>
+            </w:r>
+          </w:p>
+        </w:tc>
+      </w:tr>
+      <w:tr>
+        <w:tc>
+          <w:tcPr>
+            <w:tcW w:type="dxa" w:w="9360"/>
+            <w:tcBorders>
+              <w:top w:val="single" w:sz="6" w:space="0" w:color="000000"/>
+              <w:left w:val="single" w:sz="6" w:space="0" w:color="000000"/>
+              <w:bottom w:val="single" w:sz="6" w:space="0" w:color="000000"/>
+              <w:right w:val="single" w:sz="6" w:space="0" w:color="000000"/>
+            </w:tcBorders>
+            <w:tcMar>
+              <w:top w:w="0" w:type="dxa"/>
+              <w:left w:w="40" w:type="dxa"/>
+              <w:bottom w:w="0" w:type="dxa"/>
+              <w:right w:w="40" w:type="dxa"/>
+            </w:tcMar>
+          </w:tcPr>
+          <w:p>
+            <w:pPr>
+              <w:spacing w:after="0" w:before="0"/>
+            </w:pPr>
+            <w:r/>
+            <w:r>
+              <w:rPr>
+                <w:rFonts w:ascii="Calibri" w:hAnsi="Calibri"/>
+                <w:b/>
+                <w:i w:val="0"/>
+                <w:sz w:val="20"/>
+              </w:rPr>
+              <w:t xml:space="preserve">Postcondiciones: </w:t>
+            </w:r>
+            <w:r>
+              <w:rPr>
+                <w:rFonts w:ascii="Calibri" w:hAnsi="Calibri"/>
+                <w:b w:val="0"/>
+                <w:i w:val="0"/>
+                <w:sz w:val="20"/>
+              </w:rPr>
+              <w:t>El nuevo usuario queda almacenado y activo, con la contrasena hasheada, el perfil basico asignado, la version inicial en su historial, los digitos verificadores (DVH/DVV) actualizados y la operacion registrada en la bitacora. El usuario regresa a la pantalla de login.</w:t>
+            </w:r>
+          </w:p>
+        </w:tc>
+      </w:tr>
+    </w:tbl>
+    <w:p/>
+    <w:tbl>
+      <w:tblPr>
+        <w:tblStyle w:val="TableGrid"/>
+        <w:tblW w:type="dxa" w:w="9360"/>
+        <w:tblLayout w:type="fixed"/>
+        <w:tblLook w:firstColumn="1" w:firstRow="1" w:lastColumn="0" w:lastRow="0" w:noHBand="0" w:noVBand="1" w:val="04A0"/>
+        <w:jc w:val="left"/>
+      </w:tblPr>
+      <w:tblGrid>
+        <w:gridCol w:w="15"/>
+      </w:tblGrid>
+      <w:tr>
+        <w:tc>
+          <w:tcPr>
+            <w:tcW w:type="dxa" w:w="9360"/>
+            <w:tcBorders>
+              <w:top w:val="single" w:sz="6" w:space="0" w:color="000000"/>
+              <w:left w:val="single" w:sz="6" w:space="0" w:color="000000"/>
+              <w:bottom w:val="single" w:sz="6" w:space="0" w:color="000000"/>
+              <w:right w:val="single" w:sz="6" w:space="0" w:color="000000"/>
+            </w:tcBorders>
+            <w:tcMar>
+              <w:top w:w="0" w:type="dxa"/>
+              <w:left w:w="40" w:type="dxa"/>
+              <w:bottom w:w="0" w:type="dxa"/>
+              <w:right w:w="40" w:type="dxa"/>
+            </w:tcMar>
+          </w:tcPr>
+          <w:p>
+            <w:pPr>
+              <w:spacing w:after="0" w:before="0"/>
+            </w:pPr>
+            <w:r/>
+            <w:r>
+              <w:rPr>
+                <w:rFonts w:ascii="Calibri" w:hAnsi="Calibri"/>
+                <w:b/>
+                <w:i w:val="0"/>
+                <w:sz w:val="20"/>
+              </w:rPr>
+              <w:t xml:space="preserve">ID y Nombre: </w:t>
+            </w:r>
+            <w:r>
+              <w:rPr>
+                <w:rFonts w:ascii="Calibri" w:hAnsi="Calibri"/>
+                <w:b w:val="0"/>
+                <w:i w:val="0"/>
+                <w:sz w:val="20"/>
+              </w:rPr>
+              <w:t>CU03 Logout</w:t>
+            </w:r>
+          </w:p>
+        </w:tc>
+      </w:tr>
+      <w:tr>
+        <w:tc>
+          <w:tcPr>
+            <w:tcW w:type="dxa" w:w="9360"/>
+            <w:tcBorders>
+              <w:top w:val="single" w:sz="6" w:space="0" w:color="000000"/>
+              <w:left w:val="single" w:sz="6" w:space="0" w:color="000000"/>
+              <w:bottom w:val="single" w:sz="6" w:space="0" w:color="000000"/>
+              <w:right w:val="single" w:sz="6" w:space="0" w:color="000000"/>
+            </w:tcBorders>
+            <w:tcMar>
+              <w:top w:w="0" w:type="dxa"/>
+              <w:left w:w="40" w:type="dxa"/>
+              <w:bottom w:w="0" w:type="dxa"/>
+              <w:right w:w="40" w:type="dxa"/>
+            </w:tcMar>
+          </w:tcPr>
+          <w:p>
+            <w:pPr>
+              <w:spacing w:after="0" w:before="0"/>
+            </w:pPr>
+            <w:r/>
+            <w:r>
+              <w:rPr>
+                <w:rFonts w:ascii="Calibri" w:hAnsi="Calibri"/>
+                <w:b/>
+                <w:i w:val="0"/>
+                <w:sz w:val="20"/>
+              </w:rPr>
+              <w:t xml:space="preserve">Estado: </w:t>
+            </w:r>
+            <w:r>
+              <w:rPr>
+                <w:rFonts w:ascii="Calibri" w:hAnsi="Calibri"/>
+                <w:b w:val="0"/>
+                <w:i w:val="0"/>
+                <w:sz w:val="20"/>
+              </w:rPr>
+              <w:t>Implementado</w:t>
+            </w:r>
+          </w:p>
+        </w:tc>
+      </w:tr>
+      <w:tr>
+        <w:tc>
+          <w:tcPr>
+            <w:tcW w:type="dxa" w:w="9360"/>
+            <w:tcBorders>
+              <w:top w:val="single" w:sz="6" w:space="0" w:color="000000"/>
+              <w:left w:val="single" w:sz="6" w:space="0" w:color="000000"/>
+              <w:bottom w:val="single" w:sz="6" w:space="0" w:color="000000"/>
+              <w:right w:val="single" w:sz="6" w:space="0" w:color="000000"/>
+            </w:tcBorders>
+            <w:tcMar>
+              <w:top w:w="0" w:type="dxa"/>
+              <w:left w:w="40" w:type="dxa"/>
+              <w:bottom w:w="0" w:type="dxa"/>
+              <w:right w:w="40" w:type="dxa"/>
+            </w:tcMar>
+          </w:tcPr>
+          <w:p>
+            <w:pPr>
+              <w:spacing w:after="0" w:before="0"/>
+            </w:pPr>
+            <w:r/>
+            <w:r>
+              <w:rPr>
+                <w:rFonts w:ascii="Calibri" w:hAnsi="Calibri"/>
+                <w:b/>
+                <w:i w:val="0"/>
+                <w:sz w:val="20"/>
+              </w:rPr>
+              <w:t xml:space="preserve">Descripcion: </w:t>
+            </w:r>
+            <w:r>
+              <w:rPr>
+                <w:rFonts w:ascii="Calibri" w:hAnsi="Calibri"/>
+                <w:b w:val="0"/>
+                <w:i w:val="0"/>
+                <w:sz w:val="20"/>
+              </w:rPr>
+              <w:t>Permite al usuario cerrar su sesion activa, limpiando sus permisos efectivos y regresando a la pantalla de login.</w:t>
+            </w:r>
+          </w:p>
+        </w:tc>
+      </w:tr>
+      <w:tr>
+        <w:tc>
+          <w:tcPr>
+            <w:tcW w:type="dxa" w:w="9360"/>
+            <w:tcBorders>
+              <w:top w:val="single" w:sz="6" w:space="0" w:color="000000"/>
+              <w:left w:val="single" w:sz="6" w:space="0" w:color="000000"/>
+              <w:bottom w:val="single" w:sz="6" w:space="0" w:color="000000"/>
+              <w:right w:val="single" w:sz="6" w:space="0" w:color="000000"/>
+            </w:tcBorders>
+            <w:tcMar>
+              <w:top w:w="0" w:type="dxa"/>
+              <w:left w:w="40" w:type="dxa"/>
+              <w:bottom w:w="0" w:type="dxa"/>
+              <w:right w:w="40" w:type="dxa"/>
+            </w:tcMar>
+          </w:tcPr>
+          <w:p>
+            <w:pPr>
+              <w:spacing w:after="0" w:before="0"/>
+            </w:pPr>
+            <w:r/>
+            <w:r>
+              <w:rPr>
+                <w:rFonts w:ascii="Calibri" w:hAnsi="Calibri"/>
+                <w:b/>
+                <w:i w:val="0"/>
+                <w:sz w:val="20"/>
+              </w:rPr>
+              <w:t xml:space="preserve">Actor Principal: </w:t>
+            </w:r>
+            <w:r>
+              <w:rPr>
+                <w:rFonts w:ascii="Calibri" w:hAnsi="Calibri"/>
+                <w:b w:val="0"/>
+                <w:i w:val="0"/>
+                <w:sz w:val="20"/>
+              </w:rPr>
+              <w:t>Usuario</w:t>
+            </w:r>
+          </w:p>
+        </w:tc>
+      </w:tr>
+      <w:tr>
+        <w:tc>
+          <w:tcPr>
+            <w:tcW w:type="dxa" w:w="9360"/>
+            <w:tcBorders>
+              <w:top w:val="single" w:sz="6" w:space="0" w:color="000000"/>
+              <w:left w:val="single" w:sz="6" w:space="0" w:color="000000"/>
+              <w:bottom w:val="single" w:sz="6" w:space="0" w:color="000000"/>
+              <w:right w:val="single" w:sz="6" w:space="0" w:color="000000"/>
+            </w:tcBorders>
+            <w:tcMar>
+              <w:top w:w="0" w:type="dxa"/>
+              <w:left w:w="40" w:type="dxa"/>
+              <w:bottom w:w="0" w:type="dxa"/>
+              <w:right w:w="40" w:type="dxa"/>
+            </w:tcMar>
+          </w:tcPr>
+          <w:p>
+            <w:pPr>
+              <w:spacing w:after="0" w:before="0"/>
+            </w:pPr>
+            <w:r/>
+            <w:r>
+              <w:rPr>
+                <w:rFonts w:ascii="Calibri" w:hAnsi="Calibri"/>
+                <w:b/>
+                <w:i w:val="0"/>
+                <w:sz w:val="20"/>
+              </w:rPr>
+              <w:t xml:space="preserve">Actor Secundario: </w:t>
+            </w:r>
+            <w:r>
+              <w:rPr>
+                <w:rFonts w:ascii="Calibri" w:hAnsi="Calibri"/>
+                <w:b w:val="0"/>
+                <w:i w:val="0"/>
+                <w:sz w:val="20"/>
+              </w:rPr>
+              <w:t>-</w:t>
+            </w:r>
+          </w:p>
+        </w:tc>
+      </w:tr>
+      <w:tr>
+        <w:tc>
+          <w:tcPr>
+            <w:tcW w:type="dxa" w:w="9360"/>
+            <w:tcBorders>
+              <w:top w:val="single" w:sz="6" w:space="0" w:color="000000"/>
+              <w:left w:val="single" w:sz="6" w:space="0" w:color="000000"/>
+              <w:bottom w:val="single" w:sz="6" w:space="0" w:color="000000"/>
+              <w:right w:val="single" w:sz="6" w:space="0" w:color="000000"/>
+            </w:tcBorders>
+            <w:tcMar>
+              <w:top w:w="0" w:type="dxa"/>
+              <w:left w:w="40" w:type="dxa"/>
+              <w:bottom w:w="0" w:type="dxa"/>
+              <w:right w:w="40" w:type="dxa"/>
+            </w:tcMar>
+          </w:tcPr>
+          <w:p>
+            <w:pPr>
+              <w:spacing w:after="0" w:before="0"/>
+            </w:pPr>
+            <w:r/>
+            <w:r>
+              <w:rPr>
+                <w:rFonts w:ascii="Calibri" w:hAnsi="Calibri"/>
+                <w:b/>
+                <w:i w:val="0"/>
+                <w:sz w:val="20"/>
+              </w:rPr>
+              <w:t xml:space="preserve">Precondiciones: </w:t>
+            </w:r>
+            <w:r>
+              <w:rPr>
+                <w:rFonts w:ascii="Calibri" w:hAnsi="Calibri"/>
+                <w:b w:val="0"/>
+                <w:i w:val="0"/>
+                <w:sz w:val="20"/>
+              </w:rPr>
+              <w:t>El usuario tiene una sesion iniciada y se encuentra en la pantalla de gestion de usuarios.</w:t>
+            </w:r>
+          </w:p>
+        </w:tc>
+      </w:tr>
+      <w:tr>
+        <w:tc>
+          <w:tcPr>
+            <w:tcW w:type="dxa" w:w="9360"/>
+            <w:tcBorders>
+              <w:top w:val="single" w:sz="6" w:space="0" w:color="000000"/>
+              <w:left w:val="single" w:sz="6" w:space="0" w:color="000000"/>
+              <w:bottom w:val="single" w:sz="6" w:space="0" w:color="000000"/>
+              <w:right w:val="single" w:sz="6" w:space="0" w:color="000000"/>
+            </w:tcBorders>
+            <w:tcMar>
+              <w:top w:w="0" w:type="dxa"/>
+              <w:left w:w="40" w:type="dxa"/>
+              <w:bottom w:w="0" w:type="dxa"/>
+              <w:right w:w="40" w:type="dxa"/>
+            </w:tcMar>
+          </w:tcPr>
+          <w:p>
+            <w:pPr>
+              <w:spacing w:after="0" w:before="0"/>
+            </w:pPr>
+            <w:r/>
+            <w:r>
+              <w:rPr>
+                <w:rFonts w:ascii="Calibri" w:hAnsi="Calibri"/>
+                <w:b/>
+                <w:i w:val="0"/>
+                <w:sz w:val="20"/>
+              </w:rPr>
+              <w:t xml:space="preserve">Puntos de Extension: </w:t>
+            </w:r>
+            <w:r>
+              <w:rPr>
+                <w:rFonts w:ascii="Calibri" w:hAnsi="Calibri"/>
+                <w:b w:val="0"/>
+                <w:i w:val="0"/>
+                <w:sz w:val="20"/>
+              </w:rPr>
+              <w:t>Al cerrarse la pantalla de gestion, el sistema reejecuta el cierre de sesion por seguridad (evento FormClosed).</w:t>
+            </w:r>
+          </w:p>
+        </w:tc>
+      </w:tr>
+      <w:tr>
+        <w:tc>
+          <w:tcPr>
+            <w:tcW w:type="dxa" w:w="9360"/>
+            <w:tcBorders>
+              <w:top w:val="single" w:sz="6" w:space="0" w:color="000000"/>
+              <w:left w:val="single" w:sz="6" w:space="0" w:color="000000"/>
+              <w:bottom w:val="single" w:sz="6" w:space="0" w:color="000000"/>
+              <w:right w:val="single" w:sz="6" w:space="0" w:color="000000"/>
+            </w:tcBorders>
+            <w:tcMar>
+              <w:top w:w="0" w:type="dxa"/>
+              <w:left w:w="40" w:type="dxa"/>
+              <w:bottom w:w="0" w:type="dxa"/>
+              <w:right w:w="40" w:type="dxa"/>
+            </w:tcMar>
+          </w:tcPr>
+          <w:p>
+            <w:pPr>
+              <w:spacing w:after="0" w:before="0"/>
+            </w:pPr>
+            <w:r/>
+            <w:r>
+              <w:rPr>
+                <w:rFonts w:ascii="Calibri" w:hAnsi="Calibri"/>
+                <w:b/>
+                <w:i w:val="0"/>
+                <w:sz w:val="20"/>
+              </w:rPr>
+              <w:t xml:space="preserve">Condicion: </w:t>
+            </w:r>
+            <w:r>
+              <w:rPr>
+                <w:rFonts w:ascii="Calibri" w:hAnsi="Calibri"/>
+                <w:b w:val="0"/>
+                <w:i w:val="0"/>
+                <w:sz w:val="20"/>
+              </w:rPr>
+              <w:t>El usuario desea terminar su sesion en el sistema.</w:t>
+            </w:r>
+          </w:p>
+        </w:tc>
+      </w:tr>
+      <w:tr>
+        <w:tc>
+          <w:tcPr>
+            <w:tcW w:type="dxa" w:w="9360"/>
+            <w:tcBorders>
+              <w:top w:val="single" w:sz="6" w:space="0" w:color="000000"/>
+              <w:left w:val="single" w:sz="6" w:space="0" w:color="000000"/>
+              <w:bottom w:val="single" w:sz="6" w:space="0" w:color="000000"/>
+              <w:right w:val="single" w:sz="6" w:space="0" w:color="000000"/>
+            </w:tcBorders>
+            <w:tcMar>
+              <w:top w:w="0" w:type="dxa"/>
+              <w:left w:w="40" w:type="dxa"/>
+              <w:bottom w:w="0" w:type="dxa"/>
+              <w:right w:w="40" w:type="dxa"/>
+            </w:tcMar>
+          </w:tcPr>
+          <w:p>
+            <w:pPr>
+              <w:spacing w:after="0" w:before="0"/>
+            </w:pPr>
+            <w:r/>
+            <w:r>
+              <w:rPr>
+                <w:rFonts w:ascii="Calibri" w:hAnsi="Calibri"/>
+                <w:b/>
+                <w:i w:val="0"/>
+                <w:sz w:val="20"/>
+              </w:rPr>
+              <w:t>Escenario Principal:</w:t>
+            </w:r>
+          </w:p>
+          <w:p>
+            <w:pPr>
+              <w:spacing w:after="0" w:before="0"/>
+            </w:pPr>
+            <w:r>
+              <w:rPr>
+                <w:rFonts w:ascii="Calibri" w:hAnsi="Calibri"/>
+                <w:b w:val="0"/>
+                <w:i w:val="0"/>
+                <w:sz w:val="20"/>
+              </w:rPr>
+              <w:t>1. El usuario presiona el boton de cierre de sesion en la pantalla de gestion de usuarios.</w:t>
+            </w:r>
+          </w:p>
+          <w:p>
+            <w:pPr>
+              <w:spacing w:after="0" w:before="0"/>
+            </w:pPr>
+            <w:r>
+              <w:rPr>
+                <w:rFonts w:ascii="Calibri" w:hAnsi="Calibri"/>
+                <w:b w:val="0"/>
+                <w:i w:val="0"/>
+                <w:sz w:val="20"/>
+              </w:rPr>
+              <w:t>2. El sistema solicita confirmacion para cerrar la sesion.</w:t>
+            </w:r>
+          </w:p>
+          <w:p>
+            <w:pPr>
+              <w:spacing w:after="0" w:before="0"/>
+            </w:pPr>
+            <w:r>
+              <w:rPr>
+                <w:rFonts w:ascii="Calibri" w:hAnsi="Calibri"/>
+                <w:b w:val="0"/>
+                <w:i w:val="0"/>
+                <w:sz w:val="20"/>
+              </w:rPr>
+              <w:t>3. El usuario confirma el cierre de sesion.</w:t>
+            </w:r>
+          </w:p>
+          <w:p>
+            <w:pPr>
+              <w:spacing w:after="0" w:before="0"/>
+            </w:pPr>
+            <w:r>
+              <w:rPr>
+                <w:rFonts w:ascii="Calibri" w:hAnsi="Calibri"/>
+                <w:b w:val="0"/>
+                <w:i w:val="0"/>
+                <w:sz w:val="20"/>
+              </w:rPr>
+              <w:t>4. El sistema limpia los permisos efectivos de la sesion.</w:t>
+            </w:r>
+          </w:p>
+          <w:p>
+            <w:pPr>
+              <w:spacing w:after="0" w:before="0"/>
+            </w:pPr>
+            <w:r>
+              <w:rPr>
+                <w:rFonts w:ascii="Calibri" w:hAnsi="Calibri"/>
+                <w:b w:val="0"/>
+                <w:i w:val="0"/>
+                <w:sz w:val="20"/>
+              </w:rPr>
+              <w:t>5. El sistema cierra la sesion del usuario.</w:t>
+            </w:r>
+          </w:p>
+          <w:p>
+            <w:pPr>
+              <w:spacing w:after="0" w:before="0"/>
+            </w:pPr>
+            <w:r>
+              <w:rPr>
+                <w:rFonts w:ascii="Calibri" w:hAnsi="Calibri"/>
+                <w:b w:val="0"/>
+                <w:i w:val="0"/>
+                <w:sz w:val="20"/>
+              </w:rPr>
+              <w:t>6. El sistema cierra la pantalla de gestion de usuarios y regresa a la pantalla de login.</w:t>
+            </w:r>
+          </w:p>
+        </w:tc>
+      </w:tr>
+      <w:tr>
+        <w:tc>
+          <w:tcPr>
+            <w:tcW w:type="dxa" w:w="9360"/>
+            <w:tcBorders>
+              <w:top w:val="single" w:sz="6" w:space="0" w:color="000000"/>
+              <w:left w:val="single" w:sz="6" w:space="0" w:color="000000"/>
+              <w:bottom w:val="single" w:sz="6" w:space="0" w:color="000000"/>
+              <w:right w:val="single" w:sz="6" w:space="0" w:color="000000"/>
+            </w:tcBorders>
+            <w:tcMar>
+              <w:top w:w="0" w:type="dxa"/>
+              <w:left w:w="40" w:type="dxa"/>
+              <w:bottom w:w="0" w:type="dxa"/>
+              <w:right w:w="40" w:type="dxa"/>
+            </w:tcMar>
+          </w:tcPr>
+          <w:p>
+            <w:pPr>
+              <w:spacing w:after="0" w:before="0"/>
+            </w:pPr>
+            <w:r/>
+            <w:r>
+              <w:rPr>
+                <w:rFonts w:ascii="Calibri" w:hAnsi="Calibri"/>
+                <w:b/>
+                <w:i w:val="0"/>
+                <w:sz w:val="20"/>
+              </w:rPr>
+              <w:t>Flujos Alternativos:</w:t>
+            </w:r>
+          </w:p>
+          <w:p>
+            <w:pPr>
+              <w:spacing w:after="0" w:before="0"/>
+            </w:pPr>
+            <w:r>
+              <w:rPr>
+                <w:rFonts w:ascii="Calibri" w:hAnsi="Calibri"/>
+                <w:b w:val="0"/>
+                <w:i w:val="0"/>
+                <w:sz w:val="20"/>
+              </w:rPr>
+              <w:t>3a. Si el usuario no confirma, el sistema mantiene la sesion abierta y permanece en la pantalla de gestion de usuarios.</w:t>
+            </w:r>
+          </w:p>
+        </w:tc>
+      </w:tr>
+      <w:tr>
+        <w:tc>
+          <w:tcPr>
+            <w:tcW w:type="dxa" w:w="9360"/>
+            <w:tcBorders>
+              <w:top w:val="single" w:sz="6" w:space="0" w:color="000000"/>
+              <w:left w:val="single" w:sz="6" w:space="0" w:color="000000"/>
+              <w:bottom w:val="single" w:sz="6" w:space="0" w:color="000000"/>
+              <w:right w:val="single" w:sz="6" w:space="0" w:color="000000"/>
+            </w:tcBorders>
+            <w:tcMar>
+              <w:top w:w="0" w:type="dxa"/>
+              <w:left w:w="40" w:type="dxa"/>
+              <w:bottom w:w="0" w:type="dxa"/>
+              <w:right w:w="40" w:type="dxa"/>
+            </w:tcMar>
+          </w:tcPr>
+          <w:p>
+            <w:pPr>
+              <w:spacing w:after="0" w:before="0"/>
+            </w:pPr>
+            <w:r/>
+            <w:r>
+              <w:rPr>
+                <w:rFonts w:ascii="Calibri" w:hAnsi="Calibri"/>
+                <w:b/>
+                <w:i w:val="0"/>
+                <w:sz w:val="20"/>
+              </w:rPr>
+              <w:t xml:space="preserve">Postcondiciones: </w:t>
+            </w:r>
+            <w:r>
+              <w:rPr>
+                <w:rFonts w:ascii="Calibri" w:hAnsi="Calibri"/>
+                <w:b w:val="0"/>
+                <w:i w:val="0"/>
+                <w:sz w:val="20"/>
+              </w:rPr>
+              <w:t>La sesion del usuario queda cerrada y sin permisos efectivos, y la pantalla de login queda visible.</w:t>
+            </w:r>
+          </w:p>
+        </w:tc>
+      </w:tr>
+    </w:tbl>
+    <w:p/>
     <w:p>
       <w:pPr>
         <w:spacing w:before="280" w:after="120"/>
@@ -851,7 +2095,7 @@
                 <w:i w:val="0"/>
                 <w:sz w:val="20"/>
               </w:rPr>
-              <w:t>CU01 Gestionar permisos</w:t>
+              <w:t>CU04 Gestionar permisos</w:t>
             </w:r>
           </w:p>
         </w:tc>
@@ -1543,7 +2787,7 @@
                 <w:i w:val="0"/>
                 <w:sz w:val="20"/>
               </w:rPr>
-              <w:t>CU02 Asignar perfil(es) a usuario</w:t>
+              <w:t>CU05 Asignar perfil(es) a usuario</w:t>
             </w:r>
           </w:p>
         </w:tc>
@@ -2179,7 +3423,7 @@
                 <w:i w:val="0"/>
                 <w:sz w:val="20"/>
               </w:rPr>
-              <w:t>CU03 Controlar acceso de usuario</w:t>
+              <w:t>CU06 Controlar acceso de usuario</w:t>
             </w:r>
           </w:p>
         </w:tc>
@@ -2704,6 +3948,7458 @@
                 <w:sz w:val="20"/>
               </w:rPr>
               <w:t>El usuario solo puede visualizar y ejecutar las acciones para las que posee permiso efectivo.</w:t>
+            </w:r>
+          </w:p>
+        </w:tc>
+      </w:tr>
+    </w:tbl>
+    <w:p/>
+    <w:p>
+      <w:pPr>
+        <w:spacing w:before="280" w:after="120"/>
+        <w:jc w:val="center"/>
+      </w:pPr>
+      <w:r>
+        <w:rPr>
+          <w:rFonts w:ascii="Calibri" w:hAnsi="Calibri"/>
+          <w:b/>
+          <w:i w:val="0"/>
+          <w:color w:val="2E74B5"/>
+          <w:sz w:val="40"/>
+        </w:rPr>
+        <w:t>T05. Gestion de Multiples Idiomas</w:t>
+      </w:r>
+    </w:p>
+    <w:p>
+      <w:pPr>
+        <w:spacing w:after="200"/>
+        <w:jc w:val="center"/>
+      </w:pPr>
+      <w:r>
+        <w:rPr>
+          <w:rFonts w:ascii="Calibri" w:hAnsi="Calibri"/>
+          <w:b w:val="0"/>
+          <w:i/>
+          <w:sz w:val="22"/>
+        </w:rPr>
+        <w:t>Especificaciones de casos de uso</w:t>
+      </w:r>
+    </w:p>
+    <w:p>
+      <w:pPr>
+        <w:spacing w:after="120" w:line="264" w:lineRule="auto"/>
+        <w:jc w:val="both"/>
+      </w:pPr>
+      <w:r>
+        <w:rPr>
+          <w:rFonts w:ascii="Calibri" w:hAnsi="Calibri"/>
+          <w:b w:val="0"/>
+          <w:i w:val="0"/>
+          <w:sz w:val="22"/>
+        </w:rPr>
+        <w:t>Casos de uso de administracion de idiomas y traducciones, y de configuracion del idioma preferido del usuario, segun la implementacion vigente en IdiomaBLL, IdiomaCatalogoService y el patron Observer (IdiomaService).</w:t>
+      </w:r>
+    </w:p>
+    <w:tbl>
+      <w:tblPr>
+        <w:tblStyle w:val="TableGrid"/>
+        <w:tblW w:type="dxa" w:w="9360"/>
+        <w:tblLayout w:type="fixed"/>
+        <w:tblLook w:firstColumn="1" w:firstRow="1" w:lastColumn="0" w:lastRow="0" w:noHBand="0" w:noVBand="1" w:val="04A0"/>
+        <w:jc w:val="left"/>
+      </w:tblPr>
+      <w:tblGrid>
+        <w:gridCol w:w="15"/>
+      </w:tblGrid>
+      <w:tr>
+        <w:tc>
+          <w:tcPr>
+            <w:tcW w:type="dxa" w:w="9360"/>
+            <w:tcBorders>
+              <w:top w:val="single" w:sz="6" w:space="0" w:color="000000"/>
+              <w:left w:val="single" w:sz="6" w:space="0" w:color="000000"/>
+              <w:bottom w:val="single" w:sz="6" w:space="0" w:color="000000"/>
+              <w:right w:val="single" w:sz="6" w:space="0" w:color="000000"/>
+            </w:tcBorders>
+            <w:tcMar>
+              <w:top w:w="0" w:type="dxa"/>
+              <w:left w:w="40" w:type="dxa"/>
+              <w:bottom w:w="0" w:type="dxa"/>
+              <w:right w:w="40" w:type="dxa"/>
+            </w:tcMar>
+          </w:tcPr>
+          <w:p>
+            <w:pPr>
+              <w:spacing w:after="0" w:before="0"/>
+            </w:pPr>
+            <w:r/>
+            <w:r>
+              <w:rPr>
+                <w:rFonts w:ascii="Calibri" w:hAnsi="Calibri"/>
+                <w:b/>
+                <w:i w:val="0"/>
+                <w:sz w:val="20"/>
+              </w:rPr>
+              <w:t xml:space="preserve">ID y Nombre: </w:t>
+            </w:r>
+            <w:r>
+              <w:rPr>
+                <w:rFonts w:ascii="Calibri" w:hAnsi="Calibri"/>
+                <w:b w:val="0"/>
+                <w:i w:val="0"/>
+                <w:sz w:val="20"/>
+              </w:rPr>
+              <w:t>CU07 Agregar idioma</w:t>
+            </w:r>
+          </w:p>
+        </w:tc>
+      </w:tr>
+      <w:tr>
+        <w:tc>
+          <w:tcPr>
+            <w:tcW w:type="dxa" w:w="9360"/>
+            <w:tcBorders>
+              <w:top w:val="single" w:sz="6" w:space="0" w:color="000000"/>
+              <w:left w:val="single" w:sz="6" w:space="0" w:color="000000"/>
+              <w:bottom w:val="single" w:sz="6" w:space="0" w:color="000000"/>
+              <w:right w:val="single" w:sz="6" w:space="0" w:color="000000"/>
+            </w:tcBorders>
+            <w:tcMar>
+              <w:top w:w="0" w:type="dxa"/>
+              <w:left w:w="40" w:type="dxa"/>
+              <w:bottom w:w="0" w:type="dxa"/>
+              <w:right w:w="40" w:type="dxa"/>
+            </w:tcMar>
+          </w:tcPr>
+          <w:p>
+            <w:pPr>
+              <w:spacing w:after="0" w:before="0"/>
+            </w:pPr>
+            <w:r/>
+            <w:r>
+              <w:rPr>
+                <w:rFonts w:ascii="Calibri" w:hAnsi="Calibri"/>
+                <w:b/>
+                <w:i w:val="0"/>
+                <w:sz w:val="20"/>
+              </w:rPr>
+              <w:t xml:space="preserve">Estado: </w:t>
+            </w:r>
+            <w:r>
+              <w:rPr>
+                <w:rFonts w:ascii="Calibri" w:hAnsi="Calibri"/>
+                <w:b w:val="0"/>
+                <w:i w:val="0"/>
+                <w:sz w:val="20"/>
+              </w:rPr>
+              <w:t>Implementado</w:t>
+            </w:r>
+          </w:p>
+        </w:tc>
+      </w:tr>
+      <w:tr>
+        <w:tc>
+          <w:tcPr>
+            <w:tcW w:type="dxa" w:w="9360"/>
+            <w:tcBorders>
+              <w:top w:val="single" w:sz="6" w:space="0" w:color="000000"/>
+              <w:left w:val="single" w:sz="6" w:space="0" w:color="000000"/>
+              <w:bottom w:val="single" w:sz="6" w:space="0" w:color="000000"/>
+              <w:right w:val="single" w:sz="6" w:space="0" w:color="000000"/>
+            </w:tcBorders>
+            <w:tcMar>
+              <w:top w:w="0" w:type="dxa"/>
+              <w:left w:w="40" w:type="dxa"/>
+              <w:bottom w:w="0" w:type="dxa"/>
+              <w:right w:w="40" w:type="dxa"/>
+            </w:tcMar>
+          </w:tcPr>
+          <w:p>
+            <w:pPr>
+              <w:spacing w:after="0" w:before="0"/>
+            </w:pPr>
+            <w:r/>
+            <w:r>
+              <w:rPr>
+                <w:rFonts w:ascii="Calibri" w:hAnsi="Calibri"/>
+                <w:b/>
+                <w:i w:val="0"/>
+                <w:sz w:val="20"/>
+              </w:rPr>
+              <w:t xml:space="preserve">Descripcion: </w:t>
+            </w:r>
+            <w:r>
+              <w:rPr>
+                <w:rFonts w:ascii="Calibri" w:hAnsi="Calibri"/>
+                <w:b w:val="0"/>
+                <w:i w:val="0"/>
+                <w:sz w:val="20"/>
+              </w:rPr>
+              <w:t>Permite al administrador incorporar un nuevo idioma al catalogo del sistema.</w:t>
+            </w:r>
+          </w:p>
+        </w:tc>
+      </w:tr>
+      <w:tr>
+        <w:tc>
+          <w:tcPr>
+            <w:tcW w:type="dxa" w:w="9360"/>
+            <w:tcBorders>
+              <w:top w:val="single" w:sz="6" w:space="0" w:color="000000"/>
+              <w:left w:val="single" w:sz="6" w:space="0" w:color="000000"/>
+              <w:bottom w:val="single" w:sz="6" w:space="0" w:color="000000"/>
+              <w:right w:val="single" w:sz="6" w:space="0" w:color="000000"/>
+            </w:tcBorders>
+            <w:tcMar>
+              <w:top w:w="0" w:type="dxa"/>
+              <w:left w:w="40" w:type="dxa"/>
+              <w:bottom w:w="0" w:type="dxa"/>
+              <w:right w:w="40" w:type="dxa"/>
+            </w:tcMar>
+          </w:tcPr>
+          <w:p>
+            <w:pPr>
+              <w:spacing w:after="0" w:before="0"/>
+            </w:pPr>
+            <w:r/>
+            <w:r>
+              <w:rPr>
+                <w:rFonts w:ascii="Calibri" w:hAnsi="Calibri"/>
+                <w:b/>
+                <w:i w:val="0"/>
+                <w:sz w:val="20"/>
+              </w:rPr>
+              <w:t xml:space="preserve">Actor Principal: </w:t>
+            </w:r>
+            <w:r>
+              <w:rPr>
+                <w:rFonts w:ascii="Calibri" w:hAnsi="Calibri"/>
+                <w:b w:val="0"/>
+                <w:i w:val="0"/>
+                <w:sz w:val="20"/>
+              </w:rPr>
+              <w:t>Administrador</w:t>
+            </w:r>
+          </w:p>
+        </w:tc>
+      </w:tr>
+      <w:tr>
+        <w:tc>
+          <w:tcPr>
+            <w:tcW w:type="dxa" w:w="9360"/>
+            <w:tcBorders>
+              <w:top w:val="single" w:sz="6" w:space="0" w:color="000000"/>
+              <w:left w:val="single" w:sz="6" w:space="0" w:color="000000"/>
+              <w:bottom w:val="single" w:sz="6" w:space="0" w:color="000000"/>
+              <w:right w:val="single" w:sz="6" w:space="0" w:color="000000"/>
+            </w:tcBorders>
+            <w:tcMar>
+              <w:top w:w="0" w:type="dxa"/>
+              <w:left w:w="40" w:type="dxa"/>
+              <w:bottom w:w="0" w:type="dxa"/>
+              <w:right w:w="40" w:type="dxa"/>
+            </w:tcMar>
+          </w:tcPr>
+          <w:p>
+            <w:pPr>
+              <w:spacing w:after="0" w:before="0"/>
+            </w:pPr>
+            <w:r/>
+            <w:r>
+              <w:rPr>
+                <w:rFonts w:ascii="Calibri" w:hAnsi="Calibri"/>
+                <w:b/>
+                <w:i w:val="0"/>
+                <w:sz w:val="20"/>
+              </w:rPr>
+              <w:t xml:space="preserve">Actor Secundario: </w:t>
+            </w:r>
+            <w:r>
+              <w:rPr>
+                <w:rFonts w:ascii="Calibri" w:hAnsi="Calibri"/>
+                <w:b w:val="0"/>
+                <w:i w:val="0"/>
+                <w:sz w:val="20"/>
+              </w:rPr>
+              <w:t>-</w:t>
+            </w:r>
+          </w:p>
+        </w:tc>
+      </w:tr>
+      <w:tr>
+        <w:tc>
+          <w:tcPr>
+            <w:tcW w:type="dxa" w:w="9360"/>
+            <w:tcBorders>
+              <w:top w:val="single" w:sz="6" w:space="0" w:color="000000"/>
+              <w:left w:val="single" w:sz="6" w:space="0" w:color="000000"/>
+              <w:bottom w:val="single" w:sz="6" w:space="0" w:color="000000"/>
+              <w:right w:val="single" w:sz="6" w:space="0" w:color="000000"/>
+            </w:tcBorders>
+            <w:tcMar>
+              <w:top w:w="0" w:type="dxa"/>
+              <w:left w:w="40" w:type="dxa"/>
+              <w:bottom w:w="0" w:type="dxa"/>
+              <w:right w:w="40" w:type="dxa"/>
+            </w:tcMar>
+          </w:tcPr>
+          <w:p>
+            <w:pPr>
+              <w:spacing w:after="0" w:before="0"/>
+            </w:pPr>
+            <w:r/>
+            <w:r>
+              <w:rPr>
+                <w:rFonts w:ascii="Calibri" w:hAnsi="Calibri"/>
+                <w:b/>
+                <w:i w:val="0"/>
+                <w:sz w:val="20"/>
+              </w:rPr>
+              <w:t xml:space="preserve">Precondiciones: </w:t>
+            </w:r>
+            <w:r>
+              <w:rPr>
+                <w:rFonts w:ascii="Calibri" w:hAnsi="Calibri"/>
+                <w:b w:val="0"/>
+                <w:i w:val="0"/>
+                <w:sz w:val="20"/>
+              </w:rPr>
+              <w:t>El administrador tiene una sesion iniciada con el permiso de gestion de idiomas.</w:t>
+            </w:r>
+          </w:p>
+        </w:tc>
+      </w:tr>
+      <w:tr>
+        <w:tc>
+          <w:tcPr>
+            <w:tcW w:type="dxa" w:w="9360"/>
+            <w:tcBorders>
+              <w:top w:val="single" w:sz="6" w:space="0" w:color="000000"/>
+              <w:left w:val="single" w:sz="6" w:space="0" w:color="000000"/>
+              <w:bottom w:val="single" w:sz="6" w:space="0" w:color="000000"/>
+              <w:right w:val="single" w:sz="6" w:space="0" w:color="000000"/>
+            </w:tcBorders>
+            <w:tcMar>
+              <w:top w:w="0" w:type="dxa"/>
+              <w:left w:w="40" w:type="dxa"/>
+              <w:bottom w:w="0" w:type="dxa"/>
+              <w:right w:w="40" w:type="dxa"/>
+            </w:tcMar>
+          </w:tcPr>
+          <w:p>
+            <w:pPr>
+              <w:spacing w:after="0" w:before="0"/>
+            </w:pPr>
+            <w:r/>
+            <w:r>
+              <w:rPr>
+                <w:rFonts w:ascii="Calibri" w:hAnsi="Calibri"/>
+                <w:b/>
+                <w:i w:val="0"/>
+                <w:sz w:val="20"/>
+              </w:rPr>
+              <w:t xml:space="preserve">Puntos de Extension: </w:t>
+            </w:r>
+            <w:r>
+              <w:rPr>
+                <w:rFonts w:ascii="Calibri" w:hAnsi="Calibri"/>
+                <w:b w:val="0"/>
+                <w:i w:val="0"/>
+                <w:sz w:val="20"/>
+              </w:rPr>
+              <w:t>No aplica.</w:t>
+            </w:r>
+          </w:p>
+        </w:tc>
+      </w:tr>
+      <w:tr>
+        <w:tc>
+          <w:tcPr>
+            <w:tcW w:type="dxa" w:w="9360"/>
+            <w:tcBorders>
+              <w:top w:val="single" w:sz="6" w:space="0" w:color="000000"/>
+              <w:left w:val="single" w:sz="6" w:space="0" w:color="000000"/>
+              <w:bottom w:val="single" w:sz="6" w:space="0" w:color="000000"/>
+              <w:right w:val="single" w:sz="6" w:space="0" w:color="000000"/>
+            </w:tcBorders>
+            <w:tcMar>
+              <w:top w:w="0" w:type="dxa"/>
+              <w:left w:w="40" w:type="dxa"/>
+              <w:bottom w:w="0" w:type="dxa"/>
+              <w:right w:w="40" w:type="dxa"/>
+            </w:tcMar>
+          </w:tcPr>
+          <w:p>
+            <w:pPr>
+              <w:spacing w:after="0" w:before="0"/>
+            </w:pPr>
+            <w:r/>
+            <w:r>
+              <w:rPr>
+                <w:rFonts w:ascii="Calibri" w:hAnsi="Calibri"/>
+                <w:b/>
+                <w:i w:val="0"/>
+                <w:sz w:val="20"/>
+              </w:rPr>
+              <w:t xml:space="preserve">Condicion: </w:t>
+            </w:r>
+            <w:r>
+              <w:rPr>
+                <w:rFonts w:ascii="Calibri" w:hAnsi="Calibri"/>
+                <w:b w:val="0"/>
+                <w:i w:val="0"/>
+                <w:sz w:val="20"/>
+              </w:rPr>
+              <w:t>El administrador necesita incorporar un nuevo idioma al catalogo.</w:t>
+            </w:r>
+          </w:p>
+        </w:tc>
+      </w:tr>
+      <w:tr>
+        <w:tc>
+          <w:tcPr>
+            <w:tcW w:type="dxa" w:w="9360"/>
+            <w:tcBorders>
+              <w:top w:val="single" w:sz="6" w:space="0" w:color="000000"/>
+              <w:left w:val="single" w:sz="6" w:space="0" w:color="000000"/>
+              <w:bottom w:val="single" w:sz="6" w:space="0" w:color="000000"/>
+              <w:right w:val="single" w:sz="6" w:space="0" w:color="000000"/>
+            </w:tcBorders>
+            <w:tcMar>
+              <w:top w:w="0" w:type="dxa"/>
+              <w:left w:w="40" w:type="dxa"/>
+              <w:bottom w:w="0" w:type="dxa"/>
+              <w:right w:w="40" w:type="dxa"/>
+            </w:tcMar>
+          </w:tcPr>
+          <w:p>
+            <w:pPr>
+              <w:spacing w:after="0" w:before="0"/>
+            </w:pPr>
+            <w:r/>
+            <w:r>
+              <w:rPr>
+                <w:rFonts w:ascii="Calibri" w:hAnsi="Calibri"/>
+                <w:b/>
+                <w:i w:val="0"/>
+                <w:sz w:val="20"/>
+              </w:rPr>
+              <w:t>Escenario Principal:</w:t>
+            </w:r>
+          </w:p>
+          <w:p>
+            <w:pPr>
+              <w:spacing w:after="0" w:before="0"/>
+            </w:pPr>
+            <w:r>
+              <w:rPr>
+                <w:rFonts w:ascii="Calibri" w:hAnsi="Calibri"/>
+                <w:b w:val="0"/>
+                <w:i w:val="0"/>
+                <w:sz w:val="20"/>
+              </w:rPr>
+              <w:t>1. El administrador abre la pantalla de gestion de idiomas.</w:t>
+            </w:r>
+          </w:p>
+          <w:p>
+            <w:pPr>
+              <w:spacing w:after="0" w:before="0"/>
+            </w:pPr>
+            <w:r>
+              <w:rPr>
+                <w:rFonts w:ascii="Calibri" w:hAnsi="Calibri"/>
+                <w:b w:val="0"/>
+                <w:i w:val="0"/>
+                <w:sz w:val="20"/>
+              </w:rPr>
+              <w:t>2. El administrador ingresa el nombre del nuevo idioma.</w:t>
+            </w:r>
+          </w:p>
+          <w:p>
+            <w:pPr>
+              <w:spacing w:after="0" w:before="0"/>
+            </w:pPr>
+            <w:r>
+              <w:rPr>
+                <w:rFonts w:ascii="Calibri" w:hAnsi="Calibri"/>
+                <w:b w:val="0"/>
+                <w:i w:val="0"/>
+                <w:sz w:val="20"/>
+              </w:rPr>
+              <w:t>3. El administrador presiona agregar idioma.</w:t>
+            </w:r>
+          </w:p>
+          <w:p>
+            <w:pPr>
+              <w:spacing w:after="0" w:before="0"/>
+            </w:pPr>
+            <w:r>
+              <w:rPr>
+                <w:rFonts w:ascii="Calibri" w:hAnsi="Calibri"/>
+                <w:b w:val="0"/>
+                <w:i w:val="0"/>
+                <w:sz w:val="20"/>
+              </w:rPr>
+              <w:t>4. El sistema normaliza el nombre y valida que no exista otro idioma con el mismo nombre.</w:t>
+            </w:r>
+          </w:p>
+          <w:p>
+            <w:pPr>
+              <w:spacing w:after="0" w:before="0"/>
+            </w:pPr>
+            <w:r>
+              <w:rPr>
+                <w:rFonts w:ascii="Calibri" w:hAnsi="Calibri"/>
+                <w:b w:val="0"/>
+                <w:i w:val="0"/>
+                <w:sz w:val="20"/>
+              </w:rPr>
+              <w:t>5. El sistema crea el idioma como no predeterminado y registra la operacion en la bitacora.</w:t>
+            </w:r>
+          </w:p>
+          <w:p>
+            <w:pPr>
+              <w:spacing w:after="0" w:before="0"/>
+            </w:pPr>
+            <w:r>
+              <w:rPr>
+                <w:rFonts w:ascii="Calibri" w:hAnsi="Calibri"/>
+                <w:b w:val="0"/>
+                <w:i w:val="0"/>
+                <w:sz w:val="20"/>
+              </w:rPr>
+              <w:t>6. El sistema recarga la lista de idiomas y, si corresponde, refresca el idioma en ejecucion.</w:t>
+            </w:r>
+          </w:p>
+          <w:p>
+            <w:pPr>
+              <w:spacing w:after="0" w:before="0"/>
+            </w:pPr>
+            <w:r>
+              <w:rPr>
+                <w:rFonts w:ascii="Calibri" w:hAnsi="Calibri"/>
+                <w:b w:val="0"/>
+                <w:i w:val="0"/>
+                <w:sz w:val="20"/>
+              </w:rPr>
+              <w:t>7. El sistema informa que el idioma fue creado.</w:t>
+            </w:r>
+          </w:p>
+        </w:tc>
+      </w:tr>
+      <w:tr>
+        <w:tc>
+          <w:tcPr>
+            <w:tcW w:type="dxa" w:w="9360"/>
+            <w:tcBorders>
+              <w:top w:val="single" w:sz="6" w:space="0" w:color="000000"/>
+              <w:left w:val="single" w:sz="6" w:space="0" w:color="000000"/>
+              <w:bottom w:val="single" w:sz="6" w:space="0" w:color="000000"/>
+              <w:right w:val="single" w:sz="6" w:space="0" w:color="000000"/>
+            </w:tcBorders>
+            <w:tcMar>
+              <w:top w:w="0" w:type="dxa"/>
+              <w:left w:w="40" w:type="dxa"/>
+              <w:bottom w:w="0" w:type="dxa"/>
+              <w:right w:w="40" w:type="dxa"/>
+            </w:tcMar>
+          </w:tcPr>
+          <w:p>
+            <w:pPr>
+              <w:spacing w:after="0" w:before="0"/>
+            </w:pPr>
+            <w:r/>
+            <w:r>
+              <w:rPr>
+                <w:rFonts w:ascii="Calibri" w:hAnsi="Calibri"/>
+                <w:b/>
+                <w:i w:val="0"/>
+                <w:sz w:val="20"/>
+              </w:rPr>
+              <w:t>Flujos Alternativos:</w:t>
+            </w:r>
+          </w:p>
+          <w:p>
+            <w:pPr>
+              <w:spacing w:after="0" w:before="0"/>
+            </w:pPr>
+            <w:r>
+              <w:rPr>
+                <w:rFonts w:ascii="Calibri" w:hAnsi="Calibri"/>
+                <w:b w:val="0"/>
+                <w:i w:val="0"/>
+                <w:sz w:val="20"/>
+              </w:rPr>
+              <w:t>4a. Si ya existe un idioma con ese nombre, el sistema informa el error y finaliza el caso de uso.</w:t>
+            </w:r>
+          </w:p>
+          <w:p>
+            <w:pPr>
+              <w:spacing w:after="0" w:before="0"/>
+            </w:pPr>
+            <w:r>
+              <w:rPr>
+                <w:rFonts w:ascii="Calibri" w:hAnsi="Calibri"/>
+                <w:b w:val="0"/>
+                <w:i w:val="0"/>
+                <w:sz w:val="20"/>
+              </w:rPr>
+              <w:t>5a. Si ocurre una excepcion tecnica durante el alta, el sistema informa el error y finaliza el caso de uso.</w:t>
+            </w:r>
+          </w:p>
+        </w:tc>
+      </w:tr>
+      <w:tr>
+        <w:tc>
+          <w:tcPr>
+            <w:tcW w:type="dxa" w:w="9360"/>
+            <w:tcBorders>
+              <w:top w:val="single" w:sz="6" w:space="0" w:color="000000"/>
+              <w:left w:val="single" w:sz="6" w:space="0" w:color="000000"/>
+              <w:bottom w:val="single" w:sz="6" w:space="0" w:color="000000"/>
+              <w:right w:val="single" w:sz="6" w:space="0" w:color="000000"/>
+            </w:tcBorders>
+            <w:tcMar>
+              <w:top w:w="0" w:type="dxa"/>
+              <w:left w:w="40" w:type="dxa"/>
+              <w:bottom w:w="0" w:type="dxa"/>
+              <w:right w:w="40" w:type="dxa"/>
+            </w:tcMar>
+          </w:tcPr>
+          <w:p>
+            <w:pPr>
+              <w:spacing w:after="0" w:before="0"/>
+            </w:pPr>
+            <w:r/>
+            <w:r>
+              <w:rPr>
+                <w:rFonts w:ascii="Calibri" w:hAnsi="Calibri"/>
+                <w:b/>
+                <w:i w:val="0"/>
+                <w:sz w:val="20"/>
+              </w:rPr>
+              <w:t xml:space="preserve">Postcondiciones: </w:t>
+            </w:r>
+            <w:r>
+              <w:rPr>
+                <w:rFonts w:ascii="Calibri" w:hAnsi="Calibri"/>
+                <w:b w:val="0"/>
+                <w:i w:val="0"/>
+                <w:sz w:val="20"/>
+              </w:rPr>
+              <w:t>El nuevo idioma queda en el catalogo (aun sin traducciones) y la operacion queda registrada en la bitacora.</w:t>
+            </w:r>
+          </w:p>
+        </w:tc>
+      </w:tr>
+    </w:tbl>
+    <w:p/>
+    <w:tbl>
+      <w:tblPr>
+        <w:tblStyle w:val="TableGrid"/>
+        <w:tblW w:type="dxa" w:w="9360"/>
+        <w:tblLayout w:type="fixed"/>
+        <w:tblLook w:firstColumn="1" w:firstRow="1" w:lastColumn="0" w:lastRow="0" w:noHBand="0" w:noVBand="1" w:val="04A0"/>
+        <w:jc w:val="left"/>
+      </w:tblPr>
+      <w:tblGrid>
+        <w:gridCol w:w="15"/>
+      </w:tblGrid>
+      <w:tr>
+        <w:tc>
+          <w:tcPr>
+            <w:tcW w:type="dxa" w:w="9360"/>
+            <w:tcBorders>
+              <w:top w:val="single" w:sz="6" w:space="0" w:color="000000"/>
+              <w:left w:val="single" w:sz="6" w:space="0" w:color="000000"/>
+              <w:bottom w:val="single" w:sz="6" w:space="0" w:color="000000"/>
+              <w:right w:val="single" w:sz="6" w:space="0" w:color="000000"/>
+            </w:tcBorders>
+            <w:tcMar>
+              <w:top w:w="0" w:type="dxa"/>
+              <w:left w:w="40" w:type="dxa"/>
+              <w:bottom w:w="0" w:type="dxa"/>
+              <w:right w:w="40" w:type="dxa"/>
+            </w:tcMar>
+          </w:tcPr>
+          <w:p>
+            <w:pPr>
+              <w:spacing w:after="0" w:before="0"/>
+            </w:pPr>
+            <w:r/>
+            <w:r>
+              <w:rPr>
+                <w:rFonts w:ascii="Calibri" w:hAnsi="Calibri"/>
+                <w:b/>
+                <w:i w:val="0"/>
+                <w:sz w:val="20"/>
+              </w:rPr>
+              <w:t xml:space="preserve">ID y Nombre: </w:t>
+            </w:r>
+            <w:r>
+              <w:rPr>
+                <w:rFonts w:ascii="Calibri" w:hAnsi="Calibri"/>
+                <w:b w:val="0"/>
+                <w:i w:val="0"/>
+                <w:sz w:val="20"/>
+              </w:rPr>
+              <w:t>CU08 Actualizar idioma</w:t>
+            </w:r>
+          </w:p>
+        </w:tc>
+      </w:tr>
+      <w:tr>
+        <w:tc>
+          <w:tcPr>
+            <w:tcW w:type="dxa" w:w="9360"/>
+            <w:tcBorders>
+              <w:top w:val="single" w:sz="6" w:space="0" w:color="000000"/>
+              <w:left w:val="single" w:sz="6" w:space="0" w:color="000000"/>
+              <w:bottom w:val="single" w:sz="6" w:space="0" w:color="000000"/>
+              <w:right w:val="single" w:sz="6" w:space="0" w:color="000000"/>
+            </w:tcBorders>
+            <w:tcMar>
+              <w:top w:w="0" w:type="dxa"/>
+              <w:left w:w="40" w:type="dxa"/>
+              <w:bottom w:w="0" w:type="dxa"/>
+              <w:right w:w="40" w:type="dxa"/>
+            </w:tcMar>
+          </w:tcPr>
+          <w:p>
+            <w:pPr>
+              <w:spacing w:after="0" w:before="0"/>
+            </w:pPr>
+            <w:r/>
+            <w:r>
+              <w:rPr>
+                <w:rFonts w:ascii="Calibri" w:hAnsi="Calibri"/>
+                <w:b/>
+                <w:i w:val="0"/>
+                <w:sz w:val="20"/>
+              </w:rPr>
+              <w:t xml:space="preserve">Estado: </w:t>
+            </w:r>
+            <w:r>
+              <w:rPr>
+                <w:rFonts w:ascii="Calibri" w:hAnsi="Calibri"/>
+                <w:b w:val="0"/>
+                <w:i w:val="0"/>
+                <w:sz w:val="20"/>
+              </w:rPr>
+              <w:t>Implementado</w:t>
+            </w:r>
+          </w:p>
+        </w:tc>
+      </w:tr>
+      <w:tr>
+        <w:tc>
+          <w:tcPr>
+            <w:tcW w:type="dxa" w:w="9360"/>
+            <w:tcBorders>
+              <w:top w:val="single" w:sz="6" w:space="0" w:color="000000"/>
+              <w:left w:val="single" w:sz="6" w:space="0" w:color="000000"/>
+              <w:bottom w:val="single" w:sz="6" w:space="0" w:color="000000"/>
+              <w:right w:val="single" w:sz="6" w:space="0" w:color="000000"/>
+            </w:tcBorders>
+            <w:tcMar>
+              <w:top w:w="0" w:type="dxa"/>
+              <w:left w:w="40" w:type="dxa"/>
+              <w:bottom w:w="0" w:type="dxa"/>
+              <w:right w:w="40" w:type="dxa"/>
+            </w:tcMar>
+          </w:tcPr>
+          <w:p>
+            <w:pPr>
+              <w:spacing w:after="0" w:before="0"/>
+            </w:pPr>
+            <w:r/>
+            <w:r>
+              <w:rPr>
+                <w:rFonts w:ascii="Calibri" w:hAnsi="Calibri"/>
+                <w:b/>
+                <w:i w:val="0"/>
+                <w:sz w:val="20"/>
+              </w:rPr>
+              <w:t xml:space="preserve">Descripcion: </w:t>
+            </w:r>
+            <w:r>
+              <w:rPr>
+                <w:rFonts w:ascii="Calibri" w:hAnsi="Calibri"/>
+                <w:b w:val="0"/>
+                <w:i w:val="0"/>
+                <w:sz w:val="20"/>
+              </w:rPr>
+              <w:t>Permite al administrador modificar el nombre de un idioma existente.</w:t>
+            </w:r>
+          </w:p>
+        </w:tc>
+      </w:tr>
+      <w:tr>
+        <w:tc>
+          <w:tcPr>
+            <w:tcW w:type="dxa" w:w="9360"/>
+            <w:tcBorders>
+              <w:top w:val="single" w:sz="6" w:space="0" w:color="000000"/>
+              <w:left w:val="single" w:sz="6" w:space="0" w:color="000000"/>
+              <w:bottom w:val="single" w:sz="6" w:space="0" w:color="000000"/>
+              <w:right w:val="single" w:sz="6" w:space="0" w:color="000000"/>
+            </w:tcBorders>
+            <w:tcMar>
+              <w:top w:w="0" w:type="dxa"/>
+              <w:left w:w="40" w:type="dxa"/>
+              <w:bottom w:w="0" w:type="dxa"/>
+              <w:right w:w="40" w:type="dxa"/>
+            </w:tcMar>
+          </w:tcPr>
+          <w:p>
+            <w:pPr>
+              <w:spacing w:after="0" w:before="0"/>
+            </w:pPr>
+            <w:r/>
+            <w:r>
+              <w:rPr>
+                <w:rFonts w:ascii="Calibri" w:hAnsi="Calibri"/>
+                <w:b/>
+                <w:i w:val="0"/>
+                <w:sz w:val="20"/>
+              </w:rPr>
+              <w:t xml:space="preserve">Actor Principal: </w:t>
+            </w:r>
+            <w:r>
+              <w:rPr>
+                <w:rFonts w:ascii="Calibri" w:hAnsi="Calibri"/>
+                <w:b w:val="0"/>
+                <w:i w:val="0"/>
+                <w:sz w:val="20"/>
+              </w:rPr>
+              <w:t>Administrador</w:t>
+            </w:r>
+          </w:p>
+        </w:tc>
+      </w:tr>
+      <w:tr>
+        <w:tc>
+          <w:tcPr>
+            <w:tcW w:type="dxa" w:w="9360"/>
+            <w:tcBorders>
+              <w:top w:val="single" w:sz="6" w:space="0" w:color="000000"/>
+              <w:left w:val="single" w:sz="6" w:space="0" w:color="000000"/>
+              <w:bottom w:val="single" w:sz="6" w:space="0" w:color="000000"/>
+              <w:right w:val="single" w:sz="6" w:space="0" w:color="000000"/>
+            </w:tcBorders>
+            <w:tcMar>
+              <w:top w:w="0" w:type="dxa"/>
+              <w:left w:w="40" w:type="dxa"/>
+              <w:bottom w:w="0" w:type="dxa"/>
+              <w:right w:w="40" w:type="dxa"/>
+            </w:tcMar>
+          </w:tcPr>
+          <w:p>
+            <w:pPr>
+              <w:spacing w:after="0" w:before="0"/>
+            </w:pPr>
+            <w:r/>
+            <w:r>
+              <w:rPr>
+                <w:rFonts w:ascii="Calibri" w:hAnsi="Calibri"/>
+                <w:b/>
+                <w:i w:val="0"/>
+                <w:sz w:val="20"/>
+              </w:rPr>
+              <w:t xml:space="preserve">Actor Secundario: </w:t>
+            </w:r>
+            <w:r>
+              <w:rPr>
+                <w:rFonts w:ascii="Calibri" w:hAnsi="Calibri"/>
+                <w:b w:val="0"/>
+                <w:i w:val="0"/>
+                <w:sz w:val="20"/>
+              </w:rPr>
+              <w:t>-</w:t>
+            </w:r>
+          </w:p>
+        </w:tc>
+      </w:tr>
+      <w:tr>
+        <w:tc>
+          <w:tcPr>
+            <w:tcW w:type="dxa" w:w="9360"/>
+            <w:tcBorders>
+              <w:top w:val="single" w:sz="6" w:space="0" w:color="000000"/>
+              <w:left w:val="single" w:sz="6" w:space="0" w:color="000000"/>
+              <w:bottom w:val="single" w:sz="6" w:space="0" w:color="000000"/>
+              <w:right w:val="single" w:sz="6" w:space="0" w:color="000000"/>
+            </w:tcBorders>
+            <w:tcMar>
+              <w:top w:w="0" w:type="dxa"/>
+              <w:left w:w="40" w:type="dxa"/>
+              <w:bottom w:w="0" w:type="dxa"/>
+              <w:right w:w="40" w:type="dxa"/>
+            </w:tcMar>
+          </w:tcPr>
+          <w:p>
+            <w:pPr>
+              <w:spacing w:after="0" w:before="0"/>
+            </w:pPr>
+            <w:r/>
+            <w:r>
+              <w:rPr>
+                <w:rFonts w:ascii="Calibri" w:hAnsi="Calibri"/>
+                <w:b/>
+                <w:i w:val="0"/>
+                <w:sz w:val="20"/>
+              </w:rPr>
+              <w:t xml:space="preserve">Precondiciones: </w:t>
+            </w:r>
+            <w:r>
+              <w:rPr>
+                <w:rFonts w:ascii="Calibri" w:hAnsi="Calibri"/>
+                <w:b w:val="0"/>
+                <w:i w:val="0"/>
+                <w:sz w:val="20"/>
+              </w:rPr>
+              <w:t>El administrador tiene una sesion iniciada con el permiso de gestion de idiomas y existe al menos un idioma.</w:t>
+            </w:r>
+          </w:p>
+        </w:tc>
+      </w:tr>
+      <w:tr>
+        <w:tc>
+          <w:tcPr>
+            <w:tcW w:type="dxa" w:w="9360"/>
+            <w:tcBorders>
+              <w:top w:val="single" w:sz="6" w:space="0" w:color="000000"/>
+              <w:left w:val="single" w:sz="6" w:space="0" w:color="000000"/>
+              <w:bottom w:val="single" w:sz="6" w:space="0" w:color="000000"/>
+              <w:right w:val="single" w:sz="6" w:space="0" w:color="000000"/>
+            </w:tcBorders>
+            <w:tcMar>
+              <w:top w:w="0" w:type="dxa"/>
+              <w:left w:w="40" w:type="dxa"/>
+              <w:bottom w:w="0" w:type="dxa"/>
+              <w:right w:w="40" w:type="dxa"/>
+            </w:tcMar>
+          </w:tcPr>
+          <w:p>
+            <w:pPr>
+              <w:spacing w:after="0" w:before="0"/>
+            </w:pPr>
+            <w:r/>
+            <w:r>
+              <w:rPr>
+                <w:rFonts w:ascii="Calibri" w:hAnsi="Calibri"/>
+                <w:b/>
+                <w:i w:val="0"/>
+                <w:sz w:val="20"/>
+              </w:rPr>
+              <w:t xml:space="preserve">Puntos de Extension: </w:t>
+            </w:r>
+            <w:r>
+              <w:rPr>
+                <w:rFonts w:ascii="Calibri" w:hAnsi="Calibri"/>
+                <w:b w:val="0"/>
+                <w:i w:val="0"/>
+                <w:sz w:val="20"/>
+              </w:rPr>
+              <w:t>Definir un idioma como predeterminado es una accion separada (boton Predeterminado, IdiomaBLL.HacerIdiomaDefault).</w:t>
+            </w:r>
+          </w:p>
+        </w:tc>
+      </w:tr>
+      <w:tr>
+        <w:tc>
+          <w:tcPr>
+            <w:tcW w:type="dxa" w:w="9360"/>
+            <w:tcBorders>
+              <w:top w:val="single" w:sz="6" w:space="0" w:color="000000"/>
+              <w:left w:val="single" w:sz="6" w:space="0" w:color="000000"/>
+              <w:bottom w:val="single" w:sz="6" w:space="0" w:color="000000"/>
+              <w:right w:val="single" w:sz="6" w:space="0" w:color="000000"/>
+            </w:tcBorders>
+            <w:tcMar>
+              <w:top w:w="0" w:type="dxa"/>
+              <w:left w:w="40" w:type="dxa"/>
+              <w:bottom w:w="0" w:type="dxa"/>
+              <w:right w:w="40" w:type="dxa"/>
+            </w:tcMar>
+          </w:tcPr>
+          <w:p>
+            <w:pPr>
+              <w:spacing w:after="0" w:before="0"/>
+            </w:pPr>
+            <w:r/>
+            <w:r>
+              <w:rPr>
+                <w:rFonts w:ascii="Calibri" w:hAnsi="Calibri"/>
+                <w:b/>
+                <w:i w:val="0"/>
+                <w:sz w:val="20"/>
+              </w:rPr>
+              <w:t xml:space="preserve">Condicion: </w:t>
+            </w:r>
+            <w:r>
+              <w:rPr>
+                <w:rFonts w:ascii="Calibri" w:hAnsi="Calibri"/>
+                <w:b w:val="0"/>
+                <w:i w:val="0"/>
+                <w:sz w:val="20"/>
+              </w:rPr>
+              <w:t>El administrador necesita corregir o cambiar el nombre de un idioma.</w:t>
+            </w:r>
+          </w:p>
+        </w:tc>
+      </w:tr>
+      <w:tr>
+        <w:tc>
+          <w:tcPr>
+            <w:tcW w:type="dxa" w:w="9360"/>
+            <w:tcBorders>
+              <w:top w:val="single" w:sz="6" w:space="0" w:color="000000"/>
+              <w:left w:val="single" w:sz="6" w:space="0" w:color="000000"/>
+              <w:bottom w:val="single" w:sz="6" w:space="0" w:color="000000"/>
+              <w:right w:val="single" w:sz="6" w:space="0" w:color="000000"/>
+            </w:tcBorders>
+            <w:tcMar>
+              <w:top w:w="0" w:type="dxa"/>
+              <w:left w:w="40" w:type="dxa"/>
+              <w:bottom w:w="0" w:type="dxa"/>
+              <w:right w:w="40" w:type="dxa"/>
+            </w:tcMar>
+          </w:tcPr>
+          <w:p>
+            <w:pPr>
+              <w:spacing w:after="0" w:before="0"/>
+            </w:pPr>
+            <w:r/>
+            <w:r>
+              <w:rPr>
+                <w:rFonts w:ascii="Calibri" w:hAnsi="Calibri"/>
+                <w:b/>
+                <w:i w:val="0"/>
+                <w:sz w:val="20"/>
+              </w:rPr>
+              <w:t>Escenario Principal:</w:t>
+            </w:r>
+          </w:p>
+          <w:p>
+            <w:pPr>
+              <w:spacing w:after="0" w:before="0"/>
+            </w:pPr>
+            <w:r>
+              <w:rPr>
+                <w:rFonts w:ascii="Calibri" w:hAnsi="Calibri"/>
+                <w:b w:val="0"/>
+                <w:i w:val="0"/>
+                <w:sz w:val="20"/>
+              </w:rPr>
+              <w:t>1. El administrador selecciona un idioma de la lista.</w:t>
+            </w:r>
+          </w:p>
+          <w:p>
+            <w:pPr>
+              <w:spacing w:after="0" w:before="0"/>
+            </w:pPr>
+            <w:r>
+              <w:rPr>
+                <w:rFonts w:ascii="Calibri" w:hAnsi="Calibri"/>
+                <w:b w:val="0"/>
+                <w:i w:val="0"/>
+                <w:sz w:val="20"/>
+              </w:rPr>
+              <w:t>2. El administrador modifica el nombre del idioma.</w:t>
+            </w:r>
+          </w:p>
+          <w:p>
+            <w:pPr>
+              <w:spacing w:after="0" w:before="0"/>
+            </w:pPr>
+            <w:r>
+              <w:rPr>
+                <w:rFonts w:ascii="Calibri" w:hAnsi="Calibri"/>
+                <w:b w:val="0"/>
+                <w:i w:val="0"/>
+                <w:sz w:val="20"/>
+              </w:rPr>
+              <w:t>3. El administrador presiona actualizar idioma.</w:t>
+            </w:r>
+          </w:p>
+          <w:p>
+            <w:pPr>
+              <w:spacing w:after="0" w:before="0"/>
+            </w:pPr>
+            <w:r>
+              <w:rPr>
+                <w:rFonts w:ascii="Calibri" w:hAnsi="Calibri"/>
+                <w:b w:val="0"/>
+                <w:i w:val="0"/>
+                <w:sz w:val="20"/>
+              </w:rPr>
+              <w:t>4. El sistema normaliza el nombre y valida que no colisione con otro idioma existente.</w:t>
+            </w:r>
+          </w:p>
+          <w:p>
+            <w:pPr>
+              <w:spacing w:after="0" w:before="0"/>
+            </w:pPr>
+            <w:r>
+              <w:rPr>
+                <w:rFonts w:ascii="Calibri" w:hAnsi="Calibri"/>
+                <w:b w:val="0"/>
+                <w:i w:val="0"/>
+                <w:sz w:val="20"/>
+              </w:rPr>
+              <w:t>5. El sistema actualiza el nombre del idioma y registra la operacion en la bitacora.</w:t>
+            </w:r>
+          </w:p>
+          <w:p>
+            <w:pPr>
+              <w:spacing w:after="0" w:before="0"/>
+            </w:pPr>
+            <w:r>
+              <w:rPr>
+                <w:rFonts w:ascii="Calibri" w:hAnsi="Calibri"/>
+                <w:b w:val="0"/>
+                <w:i w:val="0"/>
+                <w:sz w:val="20"/>
+              </w:rPr>
+              <w:t>6. El sistema recarga la lista y, si corresponde, refresca el idioma en ejecucion.</w:t>
+            </w:r>
+          </w:p>
+          <w:p>
+            <w:pPr>
+              <w:spacing w:after="0" w:before="0"/>
+            </w:pPr>
+            <w:r>
+              <w:rPr>
+                <w:rFonts w:ascii="Calibri" w:hAnsi="Calibri"/>
+                <w:b w:val="0"/>
+                <w:i w:val="0"/>
+                <w:sz w:val="20"/>
+              </w:rPr>
+              <w:t>7. El sistema informa que el idioma fue actualizado.</w:t>
+            </w:r>
+          </w:p>
+        </w:tc>
+      </w:tr>
+      <w:tr>
+        <w:tc>
+          <w:tcPr>
+            <w:tcW w:type="dxa" w:w="9360"/>
+            <w:tcBorders>
+              <w:top w:val="single" w:sz="6" w:space="0" w:color="000000"/>
+              <w:left w:val="single" w:sz="6" w:space="0" w:color="000000"/>
+              <w:bottom w:val="single" w:sz="6" w:space="0" w:color="000000"/>
+              <w:right w:val="single" w:sz="6" w:space="0" w:color="000000"/>
+            </w:tcBorders>
+            <w:tcMar>
+              <w:top w:w="0" w:type="dxa"/>
+              <w:left w:w="40" w:type="dxa"/>
+              <w:bottom w:w="0" w:type="dxa"/>
+              <w:right w:w="40" w:type="dxa"/>
+            </w:tcMar>
+          </w:tcPr>
+          <w:p>
+            <w:pPr>
+              <w:spacing w:after="0" w:before="0"/>
+            </w:pPr>
+            <w:r/>
+            <w:r>
+              <w:rPr>
+                <w:rFonts w:ascii="Calibri" w:hAnsi="Calibri"/>
+                <w:b/>
+                <w:i w:val="0"/>
+                <w:sz w:val="20"/>
+              </w:rPr>
+              <w:t>Flujos Alternativos:</w:t>
+            </w:r>
+          </w:p>
+          <w:p>
+            <w:pPr>
+              <w:spacing w:after="0" w:before="0"/>
+            </w:pPr>
+            <w:r>
+              <w:rPr>
+                <w:rFonts w:ascii="Calibri" w:hAnsi="Calibri"/>
+                <w:b w:val="0"/>
+                <w:i w:val="0"/>
+                <w:sz w:val="20"/>
+              </w:rPr>
+              <w:t>1a. Si no hay un idioma seleccionado, el sistema informa que se debe seleccionar un idioma y finaliza el caso de uso.</w:t>
+            </w:r>
+          </w:p>
+          <w:p>
+            <w:pPr>
+              <w:spacing w:after="0" w:before="0"/>
+            </w:pPr>
+            <w:r>
+              <w:rPr>
+                <w:rFonts w:ascii="Calibri" w:hAnsi="Calibri"/>
+                <w:b w:val="0"/>
+                <w:i w:val="0"/>
+                <w:sz w:val="20"/>
+              </w:rPr>
+              <w:t>4a. Si el nombre ya pertenece a otro idioma, el sistema informa el error y finaliza el caso de uso.</w:t>
+            </w:r>
+          </w:p>
+        </w:tc>
+      </w:tr>
+      <w:tr>
+        <w:tc>
+          <w:tcPr>
+            <w:tcW w:type="dxa" w:w="9360"/>
+            <w:tcBorders>
+              <w:top w:val="single" w:sz="6" w:space="0" w:color="000000"/>
+              <w:left w:val="single" w:sz="6" w:space="0" w:color="000000"/>
+              <w:bottom w:val="single" w:sz="6" w:space="0" w:color="000000"/>
+              <w:right w:val="single" w:sz="6" w:space="0" w:color="000000"/>
+            </w:tcBorders>
+            <w:tcMar>
+              <w:top w:w="0" w:type="dxa"/>
+              <w:left w:w="40" w:type="dxa"/>
+              <w:bottom w:w="0" w:type="dxa"/>
+              <w:right w:w="40" w:type="dxa"/>
+            </w:tcMar>
+          </w:tcPr>
+          <w:p>
+            <w:pPr>
+              <w:spacing w:after="0" w:before="0"/>
+            </w:pPr>
+            <w:r/>
+            <w:r>
+              <w:rPr>
+                <w:rFonts w:ascii="Calibri" w:hAnsi="Calibri"/>
+                <w:b/>
+                <w:i w:val="0"/>
+                <w:sz w:val="20"/>
+              </w:rPr>
+              <w:t xml:space="preserve">Postcondiciones: </w:t>
+            </w:r>
+            <w:r>
+              <w:rPr>
+                <w:rFonts w:ascii="Calibri" w:hAnsi="Calibri"/>
+                <w:b w:val="0"/>
+                <w:i w:val="0"/>
+                <w:sz w:val="20"/>
+              </w:rPr>
+              <w:t>El idioma queda con su nombre actualizado y la operacion queda registrada en la bitacora.</w:t>
+            </w:r>
+          </w:p>
+        </w:tc>
+      </w:tr>
+    </w:tbl>
+    <w:p/>
+    <w:tbl>
+      <w:tblPr>
+        <w:tblStyle w:val="TableGrid"/>
+        <w:tblW w:type="dxa" w:w="9360"/>
+        <w:tblLayout w:type="fixed"/>
+        <w:tblLook w:firstColumn="1" w:firstRow="1" w:lastColumn="0" w:lastRow="0" w:noHBand="0" w:noVBand="1" w:val="04A0"/>
+        <w:jc w:val="left"/>
+      </w:tblPr>
+      <w:tblGrid>
+        <w:gridCol w:w="15"/>
+      </w:tblGrid>
+      <w:tr>
+        <w:tc>
+          <w:tcPr>
+            <w:tcW w:type="dxa" w:w="9360"/>
+            <w:tcBorders>
+              <w:top w:val="single" w:sz="6" w:space="0" w:color="000000"/>
+              <w:left w:val="single" w:sz="6" w:space="0" w:color="000000"/>
+              <w:bottom w:val="single" w:sz="6" w:space="0" w:color="000000"/>
+              <w:right w:val="single" w:sz="6" w:space="0" w:color="000000"/>
+            </w:tcBorders>
+            <w:tcMar>
+              <w:top w:w="0" w:type="dxa"/>
+              <w:left w:w="40" w:type="dxa"/>
+              <w:bottom w:w="0" w:type="dxa"/>
+              <w:right w:w="40" w:type="dxa"/>
+            </w:tcMar>
+          </w:tcPr>
+          <w:p>
+            <w:pPr>
+              <w:spacing w:after="0" w:before="0"/>
+            </w:pPr>
+            <w:r/>
+            <w:r>
+              <w:rPr>
+                <w:rFonts w:ascii="Calibri" w:hAnsi="Calibri"/>
+                <w:b/>
+                <w:i w:val="0"/>
+                <w:sz w:val="20"/>
+              </w:rPr>
+              <w:t xml:space="preserve">ID y Nombre: </w:t>
+            </w:r>
+            <w:r>
+              <w:rPr>
+                <w:rFonts w:ascii="Calibri" w:hAnsi="Calibri"/>
+                <w:b w:val="0"/>
+                <w:i w:val="0"/>
+                <w:sz w:val="20"/>
+              </w:rPr>
+              <w:t>CU09 Eliminar idioma</w:t>
+            </w:r>
+          </w:p>
+        </w:tc>
+      </w:tr>
+      <w:tr>
+        <w:tc>
+          <w:tcPr>
+            <w:tcW w:type="dxa" w:w="9360"/>
+            <w:tcBorders>
+              <w:top w:val="single" w:sz="6" w:space="0" w:color="000000"/>
+              <w:left w:val="single" w:sz="6" w:space="0" w:color="000000"/>
+              <w:bottom w:val="single" w:sz="6" w:space="0" w:color="000000"/>
+              <w:right w:val="single" w:sz="6" w:space="0" w:color="000000"/>
+            </w:tcBorders>
+            <w:tcMar>
+              <w:top w:w="0" w:type="dxa"/>
+              <w:left w:w="40" w:type="dxa"/>
+              <w:bottom w:w="0" w:type="dxa"/>
+              <w:right w:w="40" w:type="dxa"/>
+            </w:tcMar>
+          </w:tcPr>
+          <w:p>
+            <w:pPr>
+              <w:spacing w:after="0" w:before="0"/>
+            </w:pPr>
+            <w:r/>
+            <w:r>
+              <w:rPr>
+                <w:rFonts w:ascii="Calibri" w:hAnsi="Calibri"/>
+                <w:b/>
+                <w:i w:val="0"/>
+                <w:sz w:val="20"/>
+              </w:rPr>
+              <w:t xml:space="preserve">Estado: </w:t>
+            </w:r>
+            <w:r>
+              <w:rPr>
+                <w:rFonts w:ascii="Calibri" w:hAnsi="Calibri"/>
+                <w:b w:val="0"/>
+                <w:i w:val="0"/>
+                <w:sz w:val="20"/>
+              </w:rPr>
+              <w:t>Implementado</w:t>
+            </w:r>
+          </w:p>
+        </w:tc>
+      </w:tr>
+      <w:tr>
+        <w:tc>
+          <w:tcPr>
+            <w:tcW w:type="dxa" w:w="9360"/>
+            <w:tcBorders>
+              <w:top w:val="single" w:sz="6" w:space="0" w:color="000000"/>
+              <w:left w:val="single" w:sz="6" w:space="0" w:color="000000"/>
+              <w:bottom w:val="single" w:sz="6" w:space="0" w:color="000000"/>
+              <w:right w:val="single" w:sz="6" w:space="0" w:color="000000"/>
+            </w:tcBorders>
+            <w:tcMar>
+              <w:top w:w="0" w:type="dxa"/>
+              <w:left w:w="40" w:type="dxa"/>
+              <w:bottom w:w="0" w:type="dxa"/>
+              <w:right w:w="40" w:type="dxa"/>
+            </w:tcMar>
+          </w:tcPr>
+          <w:p>
+            <w:pPr>
+              <w:spacing w:after="0" w:before="0"/>
+            </w:pPr>
+            <w:r/>
+            <w:r>
+              <w:rPr>
+                <w:rFonts w:ascii="Calibri" w:hAnsi="Calibri"/>
+                <w:b/>
+                <w:i w:val="0"/>
+                <w:sz w:val="20"/>
+              </w:rPr>
+              <w:t xml:space="preserve">Descripcion: </w:t>
+            </w:r>
+            <w:r>
+              <w:rPr>
+                <w:rFonts w:ascii="Calibri" w:hAnsi="Calibri"/>
+                <w:b w:val="0"/>
+                <w:i w:val="0"/>
+                <w:sz w:val="20"/>
+              </w:rPr>
+              <w:t>Permite al administrador eliminar un idioma del catalogo junto con sus traducciones, siempre que no sea el idioma predeterminado.</w:t>
+            </w:r>
+          </w:p>
+        </w:tc>
+      </w:tr>
+      <w:tr>
+        <w:tc>
+          <w:tcPr>
+            <w:tcW w:type="dxa" w:w="9360"/>
+            <w:tcBorders>
+              <w:top w:val="single" w:sz="6" w:space="0" w:color="000000"/>
+              <w:left w:val="single" w:sz="6" w:space="0" w:color="000000"/>
+              <w:bottom w:val="single" w:sz="6" w:space="0" w:color="000000"/>
+              <w:right w:val="single" w:sz="6" w:space="0" w:color="000000"/>
+            </w:tcBorders>
+            <w:tcMar>
+              <w:top w:w="0" w:type="dxa"/>
+              <w:left w:w="40" w:type="dxa"/>
+              <w:bottom w:w="0" w:type="dxa"/>
+              <w:right w:w="40" w:type="dxa"/>
+            </w:tcMar>
+          </w:tcPr>
+          <w:p>
+            <w:pPr>
+              <w:spacing w:after="0" w:before="0"/>
+            </w:pPr>
+            <w:r/>
+            <w:r>
+              <w:rPr>
+                <w:rFonts w:ascii="Calibri" w:hAnsi="Calibri"/>
+                <w:b/>
+                <w:i w:val="0"/>
+                <w:sz w:val="20"/>
+              </w:rPr>
+              <w:t xml:space="preserve">Actor Principal: </w:t>
+            </w:r>
+            <w:r>
+              <w:rPr>
+                <w:rFonts w:ascii="Calibri" w:hAnsi="Calibri"/>
+                <w:b w:val="0"/>
+                <w:i w:val="0"/>
+                <w:sz w:val="20"/>
+              </w:rPr>
+              <w:t>Administrador</w:t>
+            </w:r>
+          </w:p>
+        </w:tc>
+      </w:tr>
+      <w:tr>
+        <w:tc>
+          <w:tcPr>
+            <w:tcW w:type="dxa" w:w="9360"/>
+            <w:tcBorders>
+              <w:top w:val="single" w:sz="6" w:space="0" w:color="000000"/>
+              <w:left w:val="single" w:sz="6" w:space="0" w:color="000000"/>
+              <w:bottom w:val="single" w:sz="6" w:space="0" w:color="000000"/>
+              <w:right w:val="single" w:sz="6" w:space="0" w:color="000000"/>
+            </w:tcBorders>
+            <w:tcMar>
+              <w:top w:w="0" w:type="dxa"/>
+              <w:left w:w="40" w:type="dxa"/>
+              <w:bottom w:w="0" w:type="dxa"/>
+              <w:right w:w="40" w:type="dxa"/>
+            </w:tcMar>
+          </w:tcPr>
+          <w:p>
+            <w:pPr>
+              <w:spacing w:after="0" w:before="0"/>
+            </w:pPr>
+            <w:r/>
+            <w:r>
+              <w:rPr>
+                <w:rFonts w:ascii="Calibri" w:hAnsi="Calibri"/>
+                <w:b/>
+                <w:i w:val="0"/>
+                <w:sz w:val="20"/>
+              </w:rPr>
+              <w:t xml:space="preserve">Actor Secundario: </w:t>
+            </w:r>
+            <w:r>
+              <w:rPr>
+                <w:rFonts w:ascii="Calibri" w:hAnsi="Calibri"/>
+                <w:b w:val="0"/>
+                <w:i w:val="0"/>
+                <w:sz w:val="20"/>
+              </w:rPr>
+              <w:t>-</w:t>
+            </w:r>
+          </w:p>
+        </w:tc>
+      </w:tr>
+      <w:tr>
+        <w:tc>
+          <w:tcPr>
+            <w:tcW w:type="dxa" w:w="9360"/>
+            <w:tcBorders>
+              <w:top w:val="single" w:sz="6" w:space="0" w:color="000000"/>
+              <w:left w:val="single" w:sz="6" w:space="0" w:color="000000"/>
+              <w:bottom w:val="single" w:sz="6" w:space="0" w:color="000000"/>
+              <w:right w:val="single" w:sz="6" w:space="0" w:color="000000"/>
+            </w:tcBorders>
+            <w:tcMar>
+              <w:top w:w="0" w:type="dxa"/>
+              <w:left w:w="40" w:type="dxa"/>
+              <w:bottom w:w="0" w:type="dxa"/>
+              <w:right w:w="40" w:type="dxa"/>
+            </w:tcMar>
+          </w:tcPr>
+          <w:p>
+            <w:pPr>
+              <w:spacing w:after="0" w:before="0"/>
+            </w:pPr>
+            <w:r/>
+            <w:r>
+              <w:rPr>
+                <w:rFonts w:ascii="Calibri" w:hAnsi="Calibri"/>
+                <w:b/>
+                <w:i w:val="0"/>
+                <w:sz w:val="20"/>
+              </w:rPr>
+              <w:t xml:space="preserve">Precondiciones: </w:t>
+            </w:r>
+            <w:r>
+              <w:rPr>
+                <w:rFonts w:ascii="Calibri" w:hAnsi="Calibri"/>
+                <w:b w:val="0"/>
+                <w:i w:val="0"/>
+                <w:sz w:val="20"/>
+              </w:rPr>
+              <w:t>El administrador tiene una sesion iniciada con el permiso de gestion de idiomas y existe el idioma a eliminar.</w:t>
+            </w:r>
+          </w:p>
+        </w:tc>
+      </w:tr>
+      <w:tr>
+        <w:tc>
+          <w:tcPr>
+            <w:tcW w:type="dxa" w:w="9360"/>
+            <w:tcBorders>
+              <w:top w:val="single" w:sz="6" w:space="0" w:color="000000"/>
+              <w:left w:val="single" w:sz="6" w:space="0" w:color="000000"/>
+              <w:bottom w:val="single" w:sz="6" w:space="0" w:color="000000"/>
+              <w:right w:val="single" w:sz="6" w:space="0" w:color="000000"/>
+            </w:tcBorders>
+            <w:tcMar>
+              <w:top w:w="0" w:type="dxa"/>
+              <w:left w:w="40" w:type="dxa"/>
+              <w:bottom w:w="0" w:type="dxa"/>
+              <w:right w:w="40" w:type="dxa"/>
+            </w:tcMar>
+          </w:tcPr>
+          <w:p>
+            <w:pPr>
+              <w:spacing w:after="0" w:before="0"/>
+            </w:pPr>
+            <w:r/>
+            <w:r>
+              <w:rPr>
+                <w:rFonts w:ascii="Calibri" w:hAnsi="Calibri"/>
+                <w:b/>
+                <w:i w:val="0"/>
+                <w:sz w:val="20"/>
+              </w:rPr>
+              <w:t xml:space="preserve">Puntos de Extension: </w:t>
+            </w:r>
+            <w:r>
+              <w:rPr>
+                <w:rFonts w:ascii="Calibri" w:hAnsi="Calibri"/>
+                <w:b w:val="0"/>
+                <w:i w:val="0"/>
+                <w:sz w:val="20"/>
+              </w:rPr>
+              <w:t>No aplica.</w:t>
+            </w:r>
+          </w:p>
+        </w:tc>
+      </w:tr>
+      <w:tr>
+        <w:tc>
+          <w:tcPr>
+            <w:tcW w:type="dxa" w:w="9360"/>
+            <w:tcBorders>
+              <w:top w:val="single" w:sz="6" w:space="0" w:color="000000"/>
+              <w:left w:val="single" w:sz="6" w:space="0" w:color="000000"/>
+              <w:bottom w:val="single" w:sz="6" w:space="0" w:color="000000"/>
+              <w:right w:val="single" w:sz="6" w:space="0" w:color="000000"/>
+            </w:tcBorders>
+            <w:tcMar>
+              <w:top w:w="0" w:type="dxa"/>
+              <w:left w:w="40" w:type="dxa"/>
+              <w:bottom w:w="0" w:type="dxa"/>
+              <w:right w:w="40" w:type="dxa"/>
+            </w:tcMar>
+          </w:tcPr>
+          <w:p>
+            <w:pPr>
+              <w:spacing w:after="0" w:before="0"/>
+            </w:pPr>
+            <w:r/>
+            <w:r>
+              <w:rPr>
+                <w:rFonts w:ascii="Calibri" w:hAnsi="Calibri"/>
+                <w:b/>
+                <w:i w:val="0"/>
+                <w:sz w:val="20"/>
+              </w:rPr>
+              <w:t xml:space="preserve">Condicion: </w:t>
+            </w:r>
+            <w:r>
+              <w:rPr>
+                <w:rFonts w:ascii="Calibri" w:hAnsi="Calibri"/>
+                <w:b w:val="0"/>
+                <w:i w:val="0"/>
+                <w:sz w:val="20"/>
+              </w:rPr>
+              <w:t>El administrador necesita quitar un idioma del catalogo.</w:t>
+            </w:r>
+          </w:p>
+        </w:tc>
+      </w:tr>
+      <w:tr>
+        <w:tc>
+          <w:tcPr>
+            <w:tcW w:type="dxa" w:w="9360"/>
+            <w:tcBorders>
+              <w:top w:val="single" w:sz="6" w:space="0" w:color="000000"/>
+              <w:left w:val="single" w:sz="6" w:space="0" w:color="000000"/>
+              <w:bottom w:val="single" w:sz="6" w:space="0" w:color="000000"/>
+              <w:right w:val="single" w:sz="6" w:space="0" w:color="000000"/>
+            </w:tcBorders>
+            <w:tcMar>
+              <w:top w:w="0" w:type="dxa"/>
+              <w:left w:w="40" w:type="dxa"/>
+              <w:bottom w:w="0" w:type="dxa"/>
+              <w:right w:w="40" w:type="dxa"/>
+            </w:tcMar>
+          </w:tcPr>
+          <w:p>
+            <w:pPr>
+              <w:spacing w:after="0" w:before="0"/>
+            </w:pPr>
+            <w:r/>
+            <w:r>
+              <w:rPr>
+                <w:rFonts w:ascii="Calibri" w:hAnsi="Calibri"/>
+                <w:b/>
+                <w:i w:val="0"/>
+                <w:sz w:val="20"/>
+              </w:rPr>
+              <w:t>Escenario Principal:</w:t>
+            </w:r>
+          </w:p>
+          <w:p>
+            <w:pPr>
+              <w:spacing w:after="0" w:before="0"/>
+            </w:pPr>
+            <w:r>
+              <w:rPr>
+                <w:rFonts w:ascii="Calibri" w:hAnsi="Calibri"/>
+                <w:b w:val="0"/>
+                <w:i w:val="0"/>
+                <w:sz w:val="20"/>
+              </w:rPr>
+              <w:t>1. El administrador selecciona un idioma de la lista.</w:t>
+            </w:r>
+          </w:p>
+          <w:p>
+            <w:pPr>
+              <w:spacing w:after="0" w:before="0"/>
+            </w:pPr>
+            <w:r>
+              <w:rPr>
+                <w:rFonts w:ascii="Calibri" w:hAnsi="Calibri"/>
+                <w:b w:val="0"/>
+                <w:i w:val="0"/>
+                <w:sz w:val="20"/>
+              </w:rPr>
+              <w:t>2. El administrador presiona eliminar idioma.</w:t>
+            </w:r>
+          </w:p>
+          <w:p>
+            <w:pPr>
+              <w:spacing w:after="0" w:before="0"/>
+            </w:pPr>
+            <w:r>
+              <w:rPr>
+                <w:rFonts w:ascii="Calibri" w:hAnsi="Calibri"/>
+                <w:b w:val="0"/>
+                <w:i w:val="0"/>
+                <w:sz w:val="20"/>
+              </w:rPr>
+              <w:t>3. El sistema solicita confirmacion.</w:t>
+            </w:r>
+          </w:p>
+          <w:p>
+            <w:pPr>
+              <w:spacing w:after="0" w:before="0"/>
+            </w:pPr>
+            <w:r>
+              <w:rPr>
+                <w:rFonts w:ascii="Calibri" w:hAnsi="Calibri"/>
+                <w:b w:val="0"/>
+                <w:i w:val="0"/>
+                <w:sz w:val="20"/>
+              </w:rPr>
+              <w:t>4. El administrador confirma la eliminacion.</w:t>
+            </w:r>
+          </w:p>
+          <w:p>
+            <w:pPr>
+              <w:spacing w:after="0" w:before="0"/>
+            </w:pPr>
+            <w:r>
+              <w:rPr>
+                <w:rFonts w:ascii="Calibri" w:hAnsi="Calibri"/>
+                <w:b w:val="0"/>
+                <w:i w:val="0"/>
+                <w:sz w:val="20"/>
+              </w:rPr>
+              <w:t>5. El sistema verifica que el idioma no sea el predeterminado.</w:t>
+            </w:r>
+          </w:p>
+          <w:p>
+            <w:pPr>
+              <w:spacing w:after="0" w:before="0"/>
+            </w:pPr>
+            <w:r>
+              <w:rPr>
+                <w:rFonts w:ascii="Calibri" w:hAnsi="Calibri"/>
+                <w:b w:val="0"/>
+                <w:i w:val="0"/>
+                <w:sz w:val="20"/>
+              </w:rPr>
+              <w:t>6. El sistema elimina el idioma junto con sus traducciones y registra la operacion en la bitacora.</w:t>
+            </w:r>
+          </w:p>
+          <w:p>
+            <w:pPr>
+              <w:spacing w:after="0" w:before="0"/>
+            </w:pPr>
+            <w:r>
+              <w:rPr>
+                <w:rFonts w:ascii="Calibri" w:hAnsi="Calibri"/>
+                <w:b w:val="0"/>
+                <w:i w:val="0"/>
+                <w:sz w:val="20"/>
+              </w:rPr>
+              <w:t>7. El sistema recarga la lista y, si corresponde, refresca el idioma en ejecucion.</w:t>
+            </w:r>
+          </w:p>
+          <w:p>
+            <w:pPr>
+              <w:spacing w:after="0" w:before="0"/>
+            </w:pPr>
+            <w:r>
+              <w:rPr>
+                <w:rFonts w:ascii="Calibri" w:hAnsi="Calibri"/>
+                <w:b w:val="0"/>
+                <w:i w:val="0"/>
+                <w:sz w:val="20"/>
+              </w:rPr>
+              <w:t>8. El sistema informa que el idioma fue eliminado.</w:t>
+            </w:r>
+          </w:p>
+        </w:tc>
+      </w:tr>
+      <w:tr>
+        <w:tc>
+          <w:tcPr>
+            <w:tcW w:type="dxa" w:w="9360"/>
+            <w:tcBorders>
+              <w:top w:val="single" w:sz="6" w:space="0" w:color="000000"/>
+              <w:left w:val="single" w:sz="6" w:space="0" w:color="000000"/>
+              <w:bottom w:val="single" w:sz="6" w:space="0" w:color="000000"/>
+              <w:right w:val="single" w:sz="6" w:space="0" w:color="000000"/>
+            </w:tcBorders>
+            <w:tcMar>
+              <w:top w:w="0" w:type="dxa"/>
+              <w:left w:w="40" w:type="dxa"/>
+              <w:bottom w:w="0" w:type="dxa"/>
+              <w:right w:w="40" w:type="dxa"/>
+            </w:tcMar>
+          </w:tcPr>
+          <w:p>
+            <w:pPr>
+              <w:spacing w:after="0" w:before="0"/>
+            </w:pPr>
+            <w:r/>
+            <w:r>
+              <w:rPr>
+                <w:rFonts w:ascii="Calibri" w:hAnsi="Calibri"/>
+                <w:b/>
+                <w:i w:val="0"/>
+                <w:sz w:val="20"/>
+              </w:rPr>
+              <w:t>Flujos Alternativos:</w:t>
+            </w:r>
+          </w:p>
+          <w:p>
+            <w:pPr>
+              <w:spacing w:after="0" w:before="0"/>
+            </w:pPr>
+            <w:r>
+              <w:rPr>
+                <w:rFonts w:ascii="Calibri" w:hAnsi="Calibri"/>
+                <w:b w:val="0"/>
+                <w:i w:val="0"/>
+                <w:sz w:val="20"/>
+              </w:rPr>
+              <w:t>1a. Si no hay un idioma seleccionado, el sistema informa que se debe seleccionar un idioma y finaliza el caso de uso.</w:t>
+            </w:r>
+          </w:p>
+          <w:p>
+            <w:pPr>
+              <w:spacing w:after="0" w:before="0"/>
+            </w:pPr>
+            <w:r>
+              <w:rPr>
+                <w:rFonts w:ascii="Calibri" w:hAnsi="Calibri"/>
+                <w:b w:val="0"/>
+                <w:i w:val="0"/>
+                <w:sz w:val="20"/>
+              </w:rPr>
+              <w:t>4a. Si el administrador no confirma, el sistema finaliza el caso de uso sin cambios.</w:t>
+            </w:r>
+          </w:p>
+          <w:p>
+            <w:pPr>
+              <w:spacing w:after="0" w:before="0"/>
+            </w:pPr>
+            <w:r>
+              <w:rPr>
+                <w:rFonts w:ascii="Calibri" w:hAnsi="Calibri"/>
+                <w:b w:val="0"/>
+                <w:i w:val="0"/>
+                <w:sz w:val="20"/>
+              </w:rPr>
+              <w:t>5a. Si el idioma es el predeterminado, el sistema informa que no se puede eliminar y finaliza el caso de uso.</w:t>
+            </w:r>
+          </w:p>
+        </w:tc>
+      </w:tr>
+      <w:tr>
+        <w:tc>
+          <w:tcPr>
+            <w:tcW w:type="dxa" w:w="9360"/>
+            <w:tcBorders>
+              <w:top w:val="single" w:sz="6" w:space="0" w:color="000000"/>
+              <w:left w:val="single" w:sz="6" w:space="0" w:color="000000"/>
+              <w:bottom w:val="single" w:sz="6" w:space="0" w:color="000000"/>
+              <w:right w:val="single" w:sz="6" w:space="0" w:color="000000"/>
+            </w:tcBorders>
+            <w:tcMar>
+              <w:top w:w="0" w:type="dxa"/>
+              <w:left w:w="40" w:type="dxa"/>
+              <w:bottom w:w="0" w:type="dxa"/>
+              <w:right w:w="40" w:type="dxa"/>
+            </w:tcMar>
+          </w:tcPr>
+          <w:p>
+            <w:pPr>
+              <w:spacing w:after="0" w:before="0"/>
+            </w:pPr>
+            <w:r/>
+            <w:r>
+              <w:rPr>
+                <w:rFonts w:ascii="Calibri" w:hAnsi="Calibri"/>
+                <w:b/>
+                <w:i w:val="0"/>
+                <w:sz w:val="20"/>
+              </w:rPr>
+              <w:t xml:space="preserve">Postcondiciones: </w:t>
+            </w:r>
+            <w:r>
+              <w:rPr>
+                <w:rFonts w:ascii="Calibri" w:hAnsi="Calibri"/>
+                <w:b w:val="0"/>
+                <w:i w:val="0"/>
+                <w:sz w:val="20"/>
+              </w:rPr>
+              <w:t>El idioma y sus traducciones quedan eliminados del catalogo y la operacion queda registrada en la bitacora.</w:t>
+            </w:r>
+          </w:p>
+        </w:tc>
+      </w:tr>
+    </w:tbl>
+    <w:p/>
+    <w:tbl>
+      <w:tblPr>
+        <w:tblStyle w:val="TableGrid"/>
+        <w:tblW w:type="dxa" w:w="9360"/>
+        <w:tblLayout w:type="fixed"/>
+        <w:tblLook w:firstColumn="1" w:firstRow="1" w:lastColumn="0" w:lastRow="0" w:noHBand="0" w:noVBand="1" w:val="04A0"/>
+        <w:jc w:val="left"/>
+      </w:tblPr>
+      <w:tblGrid>
+        <w:gridCol w:w="15"/>
+      </w:tblGrid>
+      <w:tr>
+        <w:tc>
+          <w:tcPr>
+            <w:tcW w:type="dxa" w:w="9360"/>
+            <w:tcBorders>
+              <w:top w:val="single" w:sz="6" w:space="0" w:color="000000"/>
+              <w:left w:val="single" w:sz="6" w:space="0" w:color="000000"/>
+              <w:bottom w:val="single" w:sz="6" w:space="0" w:color="000000"/>
+              <w:right w:val="single" w:sz="6" w:space="0" w:color="000000"/>
+            </w:tcBorders>
+            <w:tcMar>
+              <w:top w:w="0" w:type="dxa"/>
+              <w:left w:w="40" w:type="dxa"/>
+              <w:bottom w:w="0" w:type="dxa"/>
+              <w:right w:w="40" w:type="dxa"/>
+            </w:tcMar>
+          </w:tcPr>
+          <w:p>
+            <w:pPr>
+              <w:spacing w:after="0" w:before="0"/>
+            </w:pPr>
+            <w:r/>
+            <w:r>
+              <w:rPr>
+                <w:rFonts w:ascii="Calibri" w:hAnsi="Calibri"/>
+                <w:b/>
+                <w:i w:val="0"/>
+                <w:sz w:val="20"/>
+              </w:rPr>
+              <w:t xml:space="preserve">ID y Nombre: </w:t>
+            </w:r>
+            <w:r>
+              <w:rPr>
+                <w:rFonts w:ascii="Calibri" w:hAnsi="Calibri"/>
+                <w:b w:val="0"/>
+                <w:i w:val="0"/>
+                <w:sz w:val="20"/>
+              </w:rPr>
+              <w:t>CU10 Importar JSON de traducciones</w:t>
+            </w:r>
+          </w:p>
+        </w:tc>
+      </w:tr>
+      <w:tr>
+        <w:tc>
+          <w:tcPr>
+            <w:tcW w:type="dxa" w:w="9360"/>
+            <w:tcBorders>
+              <w:top w:val="single" w:sz="6" w:space="0" w:color="000000"/>
+              <w:left w:val="single" w:sz="6" w:space="0" w:color="000000"/>
+              <w:bottom w:val="single" w:sz="6" w:space="0" w:color="000000"/>
+              <w:right w:val="single" w:sz="6" w:space="0" w:color="000000"/>
+            </w:tcBorders>
+            <w:tcMar>
+              <w:top w:w="0" w:type="dxa"/>
+              <w:left w:w="40" w:type="dxa"/>
+              <w:bottom w:w="0" w:type="dxa"/>
+              <w:right w:w="40" w:type="dxa"/>
+            </w:tcMar>
+          </w:tcPr>
+          <w:p>
+            <w:pPr>
+              <w:spacing w:after="0" w:before="0"/>
+            </w:pPr>
+            <w:r/>
+            <w:r>
+              <w:rPr>
+                <w:rFonts w:ascii="Calibri" w:hAnsi="Calibri"/>
+                <w:b/>
+                <w:i w:val="0"/>
+                <w:sz w:val="20"/>
+              </w:rPr>
+              <w:t xml:space="preserve">Estado: </w:t>
+            </w:r>
+            <w:r>
+              <w:rPr>
+                <w:rFonts w:ascii="Calibri" w:hAnsi="Calibri"/>
+                <w:b w:val="0"/>
+                <w:i w:val="0"/>
+                <w:sz w:val="20"/>
+              </w:rPr>
+              <w:t>Implementado</w:t>
+            </w:r>
+          </w:p>
+        </w:tc>
+      </w:tr>
+      <w:tr>
+        <w:tc>
+          <w:tcPr>
+            <w:tcW w:type="dxa" w:w="9360"/>
+            <w:tcBorders>
+              <w:top w:val="single" w:sz="6" w:space="0" w:color="000000"/>
+              <w:left w:val="single" w:sz="6" w:space="0" w:color="000000"/>
+              <w:bottom w:val="single" w:sz="6" w:space="0" w:color="000000"/>
+              <w:right w:val="single" w:sz="6" w:space="0" w:color="000000"/>
+            </w:tcBorders>
+            <w:tcMar>
+              <w:top w:w="0" w:type="dxa"/>
+              <w:left w:w="40" w:type="dxa"/>
+              <w:bottom w:w="0" w:type="dxa"/>
+              <w:right w:w="40" w:type="dxa"/>
+            </w:tcMar>
+          </w:tcPr>
+          <w:p>
+            <w:pPr>
+              <w:spacing w:after="0" w:before="0"/>
+            </w:pPr>
+            <w:r/>
+            <w:r>
+              <w:rPr>
+                <w:rFonts w:ascii="Calibri" w:hAnsi="Calibri"/>
+                <w:b/>
+                <w:i w:val="0"/>
+                <w:sz w:val="20"/>
+              </w:rPr>
+              <w:t xml:space="preserve">Descripcion: </w:t>
+            </w:r>
+            <w:r>
+              <w:rPr>
+                <w:rFonts w:ascii="Calibri" w:hAnsi="Calibri"/>
+                <w:b w:val="0"/>
+                <w:i w:val="0"/>
+                <w:sz w:val="20"/>
+              </w:rPr>
+              <w:t>Permite al administrador cargar masivamente las traducciones de un idioma a partir de un archivo JSON de pares clave-valor.</w:t>
+            </w:r>
+          </w:p>
+        </w:tc>
+      </w:tr>
+      <w:tr>
+        <w:tc>
+          <w:tcPr>
+            <w:tcW w:type="dxa" w:w="9360"/>
+            <w:tcBorders>
+              <w:top w:val="single" w:sz="6" w:space="0" w:color="000000"/>
+              <w:left w:val="single" w:sz="6" w:space="0" w:color="000000"/>
+              <w:bottom w:val="single" w:sz="6" w:space="0" w:color="000000"/>
+              <w:right w:val="single" w:sz="6" w:space="0" w:color="000000"/>
+            </w:tcBorders>
+            <w:tcMar>
+              <w:top w:w="0" w:type="dxa"/>
+              <w:left w:w="40" w:type="dxa"/>
+              <w:bottom w:w="0" w:type="dxa"/>
+              <w:right w:w="40" w:type="dxa"/>
+            </w:tcMar>
+          </w:tcPr>
+          <w:p>
+            <w:pPr>
+              <w:spacing w:after="0" w:before="0"/>
+            </w:pPr>
+            <w:r/>
+            <w:r>
+              <w:rPr>
+                <w:rFonts w:ascii="Calibri" w:hAnsi="Calibri"/>
+                <w:b/>
+                <w:i w:val="0"/>
+                <w:sz w:val="20"/>
+              </w:rPr>
+              <w:t xml:space="preserve">Actor Principal: </w:t>
+            </w:r>
+            <w:r>
+              <w:rPr>
+                <w:rFonts w:ascii="Calibri" w:hAnsi="Calibri"/>
+                <w:b w:val="0"/>
+                <w:i w:val="0"/>
+                <w:sz w:val="20"/>
+              </w:rPr>
+              <w:t>Administrador</w:t>
+            </w:r>
+          </w:p>
+        </w:tc>
+      </w:tr>
+      <w:tr>
+        <w:tc>
+          <w:tcPr>
+            <w:tcW w:type="dxa" w:w="9360"/>
+            <w:tcBorders>
+              <w:top w:val="single" w:sz="6" w:space="0" w:color="000000"/>
+              <w:left w:val="single" w:sz="6" w:space="0" w:color="000000"/>
+              <w:bottom w:val="single" w:sz="6" w:space="0" w:color="000000"/>
+              <w:right w:val="single" w:sz="6" w:space="0" w:color="000000"/>
+            </w:tcBorders>
+            <w:tcMar>
+              <w:top w:w="0" w:type="dxa"/>
+              <w:left w:w="40" w:type="dxa"/>
+              <w:bottom w:w="0" w:type="dxa"/>
+              <w:right w:w="40" w:type="dxa"/>
+            </w:tcMar>
+          </w:tcPr>
+          <w:p>
+            <w:pPr>
+              <w:spacing w:after="0" w:before="0"/>
+            </w:pPr>
+            <w:r/>
+            <w:r>
+              <w:rPr>
+                <w:rFonts w:ascii="Calibri" w:hAnsi="Calibri"/>
+                <w:b/>
+                <w:i w:val="0"/>
+                <w:sz w:val="20"/>
+              </w:rPr>
+              <w:t xml:space="preserve">Actor Secundario: </w:t>
+            </w:r>
+            <w:r>
+              <w:rPr>
+                <w:rFonts w:ascii="Calibri" w:hAnsi="Calibri"/>
+                <w:b w:val="0"/>
+                <w:i w:val="0"/>
+                <w:sz w:val="20"/>
+              </w:rPr>
+              <w:t>-</w:t>
+            </w:r>
+          </w:p>
+        </w:tc>
+      </w:tr>
+      <w:tr>
+        <w:tc>
+          <w:tcPr>
+            <w:tcW w:type="dxa" w:w="9360"/>
+            <w:tcBorders>
+              <w:top w:val="single" w:sz="6" w:space="0" w:color="000000"/>
+              <w:left w:val="single" w:sz="6" w:space="0" w:color="000000"/>
+              <w:bottom w:val="single" w:sz="6" w:space="0" w:color="000000"/>
+              <w:right w:val="single" w:sz="6" w:space="0" w:color="000000"/>
+            </w:tcBorders>
+            <w:tcMar>
+              <w:top w:w="0" w:type="dxa"/>
+              <w:left w:w="40" w:type="dxa"/>
+              <w:bottom w:w="0" w:type="dxa"/>
+              <w:right w:w="40" w:type="dxa"/>
+            </w:tcMar>
+          </w:tcPr>
+          <w:p>
+            <w:pPr>
+              <w:spacing w:after="0" w:before="0"/>
+            </w:pPr>
+            <w:r/>
+            <w:r>
+              <w:rPr>
+                <w:rFonts w:ascii="Calibri" w:hAnsi="Calibri"/>
+                <w:b/>
+                <w:i w:val="0"/>
+                <w:sz w:val="20"/>
+              </w:rPr>
+              <w:t xml:space="preserve">Precondiciones: </w:t>
+            </w:r>
+            <w:r>
+              <w:rPr>
+                <w:rFonts w:ascii="Calibri" w:hAnsi="Calibri"/>
+                <w:b w:val="0"/>
+                <w:i w:val="0"/>
+                <w:sz w:val="20"/>
+              </w:rPr>
+              <w:t>El administrador tiene una sesion iniciada con el permiso de gestion de idiomas, existe el idioma destino y las claves del archivo corresponden a palabras existentes en el catalogo.</w:t>
+            </w:r>
+          </w:p>
+        </w:tc>
+      </w:tr>
+      <w:tr>
+        <w:tc>
+          <w:tcPr>
+            <w:tcW w:type="dxa" w:w="9360"/>
+            <w:tcBorders>
+              <w:top w:val="single" w:sz="6" w:space="0" w:color="000000"/>
+              <w:left w:val="single" w:sz="6" w:space="0" w:color="000000"/>
+              <w:bottom w:val="single" w:sz="6" w:space="0" w:color="000000"/>
+              <w:right w:val="single" w:sz="6" w:space="0" w:color="000000"/>
+            </w:tcBorders>
+            <w:tcMar>
+              <w:top w:w="0" w:type="dxa"/>
+              <w:left w:w="40" w:type="dxa"/>
+              <w:bottom w:w="0" w:type="dxa"/>
+              <w:right w:w="40" w:type="dxa"/>
+            </w:tcMar>
+          </w:tcPr>
+          <w:p>
+            <w:pPr>
+              <w:spacing w:after="0" w:before="0"/>
+            </w:pPr>
+            <w:r/>
+            <w:r>
+              <w:rPr>
+                <w:rFonts w:ascii="Calibri" w:hAnsi="Calibri"/>
+                <w:b/>
+                <w:i w:val="0"/>
+                <w:sz w:val="20"/>
+              </w:rPr>
+              <w:t xml:space="preserve">Puntos de Extension: </w:t>
+            </w:r>
+            <w:r>
+              <w:rPr>
+                <w:rFonts w:ascii="Calibri" w:hAnsi="Calibri"/>
+                <w:b w:val="0"/>
+                <w:i w:val="0"/>
+                <w:sz w:val="20"/>
+              </w:rPr>
+              <w:t>No aplica.</w:t>
+            </w:r>
+          </w:p>
+        </w:tc>
+      </w:tr>
+      <w:tr>
+        <w:tc>
+          <w:tcPr>
+            <w:tcW w:type="dxa" w:w="9360"/>
+            <w:tcBorders>
+              <w:top w:val="single" w:sz="6" w:space="0" w:color="000000"/>
+              <w:left w:val="single" w:sz="6" w:space="0" w:color="000000"/>
+              <w:bottom w:val="single" w:sz="6" w:space="0" w:color="000000"/>
+              <w:right w:val="single" w:sz="6" w:space="0" w:color="000000"/>
+            </w:tcBorders>
+            <w:tcMar>
+              <w:top w:w="0" w:type="dxa"/>
+              <w:left w:w="40" w:type="dxa"/>
+              <w:bottom w:w="0" w:type="dxa"/>
+              <w:right w:w="40" w:type="dxa"/>
+            </w:tcMar>
+          </w:tcPr>
+          <w:p>
+            <w:pPr>
+              <w:spacing w:after="0" w:before="0"/>
+            </w:pPr>
+            <w:r/>
+            <w:r>
+              <w:rPr>
+                <w:rFonts w:ascii="Calibri" w:hAnsi="Calibri"/>
+                <w:b/>
+                <w:i w:val="0"/>
+                <w:sz w:val="20"/>
+              </w:rPr>
+              <w:t xml:space="preserve">Condicion: </w:t>
+            </w:r>
+            <w:r>
+              <w:rPr>
+                <w:rFonts w:ascii="Calibri" w:hAnsi="Calibri"/>
+                <w:b w:val="0"/>
+                <w:i w:val="0"/>
+                <w:sz w:val="20"/>
+              </w:rPr>
+              <w:t>El administrador necesita cargar o actualizar muchas traducciones de un idioma de una sola vez.</w:t>
+            </w:r>
+          </w:p>
+        </w:tc>
+      </w:tr>
+      <w:tr>
+        <w:tc>
+          <w:tcPr>
+            <w:tcW w:type="dxa" w:w="9360"/>
+            <w:tcBorders>
+              <w:top w:val="single" w:sz="6" w:space="0" w:color="000000"/>
+              <w:left w:val="single" w:sz="6" w:space="0" w:color="000000"/>
+              <w:bottom w:val="single" w:sz="6" w:space="0" w:color="000000"/>
+              <w:right w:val="single" w:sz="6" w:space="0" w:color="000000"/>
+            </w:tcBorders>
+            <w:tcMar>
+              <w:top w:w="0" w:type="dxa"/>
+              <w:left w:w="40" w:type="dxa"/>
+              <w:bottom w:w="0" w:type="dxa"/>
+              <w:right w:w="40" w:type="dxa"/>
+            </w:tcMar>
+          </w:tcPr>
+          <w:p>
+            <w:pPr>
+              <w:spacing w:after="0" w:before="0"/>
+            </w:pPr>
+            <w:r/>
+            <w:r>
+              <w:rPr>
+                <w:rFonts w:ascii="Calibri" w:hAnsi="Calibri"/>
+                <w:b/>
+                <w:i w:val="0"/>
+                <w:sz w:val="20"/>
+              </w:rPr>
+              <w:t>Escenario Principal:</w:t>
+            </w:r>
+          </w:p>
+          <w:p>
+            <w:pPr>
+              <w:spacing w:after="0" w:before="0"/>
+            </w:pPr>
+            <w:r>
+              <w:rPr>
+                <w:rFonts w:ascii="Calibri" w:hAnsi="Calibri"/>
+                <w:b w:val="0"/>
+                <w:i w:val="0"/>
+                <w:sz w:val="20"/>
+              </w:rPr>
+              <w:t>1. El administrador selecciona un idioma y presiona importar JSON.</w:t>
+            </w:r>
+          </w:p>
+          <w:p>
+            <w:pPr>
+              <w:spacing w:after="0" w:before="0"/>
+            </w:pPr>
+            <w:r>
+              <w:rPr>
+                <w:rFonts w:ascii="Calibri" w:hAnsi="Calibri"/>
+                <w:b w:val="0"/>
+                <w:i w:val="0"/>
+                <w:sz w:val="20"/>
+              </w:rPr>
+              <w:t>2. El sistema abre el dialogo de seleccion de archivo.</w:t>
+            </w:r>
+          </w:p>
+          <w:p>
+            <w:pPr>
+              <w:spacing w:after="0" w:before="0"/>
+            </w:pPr>
+            <w:r>
+              <w:rPr>
+                <w:rFonts w:ascii="Calibri" w:hAnsi="Calibri"/>
+                <w:b w:val="0"/>
+                <w:i w:val="0"/>
+                <w:sz w:val="20"/>
+              </w:rPr>
+              <w:t>3. El administrador elige un archivo JSON de traducciones.</w:t>
+            </w:r>
+          </w:p>
+          <w:p>
+            <w:pPr>
+              <w:spacing w:after="0" w:before="0"/>
+            </w:pPr>
+            <w:r>
+              <w:rPr>
+                <w:rFonts w:ascii="Calibri" w:hAnsi="Calibri"/>
+                <w:b w:val="0"/>
+                <w:i w:val="0"/>
+                <w:sz w:val="20"/>
+              </w:rPr>
+              <w:t>4. El sistema valida que el archivo exista y deserializa su contenido en pares clave-valor.</w:t>
+            </w:r>
+          </w:p>
+          <w:p>
+            <w:pPr>
+              <w:spacing w:after="0" w:before="0"/>
+            </w:pPr>
+            <w:r>
+              <w:rPr>
+                <w:rFonts w:ascii="Calibri" w:hAnsi="Calibri"/>
+                <w:b w:val="0"/>
+                <w:i w:val="0"/>
+                <w:sz w:val="20"/>
+              </w:rPr>
+              <w:t>5. Por cada par, el sistema busca la palabra por su clave y guarda la traduccion para el idioma.</w:t>
+            </w:r>
+          </w:p>
+          <w:p>
+            <w:pPr>
+              <w:spacing w:after="0" w:before="0"/>
+            </w:pPr>
+            <w:r>
+              <w:rPr>
+                <w:rFonts w:ascii="Calibri" w:hAnsi="Calibri"/>
+                <w:b w:val="0"/>
+                <w:i w:val="0"/>
+                <w:sz w:val="20"/>
+              </w:rPr>
+              <w:t>6. El sistema registra la operacion en la bitacora y confirma la transaccion.</w:t>
+            </w:r>
+          </w:p>
+          <w:p>
+            <w:pPr>
+              <w:spacing w:after="0" w:before="0"/>
+            </w:pPr>
+            <w:r>
+              <w:rPr>
+                <w:rFonts w:ascii="Calibri" w:hAnsi="Calibri"/>
+                <w:b w:val="0"/>
+                <w:i w:val="0"/>
+                <w:sz w:val="20"/>
+              </w:rPr>
+              <w:t>7. El sistema recarga las traducciones del idioma y, si corresponde, refresca el idioma en ejecucion.</w:t>
+            </w:r>
+          </w:p>
+          <w:p>
+            <w:pPr>
+              <w:spacing w:after="0" w:before="0"/>
+            </w:pPr>
+            <w:r>
+              <w:rPr>
+                <w:rFonts w:ascii="Calibri" w:hAnsi="Calibri"/>
+                <w:b w:val="0"/>
+                <w:i w:val="0"/>
+                <w:sz w:val="20"/>
+              </w:rPr>
+              <w:t>8. El sistema informa que las traducciones fueron importadas.</w:t>
+            </w:r>
+          </w:p>
+        </w:tc>
+      </w:tr>
+      <w:tr>
+        <w:tc>
+          <w:tcPr>
+            <w:tcW w:type="dxa" w:w="9360"/>
+            <w:tcBorders>
+              <w:top w:val="single" w:sz="6" w:space="0" w:color="000000"/>
+              <w:left w:val="single" w:sz="6" w:space="0" w:color="000000"/>
+              <w:bottom w:val="single" w:sz="6" w:space="0" w:color="000000"/>
+              <w:right w:val="single" w:sz="6" w:space="0" w:color="000000"/>
+            </w:tcBorders>
+            <w:tcMar>
+              <w:top w:w="0" w:type="dxa"/>
+              <w:left w:w="40" w:type="dxa"/>
+              <w:bottom w:w="0" w:type="dxa"/>
+              <w:right w:w="40" w:type="dxa"/>
+            </w:tcMar>
+          </w:tcPr>
+          <w:p>
+            <w:pPr>
+              <w:spacing w:after="0" w:before="0"/>
+            </w:pPr>
+            <w:r/>
+            <w:r>
+              <w:rPr>
+                <w:rFonts w:ascii="Calibri" w:hAnsi="Calibri"/>
+                <w:b/>
+                <w:i w:val="0"/>
+                <w:sz w:val="20"/>
+              </w:rPr>
+              <w:t>Flujos Alternativos:</w:t>
+            </w:r>
+          </w:p>
+          <w:p>
+            <w:pPr>
+              <w:spacing w:after="0" w:before="0"/>
+            </w:pPr>
+            <w:r>
+              <w:rPr>
+                <w:rFonts w:ascii="Calibri" w:hAnsi="Calibri"/>
+                <w:b w:val="0"/>
+                <w:i w:val="0"/>
+                <w:sz w:val="20"/>
+              </w:rPr>
+              <w:t>1a. Si no hay un idioma seleccionado, el sistema informa que se debe seleccionar un idioma y finaliza el caso de uso.</w:t>
+            </w:r>
+          </w:p>
+          <w:p>
+            <w:pPr>
+              <w:spacing w:after="0" w:before="0"/>
+            </w:pPr>
+            <w:r>
+              <w:rPr>
+                <w:rFonts w:ascii="Calibri" w:hAnsi="Calibri"/>
+                <w:b w:val="0"/>
+                <w:i w:val="0"/>
+                <w:sz w:val="20"/>
+              </w:rPr>
+              <w:t>3a. Si el administrador cancela el dialogo, el sistema finaliza el caso de uso sin cambios.</w:t>
+            </w:r>
+          </w:p>
+          <w:p>
+            <w:pPr>
+              <w:spacing w:after="0" w:before="0"/>
+            </w:pPr>
+            <w:r>
+              <w:rPr>
+                <w:rFonts w:ascii="Calibri" w:hAnsi="Calibri"/>
+                <w:b w:val="0"/>
+                <w:i w:val="0"/>
+                <w:sz w:val="20"/>
+              </w:rPr>
+              <w:t>4a. Si el archivo no existe, el sistema informa el error y finaliza el caso de uso.</w:t>
+            </w:r>
+          </w:p>
+          <w:p>
+            <w:pPr>
+              <w:spacing w:after="0" w:before="0"/>
+            </w:pPr>
+            <w:r>
+              <w:rPr>
+                <w:rFonts w:ascii="Calibri" w:hAnsi="Calibri"/>
+                <w:b w:val="0"/>
+                <w:i w:val="0"/>
+                <w:sz w:val="20"/>
+              </w:rPr>
+              <w:t>4b. Si el JSON tiene un formato invalido, el sistema informa el error y finaliza el caso de uso.</w:t>
+            </w:r>
+          </w:p>
+          <w:p>
+            <w:pPr>
+              <w:spacing w:after="0" w:before="0"/>
+            </w:pPr>
+            <w:r>
+              <w:rPr>
+                <w:rFonts w:ascii="Calibri" w:hAnsi="Calibri"/>
+                <w:b w:val="0"/>
+                <w:i w:val="0"/>
+                <w:sz w:val="20"/>
+              </w:rPr>
+              <w:t>4c. Si el JSON esta vacio, el sistema informa el error y finaliza el caso de uso.</w:t>
+            </w:r>
+          </w:p>
+          <w:p>
+            <w:pPr>
+              <w:spacing w:after="0" w:before="0"/>
+            </w:pPr>
+            <w:r>
+              <w:rPr>
+                <w:rFonts w:ascii="Calibri" w:hAnsi="Calibri"/>
+                <w:b w:val="0"/>
+                <w:i w:val="0"/>
+                <w:sz w:val="20"/>
+              </w:rPr>
+              <w:t>5a. Si alguna clave no existe en el catalogo de palabras, el sistema informa el error, revierte la transaccion y finaliza el caso de uso.</w:t>
+            </w:r>
+          </w:p>
+        </w:tc>
+      </w:tr>
+      <w:tr>
+        <w:tc>
+          <w:tcPr>
+            <w:tcW w:type="dxa" w:w="9360"/>
+            <w:tcBorders>
+              <w:top w:val="single" w:sz="6" w:space="0" w:color="000000"/>
+              <w:left w:val="single" w:sz="6" w:space="0" w:color="000000"/>
+              <w:bottom w:val="single" w:sz="6" w:space="0" w:color="000000"/>
+              <w:right w:val="single" w:sz="6" w:space="0" w:color="000000"/>
+            </w:tcBorders>
+            <w:tcMar>
+              <w:top w:w="0" w:type="dxa"/>
+              <w:left w:w="40" w:type="dxa"/>
+              <w:bottom w:w="0" w:type="dxa"/>
+              <w:right w:w="40" w:type="dxa"/>
+            </w:tcMar>
+          </w:tcPr>
+          <w:p>
+            <w:pPr>
+              <w:spacing w:after="0" w:before="0"/>
+            </w:pPr>
+            <w:r/>
+            <w:r>
+              <w:rPr>
+                <w:rFonts w:ascii="Calibri" w:hAnsi="Calibri"/>
+                <w:b/>
+                <w:i w:val="0"/>
+                <w:sz w:val="20"/>
+              </w:rPr>
+              <w:t xml:space="preserve">Postcondiciones: </w:t>
+            </w:r>
+            <w:r>
+              <w:rPr>
+                <w:rFonts w:ascii="Calibri" w:hAnsi="Calibri"/>
+                <w:b w:val="0"/>
+                <w:i w:val="0"/>
+                <w:sz w:val="20"/>
+              </w:rPr>
+              <w:t>Las traducciones del archivo quedan aplicadas al idioma y la operacion queda registrada en la bitacora.</w:t>
+            </w:r>
+          </w:p>
+        </w:tc>
+      </w:tr>
+    </w:tbl>
+    <w:p/>
+    <w:tbl>
+      <w:tblPr>
+        <w:tblStyle w:val="TableGrid"/>
+        <w:tblW w:type="dxa" w:w="9360"/>
+        <w:tblLayout w:type="fixed"/>
+        <w:tblLook w:firstColumn="1" w:firstRow="1" w:lastColumn="0" w:lastRow="0" w:noHBand="0" w:noVBand="1" w:val="04A0"/>
+        <w:jc w:val="left"/>
+      </w:tblPr>
+      <w:tblGrid>
+        <w:gridCol w:w="15"/>
+      </w:tblGrid>
+      <w:tr>
+        <w:tc>
+          <w:tcPr>
+            <w:tcW w:type="dxa" w:w="9360"/>
+            <w:tcBorders>
+              <w:top w:val="single" w:sz="6" w:space="0" w:color="000000"/>
+              <w:left w:val="single" w:sz="6" w:space="0" w:color="000000"/>
+              <w:bottom w:val="single" w:sz="6" w:space="0" w:color="000000"/>
+              <w:right w:val="single" w:sz="6" w:space="0" w:color="000000"/>
+            </w:tcBorders>
+            <w:tcMar>
+              <w:top w:w="0" w:type="dxa"/>
+              <w:left w:w="40" w:type="dxa"/>
+              <w:bottom w:w="0" w:type="dxa"/>
+              <w:right w:w="40" w:type="dxa"/>
+            </w:tcMar>
+          </w:tcPr>
+          <w:p>
+            <w:pPr>
+              <w:spacing w:after="0" w:before="0"/>
+            </w:pPr>
+            <w:r/>
+            <w:r>
+              <w:rPr>
+                <w:rFonts w:ascii="Calibri" w:hAnsi="Calibri"/>
+                <w:b/>
+                <w:i w:val="0"/>
+                <w:sz w:val="20"/>
+              </w:rPr>
+              <w:t xml:space="preserve">ID y Nombre: </w:t>
+            </w:r>
+            <w:r>
+              <w:rPr>
+                <w:rFonts w:ascii="Calibri" w:hAnsi="Calibri"/>
+                <w:b w:val="0"/>
+                <w:i w:val="0"/>
+                <w:sz w:val="20"/>
+              </w:rPr>
+              <w:t>CU11 Exportar JSON de traducciones</w:t>
+            </w:r>
+          </w:p>
+        </w:tc>
+      </w:tr>
+      <w:tr>
+        <w:tc>
+          <w:tcPr>
+            <w:tcW w:type="dxa" w:w="9360"/>
+            <w:tcBorders>
+              <w:top w:val="single" w:sz="6" w:space="0" w:color="000000"/>
+              <w:left w:val="single" w:sz="6" w:space="0" w:color="000000"/>
+              <w:bottom w:val="single" w:sz="6" w:space="0" w:color="000000"/>
+              <w:right w:val="single" w:sz="6" w:space="0" w:color="000000"/>
+            </w:tcBorders>
+            <w:tcMar>
+              <w:top w:w="0" w:type="dxa"/>
+              <w:left w:w="40" w:type="dxa"/>
+              <w:bottom w:w="0" w:type="dxa"/>
+              <w:right w:w="40" w:type="dxa"/>
+            </w:tcMar>
+          </w:tcPr>
+          <w:p>
+            <w:pPr>
+              <w:spacing w:after="0" w:before="0"/>
+            </w:pPr>
+            <w:r/>
+            <w:r>
+              <w:rPr>
+                <w:rFonts w:ascii="Calibri" w:hAnsi="Calibri"/>
+                <w:b/>
+                <w:i w:val="0"/>
+                <w:sz w:val="20"/>
+              </w:rPr>
+              <w:t xml:space="preserve">Estado: </w:t>
+            </w:r>
+            <w:r>
+              <w:rPr>
+                <w:rFonts w:ascii="Calibri" w:hAnsi="Calibri"/>
+                <w:b w:val="0"/>
+                <w:i w:val="0"/>
+                <w:sz w:val="20"/>
+              </w:rPr>
+              <w:t>Implementado</w:t>
+            </w:r>
+          </w:p>
+        </w:tc>
+      </w:tr>
+      <w:tr>
+        <w:tc>
+          <w:tcPr>
+            <w:tcW w:type="dxa" w:w="9360"/>
+            <w:tcBorders>
+              <w:top w:val="single" w:sz="6" w:space="0" w:color="000000"/>
+              <w:left w:val="single" w:sz="6" w:space="0" w:color="000000"/>
+              <w:bottom w:val="single" w:sz="6" w:space="0" w:color="000000"/>
+              <w:right w:val="single" w:sz="6" w:space="0" w:color="000000"/>
+            </w:tcBorders>
+            <w:tcMar>
+              <w:top w:w="0" w:type="dxa"/>
+              <w:left w:w="40" w:type="dxa"/>
+              <w:bottom w:w="0" w:type="dxa"/>
+              <w:right w:w="40" w:type="dxa"/>
+            </w:tcMar>
+          </w:tcPr>
+          <w:p>
+            <w:pPr>
+              <w:spacing w:after="0" w:before="0"/>
+            </w:pPr>
+            <w:r/>
+            <w:r>
+              <w:rPr>
+                <w:rFonts w:ascii="Calibri" w:hAnsi="Calibri"/>
+                <w:b/>
+                <w:i w:val="0"/>
+                <w:sz w:val="20"/>
+              </w:rPr>
+              <w:t xml:space="preserve">Descripcion: </w:t>
+            </w:r>
+            <w:r>
+              <w:rPr>
+                <w:rFonts w:ascii="Calibri" w:hAnsi="Calibri"/>
+                <w:b w:val="0"/>
+                <w:i w:val="0"/>
+                <w:sz w:val="20"/>
+              </w:rPr>
+              <w:t>Permite al administrador exportar las traducciones de un idioma a un archivo JSON de pares clave-valor.</w:t>
+            </w:r>
+          </w:p>
+        </w:tc>
+      </w:tr>
+      <w:tr>
+        <w:tc>
+          <w:tcPr>
+            <w:tcW w:type="dxa" w:w="9360"/>
+            <w:tcBorders>
+              <w:top w:val="single" w:sz="6" w:space="0" w:color="000000"/>
+              <w:left w:val="single" w:sz="6" w:space="0" w:color="000000"/>
+              <w:bottom w:val="single" w:sz="6" w:space="0" w:color="000000"/>
+              <w:right w:val="single" w:sz="6" w:space="0" w:color="000000"/>
+            </w:tcBorders>
+            <w:tcMar>
+              <w:top w:w="0" w:type="dxa"/>
+              <w:left w:w="40" w:type="dxa"/>
+              <w:bottom w:w="0" w:type="dxa"/>
+              <w:right w:w="40" w:type="dxa"/>
+            </w:tcMar>
+          </w:tcPr>
+          <w:p>
+            <w:pPr>
+              <w:spacing w:after="0" w:before="0"/>
+            </w:pPr>
+            <w:r/>
+            <w:r>
+              <w:rPr>
+                <w:rFonts w:ascii="Calibri" w:hAnsi="Calibri"/>
+                <w:b/>
+                <w:i w:val="0"/>
+                <w:sz w:val="20"/>
+              </w:rPr>
+              <w:t xml:space="preserve">Actor Principal: </w:t>
+            </w:r>
+            <w:r>
+              <w:rPr>
+                <w:rFonts w:ascii="Calibri" w:hAnsi="Calibri"/>
+                <w:b w:val="0"/>
+                <w:i w:val="0"/>
+                <w:sz w:val="20"/>
+              </w:rPr>
+              <w:t>Administrador</w:t>
+            </w:r>
+          </w:p>
+        </w:tc>
+      </w:tr>
+      <w:tr>
+        <w:tc>
+          <w:tcPr>
+            <w:tcW w:type="dxa" w:w="9360"/>
+            <w:tcBorders>
+              <w:top w:val="single" w:sz="6" w:space="0" w:color="000000"/>
+              <w:left w:val="single" w:sz="6" w:space="0" w:color="000000"/>
+              <w:bottom w:val="single" w:sz="6" w:space="0" w:color="000000"/>
+              <w:right w:val="single" w:sz="6" w:space="0" w:color="000000"/>
+            </w:tcBorders>
+            <w:tcMar>
+              <w:top w:w="0" w:type="dxa"/>
+              <w:left w:w="40" w:type="dxa"/>
+              <w:bottom w:w="0" w:type="dxa"/>
+              <w:right w:w="40" w:type="dxa"/>
+            </w:tcMar>
+          </w:tcPr>
+          <w:p>
+            <w:pPr>
+              <w:spacing w:after="0" w:before="0"/>
+            </w:pPr>
+            <w:r/>
+            <w:r>
+              <w:rPr>
+                <w:rFonts w:ascii="Calibri" w:hAnsi="Calibri"/>
+                <w:b/>
+                <w:i w:val="0"/>
+                <w:sz w:val="20"/>
+              </w:rPr>
+              <w:t xml:space="preserve">Actor Secundario: </w:t>
+            </w:r>
+            <w:r>
+              <w:rPr>
+                <w:rFonts w:ascii="Calibri" w:hAnsi="Calibri"/>
+                <w:b w:val="0"/>
+                <w:i w:val="0"/>
+                <w:sz w:val="20"/>
+              </w:rPr>
+              <w:t>-</w:t>
+            </w:r>
+          </w:p>
+        </w:tc>
+      </w:tr>
+      <w:tr>
+        <w:tc>
+          <w:tcPr>
+            <w:tcW w:type="dxa" w:w="9360"/>
+            <w:tcBorders>
+              <w:top w:val="single" w:sz="6" w:space="0" w:color="000000"/>
+              <w:left w:val="single" w:sz="6" w:space="0" w:color="000000"/>
+              <w:bottom w:val="single" w:sz="6" w:space="0" w:color="000000"/>
+              <w:right w:val="single" w:sz="6" w:space="0" w:color="000000"/>
+            </w:tcBorders>
+            <w:tcMar>
+              <w:top w:w="0" w:type="dxa"/>
+              <w:left w:w="40" w:type="dxa"/>
+              <w:bottom w:w="0" w:type="dxa"/>
+              <w:right w:w="40" w:type="dxa"/>
+            </w:tcMar>
+          </w:tcPr>
+          <w:p>
+            <w:pPr>
+              <w:spacing w:after="0" w:before="0"/>
+            </w:pPr>
+            <w:r/>
+            <w:r>
+              <w:rPr>
+                <w:rFonts w:ascii="Calibri" w:hAnsi="Calibri"/>
+                <w:b/>
+                <w:i w:val="0"/>
+                <w:sz w:val="20"/>
+              </w:rPr>
+              <w:t xml:space="preserve">Precondiciones: </w:t>
+            </w:r>
+            <w:r>
+              <w:rPr>
+                <w:rFonts w:ascii="Calibri" w:hAnsi="Calibri"/>
+                <w:b w:val="0"/>
+                <w:i w:val="0"/>
+                <w:sz w:val="20"/>
+              </w:rPr>
+              <w:t>El administrador tiene una sesion iniciada con el permiso de gestion de idiomas y existe el idioma a exportar.</w:t>
+            </w:r>
+          </w:p>
+        </w:tc>
+      </w:tr>
+      <w:tr>
+        <w:tc>
+          <w:tcPr>
+            <w:tcW w:type="dxa" w:w="9360"/>
+            <w:tcBorders>
+              <w:top w:val="single" w:sz="6" w:space="0" w:color="000000"/>
+              <w:left w:val="single" w:sz="6" w:space="0" w:color="000000"/>
+              <w:bottom w:val="single" w:sz="6" w:space="0" w:color="000000"/>
+              <w:right w:val="single" w:sz="6" w:space="0" w:color="000000"/>
+            </w:tcBorders>
+            <w:tcMar>
+              <w:top w:w="0" w:type="dxa"/>
+              <w:left w:w="40" w:type="dxa"/>
+              <w:bottom w:w="0" w:type="dxa"/>
+              <w:right w:w="40" w:type="dxa"/>
+            </w:tcMar>
+          </w:tcPr>
+          <w:p>
+            <w:pPr>
+              <w:spacing w:after="0" w:before="0"/>
+            </w:pPr>
+            <w:r/>
+            <w:r>
+              <w:rPr>
+                <w:rFonts w:ascii="Calibri" w:hAnsi="Calibri"/>
+                <w:b/>
+                <w:i w:val="0"/>
+                <w:sz w:val="20"/>
+              </w:rPr>
+              <w:t xml:space="preserve">Puntos de Extension: </w:t>
+            </w:r>
+            <w:r>
+              <w:rPr>
+                <w:rFonts w:ascii="Calibri" w:hAnsi="Calibri"/>
+                <w:b w:val="0"/>
+                <w:i w:val="0"/>
+                <w:sz w:val="20"/>
+              </w:rPr>
+              <w:t>No aplica.</w:t>
+            </w:r>
+          </w:p>
+        </w:tc>
+      </w:tr>
+      <w:tr>
+        <w:tc>
+          <w:tcPr>
+            <w:tcW w:type="dxa" w:w="9360"/>
+            <w:tcBorders>
+              <w:top w:val="single" w:sz="6" w:space="0" w:color="000000"/>
+              <w:left w:val="single" w:sz="6" w:space="0" w:color="000000"/>
+              <w:bottom w:val="single" w:sz="6" w:space="0" w:color="000000"/>
+              <w:right w:val="single" w:sz="6" w:space="0" w:color="000000"/>
+            </w:tcBorders>
+            <w:tcMar>
+              <w:top w:w="0" w:type="dxa"/>
+              <w:left w:w="40" w:type="dxa"/>
+              <w:bottom w:w="0" w:type="dxa"/>
+              <w:right w:w="40" w:type="dxa"/>
+            </w:tcMar>
+          </w:tcPr>
+          <w:p>
+            <w:pPr>
+              <w:spacing w:after="0" w:before="0"/>
+            </w:pPr>
+            <w:r/>
+            <w:r>
+              <w:rPr>
+                <w:rFonts w:ascii="Calibri" w:hAnsi="Calibri"/>
+                <w:b/>
+                <w:i w:val="0"/>
+                <w:sz w:val="20"/>
+              </w:rPr>
+              <w:t xml:space="preserve">Condicion: </w:t>
+            </w:r>
+            <w:r>
+              <w:rPr>
+                <w:rFonts w:ascii="Calibri" w:hAnsi="Calibri"/>
+                <w:b w:val="0"/>
+                <w:i w:val="0"/>
+                <w:sz w:val="20"/>
+              </w:rPr>
+              <w:t>El administrador necesita obtener las traducciones de un idioma en un archivo externo.</w:t>
+            </w:r>
+          </w:p>
+        </w:tc>
+      </w:tr>
+      <w:tr>
+        <w:tc>
+          <w:tcPr>
+            <w:tcW w:type="dxa" w:w="9360"/>
+            <w:tcBorders>
+              <w:top w:val="single" w:sz="6" w:space="0" w:color="000000"/>
+              <w:left w:val="single" w:sz="6" w:space="0" w:color="000000"/>
+              <w:bottom w:val="single" w:sz="6" w:space="0" w:color="000000"/>
+              <w:right w:val="single" w:sz="6" w:space="0" w:color="000000"/>
+            </w:tcBorders>
+            <w:tcMar>
+              <w:top w:w="0" w:type="dxa"/>
+              <w:left w:w="40" w:type="dxa"/>
+              <w:bottom w:w="0" w:type="dxa"/>
+              <w:right w:w="40" w:type="dxa"/>
+            </w:tcMar>
+          </w:tcPr>
+          <w:p>
+            <w:pPr>
+              <w:spacing w:after="0" w:before="0"/>
+            </w:pPr>
+            <w:r/>
+            <w:r>
+              <w:rPr>
+                <w:rFonts w:ascii="Calibri" w:hAnsi="Calibri"/>
+                <w:b/>
+                <w:i w:val="0"/>
+                <w:sz w:val="20"/>
+              </w:rPr>
+              <w:t>Escenario Principal:</w:t>
+            </w:r>
+          </w:p>
+          <w:p>
+            <w:pPr>
+              <w:spacing w:after="0" w:before="0"/>
+            </w:pPr>
+            <w:r>
+              <w:rPr>
+                <w:rFonts w:ascii="Calibri" w:hAnsi="Calibri"/>
+                <w:b w:val="0"/>
+                <w:i w:val="0"/>
+                <w:sz w:val="20"/>
+              </w:rPr>
+              <w:t>1. El administrador selecciona un idioma y presiona exportar JSON.</w:t>
+            </w:r>
+          </w:p>
+          <w:p>
+            <w:pPr>
+              <w:spacing w:after="0" w:before="0"/>
+            </w:pPr>
+            <w:r>
+              <w:rPr>
+                <w:rFonts w:ascii="Calibri" w:hAnsi="Calibri"/>
+                <w:b w:val="0"/>
+                <w:i w:val="0"/>
+                <w:sz w:val="20"/>
+              </w:rPr>
+              <w:t>2. El sistema solicita confirmacion.</w:t>
+            </w:r>
+          </w:p>
+          <w:p>
+            <w:pPr>
+              <w:spacing w:after="0" w:before="0"/>
+            </w:pPr>
+            <w:r>
+              <w:rPr>
+                <w:rFonts w:ascii="Calibri" w:hAnsi="Calibri"/>
+                <w:b w:val="0"/>
+                <w:i w:val="0"/>
+                <w:sz w:val="20"/>
+              </w:rPr>
+              <w:t>3. El administrador confirma y elige la ubicacion y el nombre del archivo.</w:t>
+            </w:r>
+          </w:p>
+          <w:p>
+            <w:pPr>
+              <w:spacing w:after="0" w:before="0"/>
+            </w:pPr>
+            <w:r>
+              <w:rPr>
+                <w:rFonts w:ascii="Calibri" w:hAnsi="Calibri"/>
+                <w:b w:val="0"/>
+                <w:i w:val="0"/>
+                <w:sz w:val="20"/>
+              </w:rPr>
+              <w:t>4. El sistema obtiene el idioma con sus traducciones y arma un diccionario clave-valor ordenado.</w:t>
+            </w:r>
+          </w:p>
+          <w:p>
+            <w:pPr>
+              <w:spacing w:after="0" w:before="0"/>
+            </w:pPr>
+            <w:r>
+              <w:rPr>
+                <w:rFonts w:ascii="Calibri" w:hAnsi="Calibri"/>
+                <w:b w:val="0"/>
+                <w:i w:val="0"/>
+                <w:sz w:val="20"/>
+              </w:rPr>
+              <w:t>5. El sistema serializa el diccionario a JSON y lo escribe en el archivo elegido en UTF-8.</w:t>
+            </w:r>
+          </w:p>
+          <w:p>
+            <w:pPr>
+              <w:spacing w:after="0" w:before="0"/>
+            </w:pPr>
+            <w:r>
+              <w:rPr>
+                <w:rFonts w:ascii="Calibri" w:hAnsi="Calibri"/>
+                <w:b w:val="0"/>
+                <w:i w:val="0"/>
+                <w:sz w:val="20"/>
+              </w:rPr>
+              <w:t>6. El sistema registra la operacion en la bitacora.</w:t>
+            </w:r>
+          </w:p>
+          <w:p>
+            <w:pPr>
+              <w:spacing w:after="0" w:before="0"/>
+            </w:pPr>
+            <w:r>
+              <w:rPr>
+                <w:rFonts w:ascii="Calibri" w:hAnsi="Calibri"/>
+                <w:b w:val="0"/>
+                <w:i w:val="0"/>
+                <w:sz w:val="20"/>
+              </w:rPr>
+              <w:t>7. El sistema informa que las traducciones fueron exportadas.</w:t>
+            </w:r>
+          </w:p>
+        </w:tc>
+      </w:tr>
+      <w:tr>
+        <w:tc>
+          <w:tcPr>
+            <w:tcW w:type="dxa" w:w="9360"/>
+            <w:tcBorders>
+              <w:top w:val="single" w:sz="6" w:space="0" w:color="000000"/>
+              <w:left w:val="single" w:sz="6" w:space="0" w:color="000000"/>
+              <w:bottom w:val="single" w:sz="6" w:space="0" w:color="000000"/>
+              <w:right w:val="single" w:sz="6" w:space="0" w:color="000000"/>
+            </w:tcBorders>
+            <w:tcMar>
+              <w:top w:w="0" w:type="dxa"/>
+              <w:left w:w="40" w:type="dxa"/>
+              <w:bottom w:w="0" w:type="dxa"/>
+              <w:right w:w="40" w:type="dxa"/>
+            </w:tcMar>
+          </w:tcPr>
+          <w:p>
+            <w:pPr>
+              <w:spacing w:after="0" w:before="0"/>
+            </w:pPr>
+            <w:r/>
+            <w:r>
+              <w:rPr>
+                <w:rFonts w:ascii="Calibri" w:hAnsi="Calibri"/>
+                <w:b/>
+                <w:i w:val="0"/>
+                <w:sz w:val="20"/>
+              </w:rPr>
+              <w:t>Flujos Alternativos:</w:t>
+            </w:r>
+          </w:p>
+          <w:p>
+            <w:pPr>
+              <w:spacing w:after="0" w:before="0"/>
+            </w:pPr>
+            <w:r>
+              <w:rPr>
+                <w:rFonts w:ascii="Calibri" w:hAnsi="Calibri"/>
+                <w:b w:val="0"/>
+                <w:i w:val="0"/>
+                <w:sz w:val="20"/>
+              </w:rPr>
+              <w:t>1a. Si no hay un idioma seleccionado, el sistema informa que se debe seleccionar un idioma y finaliza el caso de uso.</w:t>
+            </w:r>
+          </w:p>
+          <w:p>
+            <w:pPr>
+              <w:spacing w:after="0" w:before="0"/>
+            </w:pPr>
+            <w:r>
+              <w:rPr>
+                <w:rFonts w:ascii="Calibri" w:hAnsi="Calibri"/>
+                <w:b w:val="0"/>
+                <w:i w:val="0"/>
+                <w:sz w:val="20"/>
+              </w:rPr>
+              <w:t>2a. Si el administrador no confirma o cancela el dialogo, el sistema finaliza el caso de uso sin cambios.</w:t>
+            </w:r>
+          </w:p>
+          <w:p>
+            <w:pPr>
+              <w:spacing w:after="0" w:before="0"/>
+            </w:pPr>
+            <w:r>
+              <w:rPr>
+                <w:rFonts w:ascii="Calibri" w:hAnsi="Calibri"/>
+                <w:b w:val="0"/>
+                <w:i w:val="0"/>
+                <w:sz w:val="20"/>
+              </w:rPr>
+              <w:t>4a. Si el idioma no existe, el sistema informa el error y finaliza el caso de uso.</w:t>
+            </w:r>
+          </w:p>
+        </w:tc>
+      </w:tr>
+      <w:tr>
+        <w:tc>
+          <w:tcPr>
+            <w:tcW w:type="dxa" w:w="9360"/>
+            <w:tcBorders>
+              <w:top w:val="single" w:sz="6" w:space="0" w:color="000000"/>
+              <w:left w:val="single" w:sz="6" w:space="0" w:color="000000"/>
+              <w:bottom w:val="single" w:sz="6" w:space="0" w:color="000000"/>
+              <w:right w:val="single" w:sz="6" w:space="0" w:color="000000"/>
+            </w:tcBorders>
+            <w:tcMar>
+              <w:top w:w="0" w:type="dxa"/>
+              <w:left w:w="40" w:type="dxa"/>
+              <w:bottom w:w="0" w:type="dxa"/>
+              <w:right w:w="40" w:type="dxa"/>
+            </w:tcMar>
+          </w:tcPr>
+          <w:p>
+            <w:pPr>
+              <w:spacing w:after="0" w:before="0"/>
+            </w:pPr>
+            <w:r/>
+            <w:r>
+              <w:rPr>
+                <w:rFonts w:ascii="Calibri" w:hAnsi="Calibri"/>
+                <w:b/>
+                <w:i w:val="0"/>
+                <w:sz w:val="20"/>
+              </w:rPr>
+              <w:t xml:space="preserve">Postcondiciones: </w:t>
+            </w:r>
+            <w:r>
+              <w:rPr>
+                <w:rFonts w:ascii="Calibri" w:hAnsi="Calibri"/>
+                <w:b w:val="0"/>
+                <w:i w:val="0"/>
+                <w:sz w:val="20"/>
+              </w:rPr>
+              <w:t>Se genera un archivo JSON con las traducciones del idioma y la operacion queda registrada en la bitacora.</w:t>
+            </w:r>
+          </w:p>
+        </w:tc>
+      </w:tr>
+    </w:tbl>
+    <w:p/>
+    <w:tbl>
+      <w:tblPr>
+        <w:tblStyle w:val="TableGrid"/>
+        <w:tblW w:type="dxa" w:w="9360"/>
+        <w:tblLayout w:type="fixed"/>
+        <w:tblLook w:firstColumn="1" w:firstRow="1" w:lastColumn="0" w:lastRow="0" w:noHBand="0" w:noVBand="1" w:val="04A0"/>
+        <w:jc w:val="left"/>
+      </w:tblPr>
+      <w:tblGrid>
+        <w:gridCol w:w="15"/>
+      </w:tblGrid>
+      <w:tr>
+        <w:tc>
+          <w:tcPr>
+            <w:tcW w:type="dxa" w:w="9360"/>
+            <w:tcBorders>
+              <w:top w:val="single" w:sz="6" w:space="0" w:color="000000"/>
+              <w:left w:val="single" w:sz="6" w:space="0" w:color="000000"/>
+              <w:bottom w:val="single" w:sz="6" w:space="0" w:color="000000"/>
+              <w:right w:val="single" w:sz="6" w:space="0" w:color="000000"/>
+            </w:tcBorders>
+            <w:tcMar>
+              <w:top w:w="0" w:type="dxa"/>
+              <w:left w:w="40" w:type="dxa"/>
+              <w:bottom w:w="0" w:type="dxa"/>
+              <w:right w:w="40" w:type="dxa"/>
+            </w:tcMar>
+          </w:tcPr>
+          <w:p>
+            <w:pPr>
+              <w:spacing w:after="0" w:before="0"/>
+            </w:pPr>
+            <w:r/>
+            <w:r>
+              <w:rPr>
+                <w:rFonts w:ascii="Calibri" w:hAnsi="Calibri"/>
+                <w:b/>
+                <w:i w:val="0"/>
+                <w:sz w:val="20"/>
+              </w:rPr>
+              <w:t xml:space="preserve">ID y Nombre: </w:t>
+            </w:r>
+            <w:r>
+              <w:rPr>
+                <w:rFonts w:ascii="Calibri" w:hAnsi="Calibri"/>
+                <w:b w:val="0"/>
+                <w:i w:val="0"/>
+                <w:sz w:val="20"/>
+              </w:rPr>
+              <w:t>CU12 Editar traduccion</w:t>
+            </w:r>
+          </w:p>
+        </w:tc>
+      </w:tr>
+      <w:tr>
+        <w:tc>
+          <w:tcPr>
+            <w:tcW w:type="dxa" w:w="9360"/>
+            <w:tcBorders>
+              <w:top w:val="single" w:sz="6" w:space="0" w:color="000000"/>
+              <w:left w:val="single" w:sz="6" w:space="0" w:color="000000"/>
+              <w:bottom w:val="single" w:sz="6" w:space="0" w:color="000000"/>
+              <w:right w:val="single" w:sz="6" w:space="0" w:color="000000"/>
+            </w:tcBorders>
+            <w:tcMar>
+              <w:top w:w="0" w:type="dxa"/>
+              <w:left w:w="40" w:type="dxa"/>
+              <w:bottom w:w="0" w:type="dxa"/>
+              <w:right w:w="40" w:type="dxa"/>
+            </w:tcMar>
+          </w:tcPr>
+          <w:p>
+            <w:pPr>
+              <w:spacing w:after="0" w:before="0"/>
+            </w:pPr>
+            <w:r/>
+            <w:r>
+              <w:rPr>
+                <w:rFonts w:ascii="Calibri" w:hAnsi="Calibri"/>
+                <w:b/>
+                <w:i w:val="0"/>
+                <w:sz w:val="20"/>
+              </w:rPr>
+              <w:t xml:space="preserve">Estado: </w:t>
+            </w:r>
+            <w:r>
+              <w:rPr>
+                <w:rFonts w:ascii="Calibri" w:hAnsi="Calibri"/>
+                <w:b w:val="0"/>
+                <w:i w:val="0"/>
+                <w:sz w:val="20"/>
+              </w:rPr>
+              <w:t>Implementado</w:t>
+            </w:r>
+          </w:p>
+        </w:tc>
+      </w:tr>
+      <w:tr>
+        <w:tc>
+          <w:tcPr>
+            <w:tcW w:type="dxa" w:w="9360"/>
+            <w:tcBorders>
+              <w:top w:val="single" w:sz="6" w:space="0" w:color="000000"/>
+              <w:left w:val="single" w:sz="6" w:space="0" w:color="000000"/>
+              <w:bottom w:val="single" w:sz="6" w:space="0" w:color="000000"/>
+              <w:right w:val="single" w:sz="6" w:space="0" w:color="000000"/>
+            </w:tcBorders>
+            <w:tcMar>
+              <w:top w:w="0" w:type="dxa"/>
+              <w:left w:w="40" w:type="dxa"/>
+              <w:bottom w:w="0" w:type="dxa"/>
+              <w:right w:w="40" w:type="dxa"/>
+            </w:tcMar>
+          </w:tcPr>
+          <w:p>
+            <w:pPr>
+              <w:spacing w:after="0" w:before="0"/>
+            </w:pPr>
+            <w:r/>
+            <w:r>
+              <w:rPr>
+                <w:rFonts w:ascii="Calibri" w:hAnsi="Calibri"/>
+                <w:b/>
+                <w:i w:val="0"/>
+                <w:sz w:val="20"/>
+              </w:rPr>
+              <w:t xml:space="preserve">Descripcion: </w:t>
+            </w:r>
+            <w:r>
+              <w:rPr>
+                <w:rFonts w:ascii="Calibri" w:hAnsi="Calibri"/>
+                <w:b w:val="0"/>
+                <w:i w:val="0"/>
+                <w:sz w:val="20"/>
+              </w:rPr>
+              <w:t>Permite al administrador crear o modificar la traduccion de una clave para un idioma.</w:t>
+            </w:r>
+          </w:p>
+        </w:tc>
+      </w:tr>
+      <w:tr>
+        <w:tc>
+          <w:tcPr>
+            <w:tcW w:type="dxa" w:w="9360"/>
+            <w:tcBorders>
+              <w:top w:val="single" w:sz="6" w:space="0" w:color="000000"/>
+              <w:left w:val="single" w:sz="6" w:space="0" w:color="000000"/>
+              <w:bottom w:val="single" w:sz="6" w:space="0" w:color="000000"/>
+              <w:right w:val="single" w:sz="6" w:space="0" w:color="000000"/>
+            </w:tcBorders>
+            <w:tcMar>
+              <w:top w:w="0" w:type="dxa"/>
+              <w:left w:w="40" w:type="dxa"/>
+              <w:bottom w:w="0" w:type="dxa"/>
+              <w:right w:w="40" w:type="dxa"/>
+            </w:tcMar>
+          </w:tcPr>
+          <w:p>
+            <w:pPr>
+              <w:spacing w:after="0" w:before="0"/>
+            </w:pPr>
+            <w:r/>
+            <w:r>
+              <w:rPr>
+                <w:rFonts w:ascii="Calibri" w:hAnsi="Calibri"/>
+                <w:b/>
+                <w:i w:val="0"/>
+                <w:sz w:val="20"/>
+              </w:rPr>
+              <w:t xml:space="preserve">Actor Principal: </w:t>
+            </w:r>
+            <w:r>
+              <w:rPr>
+                <w:rFonts w:ascii="Calibri" w:hAnsi="Calibri"/>
+                <w:b w:val="0"/>
+                <w:i w:val="0"/>
+                <w:sz w:val="20"/>
+              </w:rPr>
+              <w:t>Administrador</w:t>
+            </w:r>
+          </w:p>
+        </w:tc>
+      </w:tr>
+      <w:tr>
+        <w:tc>
+          <w:tcPr>
+            <w:tcW w:type="dxa" w:w="9360"/>
+            <w:tcBorders>
+              <w:top w:val="single" w:sz="6" w:space="0" w:color="000000"/>
+              <w:left w:val="single" w:sz="6" w:space="0" w:color="000000"/>
+              <w:bottom w:val="single" w:sz="6" w:space="0" w:color="000000"/>
+              <w:right w:val="single" w:sz="6" w:space="0" w:color="000000"/>
+            </w:tcBorders>
+            <w:tcMar>
+              <w:top w:w="0" w:type="dxa"/>
+              <w:left w:w="40" w:type="dxa"/>
+              <w:bottom w:w="0" w:type="dxa"/>
+              <w:right w:w="40" w:type="dxa"/>
+            </w:tcMar>
+          </w:tcPr>
+          <w:p>
+            <w:pPr>
+              <w:spacing w:after="0" w:before="0"/>
+            </w:pPr>
+            <w:r/>
+            <w:r>
+              <w:rPr>
+                <w:rFonts w:ascii="Calibri" w:hAnsi="Calibri"/>
+                <w:b/>
+                <w:i w:val="0"/>
+                <w:sz w:val="20"/>
+              </w:rPr>
+              <w:t xml:space="preserve">Actor Secundario: </w:t>
+            </w:r>
+            <w:r>
+              <w:rPr>
+                <w:rFonts w:ascii="Calibri" w:hAnsi="Calibri"/>
+                <w:b w:val="0"/>
+                <w:i w:val="0"/>
+                <w:sz w:val="20"/>
+              </w:rPr>
+              <w:t>-</w:t>
+            </w:r>
+          </w:p>
+        </w:tc>
+      </w:tr>
+      <w:tr>
+        <w:tc>
+          <w:tcPr>
+            <w:tcW w:type="dxa" w:w="9360"/>
+            <w:tcBorders>
+              <w:top w:val="single" w:sz="6" w:space="0" w:color="000000"/>
+              <w:left w:val="single" w:sz="6" w:space="0" w:color="000000"/>
+              <w:bottom w:val="single" w:sz="6" w:space="0" w:color="000000"/>
+              <w:right w:val="single" w:sz="6" w:space="0" w:color="000000"/>
+            </w:tcBorders>
+            <w:tcMar>
+              <w:top w:w="0" w:type="dxa"/>
+              <w:left w:w="40" w:type="dxa"/>
+              <w:bottom w:w="0" w:type="dxa"/>
+              <w:right w:w="40" w:type="dxa"/>
+            </w:tcMar>
+          </w:tcPr>
+          <w:p>
+            <w:pPr>
+              <w:spacing w:after="0" w:before="0"/>
+            </w:pPr>
+            <w:r/>
+            <w:r>
+              <w:rPr>
+                <w:rFonts w:ascii="Calibri" w:hAnsi="Calibri"/>
+                <w:b/>
+                <w:i w:val="0"/>
+                <w:sz w:val="20"/>
+              </w:rPr>
+              <w:t xml:space="preserve">Precondiciones: </w:t>
+            </w:r>
+            <w:r>
+              <w:rPr>
+                <w:rFonts w:ascii="Calibri" w:hAnsi="Calibri"/>
+                <w:b w:val="0"/>
+                <w:i w:val="0"/>
+                <w:sz w:val="20"/>
+              </w:rPr>
+              <w:t>El administrador tiene una sesion iniciada con el permiso de gestion de idiomas, existe el idioma y la clave corresponde a una palabra existente en el catalogo.</w:t>
+            </w:r>
+          </w:p>
+        </w:tc>
+      </w:tr>
+      <w:tr>
+        <w:tc>
+          <w:tcPr>
+            <w:tcW w:type="dxa" w:w="9360"/>
+            <w:tcBorders>
+              <w:top w:val="single" w:sz="6" w:space="0" w:color="000000"/>
+              <w:left w:val="single" w:sz="6" w:space="0" w:color="000000"/>
+              <w:bottom w:val="single" w:sz="6" w:space="0" w:color="000000"/>
+              <w:right w:val="single" w:sz="6" w:space="0" w:color="000000"/>
+            </w:tcBorders>
+            <w:tcMar>
+              <w:top w:w="0" w:type="dxa"/>
+              <w:left w:w="40" w:type="dxa"/>
+              <w:bottom w:w="0" w:type="dxa"/>
+              <w:right w:w="40" w:type="dxa"/>
+            </w:tcMar>
+          </w:tcPr>
+          <w:p>
+            <w:pPr>
+              <w:spacing w:after="0" w:before="0"/>
+            </w:pPr>
+            <w:r/>
+            <w:r>
+              <w:rPr>
+                <w:rFonts w:ascii="Calibri" w:hAnsi="Calibri"/>
+                <w:b/>
+                <w:i w:val="0"/>
+                <w:sz w:val="20"/>
+              </w:rPr>
+              <w:t xml:space="preserve">Puntos de Extension: </w:t>
+            </w:r>
+            <w:r>
+              <w:rPr>
+                <w:rFonts w:ascii="Calibri" w:hAnsi="Calibri"/>
+                <w:b w:val="0"/>
+                <w:i w:val="0"/>
+                <w:sz w:val="20"/>
+              </w:rPr>
+              <w:t>No aplica.</w:t>
+            </w:r>
+          </w:p>
+        </w:tc>
+      </w:tr>
+      <w:tr>
+        <w:tc>
+          <w:tcPr>
+            <w:tcW w:type="dxa" w:w="9360"/>
+            <w:tcBorders>
+              <w:top w:val="single" w:sz="6" w:space="0" w:color="000000"/>
+              <w:left w:val="single" w:sz="6" w:space="0" w:color="000000"/>
+              <w:bottom w:val="single" w:sz="6" w:space="0" w:color="000000"/>
+              <w:right w:val="single" w:sz="6" w:space="0" w:color="000000"/>
+            </w:tcBorders>
+            <w:tcMar>
+              <w:top w:w="0" w:type="dxa"/>
+              <w:left w:w="40" w:type="dxa"/>
+              <w:bottom w:w="0" w:type="dxa"/>
+              <w:right w:w="40" w:type="dxa"/>
+            </w:tcMar>
+          </w:tcPr>
+          <w:p>
+            <w:pPr>
+              <w:spacing w:after="0" w:before="0"/>
+            </w:pPr>
+            <w:r/>
+            <w:r>
+              <w:rPr>
+                <w:rFonts w:ascii="Calibri" w:hAnsi="Calibri"/>
+                <w:b/>
+                <w:i w:val="0"/>
+                <w:sz w:val="20"/>
+              </w:rPr>
+              <w:t xml:space="preserve">Condicion: </w:t>
+            </w:r>
+            <w:r>
+              <w:rPr>
+                <w:rFonts w:ascii="Calibri" w:hAnsi="Calibri"/>
+                <w:b w:val="0"/>
+                <w:i w:val="0"/>
+                <w:sz w:val="20"/>
+              </w:rPr>
+              <w:t>El administrador necesita definir o corregir el texto de una clave en un idioma.</w:t>
+            </w:r>
+          </w:p>
+        </w:tc>
+      </w:tr>
+      <w:tr>
+        <w:tc>
+          <w:tcPr>
+            <w:tcW w:type="dxa" w:w="9360"/>
+            <w:tcBorders>
+              <w:top w:val="single" w:sz="6" w:space="0" w:color="000000"/>
+              <w:left w:val="single" w:sz="6" w:space="0" w:color="000000"/>
+              <w:bottom w:val="single" w:sz="6" w:space="0" w:color="000000"/>
+              <w:right w:val="single" w:sz="6" w:space="0" w:color="000000"/>
+            </w:tcBorders>
+            <w:tcMar>
+              <w:top w:w="0" w:type="dxa"/>
+              <w:left w:w="40" w:type="dxa"/>
+              <w:bottom w:w="0" w:type="dxa"/>
+              <w:right w:w="40" w:type="dxa"/>
+            </w:tcMar>
+          </w:tcPr>
+          <w:p>
+            <w:pPr>
+              <w:spacing w:after="0" w:before="0"/>
+            </w:pPr>
+            <w:r/>
+            <w:r>
+              <w:rPr>
+                <w:rFonts w:ascii="Calibri" w:hAnsi="Calibri"/>
+                <w:b/>
+                <w:i w:val="0"/>
+                <w:sz w:val="20"/>
+              </w:rPr>
+              <w:t>Escenario Principal:</w:t>
+            </w:r>
+          </w:p>
+          <w:p>
+            <w:pPr>
+              <w:spacing w:after="0" w:before="0"/>
+            </w:pPr>
+            <w:r>
+              <w:rPr>
+                <w:rFonts w:ascii="Calibri" w:hAnsi="Calibri"/>
+                <w:b w:val="0"/>
+                <w:i w:val="0"/>
+                <w:sz w:val="20"/>
+              </w:rPr>
+              <w:t>1. El administrador selecciona un idioma y una clave, y edita su valor.</w:t>
+            </w:r>
+          </w:p>
+          <w:p>
+            <w:pPr>
+              <w:spacing w:after="0" w:before="0"/>
+            </w:pPr>
+            <w:r>
+              <w:rPr>
+                <w:rFonts w:ascii="Calibri" w:hAnsi="Calibri"/>
+                <w:b w:val="0"/>
+                <w:i w:val="0"/>
+                <w:sz w:val="20"/>
+              </w:rPr>
+              <w:t>2. El administrador presiona guardar traduccion.</w:t>
+            </w:r>
+          </w:p>
+          <w:p>
+            <w:pPr>
+              <w:spacing w:after="0" w:before="0"/>
+            </w:pPr>
+            <w:r>
+              <w:rPr>
+                <w:rFonts w:ascii="Calibri" w:hAnsi="Calibri"/>
+                <w:b w:val="0"/>
+                <w:i w:val="0"/>
+                <w:sz w:val="20"/>
+              </w:rPr>
+              <w:t>3. El sistema valida que la clave y el valor no esten vacios.</w:t>
+            </w:r>
+          </w:p>
+          <w:p>
+            <w:pPr>
+              <w:spacing w:after="0" w:before="0"/>
+            </w:pPr>
+            <w:r>
+              <w:rPr>
+                <w:rFonts w:ascii="Calibri" w:hAnsi="Calibri"/>
+                <w:b w:val="0"/>
+                <w:i w:val="0"/>
+                <w:sz w:val="20"/>
+              </w:rPr>
+              <w:t>4. El sistema busca la palabra por su clave.</w:t>
+            </w:r>
+          </w:p>
+          <w:p>
+            <w:pPr>
+              <w:spacing w:after="0" w:before="0"/>
+            </w:pPr>
+            <w:r>
+              <w:rPr>
+                <w:rFonts w:ascii="Calibri" w:hAnsi="Calibri"/>
+                <w:b w:val="0"/>
+                <w:i w:val="0"/>
+                <w:sz w:val="20"/>
+              </w:rPr>
+              <w:t>5. El sistema guarda (inserta o actualiza) la traduccion para el idioma y registra la operacion en la bitacora.</w:t>
+            </w:r>
+          </w:p>
+          <w:p>
+            <w:pPr>
+              <w:spacing w:after="0" w:before="0"/>
+            </w:pPr>
+            <w:r>
+              <w:rPr>
+                <w:rFonts w:ascii="Calibri" w:hAnsi="Calibri"/>
+                <w:b w:val="0"/>
+                <w:i w:val="0"/>
+                <w:sz w:val="20"/>
+              </w:rPr>
+              <w:t>6. El sistema recarga las traducciones y, si corresponde, refresca el idioma en ejecucion.</w:t>
+            </w:r>
+          </w:p>
+          <w:p>
+            <w:pPr>
+              <w:spacing w:after="0" w:before="0"/>
+            </w:pPr>
+            <w:r>
+              <w:rPr>
+                <w:rFonts w:ascii="Calibri" w:hAnsi="Calibri"/>
+                <w:b w:val="0"/>
+                <w:i w:val="0"/>
+                <w:sz w:val="20"/>
+              </w:rPr>
+              <w:t>7. El sistema informa que la traduccion fue guardada.</w:t>
+            </w:r>
+          </w:p>
+        </w:tc>
+      </w:tr>
+      <w:tr>
+        <w:tc>
+          <w:tcPr>
+            <w:tcW w:type="dxa" w:w="9360"/>
+            <w:tcBorders>
+              <w:top w:val="single" w:sz="6" w:space="0" w:color="000000"/>
+              <w:left w:val="single" w:sz="6" w:space="0" w:color="000000"/>
+              <w:bottom w:val="single" w:sz="6" w:space="0" w:color="000000"/>
+              <w:right w:val="single" w:sz="6" w:space="0" w:color="000000"/>
+            </w:tcBorders>
+            <w:tcMar>
+              <w:top w:w="0" w:type="dxa"/>
+              <w:left w:w="40" w:type="dxa"/>
+              <w:bottom w:w="0" w:type="dxa"/>
+              <w:right w:w="40" w:type="dxa"/>
+            </w:tcMar>
+          </w:tcPr>
+          <w:p>
+            <w:pPr>
+              <w:spacing w:after="0" w:before="0"/>
+            </w:pPr>
+            <w:r/>
+            <w:r>
+              <w:rPr>
+                <w:rFonts w:ascii="Calibri" w:hAnsi="Calibri"/>
+                <w:b/>
+                <w:i w:val="0"/>
+                <w:sz w:val="20"/>
+              </w:rPr>
+              <w:t>Flujos Alternativos:</w:t>
+            </w:r>
+          </w:p>
+          <w:p>
+            <w:pPr>
+              <w:spacing w:after="0" w:before="0"/>
+            </w:pPr>
+            <w:r>
+              <w:rPr>
+                <w:rFonts w:ascii="Calibri" w:hAnsi="Calibri"/>
+                <w:b w:val="0"/>
+                <w:i w:val="0"/>
+                <w:sz w:val="20"/>
+              </w:rPr>
+              <w:t>1a. Si no hay un idioma seleccionado, el sistema informa que se debe seleccionar un idioma y finaliza el caso de uso.</w:t>
+            </w:r>
+          </w:p>
+          <w:p>
+            <w:pPr>
+              <w:spacing w:after="0" w:before="0"/>
+            </w:pPr>
+            <w:r>
+              <w:rPr>
+                <w:rFonts w:ascii="Calibri" w:hAnsi="Calibri"/>
+                <w:b w:val="0"/>
+                <w:i w:val="0"/>
+                <w:sz w:val="20"/>
+              </w:rPr>
+              <w:t>3a. Si la clave o el valor estan vacios, el sistema informa el error y finaliza el caso de uso.</w:t>
+            </w:r>
+          </w:p>
+          <w:p>
+            <w:pPr>
+              <w:spacing w:after="0" w:before="0"/>
+            </w:pPr>
+            <w:r>
+              <w:rPr>
+                <w:rFonts w:ascii="Calibri" w:hAnsi="Calibri"/>
+                <w:b w:val="0"/>
+                <w:i w:val="0"/>
+                <w:sz w:val="20"/>
+              </w:rPr>
+              <w:t>4a. Si la clave no existe en el catalogo de palabras, el sistema informa el error y finaliza el caso de uso.</w:t>
+            </w:r>
+          </w:p>
+        </w:tc>
+      </w:tr>
+      <w:tr>
+        <w:tc>
+          <w:tcPr>
+            <w:tcW w:type="dxa" w:w="9360"/>
+            <w:tcBorders>
+              <w:top w:val="single" w:sz="6" w:space="0" w:color="000000"/>
+              <w:left w:val="single" w:sz="6" w:space="0" w:color="000000"/>
+              <w:bottom w:val="single" w:sz="6" w:space="0" w:color="000000"/>
+              <w:right w:val="single" w:sz="6" w:space="0" w:color="000000"/>
+            </w:tcBorders>
+            <w:tcMar>
+              <w:top w:w="0" w:type="dxa"/>
+              <w:left w:w="40" w:type="dxa"/>
+              <w:bottom w:w="0" w:type="dxa"/>
+              <w:right w:w="40" w:type="dxa"/>
+            </w:tcMar>
+          </w:tcPr>
+          <w:p>
+            <w:pPr>
+              <w:spacing w:after="0" w:before="0"/>
+            </w:pPr>
+            <w:r/>
+            <w:r>
+              <w:rPr>
+                <w:rFonts w:ascii="Calibri" w:hAnsi="Calibri"/>
+                <w:b/>
+                <w:i w:val="0"/>
+                <w:sz w:val="20"/>
+              </w:rPr>
+              <w:t xml:space="preserve">Postcondiciones: </w:t>
+            </w:r>
+            <w:r>
+              <w:rPr>
+                <w:rFonts w:ascii="Calibri" w:hAnsi="Calibri"/>
+                <w:b w:val="0"/>
+                <w:i w:val="0"/>
+                <w:sz w:val="20"/>
+              </w:rPr>
+              <w:t>La traduccion del idioma para esa clave queda guardada y la operacion queda registrada en la bitacora.</w:t>
+            </w:r>
+          </w:p>
+        </w:tc>
+      </w:tr>
+    </w:tbl>
+    <w:p/>
+    <w:tbl>
+      <w:tblPr>
+        <w:tblStyle w:val="TableGrid"/>
+        <w:tblW w:type="dxa" w:w="9360"/>
+        <w:tblLayout w:type="fixed"/>
+        <w:tblLook w:firstColumn="1" w:firstRow="1" w:lastColumn="0" w:lastRow="0" w:noHBand="0" w:noVBand="1" w:val="04A0"/>
+        <w:jc w:val="left"/>
+      </w:tblPr>
+      <w:tblGrid>
+        <w:gridCol w:w="15"/>
+      </w:tblGrid>
+      <w:tr>
+        <w:tc>
+          <w:tcPr>
+            <w:tcW w:type="dxa" w:w="9360"/>
+            <w:tcBorders>
+              <w:top w:val="single" w:sz="6" w:space="0" w:color="000000"/>
+              <w:left w:val="single" w:sz="6" w:space="0" w:color="000000"/>
+              <w:bottom w:val="single" w:sz="6" w:space="0" w:color="000000"/>
+              <w:right w:val="single" w:sz="6" w:space="0" w:color="000000"/>
+            </w:tcBorders>
+            <w:tcMar>
+              <w:top w:w="0" w:type="dxa"/>
+              <w:left w:w="40" w:type="dxa"/>
+              <w:bottom w:w="0" w:type="dxa"/>
+              <w:right w:w="40" w:type="dxa"/>
+            </w:tcMar>
+          </w:tcPr>
+          <w:p>
+            <w:pPr>
+              <w:spacing w:after="0" w:before="0"/>
+            </w:pPr>
+            <w:r/>
+            <w:r>
+              <w:rPr>
+                <w:rFonts w:ascii="Calibri" w:hAnsi="Calibri"/>
+                <w:b/>
+                <w:i w:val="0"/>
+                <w:sz w:val="20"/>
+              </w:rPr>
+              <w:t xml:space="preserve">ID y Nombre: </w:t>
+            </w:r>
+            <w:r>
+              <w:rPr>
+                <w:rFonts w:ascii="Calibri" w:hAnsi="Calibri"/>
+                <w:b w:val="0"/>
+                <w:i w:val="0"/>
+                <w:sz w:val="20"/>
+              </w:rPr>
+              <w:t>CU13 Configurar idioma preferido</w:t>
+            </w:r>
+          </w:p>
+        </w:tc>
+      </w:tr>
+      <w:tr>
+        <w:tc>
+          <w:tcPr>
+            <w:tcW w:type="dxa" w:w="9360"/>
+            <w:tcBorders>
+              <w:top w:val="single" w:sz="6" w:space="0" w:color="000000"/>
+              <w:left w:val="single" w:sz="6" w:space="0" w:color="000000"/>
+              <w:bottom w:val="single" w:sz="6" w:space="0" w:color="000000"/>
+              <w:right w:val="single" w:sz="6" w:space="0" w:color="000000"/>
+            </w:tcBorders>
+            <w:tcMar>
+              <w:top w:w="0" w:type="dxa"/>
+              <w:left w:w="40" w:type="dxa"/>
+              <w:bottom w:w="0" w:type="dxa"/>
+              <w:right w:w="40" w:type="dxa"/>
+            </w:tcMar>
+          </w:tcPr>
+          <w:p>
+            <w:pPr>
+              <w:spacing w:after="0" w:before="0"/>
+            </w:pPr>
+            <w:r/>
+            <w:r>
+              <w:rPr>
+                <w:rFonts w:ascii="Calibri" w:hAnsi="Calibri"/>
+                <w:b/>
+                <w:i w:val="0"/>
+                <w:sz w:val="20"/>
+              </w:rPr>
+              <w:t xml:space="preserve">Estado: </w:t>
+            </w:r>
+            <w:r>
+              <w:rPr>
+                <w:rFonts w:ascii="Calibri" w:hAnsi="Calibri"/>
+                <w:b w:val="0"/>
+                <w:i w:val="0"/>
+                <w:sz w:val="20"/>
+              </w:rPr>
+              <w:t>Implementado</w:t>
+            </w:r>
+          </w:p>
+        </w:tc>
+      </w:tr>
+      <w:tr>
+        <w:tc>
+          <w:tcPr>
+            <w:tcW w:type="dxa" w:w="9360"/>
+            <w:tcBorders>
+              <w:top w:val="single" w:sz="6" w:space="0" w:color="000000"/>
+              <w:left w:val="single" w:sz="6" w:space="0" w:color="000000"/>
+              <w:bottom w:val="single" w:sz="6" w:space="0" w:color="000000"/>
+              <w:right w:val="single" w:sz="6" w:space="0" w:color="000000"/>
+            </w:tcBorders>
+            <w:tcMar>
+              <w:top w:w="0" w:type="dxa"/>
+              <w:left w:w="40" w:type="dxa"/>
+              <w:bottom w:w="0" w:type="dxa"/>
+              <w:right w:w="40" w:type="dxa"/>
+            </w:tcMar>
+          </w:tcPr>
+          <w:p>
+            <w:pPr>
+              <w:spacing w:after="0" w:before="0"/>
+            </w:pPr>
+            <w:r/>
+            <w:r>
+              <w:rPr>
+                <w:rFonts w:ascii="Calibri" w:hAnsi="Calibri"/>
+                <w:b/>
+                <w:i w:val="0"/>
+                <w:sz w:val="20"/>
+              </w:rPr>
+              <w:t xml:space="preserve">Descripcion: </w:t>
+            </w:r>
+            <w:r>
+              <w:rPr>
+                <w:rFonts w:ascii="Calibri" w:hAnsi="Calibri"/>
+                <w:b w:val="0"/>
+                <w:i w:val="0"/>
+                <w:sz w:val="20"/>
+              </w:rPr>
+              <w:t>Permite al usuario elegir el idioma con el que se muestra la aplicacion, guardandolo como su preferencia y aplicandolo de inmediato.</w:t>
+            </w:r>
+          </w:p>
+        </w:tc>
+      </w:tr>
+      <w:tr>
+        <w:tc>
+          <w:tcPr>
+            <w:tcW w:type="dxa" w:w="9360"/>
+            <w:tcBorders>
+              <w:top w:val="single" w:sz="6" w:space="0" w:color="000000"/>
+              <w:left w:val="single" w:sz="6" w:space="0" w:color="000000"/>
+              <w:bottom w:val="single" w:sz="6" w:space="0" w:color="000000"/>
+              <w:right w:val="single" w:sz="6" w:space="0" w:color="000000"/>
+            </w:tcBorders>
+            <w:tcMar>
+              <w:top w:w="0" w:type="dxa"/>
+              <w:left w:w="40" w:type="dxa"/>
+              <w:bottom w:w="0" w:type="dxa"/>
+              <w:right w:w="40" w:type="dxa"/>
+            </w:tcMar>
+          </w:tcPr>
+          <w:p>
+            <w:pPr>
+              <w:spacing w:after="0" w:before="0"/>
+            </w:pPr>
+            <w:r/>
+            <w:r>
+              <w:rPr>
+                <w:rFonts w:ascii="Calibri" w:hAnsi="Calibri"/>
+                <w:b/>
+                <w:i w:val="0"/>
+                <w:sz w:val="20"/>
+              </w:rPr>
+              <w:t xml:space="preserve">Actor Principal: </w:t>
+            </w:r>
+            <w:r>
+              <w:rPr>
+                <w:rFonts w:ascii="Calibri" w:hAnsi="Calibri"/>
+                <w:b w:val="0"/>
+                <w:i w:val="0"/>
+                <w:sz w:val="20"/>
+              </w:rPr>
+              <w:t>Usuario</w:t>
+            </w:r>
+          </w:p>
+        </w:tc>
+      </w:tr>
+      <w:tr>
+        <w:tc>
+          <w:tcPr>
+            <w:tcW w:type="dxa" w:w="9360"/>
+            <w:tcBorders>
+              <w:top w:val="single" w:sz="6" w:space="0" w:color="000000"/>
+              <w:left w:val="single" w:sz="6" w:space="0" w:color="000000"/>
+              <w:bottom w:val="single" w:sz="6" w:space="0" w:color="000000"/>
+              <w:right w:val="single" w:sz="6" w:space="0" w:color="000000"/>
+            </w:tcBorders>
+            <w:tcMar>
+              <w:top w:w="0" w:type="dxa"/>
+              <w:left w:w="40" w:type="dxa"/>
+              <w:bottom w:w="0" w:type="dxa"/>
+              <w:right w:w="40" w:type="dxa"/>
+            </w:tcMar>
+          </w:tcPr>
+          <w:p>
+            <w:pPr>
+              <w:spacing w:after="0" w:before="0"/>
+            </w:pPr>
+            <w:r/>
+            <w:r>
+              <w:rPr>
+                <w:rFonts w:ascii="Calibri" w:hAnsi="Calibri"/>
+                <w:b/>
+                <w:i w:val="0"/>
+                <w:sz w:val="20"/>
+              </w:rPr>
+              <w:t xml:space="preserve">Actor Secundario: </w:t>
+            </w:r>
+            <w:r>
+              <w:rPr>
+                <w:rFonts w:ascii="Calibri" w:hAnsi="Calibri"/>
+                <w:b w:val="0"/>
+                <w:i w:val="0"/>
+                <w:sz w:val="20"/>
+              </w:rPr>
+              <w:t>-</w:t>
+            </w:r>
+          </w:p>
+        </w:tc>
+      </w:tr>
+      <w:tr>
+        <w:tc>
+          <w:tcPr>
+            <w:tcW w:type="dxa" w:w="9360"/>
+            <w:tcBorders>
+              <w:top w:val="single" w:sz="6" w:space="0" w:color="000000"/>
+              <w:left w:val="single" w:sz="6" w:space="0" w:color="000000"/>
+              <w:bottom w:val="single" w:sz="6" w:space="0" w:color="000000"/>
+              <w:right w:val="single" w:sz="6" w:space="0" w:color="000000"/>
+            </w:tcBorders>
+            <w:tcMar>
+              <w:top w:w="0" w:type="dxa"/>
+              <w:left w:w="40" w:type="dxa"/>
+              <w:bottom w:w="0" w:type="dxa"/>
+              <w:right w:w="40" w:type="dxa"/>
+            </w:tcMar>
+          </w:tcPr>
+          <w:p>
+            <w:pPr>
+              <w:spacing w:after="0" w:before="0"/>
+            </w:pPr>
+            <w:r/>
+            <w:r>
+              <w:rPr>
+                <w:rFonts w:ascii="Calibri" w:hAnsi="Calibri"/>
+                <w:b/>
+                <w:i w:val="0"/>
+                <w:sz w:val="20"/>
+              </w:rPr>
+              <w:t xml:space="preserve">Precondiciones: </w:t>
+            </w:r>
+            <w:r>
+              <w:rPr>
+                <w:rFonts w:ascii="Calibri" w:hAnsi="Calibri"/>
+                <w:b w:val="0"/>
+                <w:i w:val="0"/>
+                <w:sz w:val="20"/>
+              </w:rPr>
+              <w:t>El usuario tiene una sesion iniciada con el permiso de configuracion de usuario.</w:t>
+            </w:r>
+          </w:p>
+        </w:tc>
+      </w:tr>
+      <w:tr>
+        <w:tc>
+          <w:tcPr>
+            <w:tcW w:type="dxa" w:w="9360"/>
+            <w:tcBorders>
+              <w:top w:val="single" w:sz="6" w:space="0" w:color="000000"/>
+              <w:left w:val="single" w:sz="6" w:space="0" w:color="000000"/>
+              <w:bottom w:val="single" w:sz="6" w:space="0" w:color="000000"/>
+              <w:right w:val="single" w:sz="6" w:space="0" w:color="000000"/>
+            </w:tcBorders>
+            <w:tcMar>
+              <w:top w:w="0" w:type="dxa"/>
+              <w:left w:w="40" w:type="dxa"/>
+              <w:bottom w:w="0" w:type="dxa"/>
+              <w:right w:w="40" w:type="dxa"/>
+            </w:tcMar>
+          </w:tcPr>
+          <w:p>
+            <w:pPr>
+              <w:spacing w:after="0" w:before="0"/>
+            </w:pPr>
+            <w:r/>
+            <w:r>
+              <w:rPr>
+                <w:rFonts w:ascii="Calibri" w:hAnsi="Calibri"/>
+                <w:b/>
+                <w:i w:val="0"/>
+                <w:sz w:val="20"/>
+              </w:rPr>
+              <w:t xml:space="preserve">Puntos de Extension: </w:t>
+            </w:r>
+            <w:r>
+              <w:rPr>
+                <w:rFonts w:ascii="Calibri" w:hAnsi="Calibri"/>
+                <w:b w:val="0"/>
+                <w:i w:val="0"/>
+                <w:sz w:val="20"/>
+              </w:rPr>
+              <w:t>Al aplicar el idioma se dispara el patron Observer, que retraduce todas las pantallas abiertas.</w:t>
+            </w:r>
+          </w:p>
+        </w:tc>
+      </w:tr>
+      <w:tr>
+        <w:tc>
+          <w:tcPr>
+            <w:tcW w:type="dxa" w:w="9360"/>
+            <w:tcBorders>
+              <w:top w:val="single" w:sz="6" w:space="0" w:color="000000"/>
+              <w:left w:val="single" w:sz="6" w:space="0" w:color="000000"/>
+              <w:bottom w:val="single" w:sz="6" w:space="0" w:color="000000"/>
+              <w:right w:val="single" w:sz="6" w:space="0" w:color="000000"/>
+            </w:tcBorders>
+            <w:tcMar>
+              <w:top w:w="0" w:type="dxa"/>
+              <w:left w:w="40" w:type="dxa"/>
+              <w:bottom w:w="0" w:type="dxa"/>
+              <w:right w:w="40" w:type="dxa"/>
+            </w:tcMar>
+          </w:tcPr>
+          <w:p>
+            <w:pPr>
+              <w:spacing w:after="0" w:before="0"/>
+            </w:pPr>
+            <w:r/>
+            <w:r>
+              <w:rPr>
+                <w:rFonts w:ascii="Calibri" w:hAnsi="Calibri"/>
+                <w:b/>
+                <w:i w:val="0"/>
+                <w:sz w:val="20"/>
+              </w:rPr>
+              <w:t xml:space="preserve">Condicion: </w:t>
+            </w:r>
+            <w:r>
+              <w:rPr>
+                <w:rFonts w:ascii="Calibri" w:hAnsi="Calibri"/>
+                <w:b w:val="0"/>
+                <w:i w:val="0"/>
+                <w:sz w:val="20"/>
+              </w:rPr>
+              <w:t>El usuario desea cambiar el idioma con el que se muestra la aplicacion.</w:t>
+            </w:r>
+          </w:p>
+        </w:tc>
+      </w:tr>
+      <w:tr>
+        <w:tc>
+          <w:tcPr>
+            <w:tcW w:type="dxa" w:w="9360"/>
+            <w:tcBorders>
+              <w:top w:val="single" w:sz="6" w:space="0" w:color="000000"/>
+              <w:left w:val="single" w:sz="6" w:space="0" w:color="000000"/>
+              <w:bottom w:val="single" w:sz="6" w:space="0" w:color="000000"/>
+              <w:right w:val="single" w:sz="6" w:space="0" w:color="000000"/>
+            </w:tcBorders>
+            <w:tcMar>
+              <w:top w:w="0" w:type="dxa"/>
+              <w:left w:w="40" w:type="dxa"/>
+              <w:bottom w:w="0" w:type="dxa"/>
+              <w:right w:w="40" w:type="dxa"/>
+            </w:tcMar>
+          </w:tcPr>
+          <w:p>
+            <w:pPr>
+              <w:spacing w:after="0" w:before="0"/>
+            </w:pPr>
+            <w:r/>
+            <w:r>
+              <w:rPr>
+                <w:rFonts w:ascii="Calibri" w:hAnsi="Calibri"/>
+                <w:b/>
+                <w:i w:val="0"/>
+                <w:sz w:val="20"/>
+              </w:rPr>
+              <w:t>Escenario Principal:</w:t>
+            </w:r>
+          </w:p>
+          <w:p>
+            <w:pPr>
+              <w:spacing w:after="0" w:before="0"/>
+            </w:pPr>
+            <w:r>
+              <w:rPr>
+                <w:rFonts w:ascii="Calibri" w:hAnsi="Calibri"/>
+                <w:b w:val="0"/>
+                <w:i w:val="0"/>
+                <w:sz w:val="20"/>
+              </w:rPr>
+              <w:t>1. El usuario abre la pantalla de configuracion de usuario.</w:t>
+            </w:r>
+          </w:p>
+          <w:p>
+            <w:pPr>
+              <w:spacing w:after="0" w:before="0"/>
+            </w:pPr>
+            <w:r>
+              <w:rPr>
+                <w:rFonts w:ascii="Calibri" w:hAnsi="Calibri"/>
+                <w:b w:val="0"/>
+                <w:i w:val="0"/>
+                <w:sz w:val="20"/>
+              </w:rPr>
+              <w:t>2. El sistema carga los idiomas disponibles y marca el idioma actual.</w:t>
+            </w:r>
+          </w:p>
+          <w:p>
+            <w:pPr>
+              <w:spacing w:after="0" w:before="0"/>
+            </w:pPr>
+            <w:r>
+              <w:rPr>
+                <w:rFonts w:ascii="Calibri" w:hAnsi="Calibri"/>
+                <w:b w:val="0"/>
+                <w:i w:val="0"/>
+                <w:sz w:val="20"/>
+              </w:rPr>
+              <w:t>3. El usuario selecciona el idioma preferido y presiona guardar.</w:t>
+            </w:r>
+          </w:p>
+          <w:p>
+            <w:pPr>
+              <w:spacing w:after="0" w:before="0"/>
+            </w:pPr>
+            <w:r>
+              <w:rPr>
+                <w:rFonts w:ascii="Calibri" w:hAnsi="Calibri"/>
+                <w:b w:val="0"/>
+                <w:i w:val="0"/>
+                <w:sz w:val="20"/>
+              </w:rPr>
+              <w:t>4. El sistema obtiene el usuario de la sesion actual.</w:t>
+            </w:r>
+          </w:p>
+          <w:p>
+            <w:pPr>
+              <w:spacing w:after="0" w:before="0"/>
+            </w:pPr>
+            <w:r>
+              <w:rPr>
+                <w:rFonts w:ascii="Calibri" w:hAnsi="Calibri"/>
+                <w:b w:val="0"/>
+                <w:i w:val="0"/>
+                <w:sz w:val="20"/>
+              </w:rPr>
+              <w:t>5. El sistema valida que el idioma sea seleccionable.</w:t>
+            </w:r>
+          </w:p>
+          <w:p>
+            <w:pPr>
+              <w:spacing w:after="0" w:before="0"/>
+            </w:pPr>
+            <w:r>
+              <w:rPr>
+                <w:rFonts w:ascii="Calibri" w:hAnsi="Calibri"/>
+                <w:b w:val="0"/>
+                <w:i w:val="0"/>
+                <w:sz w:val="20"/>
+              </w:rPr>
+              <w:t>6. El sistema guarda la preferencia de idioma del usuario, registra la version en su historial y en la bitacora.</w:t>
+            </w:r>
+          </w:p>
+          <w:p>
+            <w:pPr>
+              <w:spacing w:after="0" w:before="0"/>
+            </w:pPr>
+            <w:r>
+              <w:rPr>
+                <w:rFonts w:ascii="Calibri" w:hAnsi="Calibri"/>
+                <w:b w:val="0"/>
+                <w:i w:val="0"/>
+                <w:sz w:val="20"/>
+              </w:rPr>
+              <w:t>7. El sistema aplica el idioma seleccionado y notifica a las pantallas abiertas para que se retraduzcan.</w:t>
+            </w:r>
+          </w:p>
+          <w:p>
+            <w:pPr>
+              <w:spacing w:after="0" w:before="0"/>
+            </w:pPr>
+            <w:r>
+              <w:rPr>
+                <w:rFonts w:ascii="Calibri" w:hAnsi="Calibri"/>
+                <w:b w:val="0"/>
+                <w:i w:val="0"/>
+                <w:sz w:val="20"/>
+              </w:rPr>
+              <w:t>8. El sistema informa que la configuracion fue guardada.</w:t>
+            </w:r>
+          </w:p>
+        </w:tc>
+      </w:tr>
+      <w:tr>
+        <w:tc>
+          <w:tcPr>
+            <w:tcW w:type="dxa" w:w="9360"/>
+            <w:tcBorders>
+              <w:top w:val="single" w:sz="6" w:space="0" w:color="000000"/>
+              <w:left w:val="single" w:sz="6" w:space="0" w:color="000000"/>
+              <w:bottom w:val="single" w:sz="6" w:space="0" w:color="000000"/>
+              <w:right w:val="single" w:sz="6" w:space="0" w:color="000000"/>
+            </w:tcBorders>
+            <w:tcMar>
+              <w:top w:w="0" w:type="dxa"/>
+              <w:left w:w="40" w:type="dxa"/>
+              <w:bottom w:w="0" w:type="dxa"/>
+              <w:right w:w="40" w:type="dxa"/>
+            </w:tcMar>
+          </w:tcPr>
+          <w:p>
+            <w:pPr>
+              <w:spacing w:after="0" w:before="0"/>
+            </w:pPr>
+            <w:r/>
+            <w:r>
+              <w:rPr>
+                <w:rFonts w:ascii="Calibri" w:hAnsi="Calibri"/>
+                <w:b/>
+                <w:i w:val="0"/>
+                <w:sz w:val="20"/>
+              </w:rPr>
+              <w:t>Flujos Alternativos:</w:t>
+            </w:r>
+          </w:p>
+          <w:p>
+            <w:pPr>
+              <w:spacing w:after="0" w:before="0"/>
+            </w:pPr>
+            <w:r>
+              <w:rPr>
+                <w:rFonts w:ascii="Calibri" w:hAnsi="Calibri"/>
+                <w:b w:val="0"/>
+                <w:i w:val="0"/>
+                <w:sz w:val="20"/>
+              </w:rPr>
+              <w:t>3a. Si no hay un idioma seleccionado, el sistema informa que se debe seleccionar un idioma y finaliza el caso de uso.</w:t>
+            </w:r>
+          </w:p>
+          <w:p>
+            <w:pPr>
+              <w:spacing w:after="0" w:before="0"/>
+            </w:pPr>
+            <w:r>
+              <w:rPr>
+                <w:rFonts w:ascii="Calibri" w:hAnsi="Calibri"/>
+                <w:b w:val="0"/>
+                <w:i w:val="0"/>
+                <w:sz w:val="20"/>
+              </w:rPr>
+              <w:t>4a. Si no hay una sesion activa, el sistema informa el error y cierra la pantalla de configuracion.</w:t>
+            </w:r>
+          </w:p>
+          <w:p>
+            <w:pPr>
+              <w:spacing w:after="0" w:before="0"/>
+            </w:pPr>
+            <w:r>
+              <w:rPr>
+                <w:rFonts w:ascii="Calibri" w:hAnsi="Calibri"/>
+                <w:b w:val="0"/>
+                <w:i w:val="0"/>
+                <w:sz w:val="20"/>
+              </w:rPr>
+              <w:t>5a. Si el idioma no es seleccionable, el sistema informa el error y finaliza el caso de uso.</w:t>
+            </w:r>
+          </w:p>
+        </w:tc>
+      </w:tr>
+      <w:tr>
+        <w:tc>
+          <w:tcPr>
+            <w:tcW w:type="dxa" w:w="9360"/>
+            <w:tcBorders>
+              <w:top w:val="single" w:sz="6" w:space="0" w:color="000000"/>
+              <w:left w:val="single" w:sz="6" w:space="0" w:color="000000"/>
+              <w:bottom w:val="single" w:sz="6" w:space="0" w:color="000000"/>
+              <w:right w:val="single" w:sz="6" w:space="0" w:color="000000"/>
+            </w:tcBorders>
+            <w:tcMar>
+              <w:top w:w="0" w:type="dxa"/>
+              <w:left w:w="40" w:type="dxa"/>
+              <w:bottom w:w="0" w:type="dxa"/>
+              <w:right w:w="40" w:type="dxa"/>
+            </w:tcMar>
+          </w:tcPr>
+          <w:p>
+            <w:pPr>
+              <w:spacing w:after="0" w:before="0"/>
+            </w:pPr>
+            <w:r/>
+            <w:r>
+              <w:rPr>
+                <w:rFonts w:ascii="Calibri" w:hAnsi="Calibri"/>
+                <w:b/>
+                <w:i w:val="0"/>
+                <w:sz w:val="20"/>
+              </w:rPr>
+              <w:t xml:space="preserve">Postcondiciones: </w:t>
+            </w:r>
+            <w:r>
+              <w:rPr>
+                <w:rFonts w:ascii="Calibri" w:hAnsi="Calibri"/>
+                <w:b w:val="0"/>
+                <w:i w:val="0"/>
+                <w:sz w:val="20"/>
+              </w:rPr>
+              <w:t>La preferencia de idioma del usuario queda persistida, con version en su historial y en la bitacora, y la interfaz queda mostrada en el nuevo idioma.</w:t>
+            </w:r>
+          </w:p>
+        </w:tc>
+      </w:tr>
+    </w:tbl>
+    <w:p/>
+    <w:p>
+      <w:pPr>
+        <w:spacing w:before="280" w:after="120"/>
+        <w:jc w:val="center"/>
+      </w:pPr>
+      <w:r>
+        <w:rPr>
+          <w:rFonts w:ascii="Calibri" w:hAnsi="Calibri"/>
+          <w:b/>
+          <w:i w:val="0"/>
+          <w:color w:val="2E74B5"/>
+          <w:sz w:val="40"/>
+        </w:rPr>
+        <w:t>T06a. Gestion de Bitacora</w:t>
+      </w:r>
+    </w:p>
+    <w:p>
+      <w:pPr>
+        <w:spacing w:after="200"/>
+        <w:jc w:val="center"/>
+      </w:pPr>
+      <w:r>
+        <w:rPr>
+          <w:rFonts w:ascii="Calibri" w:hAnsi="Calibri"/>
+          <w:b w:val="0"/>
+          <w:i/>
+          <w:sz w:val="22"/>
+        </w:rPr>
+        <w:t>Especificaciones de casos de uso</w:t>
+      </w:r>
+    </w:p>
+    <w:p>
+      <w:pPr>
+        <w:spacing w:after="120" w:line="264" w:lineRule="auto"/>
+        <w:jc w:val="both"/>
+      </w:pPr>
+      <w:r>
+        <w:rPr>
+          <w:rFonts w:ascii="Calibri" w:hAnsi="Calibri"/>
+          <w:b w:val="0"/>
+          <w:i w:val="0"/>
+          <w:sz w:val="22"/>
+        </w:rPr>
+        <w:t>Casos de uso de la bitacora del sistema: consulta de los eventos auditados y registro de operaciones, fallos de negocio y excepciones tecnicas, segun la implementacion vigente en BitacoraBLL y FormBitacora.</w:t>
+      </w:r>
+    </w:p>
+    <w:tbl>
+      <w:tblPr>
+        <w:tblStyle w:val="TableGrid"/>
+        <w:tblW w:type="dxa" w:w="9360"/>
+        <w:tblLayout w:type="fixed"/>
+        <w:tblLook w:firstColumn="1" w:firstRow="1" w:lastColumn="0" w:lastRow="0" w:noHBand="0" w:noVBand="1" w:val="04A0"/>
+        <w:jc w:val="left"/>
+      </w:tblPr>
+      <w:tblGrid>
+        <w:gridCol w:w="15"/>
+      </w:tblGrid>
+      <w:tr>
+        <w:tc>
+          <w:tcPr>
+            <w:tcW w:type="dxa" w:w="9360"/>
+            <w:tcBorders>
+              <w:top w:val="single" w:sz="6" w:space="0" w:color="000000"/>
+              <w:left w:val="single" w:sz="6" w:space="0" w:color="000000"/>
+              <w:bottom w:val="single" w:sz="6" w:space="0" w:color="000000"/>
+              <w:right w:val="single" w:sz="6" w:space="0" w:color="000000"/>
+            </w:tcBorders>
+            <w:tcMar>
+              <w:top w:w="0" w:type="dxa"/>
+              <w:left w:w="40" w:type="dxa"/>
+              <w:bottom w:w="0" w:type="dxa"/>
+              <w:right w:w="40" w:type="dxa"/>
+            </w:tcMar>
+          </w:tcPr>
+          <w:p>
+            <w:pPr>
+              <w:spacing w:after="0" w:before="0"/>
+            </w:pPr>
+            <w:r/>
+            <w:r>
+              <w:rPr>
+                <w:rFonts w:ascii="Calibri" w:hAnsi="Calibri"/>
+                <w:b/>
+                <w:i w:val="0"/>
+                <w:sz w:val="20"/>
+              </w:rPr>
+              <w:t xml:space="preserve">ID y Nombre: </w:t>
+            </w:r>
+            <w:r>
+              <w:rPr>
+                <w:rFonts w:ascii="Calibri" w:hAnsi="Calibri"/>
+                <w:b w:val="0"/>
+                <w:i w:val="0"/>
+                <w:sz w:val="20"/>
+              </w:rPr>
+              <w:t>CU14 Consultar bitacora</w:t>
+            </w:r>
+          </w:p>
+        </w:tc>
+      </w:tr>
+      <w:tr>
+        <w:tc>
+          <w:tcPr>
+            <w:tcW w:type="dxa" w:w="9360"/>
+            <w:tcBorders>
+              <w:top w:val="single" w:sz="6" w:space="0" w:color="000000"/>
+              <w:left w:val="single" w:sz="6" w:space="0" w:color="000000"/>
+              <w:bottom w:val="single" w:sz="6" w:space="0" w:color="000000"/>
+              <w:right w:val="single" w:sz="6" w:space="0" w:color="000000"/>
+            </w:tcBorders>
+            <w:tcMar>
+              <w:top w:w="0" w:type="dxa"/>
+              <w:left w:w="40" w:type="dxa"/>
+              <w:bottom w:w="0" w:type="dxa"/>
+              <w:right w:w="40" w:type="dxa"/>
+            </w:tcMar>
+          </w:tcPr>
+          <w:p>
+            <w:pPr>
+              <w:spacing w:after="0" w:before="0"/>
+            </w:pPr>
+            <w:r/>
+            <w:r>
+              <w:rPr>
+                <w:rFonts w:ascii="Calibri" w:hAnsi="Calibri"/>
+                <w:b/>
+                <w:i w:val="0"/>
+                <w:sz w:val="20"/>
+              </w:rPr>
+              <w:t xml:space="preserve">Estado: </w:t>
+            </w:r>
+            <w:r>
+              <w:rPr>
+                <w:rFonts w:ascii="Calibri" w:hAnsi="Calibri"/>
+                <w:b w:val="0"/>
+                <w:i w:val="0"/>
+                <w:sz w:val="20"/>
+              </w:rPr>
+              <w:t>Implementado</w:t>
+            </w:r>
+          </w:p>
+        </w:tc>
+      </w:tr>
+      <w:tr>
+        <w:tc>
+          <w:tcPr>
+            <w:tcW w:type="dxa" w:w="9360"/>
+            <w:tcBorders>
+              <w:top w:val="single" w:sz="6" w:space="0" w:color="000000"/>
+              <w:left w:val="single" w:sz="6" w:space="0" w:color="000000"/>
+              <w:bottom w:val="single" w:sz="6" w:space="0" w:color="000000"/>
+              <w:right w:val="single" w:sz="6" w:space="0" w:color="000000"/>
+            </w:tcBorders>
+            <w:tcMar>
+              <w:top w:w="0" w:type="dxa"/>
+              <w:left w:w="40" w:type="dxa"/>
+              <w:bottom w:w="0" w:type="dxa"/>
+              <w:right w:w="40" w:type="dxa"/>
+            </w:tcMar>
+          </w:tcPr>
+          <w:p>
+            <w:pPr>
+              <w:spacing w:after="0" w:before="0"/>
+            </w:pPr>
+            <w:r/>
+            <w:r>
+              <w:rPr>
+                <w:rFonts w:ascii="Calibri" w:hAnsi="Calibri"/>
+                <w:b/>
+                <w:i w:val="0"/>
+                <w:sz w:val="20"/>
+              </w:rPr>
+              <w:t xml:space="preserve">Descripcion: </w:t>
+            </w:r>
+            <w:r>
+              <w:rPr>
+                <w:rFonts w:ascii="Calibri" w:hAnsi="Calibri"/>
+                <w:b w:val="0"/>
+                <w:i w:val="0"/>
+                <w:sz w:val="20"/>
+              </w:rPr>
+              <w:t>Permite al administrador consultar los eventos registrados en la bitacora aplicando filtros por fecha, usuario, nivel, tipo y actividad.</w:t>
+            </w:r>
+          </w:p>
+        </w:tc>
+      </w:tr>
+      <w:tr>
+        <w:tc>
+          <w:tcPr>
+            <w:tcW w:type="dxa" w:w="9360"/>
+            <w:tcBorders>
+              <w:top w:val="single" w:sz="6" w:space="0" w:color="000000"/>
+              <w:left w:val="single" w:sz="6" w:space="0" w:color="000000"/>
+              <w:bottom w:val="single" w:sz="6" w:space="0" w:color="000000"/>
+              <w:right w:val="single" w:sz="6" w:space="0" w:color="000000"/>
+            </w:tcBorders>
+            <w:tcMar>
+              <w:top w:w="0" w:type="dxa"/>
+              <w:left w:w="40" w:type="dxa"/>
+              <w:bottom w:w="0" w:type="dxa"/>
+              <w:right w:w="40" w:type="dxa"/>
+            </w:tcMar>
+          </w:tcPr>
+          <w:p>
+            <w:pPr>
+              <w:spacing w:after="0" w:before="0"/>
+            </w:pPr>
+            <w:r/>
+            <w:r>
+              <w:rPr>
+                <w:rFonts w:ascii="Calibri" w:hAnsi="Calibri"/>
+                <w:b/>
+                <w:i w:val="0"/>
+                <w:sz w:val="20"/>
+              </w:rPr>
+              <w:t xml:space="preserve">Actor Principal: </w:t>
+            </w:r>
+            <w:r>
+              <w:rPr>
+                <w:rFonts w:ascii="Calibri" w:hAnsi="Calibri"/>
+                <w:b w:val="0"/>
+                <w:i w:val="0"/>
+                <w:sz w:val="20"/>
+              </w:rPr>
+              <w:t>Administrador</w:t>
+            </w:r>
+          </w:p>
+        </w:tc>
+      </w:tr>
+      <w:tr>
+        <w:tc>
+          <w:tcPr>
+            <w:tcW w:type="dxa" w:w="9360"/>
+            <w:tcBorders>
+              <w:top w:val="single" w:sz="6" w:space="0" w:color="000000"/>
+              <w:left w:val="single" w:sz="6" w:space="0" w:color="000000"/>
+              <w:bottom w:val="single" w:sz="6" w:space="0" w:color="000000"/>
+              <w:right w:val="single" w:sz="6" w:space="0" w:color="000000"/>
+            </w:tcBorders>
+            <w:tcMar>
+              <w:top w:w="0" w:type="dxa"/>
+              <w:left w:w="40" w:type="dxa"/>
+              <w:bottom w:w="0" w:type="dxa"/>
+              <w:right w:w="40" w:type="dxa"/>
+            </w:tcMar>
+          </w:tcPr>
+          <w:p>
+            <w:pPr>
+              <w:spacing w:after="0" w:before="0"/>
+            </w:pPr>
+            <w:r/>
+            <w:r>
+              <w:rPr>
+                <w:rFonts w:ascii="Calibri" w:hAnsi="Calibri"/>
+                <w:b/>
+                <w:i w:val="0"/>
+                <w:sz w:val="20"/>
+              </w:rPr>
+              <w:t xml:space="preserve">Actor Secundario: </w:t>
+            </w:r>
+            <w:r>
+              <w:rPr>
+                <w:rFonts w:ascii="Calibri" w:hAnsi="Calibri"/>
+                <w:b w:val="0"/>
+                <w:i w:val="0"/>
+                <w:sz w:val="20"/>
+              </w:rPr>
+              <w:t>-</w:t>
+            </w:r>
+          </w:p>
+        </w:tc>
+      </w:tr>
+      <w:tr>
+        <w:tc>
+          <w:tcPr>
+            <w:tcW w:type="dxa" w:w="9360"/>
+            <w:tcBorders>
+              <w:top w:val="single" w:sz="6" w:space="0" w:color="000000"/>
+              <w:left w:val="single" w:sz="6" w:space="0" w:color="000000"/>
+              <w:bottom w:val="single" w:sz="6" w:space="0" w:color="000000"/>
+              <w:right w:val="single" w:sz="6" w:space="0" w:color="000000"/>
+            </w:tcBorders>
+            <w:tcMar>
+              <w:top w:w="0" w:type="dxa"/>
+              <w:left w:w="40" w:type="dxa"/>
+              <w:bottom w:w="0" w:type="dxa"/>
+              <w:right w:w="40" w:type="dxa"/>
+            </w:tcMar>
+          </w:tcPr>
+          <w:p>
+            <w:pPr>
+              <w:spacing w:after="0" w:before="0"/>
+            </w:pPr>
+            <w:r/>
+            <w:r>
+              <w:rPr>
+                <w:rFonts w:ascii="Calibri" w:hAnsi="Calibri"/>
+                <w:b/>
+                <w:i w:val="0"/>
+                <w:sz w:val="20"/>
+              </w:rPr>
+              <w:t xml:space="preserve">Precondiciones: </w:t>
+            </w:r>
+            <w:r>
+              <w:rPr>
+                <w:rFonts w:ascii="Calibri" w:hAnsi="Calibri"/>
+                <w:b w:val="0"/>
+                <w:i w:val="0"/>
+                <w:sz w:val="20"/>
+              </w:rPr>
+              <w:t>El administrador tiene una sesion iniciada con el permiso de ver bitacora.</w:t>
+            </w:r>
+          </w:p>
+        </w:tc>
+      </w:tr>
+      <w:tr>
+        <w:tc>
+          <w:tcPr>
+            <w:tcW w:type="dxa" w:w="9360"/>
+            <w:tcBorders>
+              <w:top w:val="single" w:sz="6" w:space="0" w:color="000000"/>
+              <w:left w:val="single" w:sz="6" w:space="0" w:color="000000"/>
+              <w:bottom w:val="single" w:sz="6" w:space="0" w:color="000000"/>
+              <w:right w:val="single" w:sz="6" w:space="0" w:color="000000"/>
+            </w:tcBorders>
+            <w:tcMar>
+              <w:top w:w="0" w:type="dxa"/>
+              <w:left w:w="40" w:type="dxa"/>
+              <w:bottom w:w="0" w:type="dxa"/>
+              <w:right w:w="40" w:type="dxa"/>
+            </w:tcMar>
+          </w:tcPr>
+          <w:p>
+            <w:pPr>
+              <w:spacing w:after="0" w:before="0"/>
+            </w:pPr>
+            <w:r/>
+            <w:r>
+              <w:rPr>
+                <w:rFonts w:ascii="Calibri" w:hAnsi="Calibri"/>
+                <w:b/>
+                <w:i w:val="0"/>
+                <w:sz w:val="20"/>
+              </w:rPr>
+              <w:t xml:space="preserve">Puntos de Extension: </w:t>
+            </w:r>
+            <w:r>
+              <w:rPr>
+                <w:rFonts w:ascii="Calibri" w:hAnsi="Calibri"/>
+                <w:b w:val="0"/>
+                <w:i w:val="0"/>
+                <w:sz w:val="20"/>
+              </w:rPr>
+              <w:t>No aplica.</w:t>
+            </w:r>
+          </w:p>
+        </w:tc>
+      </w:tr>
+      <w:tr>
+        <w:tc>
+          <w:tcPr>
+            <w:tcW w:type="dxa" w:w="9360"/>
+            <w:tcBorders>
+              <w:top w:val="single" w:sz="6" w:space="0" w:color="000000"/>
+              <w:left w:val="single" w:sz="6" w:space="0" w:color="000000"/>
+              <w:bottom w:val="single" w:sz="6" w:space="0" w:color="000000"/>
+              <w:right w:val="single" w:sz="6" w:space="0" w:color="000000"/>
+            </w:tcBorders>
+            <w:tcMar>
+              <w:top w:w="0" w:type="dxa"/>
+              <w:left w:w="40" w:type="dxa"/>
+              <w:bottom w:w="0" w:type="dxa"/>
+              <w:right w:w="40" w:type="dxa"/>
+            </w:tcMar>
+          </w:tcPr>
+          <w:p>
+            <w:pPr>
+              <w:spacing w:after="0" w:before="0"/>
+            </w:pPr>
+            <w:r/>
+            <w:r>
+              <w:rPr>
+                <w:rFonts w:ascii="Calibri" w:hAnsi="Calibri"/>
+                <w:b/>
+                <w:i w:val="0"/>
+                <w:sz w:val="20"/>
+              </w:rPr>
+              <w:t xml:space="preserve">Condicion: </w:t>
+            </w:r>
+            <w:r>
+              <w:rPr>
+                <w:rFonts w:ascii="Calibri" w:hAnsi="Calibri"/>
+                <w:b w:val="0"/>
+                <w:i w:val="0"/>
+                <w:sz w:val="20"/>
+              </w:rPr>
+              <w:t>El administrador necesita revisar las operaciones y fallos registrados por el sistema.</w:t>
+            </w:r>
+          </w:p>
+        </w:tc>
+      </w:tr>
+      <w:tr>
+        <w:tc>
+          <w:tcPr>
+            <w:tcW w:type="dxa" w:w="9360"/>
+            <w:tcBorders>
+              <w:top w:val="single" w:sz="6" w:space="0" w:color="000000"/>
+              <w:left w:val="single" w:sz="6" w:space="0" w:color="000000"/>
+              <w:bottom w:val="single" w:sz="6" w:space="0" w:color="000000"/>
+              <w:right w:val="single" w:sz="6" w:space="0" w:color="000000"/>
+            </w:tcBorders>
+            <w:tcMar>
+              <w:top w:w="0" w:type="dxa"/>
+              <w:left w:w="40" w:type="dxa"/>
+              <w:bottom w:w="0" w:type="dxa"/>
+              <w:right w:w="40" w:type="dxa"/>
+            </w:tcMar>
+          </w:tcPr>
+          <w:p>
+            <w:pPr>
+              <w:spacing w:after="0" w:before="0"/>
+            </w:pPr>
+            <w:r/>
+            <w:r>
+              <w:rPr>
+                <w:rFonts w:ascii="Calibri" w:hAnsi="Calibri"/>
+                <w:b/>
+                <w:i w:val="0"/>
+                <w:sz w:val="20"/>
+              </w:rPr>
+              <w:t>Escenario Principal:</w:t>
+            </w:r>
+          </w:p>
+          <w:p>
+            <w:pPr>
+              <w:spacing w:after="0" w:before="0"/>
+            </w:pPr>
+            <w:r>
+              <w:rPr>
+                <w:rFonts w:ascii="Calibri" w:hAnsi="Calibri"/>
+                <w:b w:val="0"/>
+                <w:i w:val="0"/>
+                <w:sz w:val="20"/>
+              </w:rPr>
+              <w:t>1. El administrador abre la pantalla de bitacora.</w:t>
+            </w:r>
+          </w:p>
+          <w:p>
+            <w:pPr>
+              <w:spacing w:after="0" w:before="0"/>
+            </w:pPr>
+            <w:r>
+              <w:rPr>
+                <w:rFonts w:ascii="Calibri" w:hAnsi="Calibri"/>
+                <w:b w:val="0"/>
+                <w:i w:val="0"/>
+                <w:sz w:val="20"/>
+              </w:rPr>
+              <w:t>2. El administrador define los filtros (rango de fechas, usuario, nivel y solo tecnicas) y presiona buscar.</w:t>
+            </w:r>
+          </w:p>
+          <w:p>
+            <w:pPr>
+              <w:spacing w:after="0" w:before="0"/>
+            </w:pPr>
+            <w:r>
+              <w:rPr>
+                <w:rFonts w:ascii="Calibri" w:hAnsi="Calibri"/>
+                <w:b w:val="0"/>
+                <w:i w:val="0"/>
+                <w:sz w:val="20"/>
+              </w:rPr>
+              <w:t>3. El sistema arma el filtro y busca los eventos de bitacora que cumplen los criterios.</w:t>
+            </w:r>
+          </w:p>
+          <w:p>
+            <w:pPr>
+              <w:spacing w:after="0" w:before="0"/>
+            </w:pPr>
+            <w:r>
+              <w:rPr>
+                <w:rFonts w:ascii="Calibri" w:hAnsi="Calibri"/>
+                <w:b w:val="0"/>
+                <w:i w:val="0"/>
+                <w:sz w:val="20"/>
+              </w:rPr>
+              <w:t>4. El sistema aplica ademas el filtro por el texto de actividad ingresado.</w:t>
+            </w:r>
+          </w:p>
+          <w:p>
+            <w:pPr>
+              <w:spacing w:after="0" w:before="0"/>
+            </w:pPr>
+            <w:r>
+              <w:rPr>
+                <w:rFonts w:ascii="Calibri" w:hAnsi="Calibri"/>
+                <w:b w:val="0"/>
+                <w:i w:val="0"/>
+                <w:sz w:val="20"/>
+              </w:rPr>
+              <w:t>5. El sistema muestra los eventos en la grilla, traduciendo actividad, informacion y nivel al idioma actual.</w:t>
+            </w:r>
+          </w:p>
+        </w:tc>
+      </w:tr>
+      <w:tr>
+        <w:tc>
+          <w:tcPr>
+            <w:tcW w:type="dxa" w:w="9360"/>
+            <w:tcBorders>
+              <w:top w:val="single" w:sz="6" w:space="0" w:color="000000"/>
+              <w:left w:val="single" w:sz="6" w:space="0" w:color="000000"/>
+              <w:bottom w:val="single" w:sz="6" w:space="0" w:color="000000"/>
+              <w:right w:val="single" w:sz="6" w:space="0" w:color="000000"/>
+            </w:tcBorders>
+            <w:tcMar>
+              <w:top w:w="0" w:type="dxa"/>
+              <w:left w:w="40" w:type="dxa"/>
+              <w:bottom w:w="0" w:type="dxa"/>
+              <w:right w:w="40" w:type="dxa"/>
+            </w:tcMar>
+          </w:tcPr>
+          <w:p>
+            <w:pPr>
+              <w:spacing w:after="0" w:before="0"/>
+            </w:pPr>
+            <w:r/>
+            <w:r>
+              <w:rPr>
+                <w:rFonts w:ascii="Calibri" w:hAnsi="Calibri"/>
+                <w:b/>
+                <w:i w:val="0"/>
+                <w:sz w:val="20"/>
+              </w:rPr>
+              <w:t>Flujos Alternativos:</w:t>
+            </w:r>
+          </w:p>
+          <w:p>
+            <w:pPr>
+              <w:spacing w:after="0" w:before="0"/>
+            </w:pPr>
+            <w:r>
+              <w:rPr>
+                <w:rFonts w:ascii="Calibri" w:hAnsi="Calibri"/>
+                <w:b w:val="0"/>
+                <w:i w:val="0"/>
+                <w:sz w:val="20"/>
+              </w:rPr>
+              <w:t>5a. Si ocurre una excepcion durante la consulta, el sistema informa el error y finaliza el caso de uso.</w:t>
+            </w:r>
+          </w:p>
+        </w:tc>
+      </w:tr>
+      <w:tr>
+        <w:tc>
+          <w:tcPr>
+            <w:tcW w:type="dxa" w:w="9360"/>
+            <w:tcBorders>
+              <w:top w:val="single" w:sz="6" w:space="0" w:color="000000"/>
+              <w:left w:val="single" w:sz="6" w:space="0" w:color="000000"/>
+              <w:bottom w:val="single" w:sz="6" w:space="0" w:color="000000"/>
+              <w:right w:val="single" w:sz="6" w:space="0" w:color="000000"/>
+            </w:tcBorders>
+            <w:tcMar>
+              <w:top w:w="0" w:type="dxa"/>
+              <w:left w:w="40" w:type="dxa"/>
+              <w:bottom w:w="0" w:type="dxa"/>
+              <w:right w:w="40" w:type="dxa"/>
+            </w:tcMar>
+          </w:tcPr>
+          <w:p>
+            <w:pPr>
+              <w:spacing w:after="0" w:before="0"/>
+            </w:pPr>
+            <w:r/>
+            <w:r>
+              <w:rPr>
+                <w:rFonts w:ascii="Calibri" w:hAnsi="Calibri"/>
+                <w:b/>
+                <w:i w:val="0"/>
+                <w:sz w:val="20"/>
+              </w:rPr>
+              <w:t xml:space="preserve">Postcondiciones: </w:t>
+            </w:r>
+            <w:r>
+              <w:rPr>
+                <w:rFonts w:ascii="Calibri" w:hAnsi="Calibri"/>
+                <w:b w:val="0"/>
+                <w:i w:val="0"/>
+                <w:sz w:val="20"/>
+              </w:rPr>
+              <w:t>Se muestra el listado de eventos de bitacora que cumplen los filtros. El caso de uso no modifica datos.</w:t>
+            </w:r>
+          </w:p>
+        </w:tc>
+      </w:tr>
+    </w:tbl>
+    <w:p/>
+    <w:tbl>
+      <w:tblPr>
+        <w:tblStyle w:val="TableGrid"/>
+        <w:tblW w:type="dxa" w:w="9360"/>
+        <w:tblLayout w:type="fixed"/>
+        <w:tblLook w:firstColumn="1" w:firstRow="1" w:lastColumn="0" w:lastRow="0" w:noHBand="0" w:noVBand="1" w:val="04A0"/>
+        <w:jc w:val="left"/>
+      </w:tblPr>
+      <w:tblGrid>
+        <w:gridCol w:w="15"/>
+      </w:tblGrid>
+      <w:tr>
+        <w:tc>
+          <w:tcPr>
+            <w:tcW w:type="dxa" w:w="9360"/>
+            <w:tcBorders>
+              <w:top w:val="single" w:sz="6" w:space="0" w:color="000000"/>
+              <w:left w:val="single" w:sz="6" w:space="0" w:color="000000"/>
+              <w:bottom w:val="single" w:sz="6" w:space="0" w:color="000000"/>
+              <w:right w:val="single" w:sz="6" w:space="0" w:color="000000"/>
+            </w:tcBorders>
+            <w:tcMar>
+              <w:top w:w="0" w:type="dxa"/>
+              <w:left w:w="40" w:type="dxa"/>
+              <w:bottom w:w="0" w:type="dxa"/>
+              <w:right w:w="40" w:type="dxa"/>
+            </w:tcMar>
+          </w:tcPr>
+          <w:p>
+            <w:pPr>
+              <w:spacing w:after="0" w:before="0"/>
+            </w:pPr>
+            <w:r/>
+            <w:r>
+              <w:rPr>
+                <w:rFonts w:ascii="Calibri" w:hAnsi="Calibri"/>
+                <w:b/>
+                <w:i w:val="0"/>
+                <w:sz w:val="20"/>
+              </w:rPr>
+              <w:t xml:space="preserve">ID y Nombre: </w:t>
+            </w:r>
+            <w:r>
+              <w:rPr>
+                <w:rFonts w:ascii="Calibri" w:hAnsi="Calibri"/>
+                <w:b w:val="0"/>
+                <w:i w:val="0"/>
+                <w:sz w:val="20"/>
+              </w:rPr>
+              <w:t>CU15 Registrar en bitacora</w:t>
+            </w:r>
+          </w:p>
+        </w:tc>
+      </w:tr>
+      <w:tr>
+        <w:tc>
+          <w:tcPr>
+            <w:tcW w:type="dxa" w:w="9360"/>
+            <w:tcBorders>
+              <w:top w:val="single" w:sz="6" w:space="0" w:color="000000"/>
+              <w:left w:val="single" w:sz="6" w:space="0" w:color="000000"/>
+              <w:bottom w:val="single" w:sz="6" w:space="0" w:color="000000"/>
+              <w:right w:val="single" w:sz="6" w:space="0" w:color="000000"/>
+            </w:tcBorders>
+            <w:tcMar>
+              <w:top w:w="0" w:type="dxa"/>
+              <w:left w:w="40" w:type="dxa"/>
+              <w:bottom w:w="0" w:type="dxa"/>
+              <w:right w:w="40" w:type="dxa"/>
+            </w:tcMar>
+          </w:tcPr>
+          <w:p>
+            <w:pPr>
+              <w:spacing w:after="0" w:before="0"/>
+            </w:pPr>
+            <w:r/>
+            <w:r>
+              <w:rPr>
+                <w:rFonts w:ascii="Calibri" w:hAnsi="Calibri"/>
+                <w:b/>
+                <w:i w:val="0"/>
+                <w:sz w:val="20"/>
+              </w:rPr>
+              <w:t xml:space="preserve">Estado: </w:t>
+            </w:r>
+            <w:r>
+              <w:rPr>
+                <w:rFonts w:ascii="Calibri" w:hAnsi="Calibri"/>
+                <w:b w:val="0"/>
+                <w:i w:val="0"/>
+                <w:sz w:val="20"/>
+              </w:rPr>
+              <w:t>Implementado</w:t>
+            </w:r>
+          </w:p>
+        </w:tc>
+      </w:tr>
+      <w:tr>
+        <w:tc>
+          <w:tcPr>
+            <w:tcW w:type="dxa" w:w="9360"/>
+            <w:tcBorders>
+              <w:top w:val="single" w:sz="6" w:space="0" w:color="000000"/>
+              <w:left w:val="single" w:sz="6" w:space="0" w:color="000000"/>
+              <w:bottom w:val="single" w:sz="6" w:space="0" w:color="000000"/>
+              <w:right w:val="single" w:sz="6" w:space="0" w:color="000000"/>
+            </w:tcBorders>
+            <w:tcMar>
+              <w:top w:w="0" w:type="dxa"/>
+              <w:left w:w="40" w:type="dxa"/>
+              <w:bottom w:w="0" w:type="dxa"/>
+              <w:right w:w="40" w:type="dxa"/>
+            </w:tcMar>
+          </w:tcPr>
+          <w:p>
+            <w:pPr>
+              <w:spacing w:after="0" w:before="0"/>
+            </w:pPr>
+            <w:r/>
+            <w:r>
+              <w:rPr>
+                <w:rFonts w:ascii="Calibri" w:hAnsi="Calibri"/>
+                <w:b/>
+                <w:i w:val="0"/>
+                <w:sz w:val="20"/>
+              </w:rPr>
+              <w:t xml:space="preserve">Descripcion: </w:t>
+            </w:r>
+            <w:r>
+              <w:rPr>
+                <w:rFonts w:ascii="Calibri" w:hAnsi="Calibri"/>
+                <w:b w:val="0"/>
+                <w:i w:val="0"/>
+                <w:sz w:val="20"/>
+              </w:rPr>
+              <w:t>El sistema deja constancia de una operacion, un fallo de negocio o una excepcion tecnica, generando un evento en la bitacora.</w:t>
+            </w:r>
+          </w:p>
+        </w:tc>
+      </w:tr>
+      <w:tr>
+        <w:tc>
+          <w:tcPr>
+            <w:tcW w:type="dxa" w:w="9360"/>
+            <w:tcBorders>
+              <w:top w:val="single" w:sz="6" w:space="0" w:color="000000"/>
+              <w:left w:val="single" w:sz="6" w:space="0" w:color="000000"/>
+              <w:bottom w:val="single" w:sz="6" w:space="0" w:color="000000"/>
+              <w:right w:val="single" w:sz="6" w:space="0" w:color="000000"/>
+            </w:tcBorders>
+            <w:tcMar>
+              <w:top w:w="0" w:type="dxa"/>
+              <w:left w:w="40" w:type="dxa"/>
+              <w:bottom w:w="0" w:type="dxa"/>
+              <w:right w:w="40" w:type="dxa"/>
+            </w:tcMar>
+          </w:tcPr>
+          <w:p>
+            <w:pPr>
+              <w:spacing w:after="0" w:before="0"/>
+            </w:pPr>
+            <w:r/>
+            <w:r>
+              <w:rPr>
+                <w:rFonts w:ascii="Calibri" w:hAnsi="Calibri"/>
+                <w:b/>
+                <w:i w:val="0"/>
+                <w:sz w:val="20"/>
+              </w:rPr>
+              <w:t xml:space="preserve">Actor Principal: </w:t>
+            </w:r>
+            <w:r>
+              <w:rPr>
+                <w:rFonts w:ascii="Calibri" w:hAnsi="Calibri"/>
+                <w:b w:val="0"/>
+                <w:i w:val="0"/>
+                <w:sz w:val="20"/>
+              </w:rPr>
+              <w:t>Usuario</w:t>
+            </w:r>
+          </w:p>
+        </w:tc>
+      </w:tr>
+      <w:tr>
+        <w:tc>
+          <w:tcPr>
+            <w:tcW w:type="dxa" w:w="9360"/>
+            <w:tcBorders>
+              <w:top w:val="single" w:sz="6" w:space="0" w:color="000000"/>
+              <w:left w:val="single" w:sz="6" w:space="0" w:color="000000"/>
+              <w:bottom w:val="single" w:sz="6" w:space="0" w:color="000000"/>
+              <w:right w:val="single" w:sz="6" w:space="0" w:color="000000"/>
+            </w:tcBorders>
+            <w:tcMar>
+              <w:top w:w="0" w:type="dxa"/>
+              <w:left w:w="40" w:type="dxa"/>
+              <w:bottom w:w="0" w:type="dxa"/>
+              <w:right w:w="40" w:type="dxa"/>
+            </w:tcMar>
+          </w:tcPr>
+          <w:p>
+            <w:pPr>
+              <w:spacing w:after="0" w:before="0"/>
+            </w:pPr>
+            <w:r/>
+            <w:r>
+              <w:rPr>
+                <w:rFonts w:ascii="Calibri" w:hAnsi="Calibri"/>
+                <w:b/>
+                <w:i w:val="0"/>
+                <w:sz w:val="20"/>
+              </w:rPr>
+              <w:t xml:space="preserve">Actor Secundario: </w:t>
+            </w:r>
+            <w:r>
+              <w:rPr>
+                <w:rFonts w:ascii="Calibri" w:hAnsi="Calibri"/>
+                <w:b w:val="0"/>
+                <w:i w:val="0"/>
+                <w:sz w:val="20"/>
+              </w:rPr>
+              <w:t>-</w:t>
+            </w:r>
+          </w:p>
+        </w:tc>
+      </w:tr>
+      <w:tr>
+        <w:tc>
+          <w:tcPr>
+            <w:tcW w:type="dxa" w:w="9360"/>
+            <w:tcBorders>
+              <w:top w:val="single" w:sz="6" w:space="0" w:color="000000"/>
+              <w:left w:val="single" w:sz="6" w:space="0" w:color="000000"/>
+              <w:bottom w:val="single" w:sz="6" w:space="0" w:color="000000"/>
+              <w:right w:val="single" w:sz="6" w:space="0" w:color="000000"/>
+            </w:tcBorders>
+            <w:tcMar>
+              <w:top w:w="0" w:type="dxa"/>
+              <w:left w:w="40" w:type="dxa"/>
+              <w:bottom w:w="0" w:type="dxa"/>
+              <w:right w:w="40" w:type="dxa"/>
+            </w:tcMar>
+          </w:tcPr>
+          <w:p>
+            <w:pPr>
+              <w:spacing w:after="0" w:before="0"/>
+            </w:pPr>
+            <w:r/>
+            <w:r>
+              <w:rPr>
+                <w:rFonts w:ascii="Calibri" w:hAnsi="Calibri"/>
+                <w:b/>
+                <w:i w:val="0"/>
+                <w:sz w:val="20"/>
+              </w:rPr>
+              <w:t xml:space="preserve">Precondiciones: </w:t>
+            </w:r>
+            <w:r>
+              <w:rPr>
+                <w:rFonts w:ascii="Calibri" w:hAnsi="Calibri"/>
+                <w:b w:val="0"/>
+                <w:i w:val="0"/>
+                <w:sz w:val="20"/>
+              </w:rPr>
+              <w:t>Hay un caso de uso en ejecucion que necesita auditarse.</w:t>
+            </w:r>
+          </w:p>
+        </w:tc>
+      </w:tr>
+      <w:tr>
+        <w:tc>
+          <w:tcPr>
+            <w:tcW w:type="dxa" w:w="9360"/>
+            <w:tcBorders>
+              <w:top w:val="single" w:sz="6" w:space="0" w:color="000000"/>
+              <w:left w:val="single" w:sz="6" w:space="0" w:color="000000"/>
+              <w:bottom w:val="single" w:sz="6" w:space="0" w:color="000000"/>
+              <w:right w:val="single" w:sz="6" w:space="0" w:color="000000"/>
+            </w:tcBorders>
+            <w:tcMar>
+              <w:top w:w="0" w:type="dxa"/>
+              <w:left w:w="40" w:type="dxa"/>
+              <w:bottom w:w="0" w:type="dxa"/>
+              <w:right w:w="40" w:type="dxa"/>
+            </w:tcMar>
+          </w:tcPr>
+          <w:p>
+            <w:pPr>
+              <w:spacing w:after="0" w:before="0"/>
+            </w:pPr>
+            <w:r/>
+            <w:r>
+              <w:rPr>
+                <w:rFonts w:ascii="Calibri" w:hAnsi="Calibri"/>
+                <w:b/>
+                <w:i w:val="0"/>
+                <w:sz w:val="20"/>
+              </w:rPr>
+              <w:t xml:space="preserve">Puntos de Extension: </w:t>
+            </w:r>
+            <w:r>
+              <w:rPr>
+                <w:rFonts w:ascii="Calibri" w:hAnsi="Calibri"/>
+                <w:b w:val="0"/>
+                <w:i w:val="0"/>
+                <w:sz w:val="20"/>
+              </w:rPr>
+              <w:t>Caso de uso incluido (&lt;&lt;include&gt;&gt;) por los demas casos de uso del sistema que registran auditoria (login, registro, gestion de permisos, gestion de idiomas, verificacion de integridad, etc.).</w:t>
+            </w:r>
+          </w:p>
+        </w:tc>
+      </w:tr>
+      <w:tr>
+        <w:tc>
+          <w:tcPr>
+            <w:tcW w:type="dxa" w:w="9360"/>
+            <w:tcBorders>
+              <w:top w:val="single" w:sz="6" w:space="0" w:color="000000"/>
+              <w:left w:val="single" w:sz="6" w:space="0" w:color="000000"/>
+              <w:bottom w:val="single" w:sz="6" w:space="0" w:color="000000"/>
+              <w:right w:val="single" w:sz="6" w:space="0" w:color="000000"/>
+            </w:tcBorders>
+            <w:tcMar>
+              <w:top w:w="0" w:type="dxa"/>
+              <w:left w:w="40" w:type="dxa"/>
+              <w:bottom w:w="0" w:type="dxa"/>
+              <w:right w:w="40" w:type="dxa"/>
+            </w:tcMar>
+          </w:tcPr>
+          <w:p>
+            <w:pPr>
+              <w:spacing w:after="0" w:before="0"/>
+            </w:pPr>
+            <w:r/>
+            <w:r>
+              <w:rPr>
+                <w:rFonts w:ascii="Calibri" w:hAnsi="Calibri"/>
+                <w:b/>
+                <w:i w:val="0"/>
+                <w:sz w:val="20"/>
+              </w:rPr>
+              <w:t xml:space="preserve">Condicion: </w:t>
+            </w:r>
+            <w:r>
+              <w:rPr>
+                <w:rFonts w:ascii="Calibri" w:hAnsi="Calibri"/>
+                <w:b w:val="0"/>
+                <w:i w:val="0"/>
+                <w:sz w:val="20"/>
+              </w:rPr>
+              <w:t>Un caso de uso en ejecucion necesita dejar constancia de una operacion, un fallo de negocio o una excepcion tecnica.</w:t>
+            </w:r>
+          </w:p>
+        </w:tc>
+      </w:tr>
+      <w:tr>
+        <w:tc>
+          <w:tcPr>
+            <w:tcW w:type="dxa" w:w="9360"/>
+            <w:tcBorders>
+              <w:top w:val="single" w:sz="6" w:space="0" w:color="000000"/>
+              <w:left w:val="single" w:sz="6" w:space="0" w:color="000000"/>
+              <w:bottom w:val="single" w:sz="6" w:space="0" w:color="000000"/>
+              <w:right w:val="single" w:sz="6" w:space="0" w:color="000000"/>
+            </w:tcBorders>
+            <w:tcMar>
+              <w:top w:w="0" w:type="dxa"/>
+              <w:left w:w="40" w:type="dxa"/>
+              <w:bottom w:w="0" w:type="dxa"/>
+              <w:right w:w="40" w:type="dxa"/>
+            </w:tcMar>
+          </w:tcPr>
+          <w:p>
+            <w:pPr>
+              <w:spacing w:after="0" w:before="0"/>
+            </w:pPr>
+            <w:r/>
+            <w:r>
+              <w:rPr>
+                <w:rFonts w:ascii="Calibri" w:hAnsi="Calibri"/>
+                <w:b/>
+                <w:i w:val="0"/>
+                <w:sz w:val="20"/>
+              </w:rPr>
+              <w:t>Escenario Principal:</w:t>
+            </w:r>
+          </w:p>
+          <w:p>
+            <w:pPr>
+              <w:spacing w:after="0" w:before="0"/>
+            </w:pPr>
+            <w:r>
+              <w:rPr>
+                <w:rFonts w:ascii="Calibri" w:hAnsi="Calibri"/>
+                <w:b w:val="0"/>
+                <w:i w:val="0"/>
+                <w:sz w:val="20"/>
+              </w:rPr>
+              <w:t>1. Un caso de uso en ejecucion solicita registrar un evento (operacion, fallo de negocio o excepcion tecnica).</w:t>
+            </w:r>
+          </w:p>
+          <w:p>
+            <w:pPr>
+              <w:spacing w:after="0" w:before="0"/>
+            </w:pPr>
+            <w:r>
+              <w:rPr>
+                <w:rFonts w:ascii="Calibri" w:hAnsi="Calibri"/>
+                <w:b w:val="0"/>
+                <w:i w:val="0"/>
+                <w:sz w:val="20"/>
+              </w:rPr>
+              <w:t>2. El sistema construye el evento con fecha y hora, el usuario actual de la sesion, la actividad, la informacion, el nivel y el origen.</w:t>
+            </w:r>
+          </w:p>
+          <w:p>
+            <w:pPr>
+              <w:spacing w:after="0" w:before="0"/>
+            </w:pPr>
+            <w:r>
+              <w:rPr>
+                <w:rFonts w:ascii="Calibri" w:hAnsi="Calibri"/>
+                <w:b w:val="0"/>
+                <w:i w:val="0"/>
+                <w:sz w:val="20"/>
+              </w:rPr>
+              <w:t>3. El sistema persiste el evento en la bitacora.</w:t>
+            </w:r>
+          </w:p>
+          <w:p>
+            <w:pPr>
+              <w:spacing w:after="0" w:before="0"/>
+            </w:pPr>
+            <w:r>
+              <w:rPr>
+                <w:rFonts w:ascii="Calibri" w:hAnsi="Calibri"/>
+                <w:b w:val="0"/>
+                <w:i w:val="0"/>
+                <w:sz w:val="20"/>
+              </w:rPr>
+              <w:t>4. Si el registro forma parte de una operacion transaccional, se confirma junto con esa operacion; si es autonomo, se confirma en su propia unidad de trabajo.</w:t>
+            </w:r>
+          </w:p>
+        </w:tc>
+      </w:tr>
+      <w:tr>
+        <w:tc>
+          <w:tcPr>
+            <w:tcW w:type="dxa" w:w="9360"/>
+            <w:tcBorders>
+              <w:top w:val="single" w:sz="6" w:space="0" w:color="000000"/>
+              <w:left w:val="single" w:sz="6" w:space="0" w:color="000000"/>
+              <w:bottom w:val="single" w:sz="6" w:space="0" w:color="000000"/>
+              <w:right w:val="single" w:sz="6" w:space="0" w:color="000000"/>
+            </w:tcBorders>
+            <w:tcMar>
+              <w:top w:w="0" w:type="dxa"/>
+              <w:left w:w="40" w:type="dxa"/>
+              <w:bottom w:w="0" w:type="dxa"/>
+              <w:right w:w="40" w:type="dxa"/>
+            </w:tcMar>
+          </w:tcPr>
+          <w:p>
+            <w:pPr>
+              <w:spacing w:after="0" w:before="0"/>
+            </w:pPr>
+            <w:r/>
+            <w:r>
+              <w:rPr>
+                <w:rFonts w:ascii="Calibri" w:hAnsi="Calibri"/>
+                <w:b/>
+                <w:i w:val="0"/>
+                <w:sz w:val="20"/>
+              </w:rPr>
+              <w:t>Flujos Alternativos:</w:t>
+            </w:r>
+          </w:p>
+          <w:p>
+            <w:pPr>
+              <w:spacing w:after="0" w:before="0"/>
+            </w:pPr>
+            <w:r>
+              <w:rPr>
+                <w:rFonts w:ascii="Calibri" w:hAnsi="Calibri"/>
+                <w:b w:val="0"/>
+                <w:i w:val="0"/>
+                <w:sz w:val="20"/>
+              </w:rPr>
+              <w:t>2a. Si no hay una sesion activa (por ejemplo, un login fallido o el arranque del sistema), el evento se registra con usuario nulo, conservando el resto de los datos.</w:t>
+            </w:r>
+          </w:p>
+        </w:tc>
+      </w:tr>
+      <w:tr>
+        <w:tc>
+          <w:tcPr>
+            <w:tcW w:type="dxa" w:w="9360"/>
+            <w:tcBorders>
+              <w:top w:val="single" w:sz="6" w:space="0" w:color="000000"/>
+              <w:left w:val="single" w:sz="6" w:space="0" w:color="000000"/>
+              <w:bottom w:val="single" w:sz="6" w:space="0" w:color="000000"/>
+              <w:right w:val="single" w:sz="6" w:space="0" w:color="000000"/>
+            </w:tcBorders>
+            <w:tcMar>
+              <w:top w:w="0" w:type="dxa"/>
+              <w:left w:w="40" w:type="dxa"/>
+              <w:bottom w:w="0" w:type="dxa"/>
+              <w:right w:w="40" w:type="dxa"/>
+            </w:tcMar>
+          </w:tcPr>
+          <w:p>
+            <w:pPr>
+              <w:spacing w:after="0" w:before="0"/>
+            </w:pPr>
+            <w:r/>
+            <w:r>
+              <w:rPr>
+                <w:rFonts w:ascii="Calibri" w:hAnsi="Calibri"/>
+                <w:b/>
+                <w:i w:val="0"/>
+                <w:sz w:val="20"/>
+              </w:rPr>
+              <w:t xml:space="preserve">Postcondiciones: </w:t>
+            </w:r>
+            <w:r>
+              <w:rPr>
+                <w:rFonts w:ascii="Calibri" w:hAnsi="Calibri"/>
+                <w:b w:val="0"/>
+                <w:i w:val="0"/>
+                <w:sz w:val="20"/>
+              </w:rPr>
+              <w:t>El evento queda persistido en la bitacora con su nivel (Informacion, Advertencia o Error).</w:t>
+            </w:r>
+          </w:p>
+        </w:tc>
+      </w:tr>
+    </w:tbl>
+    <w:p/>
+    <w:p>
+      <w:pPr>
+        <w:spacing w:before="280" w:after="120"/>
+        <w:jc w:val="center"/>
+      </w:pPr>
+      <w:r>
+        <w:rPr>
+          <w:rFonts w:ascii="Calibri" w:hAnsi="Calibri"/>
+          <w:b/>
+          <w:i w:val="0"/>
+          <w:color w:val="2E74B5"/>
+          <w:sz w:val="40"/>
+        </w:rPr>
+        <w:t>T06b. Gestion de Control de Cambios</w:t>
+      </w:r>
+    </w:p>
+    <w:p>
+      <w:pPr>
+        <w:spacing w:after="200"/>
+        <w:jc w:val="center"/>
+      </w:pPr>
+      <w:r>
+        <w:rPr>
+          <w:rFonts w:ascii="Calibri" w:hAnsi="Calibri"/>
+          <w:b w:val="0"/>
+          <w:i/>
+          <w:sz w:val="22"/>
+        </w:rPr>
+        <w:t>Especificaciones de casos de uso</w:t>
+      </w:r>
+    </w:p>
+    <w:p>
+      <w:pPr>
+        <w:spacing w:after="120" w:line="264" w:lineRule="auto"/>
+        <w:jc w:val="both"/>
+      </w:pPr>
+      <w:r>
+        <w:rPr>
+          <w:rFonts w:ascii="Calibri" w:hAnsi="Calibri"/>
+          <w:b w:val="0"/>
+          <w:i w:val="0"/>
+          <w:sz w:val="22"/>
+        </w:rPr>
+        <w:t>Casos de uso del control de cambios sobre usuarios: consulta del historial de versiones (con sus diferencias) y restauracion de un punto anterior, segun la implementacion vigente en UsuarioBLL, UsuarioEstadoBLL y HistorialEstadosService.</w:t>
+      </w:r>
+    </w:p>
+    <w:tbl>
+      <w:tblPr>
+        <w:tblStyle w:val="TableGrid"/>
+        <w:tblW w:type="dxa" w:w="9360"/>
+        <w:tblLayout w:type="fixed"/>
+        <w:tblLook w:firstColumn="1" w:firstRow="1" w:lastColumn="0" w:lastRow="0" w:noHBand="0" w:noVBand="1" w:val="04A0"/>
+        <w:jc w:val="left"/>
+      </w:tblPr>
+      <w:tblGrid>
+        <w:gridCol w:w="15"/>
+      </w:tblGrid>
+      <w:tr>
+        <w:tc>
+          <w:tcPr>
+            <w:tcW w:type="dxa" w:w="9360"/>
+            <w:tcBorders>
+              <w:top w:val="single" w:sz="6" w:space="0" w:color="000000"/>
+              <w:left w:val="single" w:sz="6" w:space="0" w:color="000000"/>
+              <w:bottom w:val="single" w:sz="6" w:space="0" w:color="000000"/>
+              <w:right w:val="single" w:sz="6" w:space="0" w:color="000000"/>
+            </w:tcBorders>
+            <w:tcMar>
+              <w:top w:w="0" w:type="dxa"/>
+              <w:left w:w="40" w:type="dxa"/>
+              <w:bottom w:w="0" w:type="dxa"/>
+              <w:right w:w="40" w:type="dxa"/>
+            </w:tcMar>
+          </w:tcPr>
+          <w:p>
+            <w:pPr>
+              <w:spacing w:after="0" w:before="0"/>
+            </w:pPr>
+            <w:r/>
+            <w:r>
+              <w:rPr>
+                <w:rFonts w:ascii="Calibri" w:hAnsi="Calibri"/>
+                <w:b/>
+                <w:i w:val="0"/>
+                <w:sz w:val="20"/>
+              </w:rPr>
+              <w:t xml:space="preserve">ID y Nombre: </w:t>
+            </w:r>
+            <w:r>
+              <w:rPr>
+                <w:rFonts w:ascii="Calibri" w:hAnsi="Calibri"/>
+                <w:b w:val="0"/>
+                <w:i w:val="0"/>
+                <w:sz w:val="20"/>
+              </w:rPr>
+              <w:t>CU16 Consultar historial de usuario</w:t>
+            </w:r>
+          </w:p>
+        </w:tc>
+      </w:tr>
+      <w:tr>
+        <w:tc>
+          <w:tcPr>
+            <w:tcW w:type="dxa" w:w="9360"/>
+            <w:tcBorders>
+              <w:top w:val="single" w:sz="6" w:space="0" w:color="000000"/>
+              <w:left w:val="single" w:sz="6" w:space="0" w:color="000000"/>
+              <w:bottom w:val="single" w:sz="6" w:space="0" w:color="000000"/>
+              <w:right w:val="single" w:sz="6" w:space="0" w:color="000000"/>
+            </w:tcBorders>
+            <w:tcMar>
+              <w:top w:w="0" w:type="dxa"/>
+              <w:left w:w="40" w:type="dxa"/>
+              <w:bottom w:w="0" w:type="dxa"/>
+              <w:right w:w="40" w:type="dxa"/>
+            </w:tcMar>
+          </w:tcPr>
+          <w:p>
+            <w:pPr>
+              <w:spacing w:after="0" w:before="0"/>
+            </w:pPr>
+            <w:r/>
+            <w:r>
+              <w:rPr>
+                <w:rFonts w:ascii="Calibri" w:hAnsi="Calibri"/>
+                <w:b/>
+                <w:i w:val="0"/>
+                <w:sz w:val="20"/>
+              </w:rPr>
+              <w:t xml:space="preserve">Estado: </w:t>
+            </w:r>
+            <w:r>
+              <w:rPr>
+                <w:rFonts w:ascii="Calibri" w:hAnsi="Calibri"/>
+                <w:b w:val="0"/>
+                <w:i w:val="0"/>
+                <w:sz w:val="20"/>
+              </w:rPr>
+              <w:t>Implementado</w:t>
+            </w:r>
+          </w:p>
+        </w:tc>
+      </w:tr>
+      <w:tr>
+        <w:tc>
+          <w:tcPr>
+            <w:tcW w:type="dxa" w:w="9360"/>
+            <w:tcBorders>
+              <w:top w:val="single" w:sz="6" w:space="0" w:color="000000"/>
+              <w:left w:val="single" w:sz="6" w:space="0" w:color="000000"/>
+              <w:bottom w:val="single" w:sz="6" w:space="0" w:color="000000"/>
+              <w:right w:val="single" w:sz="6" w:space="0" w:color="000000"/>
+            </w:tcBorders>
+            <w:tcMar>
+              <w:top w:w="0" w:type="dxa"/>
+              <w:left w:w="40" w:type="dxa"/>
+              <w:bottom w:w="0" w:type="dxa"/>
+              <w:right w:w="40" w:type="dxa"/>
+            </w:tcMar>
+          </w:tcPr>
+          <w:p>
+            <w:pPr>
+              <w:spacing w:after="0" w:before="0"/>
+            </w:pPr>
+            <w:r/>
+            <w:r>
+              <w:rPr>
+                <w:rFonts w:ascii="Calibri" w:hAnsi="Calibri"/>
+                <w:b/>
+                <w:i w:val="0"/>
+                <w:sz w:val="20"/>
+              </w:rPr>
+              <w:t xml:space="preserve">Descripcion: </w:t>
+            </w:r>
+            <w:r>
+              <w:rPr>
+                <w:rFonts w:ascii="Calibri" w:hAnsi="Calibri"/>
+                <w:b w:val="0"/>
+                <w:i w:val="0"/>
+                <w:sz w:val="20"/>
+              </w:rPr>
+              <w:t>Permite al administrador consultar las versiones historicas de un usuario y ver las diferencias entre una version y la anterior.</w:t>
+            </w:r>
+          </w:p>
+        </w:tc>
+      </w:tr>
+      <w:tr>
+        <w:tc>
+          <w:tcPr>
+            <w:tcW w:type="dxa" w:w="9360"/>
+            <w:tcBorders>
+              <w:top w:val="single" w:sz="6" w:space="0" w:color="000000"/>
+              <w:left w:val="single" w:sz="6" w:space="0" w:color="000000"/>
+              <w:bottom w:val="single" w:sz="6" w:space="0" w:color="000000"/>
+              <w:right w:val="single" w:sz="6" w:space="0" w:color="000000"/>
+            </w:tcBorders>
+            <w:tcMar>
+              <w:top w:w="0" w:type="dxa"/>
+              <w:left w:w="40" w:type="dxa"/>
+              <w:bottom w:w="0" w:type="dxa"/>
+              <w:right w:w="40" w:type="dxa"/>
+            </w:tcMar>
+          </w:tcPr>
+          <w:p>
+            <w:pPr>
+              <w:spacing w:after="0" w:before="0"/>
+            </w:pPr>
+            <w:r/>
+            <w:r>
+              <w:rPr>
+                <w:rFonts w:ascii="Calibri" w:hAnsi="Calibri"/>
+                <w:b/>
+                <w:i w:val="0"/>
+                <w:sz w:val="20"/>
+              </w:rPr>
+              <w:t xml:space="preserve">Actor Principal: </w:t>
+            </w:r>
+            <w:r>
+              <w:rPr>
+                <w:rFonts w:ascii="Calibri" w:hAnsi="Calibri"/>
+                <w:b w:val="0"/>
+                <w:i w:val="0"/>
+                <w:sz w:val="20"/>
+              </w:rPr>
+              <w:t>Administrador</w:t>
+            </w:r>
+          </w:p>
+        </w:tc>
+      </w:tr>
+      <w:tr>
+        <w:tc>
+          <w:tcPr>
+            <w:tcW w:type="dxa" w:w="9360"/>
+            <w:tcBorders>
+              <w:top w:val="single" w:sz="6" w:space="0" w:color="000000"/>
+              <w:left w:val="single" w:sz="6" w:space="0" w:color="000000"/>
+              <w:bottom w:val="single" w:sz="6" w:space="0" w:color="000000"/>
+              <w:right w:val="single" w:sz="6" w:space="0" w:color="000000"/>
+            </w:tcBorders>
+            <w:tcMar>
+              <w:top w:w="0" w:type="dxa"/>
+              <w:left w:w="40" w:type="dxa"/>
+              <w:bottom w:w="0" w:type="dxa"/>
+              <w:right w:w="40" w:type="dxa"/>
+            </w:tcMar>
+          </w:tcPr>
+          <w:p>
+            <w:pPr>
+              <w:spacing w:after="0" w:before="0"/>
+            </w:pPr>
+            <w:r/>
+            <w:r>
+              <w:rPr>
+                <w:rFonts w:ascii="Calibri" w:hAnsi="Calibri"/>
+                <w:b/>
+                <w:i w:val="0"/>
+                <w:sz w:val="20"/>
+              </w:rPr>
+              <w:t xml:space="preserve">Actor Secundario: </w:t>
+            </w:r>
+            <w:r>
+              <w:rPr>
+                <w:rFonts w:ascii="Calibri" w:hAnsi="Calibri"/>
+                <w:b w:val="0"/>
+                <w:i w:val="0"/>
+                <w:sz w:val="20"/>
+              </w:rPr>
+              <w:t>-</w:t>
+            </w:r>
+          </w:p>
+        </w:tc>
+      </w:tr>
+      <w:tr>
+        <w:tc>
+          <w:tcPr>
+            <w:tcW w:type="dxa" w:w="9360"/>
+            <w:tcBorders>
+              <w:top w:val="single" w:sz="6" w:space="0" w:color="000000"/>
+              <w:left w:val="single" w:sz="6" w:space="0" w:color="000000"/>
+              <w:bottom w:val="single" w:sz="6" w:space="0" w:color="000000"/>
+              <w:right w:val="single" w:sz="6" w:space="0" w:color="000000"/>
+            </w:tcBorders>
+            <w:tcMar>
+              <w:top w:w="0" w:type="dxa"/>
+              <w:left w:w="40" w:type="dxa"/>
+              <w:bottom w:w="0" w:type="dxa"/>
+              <w:right w:w="40" w:type="dxa"/>
+            </w:tcMar>
+          </w:tcPr>
+          <w:p>
+            <w:pPr>
+              <w:spacing w:after="0" w:before="0"/>
+            </w:pPr>
+            <w:r/>
+            <w:r>
+              <w:rPr>
+                <w:rFonts w:ascii="Calibri" w:hAnsi="Calibri"/>
+                <w:b/>
+                <w:i w:val="0"/>
+                <w:sz w:val="20"/>
+              </w:rPr>
+              <w:t xml:space="preserve">Precondiciones: </w:t>
+            </w:r>
+            <w:r>
+              <w:rPr>
+                <w:rFonts w:ascii="Calibri" w:hAnsi="Calibri"/>
+                <w:b w:val="0"/>
+                <w:i w:val="0"/>
+                <w:sz w:val="20"/>
+              </w:rPr>
+              <w:t>El administrador tiene una sesion iniciada con el permiso de historial de usuarios y hay un usuario seleccionado.</w:t>
+            </w:r>
+          </w:p>
+        </w:tc>
+      </w:tr>
+      <w:tr>
+        <w:tc>
+          <w:tcPr>
+            <w:tcW w:type="dxa" w:w="9360"/>
+            <w:tcBorders>
+              <w:top w:val="single" w:sz="6" w:space="0" w:color="000000"/>
+              <w:left w:val="single" w:sz="6" w:space="0" w:color="000000"/>
+              <w:bottom w:val="single" w:sz="6" w:space="0" w:color="000000"/>
+              <w:right w:val="single" w:sz="6" w:space="0" w:color="000000"/>
+            </w:tcBorders>
+            <w:tcMar>
+              <w:top w:w="0" w:type="dxa"/>
+              <w:left w:w="40" w:type="dxa"/>
+              <w:bottom w:w="0" w:type="dxa"/>
+              <w:right w:w="40" w:type="dxa"/>
+            </w:tcMar>
+          </w:tcPr>
+          <w:p>
+            <w:pPr>
+              <w:spacing w:after="0" w:before="0"/>
+            </w:pPr>
+            <w:r/>
+            <w:r>
+              <w:rPr>
+                <w:rFonts w:ascii="Calibri" w:hAnsi="Calibri"/>
+                <w:b/>
+                <w:i w:val="0"/>
+                <w:sz w:val="20"/>
+              </w:rPr>
+              <w:t xml:space="preserve">Puntos de Extension: </w:t>
+            </w:r>
+            <w:r>
+              <w:rPr>
+                <w:rFonts w:ascii="Calibri" w:hAnsi="Calibri"/>
+                <w:b w:val="0"/>
+                <w:i w:val="0"/>
+                <w:sz w:val="20"/>
+              </w:rPr>
+              <w:t>Desde esta pantalla se puede ejecutar CU04 Restaurar punto del historial.</w:t>
+            </w:r>
+          </w:p>
+        </w:tc>
+      </w:tr>
+      <w:tr>
+        <w:tc>
+          <w:tcPr>
+            <w:tcW w:type="dxa" w:w="9360"/>
+            <w:tcBorders>
+              <w:top w:val="single" w:sz="6" w:space="0" w:color="000000"/>
+              <w:left w:val="single" w:sz="6" w:space="0" w:color="000000"/>
+              <w:bottom w:val="single" w:sz="6" w:space="0" w:color="000000"/>
+              <w:right w:val="single" w:sz="6" w:space="0" w:color="000000"/>
+            </w:tcBorders>
+            <w:tcMar>
+              <w:top w:w="0" w:type="dxa"/>
+              <w:left w:w="40" w:type="dxa"/>
+              <w:bottom w:w="0" w:type="dxa"/>
+              <w:right w:w="40" w:type="dxa"/>
+            </w:tcMar>
+          </w:tcPr>
+          <w:p>
+            <w:pPr>
+              <w:spacing w:after="0" w:before="0"/>
+            </w:pPr>
+            <w:r/>
+            <w:r>
+              <w:rPr>
+                <w:rFonts w:ascii="Calibri" w:hAnsi="Calibri"/>
+                <w:b/>
+                <w:i w:val="0"/>
+                <w:sz w:val="20"/>
+              </w:rPr>
+              <w:t xml:space="preserve">Condicion: </w:t>
+            </w:r>
+            <w:r>
+              <w:rPr>
+                <w:rFonts w:ascii="Calibri" w:hAnsi="Calibri"/>
+                <w:b w:val="0"/>
+                <w:i w:val="0"/>
+                <w:sz w:val="20"/>
+              </w:rPr>
+              <w:t>El administrador necesita revisar los cambios que sufrio un usuario a lo largo del tiempo.</w:t>
+            </w:r>
+          </w:p>
+        </w:tc>
+      </w:tr>
+      <w:tr>
+        <w:tc>
+          <w:tcPr>
+            <w:tcW w:type="dxa" w:w="9360"/>
+            <w:tcBorders>
+              <w:top w:val="single" w:sz="6" w:space="0" w:color="000000"/>
+              <w:left w:val="single" w:sz="6" w:space="0" w:color="000000"/>
+              <w:bottom w:val="single" w:sz="6" w:space="0" w:color="000000"/>
+              <w:right w:val="single" w:sz="6" w:space="0" w:color="000000"/>
+            </w:tcBorders>
+            <w:tcMar>
+              <w:top w:w="0" w:type="dxa"/>
+              <w:left w:w="40" w:type="dxa"/>
+              <w:bottom w:w="0" w:type="dxa"/>
+              <w:right w:w="40" w:type="dxa"/>
+            </w:tcMar>
+          </w:tcPr>
+          <w:p>
+            <w:pPr>
+              <w:spacing w:after="0" w:before="0"/>
+            </w:pPr>
+            <w:r/>
+            <w:r>
+              <w:rPr>
+                <w:rFonts w:ascii="Calibri" w:hAnsi="Calibri"/>
+                <w:b/>
+                <w:i w:val="0"/>
+                <w:sz w:val="20"/>
+              </w:rPr>
+              <w:t>Escenario Principal:</w:t>
+            </w:r>
+          </w:p>
+          <w:p>
+            <w:pPr>
+              <w:spacing w:after="0" w:before="0"/>
+            </w:pPr>
+            <w:r>
+              <w:rPr>
+                <w:rFonts w:ascii="Calibri" w:hAnsi="Calibri"/>
+                <w:b w:val="0"/>
+                <w:i w:val="0"/>
+                <w:sz w:val="20"/>
+              </w:rPr>
+              <w:t>1. El administrador selecciona un usuario y abre la pantalla de historial de usuario.</w:t>
+            </w:r>
+          </w:p>
+          <w:p>
+            <w:pPr>
+              <w:spacing w:after="0" w:before="0"/>
+            </w:pPr>
+            <w:r>
+              <w:rPr>
+                <w:rFonts w:ascii="Calibri" w:hAnsi="Calibri"/>
+                <w:b w:val="0"/>
+                <w:i w:val="0"/>
+                <w:sz w:val="20"/>
+              </w:rPr>
+              <w:t>2. El sistema obtiene las versiones del historial del usuario, ordenadas de la mas reciente a la mas antigua, y las muestra.</w:t>
+            </w:r>
+          </w:p>
+          <w:p>
+            <w:pPr>
+              <w:spacing w:after="0" w:before="0"/>
+            </w:pPr>
+            <w:r>
+              <w:rPr>
+                <w:rFonts w:ascii="Calibri" w:hAnsi="Calibri"/>
+                <w:b w:val="0"/>
+                <w:i w:val="0"/>
+                <w:sz w:val="20"/>
+              </w:rPr>
+              <w:t>3. El administrador selecciona una version del historial.</w:t>
+            </w:r>
+          </w:p>
+          <w:p>
+            <w:pPr>
+              <w:spacing w:after="0" w:before="0"/>
+            </w:pPr>
+            <w:r>
+              <w:rPr>
+                <w:rFonts w:ascii="Calibri" w:hAnsi="Calibri"/>
+                <w:b w:val="0"/>
+                <w:i w:val="0"/>
+                <w:sz w:val="20"/>
+              </w:rPr>
+              <w:t>4. El sistema calcula las diferencias de esa version respecto de la version anterior.</w:t>
+            </w:r>
+          </w:p>
+          <w:p>
+            <w:pPr>
+              <w:spacing w:after="0" w:before="0"/>
+            </w:pPr>
+            <w:r>
+              <w:rPr>
+                <w:rFonts w:ascii="Calibri" w:hAnsi="Calibri"/>
+                <w:b w:val="0"/>
+                <w:i w:val="0"/>
+                <w:sz w:val="20"/>
+              </w:rPr>
+              <w:t>5. El sistema muestra los cambios (campo, valor anterior y valor nuevo) traducidos al idioma actual.</w:t>
+            </w:r>
+          </w:p>
+        </w:tc>
+      </w:tr>
+      <w:tr>
+        <w:tc>
+          <w:tcPr>
+            <w:tcW w:type="dxa" w:w="9360"/>
+            <w:tcBorders>
+              <w:top w:val="single" w:sz="6" w:space="0" w:color="000000"/>
+              <w:left w:val="single" w:sz="6" w:space="0" w:color="000000"/>
+              <w:bottom w:val="single" w:sz="6" w:space="0" w:color="000000"/>
+              <w:right w:val="single" w:sz="6" w:space="0" w:color="000000"/>
+            </w:tcBorders>
+            <w:tcMar>
+              <w:top w:w="0" w:type="dxa"/>
+              <w:left w:w="40" w:type="dxa"/>
+              <w:bottom w:w="0" w:type="dxa"/>
+              <w:right w:w="40" w:type="dxa"/>
+            </w:tcMar>
+          </w:tcPr>
+          <w:p>
+            <w:pPr>
+              <w:spacing w:after="0" w:before="0"/>
+            </w:pPr>
+            <w:r/>
+            <w:r>
+              <w:rPr>
+                <w:rFonts w:ascii="Calibri" w:hAnsi="Calibri"/>
+                <w:b/>
+                <w:i w:val="0"/>
+                <w:sz w:val="20"/>
+              </w:rPr>
+              <w:t>Flujos Alternativos:</w:t>
+            </w:r>
+          </w:p>
+          <w:p>
+            <w:pPr>
+              <w:spacing w:after="0" w:before="0"/>
+            </w:pPr>
+            <w:r>
+              <w:rPr>
+                <w:rFonts w:ascii="Calibri" w:hAnsi="Calibri"/>
+                <w:b w:val="0"/>
+                <w:i w:val="0"/>
+                <w:sz w:val="20"/>
+              </w:rPr>
+              <w:t>2a. Si ocurre una excepcion durante la consulta del historial, el sistema informa el error y finaliza el caso de uso.</w:t>
+            </w:r>
+          </w:p>
+          <w:p>
+            <w:pPr>
+              <w:spacing w:after="0" w:before="0"/>
+            </w:pPr>
+            <w:r>
+              <w:rPr>
+                <w:rFonts w:ascii="Calibri" w:hAnsi="Calibri"/>
+                <w:b w:val="0"/>
+                <w:i w:val="0"/>
+                <w:sz w:val="20"/>
+              </w:rPr>
+              <w:t>4a. Si ocurre una excepcion durante el calculo de diferencias, el sistema informa el error y finaliza el caso de uso.</w:t>
+            </w:r>
+          </w:p>
+        </w:tc>
+      </w:tr>
+      <w:tr>
+        <w:tc>
+          <w:tcPr>
+            <w:tcW w:type="dxa" w:w="9360"/>
+            <w:tcBorders>
+              <w:top w:val="single" w:sz="6" w:space="0" w:color="000000"/>
+              <w:left w:val="single" w:sz="6" w:space="0" w:color="000000"/>
+              <w:bottom w:val="single" w:sz="6" w:space="0" w:color="000000"/>
+              <w:right w:val="single" w:sz="6" w:space="0" w:color="000000"/>
+            </w:tcBorders>
+            <w:tcMar>
+              <w:top w:w="0" w:type="dxa"/>
+              <w:left w:w="40" w:type="dxa"/>
+              <w:bottom w:w="0" w:type="dxa"/>
+              <w:right w:w="40" w:type="dxa"/>
+            </w:tcMar>
+          </w:tcPr>
+          <w:p>
+            <w:pPr>
+              <w:spacing w:after="0" w:before="0"/>
+            </w:pPr>
+            <w:r/>
+            <w:r>
+              <w:rPr>
+                <w:rFonts w:ascii="Calibri" w:hAnsi="Calibri"/>
+                <w:b/>
+                <w:i w:val="0"/>
+                <w:sz w:val="20"/>
+              </w:rPr>
+              <w:t xml:space="preserve">Postcondiciones: </w:t>
+            </w:r>
+            <w:r>
+              <w:rPr>
+                <w:rFonts w:ascii="Calibri" w:hAnsi="Calibri"/>
+                <w:b w:val="0"/>
+                <w:i w:val="0"/>
+                <w:sz w:val="20"/>
+              </w:rPr>
+              <w:t>Se muestran las versiones del historial del usuario y las diferencias de la version seleccionada. El caso de uso no modifica datos.</w:t>
+            </w:r>
+          </w:p>
+        </w:tc>
+      </w:tr>
+    </w:tbl>
+    <w:p/>
+    <w:tbl>
+      <w:tblPr>
+        <w:tblStyle w:val="TableGrid"/>
+        <w:tblW w:type="dxa" w:w="9360"/>
+        <w:tblLayout w:type="fixed"/>
+        <w:tblLook w:firstColumn="1" w:firstRow="1" w:lastColumn="0" w:lastRow="0" w:noHBand="0" w:noVBand="1" w:val="04A0"/>
+        <w:jc w:val="left"/>
+      </w:tblPr>
+      <w:tblGrid>
+        <w:gridCol w:w="15"/>
+      </w:tblGrid>
+      <w:tr>
+        <w:tc>
+          <w:tcPr>
+            <w:tcW w:type="dxa" w:w="9360"/>
+            <w:tcBorders>
+              <w:top w:val="single" w:sz="6" w:space="0" w:color="000000"/>
+              <w:left w:val="single" w:sz="6" w:space="0" w:color="000000"/>
+              <w:bottom w:val="single" w:sz="6" w:space="0" w:color="000000"/>
+              <w:right w:val="single" w:sz="6" w:space="0" w:color="000000"/>
+            </w:tcBorders>
+            <w:tcMar>
+              <w:top w:w="0" w:type="dxa"/>
+              <w:left w:w="40" w:type="dxa"/>
+              <w:bottom w:w="0" w:type="dxa"/>
+              <w:right w:w="40" w:type="dxa"/>
+            </w:tcMar>
+          </w:tcPr>
+          <w:p>
+            <w:pPr>
+              <w:spacing w:after="0" w:before="0"/>
+            </w:pPr>
+            <w:r/>
+            <w:r>
+              <w:rPr>
+                <w:rFonts w:ascii="Calibri" w:hAnsi="Calibri"/>
+                <w:b/>
+                <w:i w:val="0"/>
+                <w:sz w:val="20"/>
+              </w:rPr>
+              <w:t xml:space="preserve">ID y Nombre: </w:t>
+            </w:r>
+            <w:r>
+              <w:rPr>
+                <w:rFonts w:ascii="Calibri" w:hAnsi="Calibri"/>
+                <w:b w:val="0"/>
+                <w:i w:val="0"/>
+                <w:sz w:val="20"/>
+              </w:rPr>
+              <w:t>CU17 Restaurar punto del historial</w:t>
+            </w:r>
+          </w:p>
+        </w:tc>
+      </w:tr>
+      <w:tr>
+        <w:tc>
+          <w:tcPr>
+            <w:tcW w:type="dxa" w:w="9360"/>
+            <w:tcBorders>
+              <w:top w:val="single" w:sz="6" w:space="0" w:color="000000"/>
+              <w:left w:val="single" w:sz="6" w:space="0" w:color="000000"/>
+              <w:bottom w:val="single" w:sz="6" w:space="0" w:color="000000"/>
+              <w:right w:val="single" w:sz="6" w:space="0" w:color="000000"/>
+            </w:tcBorders>
+            <w:tcMar>
+              <w:top w:w="0" w:type="dxa"/>
+              <w:left w:w="40" w:type="dxa"/>
+              <w:bottom w:w="0" w:type="dxa"/>
+              <w:right w:w="40" w:type="dxa"/>
+            </w:tcMar>
+          </w:tcPr>
+          <w:p>
+            <w:pPr>
+              <w:spacing w:after="0" w:before="0"/>
+            </w:pPr>
+            <w:r/>
+            <w:r>
+              <w:rPr>
+                <w:rFonts w:ascii="Calibri" w:hAnsi="Calibri"/>
+                <w:b/>
+                <w:i w:val="0"/>
+                <w:sz w:val="20"/>
+              </w:rPr>
+              <w:t xml:space="preserve">Estado: </w:t>
+            </w:r>
+            <w:r>
+              <w:rPr>
+                <w:rFonts w:ascii="Calibri" w:hAnsi="Calibri"/>
+                <w:b w:val="0"/>
+                <w:i w:val="0"/>
+                <w:sz w:val="20"/>
+              </w:rPr>
+              <w:t>Implementado</w:t>
+            </w:r>
+          </w:p>
+        </w:tc>
+      </w:tr>
+      <w:tr>
+        <w:tc>
+          <w:tcPr>
+            <w:tcW w:type="dxa" w:w="9360"/>
+            <w:tcBorders>
+              <w:top w:val="single" w:sz="6" w:space="0" w:color="000000"/>
+              <w:left w:val="single" w:sz="6" w:space="0" w:color="000000"/>
+              <w:bottom w:val="single" w:sz="6" w:space="0" w:color="000000"/>
+              <w:right w:val="single" w:sz="6" w:space="0" w:color="000000"/>
+            </w:tcBorders>
+            <w:tcMar>
+              <w:top w:w="0" w:type="dxa"/>
+              <w:left w:w="40" w:type="dxa"/>
+              <w:bottom w:w="0" w:type="dxa"/>
+              <w:right w:w="40" w:type="dxa"/>
+            </w:tcMar>
+          </w:tcPr>
+          <w:p>
+            <w:pPr>
+              <w:spacing w:after="0" w:before="0"/>
+            </w:pPr>
+            <w:r/>
+            <w:r>
+              <w:rPr>
+                <w:rFonts w:ascii="Calibri" w:hAnsi="Calibri"/>
+                <w:b/>
+                <w:i w:val="0"/>
+                <w:sz w:val="20"/>
+              </w:rPr>
+              <w:t xml:space="preserve">Descripcion: </w:t>
+            </w:r>
+            <w:r>
+              <w:rPr>
+                <w:rFonts w:ascii="Calibri" w:hAnsi="Calibri"/>
+                <w:b w:val="0"/>
+                <w:i w:val="0"/>
+                <w:sz w:val="20"/>
+              </w:rPr>
+              <w:t>Permite al administrador restaurar el estado de un usuario a una version anterior de su historial, recalculando los digitos verificadores.</w:t>
+            </w:r>
+          </w:p>
+        </w:tc>
+      </w:tr>
+      <w:tr>
+        <w:tc>
+          <w:tcPr>
+            <w:tcW w:type="dxa" w:w="9360"/>
+            <w:tcBorders>
+              <w:top w:val="single" w:sz="6" w:space="0" w:color="000000"/>
+              <w:left w:val="single" w:sz="6" w:space="0" w:color="000000"/>
+              <w:bottom w:val="single" w:sz="6" w:space="0" w:color="000000"/>
+              <w:right w:val="single" w:sz="6" w:space="0" w:color="000000"/>
+            </w:tcBorders>
+            <w:tcMar>
+              <w:top w:w="0" w:type="dxa"/>
+              <w:left w:w="40" w:type="dxa"/>
+              <w:bottom w:w="0" w:type="dxa"/>
+              <w:right w:w="40" w:type="dxa"/>
+            </w:tcMar>
+          </w:tcPr>
+          <w:p>
+            <w:pPr>
+              <w:spacing w:after="0" w:before="0"/>
+            </w:pPr>
+            <w:r/>
+            <w:r>
+              <w:rPr>
+                <w:rFonts w:ascii="Calibri" w:hAnsi="Calibri"/>
+                <w:b/>
+                <w:i w:val="0"/>
+                <w:sz w:val="20"/>
+              </w:rPr>
+              <w:t xml:space="preserve">Actor Principal: </w:t>
+            </w:r>
+            <w:r>
+              <w:rPr>
+                <w:rFonts w:ascii="Calibri" w:hAnsi="Calibri"/>
+                <w:b w:val="0"/>
+                <w:i w:val="0"/>
+                <w:sz w:val="20"/>
+              </w:rPr>
+              <w:t>Administrador</w:t>
+            </w:r>
+          </w:p>
+        </w:tc>
+      </w:tr>
+      <w:tr>
+        <w:tc>
+          <w:tcPr>
+            <w:tcW w:type="dxa" w:w="9360"/>
+            <w:tcBorders>
+              <w:top w:val="single" w:sz="6" w:space="0" w:color="000000"/>
+              <w:left w:val="single" w:sz="6" w:space="0" w:color="000000"/>
+              <w:bottom w:val="single" w:sz="6" w:space="0" w:color="000000"/>
+              <w:right w:val="single" w:sz="6" w:space="0" w:color="000000"/>
+            </w:tcBorders>
+            <w:tcMar>
+              <w:top w:w="0" w:type="dxa"/>
+              <w:left w:w="40" w:type="dxa"/>
+              <w:bottom w:w="0" w:type="dxa"/>
+              <w:right w:w="40" w:type="dxa"/>
+            </w:tcMar>
+          </w:tcPr>
+          <w:p>
+            <w:pPr>
+              <w:spacing w:after="0" w:before="0"/>
+            </w:pPr>
+            <w:r/>
+            <w:r>
+              <w:rPr>
+                <w:rFonts w:ascii="Calibri" w:hAnsi="Calibri"/>
+                <w:b/>
+                <w:i w:val="0"/>
+                <w:sz w:val="20"/>
+              </w:rPr>
+              <w:t xml:space="preserve">Actor Secundario: </w:t>
+            </w:r>
+            <w:r>
+              <w:rPr>
+                <w:rFonts w:ascii="Calibri" w:hAnsi="Calibri"/>
+                <w:b w:val="0"/>
+                <w:i w:val="0"/>
+                <w:sz w:val="20"/>
+              </w:rPr>
+              <w:t>-</w:t>
+            </w:r>
+          </w:p>
+        </w:tc>
+      </w:tr>
+      <w:tr>
+        <w:tc>
+          <w:tcPr>
+            <w:tcW w:type="dxa" w:w="9360"/>
+            <w:tcBorders>
+              <w:top w:val="single" w:sz="6" w:space="0" w:color="000000"/>
+              <w:left w:val="single" w:sz="6" w:space="0" w:color="000000"/>
+              <w:bottom w:val="single" w:sz="6" w:space="0" w:color="000000"/>
+              <w:right w:val="single" w:sz="6" w:space="0" w:color="000000"/>
+            </w:tcBorders>
+            <w:tcMar>
+              <w:top w:w="0" w:type="dxa"/>
+              <w:left w:w="40" w:type="dxa"/>
+              <w:bottom w:w="0" w:type="dxa"/>
+              <w:right w:w="40" w:type="dxa"/>
+            </w:tcMar>
+          </w:tcPr>
+          <w:p>
+            <w:pPr>
+              <w:spacing w:after="0" w:before="0"/>
+            </w:pPr>
+            <w:r/>
+            <w:r>
+              <w:rPr>
+                <w:rFonts w:ascii="Calibri" w:hAnsi="Calibri"/>
+                <w:b/>
+                <w:i w:val="0"/>
+                <w:sz w:val="20"/>
+              </w:rPr>
+              <w:t xml:space="preserve">Precondiciones: </w:t>
+            </w:r>
+            <w:r>
+              <w:rPr>
+                <w:rFonts w:ascii="Calibri" w:hAnsi="Calibri"/>
+                <w:b w:val="0"/>
+                <w:i w:val="0"/>
+                <w:sz w:val="20"/>
+              </w:rPr>
+              <w:t>El administrador tiene una sesion iniciada con el permiso de historial de usuarios y existe la version a restaurar.</w:t>
+            </w:r>
+          </w:p>
+        </w:tc>
+      </w:tr>
+      <w:tr>
+        <w:tc>
+          <w:tcPr>
+            <w:tcW w:type="dxa" w:w="9360"/>
+            <w:tcBorders>
+              <w:top w:val="single" w:sz="6" w:space="0" w:color="000000"/>
+              <w:left w:val="single" w:sz="6" w:space="0" w:color="000000"/>
+              <w:bottom w:val="single" w:sz="6" w:space="0" w:color="000000"/>
+              <w:right w:val="single" w:sz="6" w:space="0" w:color="000000"/>
+            </w:tcBorders>
+            <w:tcMar>
+              <w:top w:w="0" w:type="dxa"/>
+              <w:left w:w="40" w:type="dxa"/>
+              <w:bottom w:w="0" w:type="dxa"/>
+              <w:right w:w="40" w:type="dxa"/>
+            </w:tcMar>
+          </w:tcPr>
+          <w:p>
+            <w:pPr>
+              <w:spacing w:after="0" w:before="0"/>
+            </w:pPr>
+            <w:r/>
+            <w:r>
+              <w:rPr>
+                <w:rFonts w:ascii="Calibri" w:hAnsi="Calibri"/>
+                <w:b/>
+                <w:i w:val="0"/>
+                <w:sz w:val="20"/>
+              </w:rPr>
+              <w:t xml:space="preserve">Puntos de Extension: </w:t>
+            </w:r>
+            <w:r>
+              <w:rPr>
+                <w:rFonts w:ascii="Calibri" w:hAnsi="Calibri"/>
+                <w:b w:val="0"/>
+                <w:i w:val="0"/>
+                <w:sz w:val="20"/>
+              </w:rPr>
+              <w:t>Se ejecuta desde la pantalla de historial de usuario (CU03).</w:t>
+            </w:r>
+          </w:p>
+        </w:tc>
+      </w:tr>
+      <w:tr>
+        <w:tc>
+          <w:tcPr>
+            <w:tcW w:type="dxa" w:w="9360"/>
+            <w:tcBorders>
+              <w:top w:val="single" w:sz="6" w:space="0" w:color="000000"/>
+              <w:left w:val="single" w:sz="6" w:space="0" w:color="000000"/>
+              <w:bottom w:val="single" w:sz="6" w:space="0" w:color="000000"/>
+              <w:right w:val="single" w:sz="6" w:space="0" w:color="000000"/>
+            </w:tcBorders>
+            <w:tcMar>
+              <w:top w:w="0" w:type="dxa"/>
+              <w:left w:w="40" w:type="dxa"/>
+              <w:bottom w:w="0" w:type="dxa"/>
+              <w:right w:w="40" w:type="dxa"/>
+            </w:tcMar>
+          </w:tcPr>
+          <w:p>
+            <w:pPr>
+              <w:spacing w:after="0" w:before="0"/>
+            </w:pPr>
+            <w:r/>
+            <w:r>
+              <w:rPr>
+                <w:rFonts w:ascii="Calibri" w:hAnsi="Calibri"/>
+                <w:b/>
+                <w:i w:val="0"/>
+                <w:sz w:val="20"/>
+              </w:rPr>
+              <w:t xml:space="preserve">Condicion: </w:t>
+            </w:r>
+            <w:r>
+              <w:rPr>
+                <w:rFonts w:ascii="Calibri" w:hAnsi="Calibri"/>
+                <w:b w:val="0"/>
+                <w:i w:val="0"/>
+                <w:sz w:val="20"/>
+              </w:rPr>
+              <w:t>El administrador necesita volver un usuario a un estado anterior registrado en su historial.</w:t>
+            </w:r>
+          </w:p>
+        </w:tc>
+      </w:tr>
+      <w:tr>
+        <w:tc>
+          <w:tcPr>
+            <w:tcW w:type="dxa" w:w="9360"/>
+            <w:tcBorders>
+              <w:top w:val="single" w:sz="6" w:space="0" w:color="000000"/>
+              <w:left w:val="single" w:sz="6" w:space="0" w:color="000000"/>
+              <w:bottom w:val="single" w:sz="6" w:space="0" w:color="000000"/>
+              <w:right w:val="single" w:sz="6" w:space="0" w:color="000000"/>
+            </w:tcBorders>
+            <w:tcMar>
+              <w:top w:w="0" w:type="dxa"/>
+              <w:left w:w="40" w:type="dxa"/>
+              <w:bottom w:w="0" w:type="dxa"/>
+              <w:right w:w="40" w:type="dxa"/>
+            </w:tcMar>
+          </w:tcPr>
+          <w:p>
+            <w:pPr>
+              <w:spacing w:after="0" w:before="0"/>
+            </w:pPr>
+            <w:r/>
+            <w:r>
+              <w:rPr>
+                <w:rFonts w:ascii="Calibri" w:hAnsi="Calibri"/>
+                <w:b/>
+                <w:i w:val="0"/>
+                <w:sz w:val="20"/>
+              </w:rPr>
+              <w:t>Escenario Principal:</w:t>
+            </w:r>
+          </w:p>
+          <w:p>
+            <w:pPr>
+              <w:spacing w:after="0" w:before="0"/>
+            </w:pPr>
+            <w:r>
+              <w:rPr>
+                <w:rFonts w:ascii="Calibri" w:hAnsi="Calibri"/>
+                <w:b w:val="0"/>
+                <w:i w:val="0"/>
+                <w:sz w:val="20"/>
+              </w:rPr>
+              <w:t>1. El administrador selecciona una version en el historial del usuario.</w:t>
+            </w:r>
+          </w:p>
+          <w:p>
+            <w:pPr>
+              <w:spacing w:after="0" w:before="0"/>
+            </w:pPr>
+            <w:r>
+              <w:rPr>
+                <w:rFonts w:ascii="Calibri" w:hAnsi="Calibri"/>
+                <w:b w:val="0"/>
+                <w:i w:val="0"/>
+                <w:sz w:val="20"/>
+              </w:rPr>
+              <w:t>2. El administrador presiona restaurar version.</w:t>
+            </w:r>
+          </w:p>
+          <w:p>
+            <w:pPr>
+              <w:spacing w:after="0" w:before="0"/>
+            </w:pPr>
+            <w:r>
+              <w:rPr>
+                <w:rFonts w:ascii="Calibri" w:hAnsi="Calibri"/>
+                <w:b w:val="0"/>
+                <w:i w:val="0"/>
+                <w:sz w:val="20"/>
+              </w:rPr>
+              <w:t>3. El sistema solicita confirmacion.</w:t>
+            </w:r>
+          </w:p>
+          <w:p>
+            <w:pPr>
+              <w:spacing w:after="0" w:before="0"/>
+            </w:pPr>
+            <w:r>
+              <w:rPr>
+                <w:rFonts w:ascii="Calibri" w:hAnsi="Calibri"/>
+                <w:b w:val="0"/>
+                <w:i w:val="0"/>
+                <w:sz w:val="20"/>
+              </w:rPr>
+              <w:t>4. El administrador confirma la restauracion.</w:t>
+            </w:r>
+          </w:p>
+          <w:p>
+            <w:pPr>
+              <w:spacing w:after="0" w:before="0"/>
+            </w:pPr>
+            <w:r>
+              <w:rPr>
+                <w:rFonts w:ascii="Calibri" w:hAnsi="Calibri"/>
+                <w:b w:val="0"/>
+                <w:i w:val="0"/>
+                <w:sz w:val="20"/>
+              </w:rPr>
+              <w:t>5. El sistema obtiene el snapshot de la version seleccionada.</w:t>
+            </w:r>
+          </w:p>
+          <w:p>
+            <w:pPr>
+              <w:spacing w:after="0" w:before="0"/>
+            </w:pPr>
+            <w:r>
+              <w:rPr>
+                <w:rFonts w:ascii="Calibri" w:hAnsi="Calibri"/>
+                <w:b w:val="0"/>
+                <w:i w:val="0"/>
+                <w:sz w:val="20"/>
+              </w:rPr>
+              <w:t>6. El sistema aplica el snapshot al usuario (datos, permisos y preferencia de idioma).</w:t>
+            </w:r>
+          </w:p>
+          <w:p>
+            <w:pPr>
+              <w:spacing w:after="0" w:before="0"/>
+            </w:pPr>
+            <w:r>
+              <w:rPr>
+                <w:rFonts w:ascii="Calibri" w:hAnsi="Calibri"/>
+                <w:b w:val="0"/>
+                <w:i w:val="0"/>
+                <w:sz w:val="20"/>
+              </w:rPr>
+              <w:t>7. El sistema recalcula el digito verificador horizontal (DVH) del usuario restaurado.</w:t>
+            </w:r>
+          </w:p>
+          <w:p>
+            <w:pPr>
+              <w:spacing w:after="0" w:before="0"/>
+            </w:pPr>
+            <w:r>
+              <w:rPr>
+                <w:rFonts w:ascii="Calibri" w:hAnsi="Calibri"/>
+                <w:b w:val="0"/>
+                <w:i w:val="0"/>
+                <w:sz w:val="20"/>
+              </w:rPr>
+              <w:t>8. El sistema guarda una nueva version de restauracion en el historial y registra la operacion en la bitacora.</w:t>
+            </w:r>
+          </w:p>
+          <w:p>
+            <w:pPr>
+              <w:spacing w:after="0" w:before="0"/>
+            </w:pPr>
+            <w:r>
+              <w:rPr>
+                <w:rFonts w:ascii="Calibri" w:hAnsi="Calibri"/>
+                <w:b w:val="0"/>
+                <w:i w:val="0"/>
+                <w:sz w:val="20"/>
+              </w:rPr>
+              <w:t>9. El sistema actualiza el digito verificador vertical (DVV) de la tabla de usuarios y confirma la transaccion.</w:t>
+            </w:r>
+          </w:p>
+          <w:p>
+            <w:pPr>
+              <w:spacing w:after="0" w:before="0"/>
+            </w:pPr>
+            <w:r>
+              <w:rPr>
+                <w:rFonts w:ascii="Calibri" w:hAnsi="Calibri"/>
+                <w:b w:val="0"/>
+                <w:i w:val="0"/>
+                <w:sz w:val="20"/>
+              </w:rPr>
+              <w:t>10. Si el usuario restaurado es el de la sesion actual, el sistema refresca su nombre, permisos e idioma.</w:t>
+            </w:r>
+          </w:p>
+          <w:p>
+            <w:pPr>
+              <w:spacing w:after="0" w:before="0"/>
+            </w:pPr>
+            <w:r>
+              <w:rPr>
+                <w:rFonts w:ascii="Calibri" w:hAnsi="Calibri"/>
+                <w:b w:val="0"/>
+                <w:i w:val="0"/>
+                <w:sz w:val="20"/>
+              </w:rPr>
+              <w:t>11. El sistema informa que la version fue restaurada y recarga el historial.</w:t>
+            </w:r>
+          </w:p>
+        </w:tc>
+      </w:tr>
+      <w:tr>
+        <w:tc>
+          <w:tcPr>
+            <w:tcW w:type="dxa" w:w="9360"/>
+            <w:tcBorders>
+              <w:top w:val="single" w:sz="6" w:space="0" w:color="000000"/>
+              <w:left w:val="single" w:sz="6" w:space="0" w:color="000000"/>
+              <w:bottom w:val="single" w:sz="6" w:space="0" w:color="000000"/>
+              <w:right w:val="single" w:sz="6" w:space="0" w:color="000000"/>
+            </w:tcBorders>
+            <w:tcMar>
+              <w:top w:w="0" w:type="dxa"/>
+              <w:left w:w="40" w:type="dxa"/>
+              <w:bottom w:w="0" w:type="dxa"/>
+              <w:right w:w="40" w:type="dxa"/>
+            </w:tcMar>
+          </w:tcPr>
+          <w:p>
+            <w:pPr>
+              <w:spacing w:after="0" w:before="0"/>
+            </w:pPr>
+            <w:r/>
+            <w:r>
+              <w:rPr>
+                <w:rFonts w:ascii="Calibri" w:hAnsi="Calibri"/>
+                <w:b/>
+                <w:i w:val="0"/>
+                <w:sz w:val="20"/>
+              </w:rPr>
+              <w:t>Flujos Alternativos:</w:t>
+            </w:r>
+          </w:p>
+          <w:p>
+            <w:pPr>
+              <w:spacing w:after="0" w:before="0"/>
+            </w:pPr>
+            <w:r>
+              <w:rPr>
+                <w:rFonts w:ascii="Calibri" w:hAnsi="Calibri"/>
+                <w:b w:val="0"/>
+                <w:i w:val="0"/>
+                <w:sz w:val="20"/>
+              </w:rPr>
+              <w:t>1a. Si no hay una version seleccionada, el sistema informa que se debe seleccionar una version y finaliza el caso de uso.</w:t>
+            </w:r>
+          </w:p>
+          <w:p>
+            <w:pPr>
+              <w:spacing w:after="0" w:before="0"/>
+            </w:pPr>
+            <w:r>
+              <w:rPr>
+                <w:rFonts w:ascii="Calibri" w:hAnsi="Calibri"/>
+                <w:b w:val="0"/>
+                <w:i w:val="0"/>
+                <w:sz w:val="20"/>
+              </w:rPr>
+              <w:t>4a. Si el administrador no confirma, el sistema finaliza el caso de uso sin cambios.</w:t>
+            </w:r>
+          </w:p>
+          <w:p>
+            <w:pPr>
+              <w:spacing w:after="0" w:before="0"/>
+            </w:pPr>
+            <w:r>
+              <w:rPr>
+                <w:rFonts w:ascii="Calibri" w:hAnsi="Calibri"/>
+                <w:b w:val="0"/>
+                <w:i w:val="0"/>
+                <w:sz w:val="20"/>
+              </w:rPr>
+              <w:t>5a. Si la version no existe, el sistema informa el error y finaliza el caso de uso.</w:t>
+            </w:r>
+          </w:p>
+          <w:p>
+            <w:pPr>
+              <w:spacing w:after="0" w:before="0"/>
+            </w:pPr>
+            <w:r>
+              <w:rPr>
+                <w:rFonts w:ascii="Calibri" w:hAnsi="Calibri"/>
+                <w:b w:val="0"/>
+                <w:i w:val="0"/>
+                <w:sz w:val="20"/>
+              </w:rPr>
+              <w:t>5b. Si se intenta restaurar a inactivo el usuario de la sesion actual, el sistema informa el error y finaliza el caso de uso.</w:t>
+            </w:r>
+          </w:p>
+          <w:p>
+            <w:pPr>
+              <w:spacing w:after="0" w:before="0"/>
+            </w:pPr>
+            <w:r>
+              <w:rPr>
+                <w:rFonts w:ascii="Calibri" w:hAnsi="Calibri"/>
+                <w:b w:val="0"/>
+                <w:i w:val="0"/>
+                <w:sz w:val="20"/>
+              </w:rPr>
+              <w:t>9a. Si ocurre una excepcion tecnica durante la restauracion, el sistema informa el error y finaliza el caso de uso.</w:t>
+            </w:r>
+          </w:p>
+        </w:tc>
+      </w:tr>
+      <w:tr>
+        <w:tc>
+          <w:tcPr>
+            <w:tcW w:type="dxa" w:w="9360"/>
+            <w:tcBorders>
+              <w:top w:val="single" w:sz="6" w:space="0" w:color="000000"/>
+              <w:left w:val="single" w:sz="6" w:space="0" w:color="000000"/>
+              <w:bottom w:val="single" w:sz="6" w:space="0" w:color="000000"/>
+              <w:right w:val="single" w:sz="6" w:space="0" w:color="000000"/>
+            </w:tcBorders>
+            <w:tcMar>
+              <w:top w:w="0" w:type="dxa"/>
+              <w:left w:w="40" w:type="dxa"/>
+              <w:bottom w:w="0" w:type="dxa"/>
+              <w:right w:w="40" w:type="dxa"/>
+            </w:tcMar>
+          </w:tcPr>
+          <w:p>
+            <w:pPr>
+              <w:spacing w:after="0" w:before="0"/>
+            </w:pPr>
+            <w:r/>
+            <w:r>
+              <w:rPr>
+                <w:rFonts w:ascii="Calibri" w:hAnsi="Calibri"/>
+                <w:b/>
+                <w:i w:val="0"/>
+                <w:sz w:val="20"/>
+              </w:rPr>
+              <w:t xml:space="preserve">Postcondiciones: </w:t>
+            </w:r>
+            <w:r>
+              <w:rPr>
+                <w:rFonts w:ascii="Calibri" w:hAnsi="Calibri"/>
+                <w:b w:val="0"/>
+                <w:i w:val="0"/>
+                <w:sz w:val="20"/>
+              </w:rPr>
+              <w:t>El usuario queda restaurado al estado del snapshot, con los digitos verificadores (DVH/DVV) actualizados, una version de restauracion en su historial y la operacion registrada en la bitacora. Si es el usuario de la sesion actual, su sesion queda refrescada.</w:t>
+            </w:r>
+          </w:p>
+        </w:tc>
+      </w:tr>
+    </w:tbl>
+    <w:p/>
+    <w:p>
+      <w:pPr>
+        <w:spacing w:before="280" w:after="120"/>
+        <w:jc w:val="center"/>
+      </w:pPr>
+      <w:r>
+        <w:rPr>
+          <w:rFonts w:ascii="Calibri" w:hAnsi="Calibri"/>
+          <w:b/>
+          <w:i w:val="0"/>
+          <w:color w:val="2E74B5"/>
+          <w:sz w:val="40"/>
+        </w:rPr>
+        <w:t>T07. Gestion de Digitos Verificadores</w:t>
+      </w:r>
+    </w:p>
+    <w:p>
+      <w:pPr>
+        <w:spacing w:after="200"/>
+        <w:jc w:val="center"/>
+      </w:pPr>
+      <w:r>
+        <w:rPr>
+          <w:rFonts w:ascii="Calibri" w:hAnsi="Calibri"/>
+          <w:b w:val="0"/>
+          <w:i/>
+          <w:sz w:val="22"/>
+        </w:rPr>
+        <w:t>Especificaciones de casos de uso</w:t>
+      </w:r>
+    </w:p>
+    <w:p>
+      <w:pPr>
+        <w:spacing w:after="120" w:line="264" w:lineRule="auto"/>
+        <w:jc w:val="both"/>
+      </w:pPr>
+      <w:r>
+        <w:rPr>
+          <w:rFonts w:ascii="Calibri" w:hAnsi="Calibri"/>
+          <w:b w:val="0"/>
+          <w:i w:val="0"/>
+          <w:sz w:val="22"/>
+        </w:rPr>
+        <w:t>Caso de uso de verificacion de integridad de los datos mediante digitos verificadores horizontal (DVH) y vertical (DVV), ejecutado durante el arranque de la aplicacion, segun la implementacion vigente en IntegridadBLL, IntegridadService y el arranque en Program.</w:t>
+      </w:r>
+    </w:p>
+    <w:tbl>
+      <w:tblPr>
+        <w:tblStyle w:val="TableGrid"/>
+        <w:tblW w:type="dxa" w:w="9360"/>
+        <w:tblLayout w:type="fixed"/>
+        <w:tblLook w:firstColumn="1" w:firstRow="1" w:lastColumn="0" w:lastRow="0" w:noHBand="0" w:noVBand="1" w:val="04A0"/>
+        <w:jc w:val="left"/>
+      </w:tblPr>
+      <w:tblGrid>
+        <w:gridCol w:w="15"/>
+      </w:tblGrid>
+      <w:tr>
+        <w:tc>
+          <w:tcPr>
+            <w:tcW w:type="dxa" w:w="9360"/>
+            <w:tcBorders>
+              <w:top w:val="single" w:sz="6" w:space="0" w:color="000000"/>
+              <w:left w:val="single" w:sz="6" w:space="0" w:color="000000"/>
+              <w:bottom w:val="single" w:sz="6" w:space="0" w:color="000000"/>
+              <w:right w:val="single" w:sz="6" w:space="0" w:color="000000"/>
+            </w:tcBorders>
+            <w:tcMar>
+              <w:top w:w="0" w:type="dxa"/>
+              <w:left w:w="40" w:type="dxa"/>
+              <w:bottom w:w="0" w:type="dxa"/>
+              <w:right w:w="40" w:type="dxa"/>
+            </w:tcMar>
+          </w:tcPr>
+          <w:p>
+            <w:pPr>
+              <w:spacing w:after="0" w:before="0"/>
+            </w:pPr>
+            <w:r/>
+            <w:r>
+              <w:rPr>
+                <w:rFonts w:ascii="Calibri" w:hAnsi="Calibri"/>
+                <w:b/>
+                <w:i w:val="0"/>
+                <w:sz w:val="20"/>
+              </w:rPr>
+              <w:t xml:space="preserve">ID y Nombre: </w:t>
+            </w:r>
+            <w:r>
+              <w:rPr>
+                <w:rFonts w:ascii="Calibri" w:hAnsi="Calibri"/>
+                <w:b w:val="0"/>
+                <w:i w:val="0"/>
+                <w:sz w:val="20"/>
+              </w:rPr>
+              <w:t>CU18 Verificar integridad de datos</w:t>
+            </w:r>
+          </w:p>
+        </w:tc>
+      </w:tr>
+      <w:tr>
+        <w:tc>
+          <w:tcPr>
+            <w:tcW w:type="dxa" w:w="9360"/>
+            <w:tcBorders>
+              <w:top w:val="single" w:sz="6" w:space="0" w:color="000000"/>
+              <w:left w:val="single" w:sz="6" w:space="0" w:color="000000"/>
+              <w:bottom w:val="single" w:sz="6" w:space="0" w:color="000000"/>
+              <w:right w:val="single" w:sz="6" w:space="0" w:color="000000"/>
+            </w:tcBorders>
+            <w:tcMar>
+              <w:top w:w="0" w:type="dxa"/>
+              <w:left w:w="40" w:type="dxa"/>
+              <w:bottom w:w="0" w:type="dxa"/>
+              <w:right w:w="40" w:type="dxa"/>
+            </w:tcMar>
+          </w:tcPr>
+          <w:p>
+            <w:pPr>
+              <w:spacing w:after="0" w:before="0"/>
+            </w:pPr>
+            <w:r/>
+            <w:r>
+              <w:rPr>
+                <w:rFonts w:ascii="Calibri" w:hAnsi="Calibri"/>
+                <w:b/>
+                <w:i w:val="0"/>
+                <w:sz w:val="20"/>
+              </w:rPr>
+              <w:t xml:space="preserve">Estado: </w:t>
+            </w:r>
+            <w:r>
+              <w:rPr>
+                <w:rFonts w:ascii="Calibri" w:hAnsi="Calibri"/>
+                <w:b w:val="0"/>
+                <w:i w:val="0"/>
+                <w:sz w:val="20"/>
+              </w:rPr>
+              <w:t>Implementado</w:t>
+            </w:r>
+          </w:p>
+        </w:tc>
+      </w:tr>
+      <w:tr>
+        <w:tc>
+          <w:tcPr>
+            <w:tcW w:type="dxa" w:w="9360"/>
+            <w:tcBorders>
+              <w:top w:val="single" w:sz="6" w:space="0" w:color="000000"/>
+              <w:left w:val="single" w:sz="6" w:space="0" w:color="000000"/>
+              <w:bottom w:val="single" w:sz="6" w:space="0" w:color="000000"/>
+              <w:right w:val="single" w:sz="6" w:space="0" w:color="000000"/>
+            </w:tcBorders>
+            <w:tcMar>
+              <w:top w:w="0" w:type="dxa"/>
+              <w:left w:w="40" w:type="dxa"/>
+              <w:bottom w:w="0" w:type="dxa"/>
+              <w:right w:w="40" w:type="dxa"/>
+            </w:tcMar>
+          </w:tcPr>
+          <w:p>
+            <w:pPr>
+              <w:spacing w:after="0" w:before="0"/>
+            </w:pPr>
+            <w:r/>
+            <w:r>
+              <w:rPr>
+                <w:rFonts w:ascii="Calibri" w:hAnsi="Calibri"/>
+                <w:b/>
+                <w:i w:val="0"/>
+                <w:sz w:val="20"/>
+              </w:rPr>
+              <w:t xml:space="preserve">Descripcion: </w:t>
+            </w:r>
+            <w:r>
+              <w:rPr>
+                <w:rFonts w:ascii="Calibri" w:hAnsi="Calibri"/>
+                <w:b w:val="0"/>
+                <w:i w:val="0"/>
+                <w:sz w:val="20"/>
+              </w:rPr>
+              <w:t>Al iniciar la aplicacion, el sistema verifica la integridad de los datos comparando los digitos verificadores recalculados contra los almacenados, e impide el uso normal si detecta corrupcion.</w:t>
+            </w:r>
+          </w:p>
+        </w:tc>
+      </w:tr>
+      <w:tr>
+        <w:tc>
+          <w:tcPr>
+            <w:tcW w:type="dxa" w:w="9360"/>
+            <w:tcBorders>
+              <w:top w:val="single" w:sz="6" w:space="0" w:color="000000"/>
+              <w:left w:val="single" w:sz="6" w:space="0" w:color="000000"/>
+              <w:bottom w:val="single" w:sz="6" w:space="0" w:color="000000"/>
+              <w:right w:val="single" w:sz="6" w:space="0" w:color="000000"/>
+            </w:tcBorders>
+            <w:tcMar>
+              <w:top w:w="0" w:type="dxa"/>
+              <w:left w:w="40" w:type="dxa"/>
+              <w:bottom w:w="0" w:type="dxa"/>
+              <w:right w:w="40" w:type="dxa"/>
+            </w:tcMar>
+          </w:tcPr>
+          <w:p>
+            <w:pPr>
+              <w:spacing w:after="0" w:before="0"/>
+            </w:pPr>
+            <w:r/>
+            <w:r>
+              <w:rPr>
+                <w:rFonts w:ascii="Calibri" w:hAnsi="Calibri"/>
+                <w:b/>
+                <w:i w:val="0"/>
+                <w:sz w:val="20"/>
+              </w:rPr>
+              <w:t xml:space="preserve">Actor Principal: </w:t>
+            </w:r>
+            <w:r>
+              <w:rPr>
+                <w:rFonts w:ascii="Calibri" w:hAnsi="Calibri"/>
+                <w:b w:val="0"/>
+                <w:i w:val="0"/>
+                <w:sz w:val="20"/>
+              </w:rPr>
+              <w:t>Usuario</w:t>
+            </w:r>
+          </w:p>
+        </w:tc>
+      </w:tr>
+      <w:tr>
+        <w:tc>
+          <w:tcPr>
+            <w:tcW w:type="dxa" w:w="9360"/>
+            <w:tcBorders>
+              <w:top w:val="single" w:sz="6" w:space="0" w:color="000000"/>
+              <w:left w:val="single" w:sz="6" w:space="0" w:color="000000"/>
+              <w:bottom w:val="single" w:sz="6" w:space="0" w:color="000000"/>
+              <w:right w:val="single" w:sz="6" w:space="0" w:color="000000"/>
+            </w:tcBorders>
+            <w:tcMar>
+              <w:top w:w="0" w:type="dxa"/>
+              <w:left w:w="40" w:type="dxa"/>
+              <w:bottom w:w="0" w:type="dxa"/>
+              <w:right w:w="40" w:type="dxa"/>
+            </w:tcMar>
+          </w:tcPr>
+          <w:p>
+            <w:pPr>
+              <w:spacing w:after="0" w:before="0"/>
+            </w:pPr>
+            <w:r/>
+            <w:r>
+              <w:rPr>
+                <w:rFonts w:ascii="Calibri" w:hAnsi="Calibri"/>
+                <w:b/>
+                <w:i w:val="0"/>
+                <w:sz w:val="20"/>
+              </w:rPr>
+              <w:t xml:space="preserve">Actor Secundario: </w:t>
+            </w:r>
+            <w:r>
+              <w:rPr>
+                <w:rFonts w:ascii="Calibri" w:hAnsi="Calibri"/>
+                <w:b w:val="0"/>
+                <w:i w:val="0"/>
+                <w:sz w:val="20"/>
+              </w:rPr>
+              <w:t>-</w:t>
+            </w:r>
+          </w:p>
+        </w:tc>
+      </w:tr>
+      <w:tr>
+        <w:tc>
+          <w:tcPr>
+            <w:tcW w:type="dxa" w:w="9360"/>
+            <w:tcBorders>
+              <w:top w:val="single" w:sz="6" w:space="0" w:color="000000"/>
+              <w:left w:val="single" w:sz="6" w:space="0" w:color="000000"/>
+              <w:bottom w:val="single" w:sz="6" w:space="0" w:color="000000"/>
+              <w:right w:val="single" w:sz="6" w:space="0" w:color="000000"/>
+            </w:tcBorders>
+            <w:tcMar>
+              <w:top w:w="0" w:type="dxa"/>
+              <w:left w:w="40" w:type="dxa"/>
+              <w:bottom w:w="0" w:type="dxa"/>
+              <w:right w:w="40" w:type="dxa"/>
+            </w:tcMar>
+          </w:tcPr>
+          <w:p>
+            <w:pPr>
+              <w:spacing w:after="0" w:before="0"/>
+            </w:pPr>
+            <w:r/>
+            <w:r>
+              <w:rPr>
+                <w:rFonts w:ascii="Calibri" w:hAnsi="Calibri"/>
+                <w:b/>
+                <w:i w:val="0"/>
+                <w:sz w:val="20"/>
+              </w:rPr>
+              <w:t xml:space="preserve">Precondiciones: </w:t>
+            </w:r>
+            <w:r>
+              <w:rPr>
+                <w:rFonts w:ascii="Calibri" w:hAnsi="Calibri"/>
+                <w:b w:val="0"/>
+                <w:i w:val="0"/>
+                <w:sz w:val="20"/>
+              </w:rPr>
+              <w:t>La aplicacion se esta iniciando y existe la base de datos con la tabla de usuarios y la de digitos verificadores verticales.</w:t>
+            </w:r>
+          </w:p>
+        </w:tc>
+      </w:tr>
+      <w:tr>
+        <w:tc>
+          <w:tcPr>
+            <w:tcW w:type="dxa" w:w="9360"/>
+            <w:tcBorders>
+              <w:top w:val="single" w:sz="6" w:space="0" w:color="000000"/>
+              <w:left w:val="single" w:sz="6" w:space="0" w:color="000000"/>
+              <w:bottom w:val="single" w:sz="6" w:space="0" w:color="000000"/>
+              <w:right w:val="single" w:sz="6" w:space="0" w:color="000000"/>
+            </w:tcBorders>
+            <w:tcMar>
+              <w:top w:w="0" w:type="dxa"/>
+              <w:left w:w="40" w:type="dxa"/>
+              <w:bottom w:w="0" w:type="dxa"/>
+              <w:right w:w="40" w:type="dxa"/>
+            </w:tcMar>
+          </w:tcPr>
+          <w:p>
+            <w:pPr>
+              <w:spacing w:after="0" w:before="0"/>
+            </w:pPr>
+            <w:r/>
+            <w:r>
+              <w:rPr>
+                <w:rFonts w:ascii="Calibri" w:hAnsi="Calibri"/>
+                <w:b/>
+                <w:i w:val="0"/>
+                <w:sz w:val="20"/>
+              </w:rPr>
+              <w:t xml:space="preserve">Puntos de Extension: </w:t>
+            </w:r>
+            <w:r>
+              <w:rPr>
+                <w:rFonts w:ascii="Calibri" w:hAnsi="Calibri"/>
+                <w:b w:val="0"/>
+                <w:i w:val="0"/>
+                <w:sz w:val="20"/>
+              </w:rPr>
+              <w:t>Incluye el registro en bitacora (CU02 de T06a) para la inicializacion de firmas y para los fallos de integridad.</w:t>
+            </w:r>
+          </w:p>
+        </w:tc>
+      </w:tr>
+      <w:tr>
+        <w:tc>
+          <w:tcPr>
+            <w:tcW w:type="dxa" w:w="9360"/>
+            <w:tcBorders>
+              <w:top w:val="single" w:sz="6" w:space="0" w:color="000000"/>
+              <w:left w:val="single" w:sz="6" w:space="0" w:color="000000"/>
+              <w:bottom w:val="single" w:sz="6" w:space="0" w:color="000000"/>
+              <w:right w:val="single" w:sz="6" w:space="0" w:color="000000"/>
+            </w:tcBorders>
+            <w:tcMar>
+              <w:top w:w="0" w:type="dxa"/>
+              <w:left w:w="40" w:type="dxa"/>
+              <w:bottom w:w="0" w:type="dxa"/>
+              <w:right w:w="40" w:type="dxa"/>
+            </w:tcMar>
+          </w:tcPr>
+          <w:p>
+            <w:pPr>
+              <w:spacing w:after="0" w:before="0"/>
+            </w:pPr>
+            <w:r/>
+            <w:r>
+              <w:rPr>
+                <w:rFonts w:ascii="Calibri" w:hAnsi="Calibri"/>
+                <w:b/>
+                <w:i w:val="0"/>
+                <w:sz w:val="20"/>
+              </w:rPr>
+              <w:t xml:space="preserve">Condicion: </w:t>
+            </w:r>
+            <w:r>
+              <w:rPr>
+                <w:rFonts w:ascii="Calibri" w:hAnsi="Calibri"/>
+                <w:b w:val="0"/>
+                <w:i w:val="0"/>
+                <w:sz w:val="20"/>
+              </w:rPr>
+              <w:t>El arranque de la aplicacion dispara la verificacion de integridad de los datos.</w:t>
+            </w:r>
+          </w:p>
+        </w:tc>
+      </w:tr>
+      <w:tr>
+        <w:tc>
+          <w:tcPr>
+            <w:tcW w:type="dxa" w:w="9360"/>
+            <w:tcBorders>
+              <w:top w:val="single" w:sz="6" w:space="0" w:color="000000"/>
+              <w:left w:val="single" w:sz="6" w:space="0" w:color="000000"/>
+              <w:bottom w:val="single" w:sz="6" w:space="0" w:color="000000"/>
+              <w:right w:val="single" w:sz="6" w:space="0" w:color="000000"/>
+            </w:tcBorders>
+            <w:tcMar>
+              <w:top w:w="0" w:type="dxa"/>
+              <w:left w:w="40" w:type="dxa"/>
+              <w:bottom w:w="0" w:type="dxa"/>
+              <w:right w:w="40" w:type="dxa"/>
+            </w:tcMar>
+          </w:tcPr>
+          <w:p>
+            <w:pPr>
+              <w:spacing w:after="0" w:before="0"/>
+            </w:pPr>
+            <w:r/>
+            <w:r>
+              <w:rPr>
+                <w:rFonts w:ascii="Calibri" w:hAnsi="Calibri"/>
+                <w:b/>
+                <w:i w:val="0"/>
+                <w:sz w:val="20"/>
+              </w:rPr>
+              <w:t>Escenario Principal:</w:t>
+            </w:r>
+          </w:p>
+          <w:p>
+            <w:pPr>
+              <w:spacing w:after="0" w:before="0"/>
+            </w:pPr>
+            <w:r>
+              <w:rPr>
+                <w:rFonts w:ascii="Calibri" w:hAnsi="Calibri"/>
+                <w:b w:val="0"/>
+                <w:i w:val="0"/>
+                <w:sz w:val="20"/>
+              </w:rPr>
+              <w:t>1. El usuario inicia la aplicacion.</w:t>
+            </w:r>
+          </w:p>
+          <w:p>
+            <w:pPr>
+              <w:spacing w:after="0" w:before="0"/>
+            </w:pPr>
+            <w:r>
+              <w:rPr>
+                <w:rFonts w:ascii="Calibri" w:hAnsi="Calibri"/>
+                <w:b w:val="0"/>
+                <w:i w:val="0"/>
+                <w:sz w:val="20"/>
+              </w:rPr>
+              <w:t>2. El sistema carga el idioma predeterminado y comienza la verificacion de integridad de los datos.</w:t>
+            </w:r>
+          </w:p>
+          <w:p>
+            <w:pPr>
+              <w:spacing w:after="0" w:before="0"/>
+            </w:pPr>
+            <w:r>
+              <w:rPr>
+                <w:rFonts w:ascii="Calibri" w:hAnsi="Calibri"/>
+                <w:b w:val="0"/>
+                <w:i w:val="0"/>
+                <w:sz w:val="20"/>
+              </w:rPr>
+              <w:t>3. El sistema obtiene todos los usuarios y el digito verificador vertical (DVV) almacenado de la tabla de usuarios.</w:t>
+            </w:r>
+          </w:p>
+          <w:p>
+            <w:pPr>
+              <w:spacing w:after="0" w:before="0"/>
+            </w:pPr>
+            <w:r>
+              <w:rPr>
+                <w:rFonts w:ascii="Calibri" w:hAnsi="Calibri"/>
+                <w:b w:val="0"/>
+                <w:i w:val="0"/>
+                <w:sz w:val="20"/>
+              </w:rPr>
+              <w:t>4. El sistema verifica, para cada usuario, que su digito verificador horizontal (DVH) recalculado coincida con el almacenado.</w:t>
+            </w:r>
+          </w:p>
+          <w:p>
+            <w:pPr>
+              <w:spacing w:after="0" w:before="0"/>
+            </w:pPr>
+            <w:r>
+              <w:rPr>
+                <w:rFonts w:ascii="Calibri" w:hAnsi="Calibri"/>
+                <w:b w:val="0"/>
+                <w:i w:val="0"/>
+                <w:sz w:val="20"/>
+              </w:rPr>
+              <w:t>5. El sistema verifica que el DVV recalculado del conjunto de usuarios coincida con el DVV almacenado.</w:t>
+            </w:r>
+          </w:p>
+          <w:p>
+            <w:pPr>
+              <w:spacing w:after="0" w:before="0"/>
+            </w:pPr>
+            <w:r>
+              <w:rPr>
+                <w:rFonts w:ascii="Calibri" w:hAnsi="Calibri"/>
+                <w:b w:val="0"/>
+                <w:i w:val="0"/>
+                <w:sz w:val="20"/>
+              </w:rPr>
+              <w:t>6. El sistema confirma la verificacion y abre la pantalla de login.</w:t>
+            </w:r>
+          </w:p>
+        </w:tc>
+      </w:tr>
+      <w:tr>
+        <w:tc>
+          <w:tcPr>
+            <w:tcW w:type="dxa" w:w="9360"/>
+            <w:tcBorders>
+              <w:top w:val="single" w:sz="6" w:space="0" w:color="000000"/>
+              <w:left w:val="single" w:sz="6" w:space="0" w:color="000000"/>
+              <w:bottom w:val="single" w:sz="6" w:space="0" w:color="000000"/>
+              <w:right w:val="single" w:sz="6" w:space="0" w:color="000000"/>
+            </w:tcBorders>
+            <w:tcMar>
+              <w:top w:w="0" w:type="dxa"/>
+              <w:left w:w="40" w:type="dxa"/>
+              <w:bottom w:w="0" w:type="dxa"/>
+              <w:right w:w="40" w:type="dxa"/>
+            </w:tcMar>
+          </w:tcPr>
+          <w:p>
+            <w:pPr>
+              <w:spacing w:after="0" w:before="0"/>
+            </w:pPr>
+            <w:r/>
+            <w:r>
+              <w:rPr>
+                <w:rFonts w:ascii="Calibri" w:hAnsi="Calibri"/>
+                <w:b/>
+                <w:i w:val="0"/>
+                <w:sz w:val="20"/>
+              </w:rPr>
+              <w:t>Flujos Alternativos:</w:t>
+            </w:r>
+          </w:p>
+          <w:p>
+            <w:pPr>
+              <w:spacing w:after="0" w:before="0"/>
+            </w:pPr>
+            <w:r>
+              <w:rPr>
+                <w:rFonts w:ascii="Calibri" w:hAnsi="Calibri"/>
+                <w:b w:val="0"/>
+                <w:i w:val="0"/>
+                <w:sz w:val="20"/>
+              </w:rPr>
+              <w:t>3a. Si la tabla aun no tiene firmas inicializadas (DVV nulo y todos los DVH vacios), el sistema calcula y guarda el DVH de cada usuario y el DVV del conjunto, registra la inicializacion en la bitacora y continua con el arranque normal.</w:t>
+            </w:r>
+          </w:p>
+          <w:p>
+            <w:pPr>
+              <w:spacing w:after="0" w:before="0"/>
+            </w:pPr>
+            <w:r>
+              <w:rPr>
+                <w:rFonts w:ascii="Calibri" w:hAnsi="Calibri"/>
+                <w:b w:val="0"/>
+                <w:i w:val="0"/>
+                <w:sz w:val="20"/>
+              </w:rPr>
+              <w:t>4a. Si el DVH recalculado de un usuario no coincide con el almacenado (corrupcion horizontal), el sistema registra el fallo en la bitacora, lanza una excepcion de integridad y abre la pantalla de contingencia de integridad.</w:t>
+            </w:r>
+          </w:p>
+          <w:p>
+            <w:pPr>
+              <w:spacing w:after="0" w:before="0"/>
+            </w:pPr>
+            <w:r>
+              <w:rPr>
+                <w:rFonts w:ascii="Calibri" w:hAnsi="Calibri"/>
+                <w:b w:val="0"/>
+                <w:i w:val="0"/>
+                <w:sz w:val="20"/>
+              </w:rPr>
+              <w:t>5a. Si el DVV recalculado no coincide con el almacenado (corrupcion vertical), el sistema registra el fallo en la bitacora, lanza una excepcion de integridad y abre la pantalla de contingencia de integridad.</w:t>
+            </w:r>
+          </w:p>
+          <w:p>
+            <w:pPr>
+              <w:spacing w:after="0" w:before="0"/>
+            </w:pPr>
+            <w:r>
+              <w:rPr>
+                <w:rFonts w:ascii="Calibri" w:hAnsi="Calibri"/>
+                <w:b w:val="0"/>
+                <w:i w:val="0"/>
+                <w:sz w:val="20"/>
+              </w:rPr>
+              <w:t>6a. Si ocurre otra excepcion tecnica durante el arranque, el sistema registra la excepcion tecnica y no continua con el inicio normal.</w:t>
+            </w:r>
+          </w:p>
+        </w:tc>
+      </w:tr>
+      <w:tr>
+        <w:tc>
+          <w:tcPr>
+            <w:tcW w:type="dxa" w:w="9360"/>
+            <w:tcBorders>
+              <w:top w:val="single" w:sz="6" w:space="0" w:color="000000"/>
+              <w:left w:val="single" w:sz="6" w:space="0" w:color="000000"/>
+              <w:bottom w:val="single" w:sz="6" w:space="0" w:color="000000"/>
+              <w:right w:val="single" w:sz="6" w:space="0" w:color="000000"/>
+            </w:tcBorders>
+            <w:tcMar>
+              <w:top w:w="0" w:type="dxa"/>
+              <w:left w:w="40" w:type="dxa"/>
+              <w:bottom w:w="0" w:type="dxa"/>
+              <w:right w:w="40" w:type="dxa"/>
+            </w:tcMar>
+          </w:tcPr>
+          <w:p>
+            <w:pPr>
+              <w:spacing w:after="0" w:before="0"/>
+            </w:pPr>
+            <w:r/>
+            <w:r>
+              <w:rPr>
+                <w:rFonts w:ascii="Calibri" w:hAnsi="Calibri"/>
+                <w:b/>
+                <w:i w:val="0"/>
+                <w:sz w:val="20"/>
+              </w:rPr>
+              <w:t xml:space="preserve">Postcondiciones: </w:t>
+            </w:r>
+            <w:r>
+              <w:rPr>
+                <w:rFonts w:ascii="Calibri" w:hAnsi="Calibri"/>
+                <w:b w:val="0"/>
+                <w:i w:val="0"/>
+                <w:sz w:val="20"/>
+              </w:rPr>
+              <w:t>Si la integridad es valida (o se inicializan las firmas por primera vez), la aplicacion continua hacia la pantalla de login. Si se detecta corrupcion, se muestra la pantalla de contingencia de integridad y no se habilita el uso normal del sistema.</w:t>
             </w:r>
           </w:p>
         </w:tc>

--- a/diagramas/TP-especificaciones-casos-de-uso.docx
+++ b/diagramas/TP-especificaciones-casos-de-uso.docx
@@ -8355,7 +8355,7 @@
           <w:i w:val="0"/>
           <w:sz w:val="22"/>
         </w:rPr>
-        <w:t>Casos de uso de la bitacora del sistema: consulta de los eventos auditados y registro de operaciones, fallos de negocio y excepciones tecnicas, segun la implementacion vigente en BitacoraBLL y FormBitacora.</w:t>
+        <w:t>A continuacion se especifican los casos de uso de la bitacora del sistema segun la implementacion vigente: la consulta filtrada de eventos y el registro centralizado de operaciones, fallos de negocio y excepciones tecnicas.</w:t>
       </w:r>
     </w:p>
     <w:tbl>
@@ -8493,7 +8493,7 @@
                 <w:i w:val="0"/>
                 <w:sz w:val="20"/>
               </w:rPr>
-              <w:t>Permite al administrador consultar los eventos registrados en la bitacora aplicando filtros por fecha, usuario, nivel, tipo y actividad.</w:t>
+              <w:t>Permite al administrador consultar los eventos registrados en la bitacora aplicando criterios de filtrado por fecha, usuario, actividad, nivel y tipo tecnico.</w:t>
             </w:r>
           </w:p>
         </w:tc>
@@ -8622,7 +8622,7 @@
                 <w:i w:val="0"/>
                 <w:sz w:val="20"/>
               </w:rPr>
-              <w:t>El administrador tiene una sesion iniciada con el permiso de ver bitacora.</w:t>
+              <w:t>La aplicacion se encuentra iniciada, hay una sesion activa y la pantalla de bitacora es accesible desde la gestion de usuarios.</w:t>
             </w:r>
           </w:p>
         </w:tc>
@@ -8708,7 +8708,7 @@
                 <w:i w:val="0"/>
                 <w:sz w:val="20"/>
               </w:rPr>
-              <w:t>El administrador necesita revisar las operaciones y fallos registrados por el sistema.</w:t>
+              <w:t>El administrador necesita auditar las operaciones y errores registrados por el sistema.</w:t>
             </w:r>
           </w:p>
         </w:tc>
@@ -8756,63 +8756,105 @@
                 <w:i w:val="0"/>
                 <w:sz w:val="20"/>
               </w:rPr>
-              <w:t>1. El administrador abre la pantalla de bitacora.</w:t>
-            </w:r>
-          </w:p>
-          <w:p>
-            <w:pPr>
-              <w:spacing w:after="0" w:before="0"/>
-            </w:pPr>
-            <w:r>
-              <w:rPr>
-                <w:rFonts w:ascii="Calibri" w:hAnsi="Calibri"/>
-                <w:b w:val="0"/>
-                <w:i w:val="0"/>
-                <w:sz w:val="20"/>
-              </w:rPr>
-              <w:t>2. El administrador define los filtros (rango de fechas, usuario, nivel y solo tecnicas) y presiona buscar.</w:t>
-            </w:r>
-          </w:p>
-          <w:p>
-            <w:pPr>
-              <w:spacing w:after="0" w:before="0"/>
-            </w:pPr>
-            <w:r>
-              <w:rPr>
-                <w:rFonts w:ascii="Calibri" w:hAnsi="Calibri"/>
-                <w:b w:val="0"/>
-                <w:i w:val="0"/>
-                <w:sz w:val="20"/>
-              </w:rPr>
-              <w:t>3. El sistema arma el filtro y busca los eventos de bitacora que cumplen los criterios.</w:t>
-            </w:r>
-          </w:p>
-          <w:p>
-            <w:pPr>
-              <w:spacing w:after="0" w:before="0"/>
-            </w:pPr>
-            <w:r>
-              <w:rPr>
-                <w:rFonts w:ascii="Calibri" w:hAnsi="Calibri"/>
-                <w:b w:val="0"/>
-                <w:i w:val="0"/>
-                <w:sz w:val="20"/>
-              </w:rPr>
-              <w:t>4. El sistema aplica ademas el filtro por el texto de actividad ingresado.</w:t>
-            </w:r>
-          </w:p>
-          <w:p>
-            <w:pPr>
-              <w:spacing w:after="0" w:before="0"/>
-            </w:pPr>
-            <w:r>
-              <w:rPr>
-                <w:rFonts w:ascii="Calibri" w:hAnsi="Calibri"/>
-                <w:b w:val="0"/>
-                <w:i w:val="0"/>
-                <w:sz w:val="20"/>
-              </w:rPr>
-              <w:t>5. El sistema muestra los eventos en la grilla, traduciendo actividad, informacion y nivel al idioma actual.</w:t>
+              <w:t>1. El administrador abre la pantalla de bitacora desde la gestion de usuarios.</w:t>
+            </w:r>
+          </w:p>
+          <w:p>
+            <w:pPr>
+              <w:spacing w:after="0" w:before="0"/>
+            </w:pPr>
+            <w:r>
+              <w:rPr>
+                <w:rFonts w:ascii="Calibri" w:hAnsi="Calibri"/>
+                <w:b w:val="0"/>
+                <w:i w:val="0"/>
+                <w:sz w:val="20"/>
+              </w:rPr>
+              <w:t>2. El sistema carga los niveles de severidad disponibles y muestra los registros existentes ordenados por fecha descendente.</w:t>
+            </w:r>
+          </w:p>
+          <w:p>
+            <w:pPr>
+              <w:spacing w:after="0" w:before="0"/>
+            </w:pPr>
+            <w:r>
+              <w:rPr>
+                <w:rFonts w:ascii="Calibri" w:hAnsi="Calibri"/>
+                <w:b w:val="0"/>
+                <w:i w:val="0"/>
+                <w:sz w:val="20"/>
+              </w:rPr>
+              <w:t>3. El administrador define los criterios de filtro: rango de fechas, usuario, actividad, nivel y si son solo eventos tecnicos.</w:t>
+            </w:r>
+          </w:p>
+          <w:p>
+            <w:pPr>
+              <w:spacing w:after="0" w:before="0"/>
+            </w:pPr>
+            <w:r>
+              <w:rPr>
+                <w:rFonts w:ascii="Calibri" w:hAnsi="Calibri"/>
+                <w:b w:val="0"/>
+                <w:i w:val="0"/>
+                <w:sz w:val="20"/>
+              </w:rPr>
+              <w:t>4. El administrador presiona el boton de busqueda.</w:t>
+            </w:r>
+          </w:p>
+          <w:p>
+            <w:pPr>
+              <w:spacing w:after="0" w:before="0"/>
+            </w:pPr>
+            <w:r>
+              <w:rPr>
+                <w:rFonts w:ascii="Calibri" w:hAnsi="Calibri"/>
+                <w:b w:val="0"/>
+                <w:i w:val="0"/>
+                <w:sz w:val="20"/>
+              </w:rPr>
+              <w:t>5. El sistema arma el filtro con los criterios seleccionados.</w:t>
+            </w:r>
+          </w:p>
+          <w:p>
+            <w:pPr>
+              <w:spacing w:after="0" w:before="0"/>
+            </w:pPr>
+            <w:r>
+              <w:rPr>
+                <w:rFonts w:ascii="Calibri" w:hAnsi="Calibri"/>
+                <w:b w:val="0"/>
+                <w:i w:val="0"/>
+                <w:sz w:val="20"/>
+              </w:rPr>
+              <w:t>6. El sistema consulta los eventos de bitacora que cumplen el filtro.</w:t>
+            </w:r>
+          </w:p>
+          <w:p>
+            <w:pPr>
+              <w:spacing w:after="0" w:before="0"/>
+            </w:pPr>
+            <w:r>
+              <w:rPr>
+                <w:rFonts w:ascii="Calibri" w:hAnsi="Calibri"/>
+                <w:b w:val="0"/>
+                <w:i w:val="0"/>
+                <w:sz w:val="20"/>
+              </w:rPr>
+              <w:t>7. El sistema aplica el filtro adicional por actividad sobre el texto traducido.</w:t>
+            </w:r>
+          </w:p>
+          <w:p>
+            <w:pPr>
+              <w:spacing w:after="0" w:before="0"/>
+            </w:pPr>
+            <w:r>
+              <w:rPr>
+                <w:rFonts w:ascii="Calibri" w:hAnsi="Calibri"/>
+                <w:b w:val="0"/>
+                <w:i w:val="0"/>
+                <w:sz w:val="20"/>
+              </w:rPr>
+              <w:t>8. El sistema muestra los eventos resultantes en la grilla, traduciendo actividad, informacion y nivel.</w:t>
             </w:r>
           </w:p>
         </w:tc>
@@ -8860,7 +8902,21 @@
                 <w:i w:val="0"/>
                 <w:sz w:val="20"/>
               </w:rPr>
-              <w:t>5a. Si ocurre una excepcion durante la consulta, el sistema informa el error y finaliza el caso de uso.</w:t>
+              <w:t>6a. Si ocurre una excepcion durante la consulta, el sistema muestra el error mediante el manejador de excepciones y finaliza el caso de uso.</w:t>
+            </w:r>
+          </w:p>
+          <w:p>
+            <w:pPr>
+              <w:spacing w:after="0" w:before="0"/>
+            </w:pPr>
+            <w:r>
+              <w:rPr>
+                <w:rFonts w:ascii="Calibri" w:hAnsi="Calibri"/>
+                <w:b w:val="0"/>
+                <w:i w:val="0"/>
+                <w:sz w:val="20"/>
+              </w:rPr>
+              <w:t>8a. Si ningun evento cumple el filtro, la grilla se muestra vacia.</w:t>
             </w:r>
           </w:p>
         </w:tc>
@@ -8903,7 +8959,7 @@
                 <w:i w:val="0"/>
                 <w:sz w:val="20"/>
               </w:rPr>
-              <w:t>Se muestra el listado de eventos de bitacora que cumplen los filtros. El caso de uso no modifica datos.</w:t>
+              <w:t>La grilla presenta los eventos de bitacora que cumplen los criterios seleccionados. El caso de uso es de solo lectura y no modifica el estado del sistema.</w:t>
             </w:r>
           </w:p>
         </w:tc>
@@ -9045,7 +9101,7 @@
                 <w:i w:val="0"/>
                 <w:sz w:val="20"/>
               </w:rPr>
-              <w:t>El sistema deja constancia de una operacion, un fallo de negocio o una excepcion tecnica, generando un evento en la bitacora.</w:t>
+              <w:t>Registra de forma centralizada un evento en la bitacora, clasificado como operacion exitosa, fallo de negocio o excepcion tecnica, generado por las operaciones auditables del sistema.</w:t>
             </w:r>
           </w:p>
         </w:tc>
@@ -9088,7 +9144,7 @@
                 <w:i w:val="0"/>
                 <w:sz w:val="20"/>
               </w:rPr>
-              <w:t>Usuario</w:t>
+              <w:t>Sistema</w:t>
             </w:r>
           </w:p>
         </w:tc>
@@ -9174,7 +9230,7 @@
                 <w:i w:val="0"/>
                 <w:sz w:val="20"/>
               </w:rPr>
-              <w:t>Hay un caso de uso en ejecucion que necesita auditarse.</w:t>
+              <w:t>La bitacora fue configurada durante el arranque con la fabrica de unidades de trabajo y los proveedores de identidad de la sesion.</w:t>
             </w:r>
           </w:p>
         </w:tc>
@@ -9217,7 +9273,7 @@
                 <w:i w:val="0"/>
                 <w:sz w:val="20"/>
               </w:rPr>
-              <w:t>Caso de uso incluido (&lt;&lt;include&gt;&gt;) por los demas casos de uso del sistema que registran auditoria (login, registro, gestion de permisos, gestion de idiomas, verificacion de integridad, etc.).</w:t>
+              <w:t>Incluido por los casos de uso que ejecutan operaciones auditables (Login, Registro, Alta/Edicion/Baja de usuario, Restauracion de version, entre otros).</w:t>
             </w:r>
           </w:p>
         </w:tc>
@@ -9260,7 +9316,7 @@
                 <w:i w:val="0"/>
                 <w:sz w:val="20"/>
               </w:rPr>
-              <w:t>Un caso de uso en ejecucion necesita dejar constancia de una operacion, un fallo de negocio o una excepcion tecnica.</w:t>
+              <w:t>Una operacion de negocio auditable finaliza con exito, con un fallo de negocio o con una excepcion tecnica y debe dejar traza.</w:t>
             </w:r>
           </w:p>
         </w:tc>
@@ -9308,49 +9364,77 @@
                 <w:i w:val="0"/>
                 <w:sz w:val="20"/>
               </w:rPr>
-              <w:t>1. Un caso de uso en ejecucion solicita registrar un evento (operacion, fallo de negocio o excepcion tecnica).</w:t>
-            </w:r>
-          </w:p>
-          <w:p>
-            <w:pPr>
-              <w:spacing w:after="0" w:before="0"/>
-            </w:pPr>
-            <w:r>
-              <w:rPr>
-                <w:rFonts w:ascii="Calibri" w:hAnsi="Calibri"/>
-                <w:b w:val="0"/>
-                <w:i w:val="0"/>
-                <w:sz w:val="20"/>
-              </w:rPr>
-              <w:t>2. El sistema construye el evento con fecha y hora, el usuario actual de la sesion, la actividad, la informacion, el nivel y el origen.</w:t>
-            </w:r>
-          </w:p>
-          <w:p>
-            <w:pPr>
-              <w:spacing w:after="0" w:before="0"/>
-            </w:pPr>
-            <w:r>
-              <w:rPr>
-                <w:rFonts w:ascii="Calibri" w:hAnsi="Calibri"/>
-                <w:b w:val="0"/>
-                <w:i w:val="0"/>
-                <w:sz w:val="20"/>
-              </w:rPr>
-              <w:t>3. El sistema persiste el evento en la bitacora.</w:t>
-            </w:r>
-          </w:p>
-          <w:p>
-            <w:pPr>
-              <w:spacing w:after="0" w:before="0"/>
-            </w:pPr>
-            <w:r>
-              <w:rPr>
-                <w:rFonts w:ascii="Calibri" w:hAnsi="Calibri"/>
-                <w:b w:val="0"/>
-                <w:i w:val="0"/>
-                <w:sz w:val="20"/>
-              </w:rPr>
-              <w:t>4. Si el registro forma parte de una operacion transaccional, se confirma junto con esa operacion; si es autonomo, se confirma en su propia unidad de trabajo.</w:t>
+              <w:t>1. Una operacion de la capa de negocio invoca el registro de un evento indicando actividad, informacion y origen.</w:t>
+            </w:r>
+          </w:p>
+          <w:p>
+            <w:pPr>
+              <w:spacing w:after="0" w:before="0"/>
+            </w:pPr>
+            <w:r>
+              <w:rPr>
+                <w:rFonts w:ascii="Calibri" w:hAnsi="Calibri"/>
+                <w:b w:val="0"/>
+                <w:i w:val="0"/>
+                <w:sz w:val="20"/>
+              </w:rPr>
+              <w:t>2. El sistema determina el nivel del evento segun el tipo de registro: operacion, fallo de negocio o excepcion tecnica.</w:t>
+            </w:r>
+          </w:p>
+          <w:p>
+            <w:pPr>
+              <w:spacing w:after="0" w:before="0"/>
+            </w:pPr>
+            <w:r>
+              <w:rPr>
+                <w:rFonts w:ascii="Calibri" w:hAnsi="Calibri"/>
+                <w:b w:val="0"/>
+                <w:i w:val="0"/>
+                <w:sz w:val="20"/>
+              </w:rPr>
+              <w:t>3. El sistema obtiene el identificador y el nombre del usuario de la sesion actual.</w:t>
+            </w:r>
+          </w:p>
+          <w:p>
+            <w:pPr>
+              <w:spacing w:after="0" w:before="0"/>
+            </w:pPr>
+            <w:r>
+              <w:rPr>
+                <w:rFonts w:ascii="Calibri" w:hAnsi="Calibri"/>
+                <w:b w:val="0"/>
+                <w:i w:val="0"/>
+                <w:sz w:val="20"/>
+              </w:rPr>
+              <w:t>4. El sistema construye el evento de bitacora con fecha y hora actual, identidad, actividad, informacion, nivel, origen y marca tecnica.</w:t>
+            </w:r>
+          </w:p>
+          <w:p>
+            <w:pPr>
+              <w:spacing w:after="0" w:before="0"/>
+            </w:pPr>
+            <w:r>
+              <w:rPr>
+                <w:rFonts w:ascii="Calibri" w:hAnsi="Calibri"/>
+                <w:b w:val="0"/>
+                <w:i w:val="0"/>
+                <w:sz w:val="20"/>
+              </w:rPr>
+              <w:t>5. El sistema persiste el evento, participando de la unidad de trabajo de la operacion cuando se proporciona una; si no, usa su propia unidad de trabajo.</w:t>
+            </w:r>
+          </w:p>
+          <w:p>
+            <w:pPr>
+              <w:spacing w:after="0" w:before="0"/>
+            </w:pPr>
+            <w:r>
+              <w:rPr>
+                <w:rFonts w:ascii="Calibri" w:hAnsi="Calibri"/>
+                <w:b w:val="0"/>
+                <w:i w:val="0"/>
+                <w:sz w:val="20"/>
+              </w:rPr>
+              <w:t>6. El sistema devuelve el identificador del evento registrado.</w:t>
             </w:r>
           </w:p>
         </w:tc>
@@ -9398,7 +9482,35 @@
                 <w:i w:val="0"/>
                 <w:sz w:val="20"/>
               </w:rPr>
-              <w:t>2a. Si no hay una sesion activa (por ejemplo, un login fallido o el arranque del sistema), el evento se registra con usuario nulo, conservando el resto de los datos.</w:t>
+              <w:t>1a. Si la bitacora no fue configurada, el sistema lanza una excepcion de operacion invalida.</w:t>
+            </w:r>
+          </w:p>
+          <w:p>
+            <w:pPr>
+              <w:spacing w:after="0" w:before="0"/>
+            </w:pPr>
+            <w:r>
+              <w:rPr>
+                <w:rFonts w:ascii="Calibri" w:hAnsi="Calibri"/>
+                <w:b w:val="0"/>
+                <w:i w:val="0"/>
+                <w:sz w:val="20"/>
+              </w:rPr>
+              <w:t>3a. Si no hay sesion iniciada, la identidad del usuario queda nula y el evento se registra igual.</w:t>
+            </w:r>
+          </w:p>
+          <w:p>
+            <w:pPr>
+              <w:spacing w:after="0" w:before="0"/>
+            </w:pPr>
+            <w:r>
+              <w:rPr>
+                <w:rFonts w:ascii="Calibri" w:hAnsi="Calibri"/>
+                <w:b w:val="0"/>
+                <w:i w:val="0"/>
+                <w:sz w:val="20"/>
+              </w:rPr>
+              <w:t>5a. Si el registro corresponde a una excepcion tecnica, la informacion se compone con el tipo y el mensaje de la excepcion y el nivel es Error.</w:t>
             </w:r>
           </w:p>
         </w:tc>
@@ -9441,7 +9553,7 @@
                 <w:i w:val="0"/>
                 <w:sz w:val="20"/>
               </w:rPr>
-              <w:t>El evento queda persistido en la bitacora con su nivel (Informacion, Advertencia o Error).</w:t>
+              <w:t>El evento queda persistido en la tabla Bitacora, disponible para su consulta posterior.</w:t>
             </w:r>
           </w:p>
         </w:tc>
@@ -9491,7 +9603,7 @@
           <w:i w:val="0"/>
           <w:sz w:val="22"/>
         </w:rPr>
-        <w:t>Casos de uso del control de cambios sobre usuarios: consulta del historial de versiones (con sus diferencias) y restauracion de un punto anterior, segun la implementacion vigente en UsuarioBLL, UsuarioEstadoBLL y HistorialEstadosService.</w:t>
+        <w:t>A continuacion se especifican los casos de uso del control de cambios (historial de estados de usuario) segun la implementacion vigente: la consulta del historial de versiones con sus diferencias y la restauracion de un usuario a una version historica.</w:t>
       </w:r>
     </w:p>
     <w:tbl>
@@ -9629,7 +9741,7 @@
                 <w:i w:val="0"/>
                 <w:sz w:val="20"/>
               </w:rPr>
-              <w:t>Permite al administrador consultar las versiones historicas de un usuario y ver las diferencias entre una version y la anterior.</w:t>
+              <w:t>Permite al administrador ver las versiones historicas de un usuario y las diferencias entre una version seleccionada y su version anterior.</w:t>
             </w:r>
           </w:p>
         </w:tc>
@@ -9758,7 +9870,7 @@
                 <w:i w:val="0"/>
                 <w:sz w:val="20"/>
               </w:rPr>
-              <w:t>El administrador tiene una sesion iniciada con el permiso de historial de usuarios y hay un usuario seleccionado.</w:t>
+              <w:t>La aplicacion se encuentra iniciada, hay una sesion activa y se selecciono un usuario en la gestion de usuarios para abrir su historial.</w:t>
             </w:r>
           </w:p>
         </w:tc>
@@ -9801,7 +9913,7 @@
                 <w:i w:val="0"/>
                 <w:sz w:val="20"/>
               </w:rPr>
-              <w:t>Desde esta pantalla se puede ejecutar CU04 Restaurar punto del historial.</w:t>
+              <w:t>Al seleccionar una version se dispara el calculo y la visualizacion de las diferencias contra la version anterior.</w:t>
             </w:r>
           </w:p>
         </w:tc>
@@ -9844,7 +9956,7 @@
                 <w:i w:val="0"/>
                 <w:sz w:val="20"/>
               </w:rPr>
-              <w:t>El administrador necesita revisar los cambios que sufrio un usuario a lo largo del tiempo.</w:t>
+              <w:t>El administrador necesita revisar la evolucion del estado de un usuario a lo largo del tiempo.</w:t>
             </w:r>
           </w:p>
         </w:tc>
@@ -9892,63 +10004,91 @@
                 <w:i w:val="0"/>
                 <w:sz w:val="20"/>
               </w:rPr>
-              <w:t>1. El administrador selecciona un usuario y abre la pantalla de historial de usuario.</w:t>
-            </w:r>
-          </w:p>
-          <w:p>
-            <w:pPr>
-              <w:spacing w:after="0" w:before="0"/>
-            </w:pPr>
-            <w:r>
-              <w:rPr>
-                <w:rFonts w:ascii="Calibri" w:hAnsi="Calibri"/>
-                <w:b w:val="0"/>
-                <w:i w:val="0"/>
-                <w:sz w:val="20"/>
-              </w:rPr>
-              <w:t>2. El sistema obtiene las versiones del historial del usuario, ordenadas de la mas reciente a la mas antigua, y las muestra.</w:t>
-            </w:r>
-          </w:p>
-          <w:p>
-            <w:pPr>
-              <w:spacing w:after="0" w:before="0"/>
-            </w:pPr>
-            <w:r>
-              <w:rPr>
-                <w:rFonts w:ascii="Calibri" w:hAnsi="Calibri"/>
-                <w:b w:val="0"/>
-                <w:i w:val="0"/>
-                <w:sz w:val="20"/>
-              </w:rPr>
-              <w:t>3. El administrador selecciona una version del historial.</w:t>
-            </w:r>
-          </w:p>
-          <w:p>
-            <w:pPr>
-              <w:spacing w:after="0" w:before="0"/>
-            </w:pPr>
-            <w:r>
-              <w:rPr>
-                <w:rFonts w:ascii="Calibri" w:hAnsi="Calibri"/>
-                <w:b w:val="0"/>
-                <w:i w:val="0"/>
-                <w:sz w:val="20"/>
-              </w:rPr>
-              <w:t>4. El sistema calcula las diferencias de esa version respecto de la version anterior.</w:t>
-            </w:r>
-          </w:p>
-          <w:p>
-            <w:pPr>
-              <w:spacing w:after="0" w:before="0"/>
-            </w:pPr>
-            <w:r>
-              <w:rPr>
-                <w:rFonts w:ascii="Calibri" w:hAnsi="Calibri"/>
-                <w:b w:val="0"/>
-                <w:i w:val="0"/>
-                <w:sz w:val="20"/>
-              </w:rPr>
-              <w:t>5. El sistema muestra los cambios (campo, valor anterior y valor nuevo) traducidos al idioma actual.</w:t>
+              <w:t>1. El administrador abre la pantalla de historial de un usuario desde la gestion de usuarios.</w:t>
+            </w:r>
+          </w:p>
+          <w:p>
+            <w:pPr>
+              <w:spacing w:after="0" w:before="0"/>
+            </w:pPr>
+            <w:r>
+              <w:rPr>
+                <w:rFonts w:ascii="Calibri" w:hAnsi="Calibri"/>
+                <w:b w:val="0"/>
+                <w:i w:val="0"/>
+                <w:sz w:val="20"/>
+              </w:rPr>
+              <w:t>2. El sistema obtiene las versiones historicas del usuario ordenadas por fecha descendente.</w:t>
+            </w:r>
+          </w:p>
+          <w:p>
+            <w:pPr>
+              <w:spacing w:after="0" w:before="0"/>
+            </w:pPr>
+            <w:r>
+              <w:rPr>
+                <w:rFonts w:ascii="Calibri" w:hAnsi="Calibri"/>
+                <w:b w:val="0"/>
+                <w:i w:val="0"/>
+                <w:sz w:val="20"/>
+              </w:rPr>
+              <w:t>3. El sistema muestra las versiones en la grilla de historial.</w:t>
+            </w:r>
+          </w:p>
+          <w:p>
+            <w:pPr>
+              <w:spacing w:after="0" w:before="0"/>
+            </w:pPr>
+            <w:r>
+              <w:rPr>
+                <w:rFonts w:ascii="Calibri" w:hAnsi="Calibri"/>
+                <w:b w:val="0"/>
+                <w:i w:val="0"/>
+                <w:sz w:val="20"/>
+              </w:rPr>
+              <w:t>4. El administrador selecciona una version del historial.</w:t>
+            </w:r>
+          </w:p>
+          <w:p>
+            <w:pPr>
+              <w:spacing w:after="0" w:before="0"/>
+            </w:pPr>
+            <w:r>
+              <w:rPr>
+                <w:rFonts w:ascii="Calibri" w:hAnsi="Calibri"/>
+                <w:b w:val="0"/>
+                <w:i w:val="0"/>
+                <w:sz w:val="20"/>
+              </w:rPr>
+              <w:t>5. El sistema obtiene la version seleccionada y su version anterior.</w:t>
+            </w:r>
+          </w:p>
+          <w:p>
+            <w:pPr>
+              <w:spacing w:after="0" w:before="0"/>
+            </w:pPr>
+            <w:r>
+              <w:rPr>
+                <w:rFonts w:ascii="Calibri" w:hAnsi="Calibri"/>
+                <w:b w:val="0"/>
+                <w:i w:val="0"/>
+                <w:sz w:val="20"/>
+              </w:rPr>
+              <w:t>6. El sistema compara ambas versiones campo a campo: usuario, contrasena, activo, idioma y permisos.</w:t>
+            </w:r>
+          </w:p>
+          <w:p>
+            <w:pPr>
+              <w:spacing w:after="0" w:before="0"/>
+            </w:pPr>
+            <w:r>
+              <w:rPr>
+                <w:rFonts w:ascii="Calibri" w:hAnsi="Calibri"/>
+                <w:b w:val="0"/>
+                <w:i w:val="0"/>
+                <w:sz w:val="20"/>
+              </w:rPr>
+              <w:t>7. El sistema muestra las diferencias detectadas en la grilla de cambios de estado.</w:t>
             </w:r>
           </w:p>
         </w:tc>
@@ -9996,21 +10136,49 @@
                 <w:i w:val="0"/>
                 <w:sz w:val="20"/>
               </w:rPr>
-              <w:t>2a. Si ocurre una excepcion durante la consulta del historial, el sistema informa el error y finaliza el caso de uso.</w:t>
-            </w:r>
-          </w:p>
-          <w:p>
-            <w:pPr>
-              <w:spacing w:after="0" w:before="0"/>
-            </w:pPr>
-            <w:r>
-              <w:rPr>
-                <w:rFonts w:ascii="Calibri" w:hAnsi="Calibri"/>
-                <w:b w:val="0"/>
-                <w:i w:val="0"/>
-                <w:sz w:val="20"/>
-              </w:rPr>
-              <w:t>4a. Si ocurre una excepcion durante el calculo de diferencias, el sistema informa el error y finaliza el caso de uso.</w:t>
+              <w:t>4a. Si no hay ninguna version seleccionada, el sistema limpia la grilla de cambios de estado.</w:t>
+            </w:r>
+          </w:p>
+          <w:p>
+            <w:pPr>
+              <w:spacing w:after="0" w:before="0"/>
+            </w:pPr>
+            <w:r>
+              <w:rPr>
+                <w:rFonts w:ascii="Calibri" w:hAnsi="Calibri"/>
+                <w:b w:val="0"/>
+                <w:i w:val="0"/>
+                <w:sz w:val="20"/>
+              </w:rPr>
+              <w:t>6a. Si la version seleccionada es la mas antigua, se compara contra un estado anterior nulo y todos los campos figuran como alta inicial.</w:t>
+            </w:r>
+          </w:p>
+          <w:p>
+            <w:pPr>
+              <w:spacing w:after="0" w:before="0"/>
+            </w:pPr>
+            <w:r>
+              <w:rPr>
+                <w:rFonts w:ascii="Calibri" w:hAnsi="Calibri"/>
+                <w:b w:val="0"/>
+                <w:i w:val="0"/>
+                <w:sz w:val="20"/>
+              </w:rPr>
+              <w:t>6b. Si no hay diferencias entre ambas versiones, el sistema muestra una fila indicando que no hubo cambios.</w:t>
+            </w:r>
+          </w:p>
+          <w:p>
+            <w:pPr>
+              <w:spacing w:after="0" w:before="0"/>
+            </w:pPr>
+            <w:r>
+              <w:rPr>
+                <w:rFonts w:ascii="Calibri" w:hAnsi="Calibri"/>
+                <w:b w:val="0"/>
+                <w:i w:val="0"/>
+                <w:sz w:val="20"/>
+              </w:rPr>
+              <w:t>5a. Si ocurre una excepcion durante la consulta, el sistema muestra el error mediante el manejador de excepciones y finaliza el caso de uso.</w:t>
             </w:r>
           </w:p>
         </w:tc>
@@ -10053,7 +10221,7 @@
                 <w:i w:val="0"/>
                 <w:sz w:val="20"/>
               </w:rPr>
-              <w:t>Se muestran las versiones del historial del usuario y las diferencias de la version seleccionada. El caso de uso no modifica datos.</w:t>
+              <w:t>Las grillas presentan el historial de versiones y las diferencias de la version seleccionada. El caso de uso es de solo lectura y no modifica el estado del sistema.</w:t>
             </w:r>
           </w:p>
         </w:tc>
@@ -10109,7 +10277,7 @@
                 <w:i w:val="0"/>
                 <w:sz w:val="20"/>
               </w:rPr>
-              <w:t>CU17 Restaurar punto del historial</w:t>
+              <w:t>CU17 Restaurar version de usuario</w:t>
             </w:r>
           </w:p>
         </w:tc>
@@ -10195,7 +10363,7 @@
                 <w:i w:val="0"/>
                 <w:sz w:val="20"/>
               </w:rPr>
-              <w:t>Permite al administrador restaurar el estado de un usuario a una version anterior de su historial, recalculando los digitos verificadores.</w:t>
+              <w:t>Restaura el estado de un usuario a una version historica seleccionada, reescribiendo sus datos, permisos y preferencia de idioma, recalculando su integridad y dejando traza en historial y bitacora.</w:t>
             </w:r>
           </w:p>
         </w:tc>
@@ -10324,7 +10492,7 @@
                 <w:i w:val="0"/>
                 <w:sz w:val="20"/>
               </w:rPr>
-              <w:t>El administrador tiene una sesion iniciada con el permiso de historial de usuarios y existe la version a restaurar.</w:t>
+              <w:t>La aplicacion se encuentra iniciada, hay una sesion activa, existe historial para el usuario y se selecciono una version a restaurar.</w:t>
             </w:r>
           </w:p>
         </w:tc>
@@ -10367,7 +10535,7 @@
                 <w:i w:val="0"/>
                 <w:sz w:val="20"/>
               </w:rPr>
-              <w:t>Se ejecuta desde la pantalla de historial de usuario (CU03).</w:t>
+              <w:t>Si el usuario restaurado es el de la sesion actual, se refrescan nombre, permisos e idioma de la sesion.</w:t>
             </w:r>
           </w:p>
         </w:tc>
@@ -10410,7 +10578,7 @@
                 <w:i w:val="0"/>
                 <w:sz w:val="20"/>
               </w:rPr>
-              <w:t>El administrador necesita volver un usuario a un estado anterior registrado en su historial.</w:t>
+              <w:t>El administrador necesita revertir el estado de un usuario a una version anterior.</w:t>
             </w:r>
           </w:p>
         </w:tc>
@@ -10458,147 +10626,147 @@
                 <w:i w:val="0"/>
                 <w:sz w:val="20"/>
               </w:rPr>
-              <w:t>1. El administrador selecciona una version en el historial del usuario.</w:t>
-            </w:r>
-          </w:p>
-          <w:p>
-            <w:pPr>
-              <w:spacing w:after="0" w:before="0"/>
-            </w:pPr>
-            <w:r>
-              <w:rPr>
-                <w:rFonts w:ascii="Calibri" w:hAnsi="Calibri"/>
-                <w:b w:val="0"/>
-                <w:i w:val="0"/>
-                <w:sz w:val="20"/>
-              </w:rPr>
-              <w:t>2. El administrador presiona restaurar version.</w:t>
-            </w:r>
-          </w:p>
-          <w:p>
-            <w:pPr>
-              <w:spacing w:after="0" w:before="0"/>
-            </w:pPr>
-            <w:r>
-              <w:rPr>
-                <w:rFonts w:ascii="Calibri" w:hAnsi="Calibri"/>
-                <w:b w:val="0"/>
-                <w:i w:val="0"/>
-                <w:sz w:val="20"/>
-              </w:rPr>
-              <w:t>3. El sistema solicita confirmacion.</w:t>
-            </w:r>
-          </w:p>
-          <w:p>
-            <w:pPr>
-              <w:spacing w:after="0" w:before="0"/>
-            </w:pPr>
-            <w:r>
-              <w:rPr>
-                <w:rFonts w:ascii="Calibri" w:hAnsi="Calibri"/>
-                <w:b w:val="0"/>
-                <w:i w:val="0"/>
-                <w:sz w:val="20"/>
-              </w:rPr>
-              <w:t>4. El administrador confirma la restauracion.</w:t>
-            </w:r>
-          </w:p>
-          <w:p>
-            <w:pPr>
-              <w:spacing w:after="0" w:before="0"/>
-            </w:pPr>
-            <w:r>
-              <w:rPr>
-                <w:rFonts w:ascii="Calibri" w:hAnsi="Calibri"/>
-                <w:b w:val="0"/>
-                <w:i w:val="0"/>
-                <w:sz w:val="20"/>
-              </w:rPr>
-              <w:t>5. El sistema obtiene el snapshot de la version seleccionada.</w:t>
-            </w:r>
-          </w:p>
-          <w:p>
-            <w:pPr>
-              <w:spacing w:after="0" w:before="0"/>
-            </w:pPr>
-            <w:r>
-              <w:rPr>
-                <w:rFonts w:ascii="Calibri" w:hAnsi="Calibri"/>
-                <w:b w:val="0"/>
-                <w:i w:val="0"/>
-                <w:sz w:val="20"/>
-              </w:rPr>
-              <w:t>6. El sistema aplica el snapshot al usuario (datos, permisos y preferencia de idioma).</w:t>
-            </w:r>
-          </w:p>
-          <w:p>
-            <w:pPr>
-              <w:spacing w:after="0" w:before="0"/>
-            </w:pPr>
-            <w:r>
-              <w:rPr>
-                <w:rFonts w:ascii="Calibri" w:hAnsi="Calibri"/>
-                <w:b w:val="0"/>
-                <w:i w:val="0"/>
-                <w:sz w:val="20"/>
-              </w:rPr>
-              <w:t>7. El sistema recalcula el digito verificador horizontal (DVH) del usuario restaurado.</w:t>
-            </w:r>
-          </w:p>
-          <w:p>
-            <w:pPr>
-              <w:spacing w:after="0" w:before="0"/>
-            </w:pPr>
-            <w:r>
-              <w:rPr>
-                <w:rFonts w:ascii="Calibri" w:hAnsi="Calibri"/>
-                <w:b w:val="0"/>
-                <w:i w:val="0"/>
-                <w:sz w:val="20"/>
-              </w:rPr>
-              <w:t>8. El sistema guarda una nueva version de restauracion en el historial y registra la operacion en la bitacora.</w:t>
-            </w:r>
-          </w:p>
-          <w:p>
-            <w:pPr>
-              <w:spacing w:after="0" w:before="0"/>
-            </w:pPr>
-            <w:r>
-              <w:rPr>
-                <w:rFonts w:ascii="Calibri" w:hAnsi="Calibri"/>
-                <w:b w:val="0"/>
-                <w:i w:val="0"/>
-                <w:sz w:val="20"/>
-              </w:rPr>
-              <w:t>9. El sistema actualiza el digito verificador vertical (DVV) de la tabla de usuarios y confirma la transaccion.</w:t>
-            </w:r>
-          </w:p>
-          <w:p>
-            <w:pPr>
-              <w:spacing w:after="0" w:before="0"/>
-            </w:pPr>
-            <w:r>
-              <w:rPr>
-                <w:rFonts w:ascii="Calibri" w:hAnsi="Calibri"/>
-                <w:b w:val="0"/>
-                <w:i w:val="0"/>
-                <w:sz w:val="20"/>
-              </w:rPr>
-              <w:t>10. Si el usuario restaurado es el de la sesion actual, el sistema refresca su nombre, permisos e idioma.</w:t>
-            </w:r>
-          </w:p>
-          <w:p>
-            <w:pPr>
-              <w:spacing w:after="0" w:before="0"/>
-            </w:pPr>
-            <w:r>
-              <w:rPr>
-                <w:rFonts w:ascii="Calibri" w:hAnsi="Calibri"/>
-                <w:b w:val="0"/>
-                <w:i w:val="0"/>
-                <w:sz w:val="20"/>
-              </w:rPr>
-              <w:t>11. El sistema informa que la version fue restaurada y recarga el historial.</w:t>
+              <w:t>1. El administrador selecciona una version del historial y presiona restaurar.</w:t>
+            </w:r>
+          </w:p>
+          <w:p>
+            <w:pPr>
+              <w:spacing w:after="0" w:before="0"/>
+            </w:pPr>
+            <w:r>
+              <w:rPr>
+                <w:rFonts w:ascii="Calibri" w:hAnsi="Calibri"/>
+                <w:b w:val="0"/>
+                <w:i w:val="0"/>
+                <w:sz w:val="20"/>
+              </w:rPr>
+              <w:t>2. El sistema solicita confirmacion de la restauracion.</w:t>
+            </w:r>
+          </w:p>
+          <w:p>
+            <w:pPr>
+              <w:spacing w:after="0" w:before="0"/>
+            </w:pPr>
+            <w:r>
+              <w:rPr>
+                <w:rFonts w:ascii="Calibri" w:hAnsi="Calibri"/>
+                <w:b w:val="0"/>
+                <w:i w:val="0"/>
+                <w:sz w:val="20"/>
+              </w:rPr>
+              <w:t>3. El administrador confirma la operacion.</w:t>
+            </w:r>
+          </w:p>
+          <w:p>
+            <w:pPr>
+              <w:spacing w:after="0" w:before="0"/>
+            </w:pPr>
+            <w:r>
+              <w:rPr>
+                <w:rFonts w:ascii="Calibri" w:hAnsi="Calibri"/>
+                <w:b w:val="0"/>
+                <w:i w:val="0"/>
+                <w:sz w:val="20"/>
+              </w:rPr>
+              <w:t>4. El sistema obtiene el snapshot de la version a restaurar.</w:t>
+            </w:r>
+          </w:p>
+          <w:p>
+            <w:pPr>
+              <w:spacing w:after="0" w:before="0"/>
+            </w:pPr>
+            <w:r>
+              <w:rPr>
+                <w:rFonts w:ascii="Calibri" w:hAnsi="Calibri"/>
+                <w:b w:val="0"/>
+                <w:i w:val="0"/>
+                <w:sz w:val="20"/>
+              </w:rPr>
+              <w:t>5. El sistema abre una transaccion y obtiene el usuario actual.</w:t>
+            </w:r>
+          </w:p>
+          <w:p>
+            <w:pPr>
+              <w:spacing w:after="0" w:before="0"/>
+            </w:pPr>
+            <w:r>
+              <w:rPr>
+                <w:rFonts w:ascii="Calibri" w:hAnsi="Calibri"/>
+                <w:b w:val="0"/>
+                <w:i w:val="0"/>
+                <w:sz w:val="20"/>
+              </w:rPr>
+              <w:t>6. El sistema aplica el snapshot: reescribe los datos del usuario, reemplaza sus permisos y su preferencia de idioma.</w:t>
+            </w:r>
+          </w:p>
+          <w:p>
+            <w:pPr>
+              <w:spacing w:after="0" w:before="0"/>
+            </w:pPr>
+            <w:r>
+              <w:rPr>
+                <w:rFonts w:ascii="Calibri" w:hAnsi="Calibri"/>
+                <w:b w:val="0"/>
+                <w:i w:val="0"/>
+                <w:sz w:val="20"/>
+              </w:rPr>
+              <w:t>7. El sistema recalcula el digito verificador horizontal del usuario restaurado y actualiza el digito verificador vertical de la tabla.</w:t>
+            </w:r>
+          </w:p>
+          <w:p>
+            <w:pPr>
+              <w:spacing w:after="0" w:before="0"/>
+            </w:pPr>
+            <w:r>
+              <w:rPr>
+                <w:rFonts w:ascii="Calibri" w:hAnsi="Calibri"/>
+                <w:b w:val="0"/>
+                <w:i w:val="0"/>
+                <w:sz w:val="20"/>
+              </w:rPr>
+              <w:t>8. El sistema guarda una nueva version de historial que registra la restauracion y deja traza en la bitacora.</w:t>
+            </w:r>
+          </w:p>
+          <w:p>
+            <w:pPr>
+              <w:spacing w:after="0" w:before="0"/>
+            </w:pPr>
+            <w:r>
+              <w:rPr>
+                <w:rFonts w:ascii="Calibri" w:hAnsi="Calibri"/>
+                <w:b w:val="0"/>
+                <w:i w:val="0"/>
+                <w:sz w:val="20"/>
+              </w:rPr>
+              <w:t>9. El sistema confirma la transaccion.</w:t>
+            </w:r>
+          </w:p>
+          <w:p>
+            <w:pPr>
+              <w:spacing w:after="0" w:before="0"/>
+            </w:pPr>
+            <w:r>
+              <w:rPr>
+                <w:rFonts w:ascii="Calibri" w:hAnsi="Calibri"/>
+                <w:b w:val="0"/>
+                <w:i w:val="0"/>
+                <w:sz w:val="20"/>
+              </w:rPr>
+              <w:t>10. Si el usuario restaurado es el de la sesion actual, el sistema refresca nombre, permisos e idioma de la sesion.</w:t>
+            </w:r>
+          </w:p>
+          <w:p>
+            <w:pPr>
+              <w:spacing w:after="0" w:before="0"/>
+            </w:pPr>
+            <w:r>
+              <w:rPr>
+                <w:rFonts w:ascii="Calibri" w:hAnsi="Calibri"/>
+                <w:b w:val="0"/>
+                <w:i w:val="0"/>
+                <w:sz w:val="20"/>
+              </w:rPr>
+              <w:t>11. El sistema informa que la version fue restaurada y refresca las grillas.</w:t>
             </w:r>
           </w:p>
         </w:tc>
@@ -10646,63 +10814,77 @@
                 <w:i w:val="0"/>
                 <w:sz w:val="20"/>
               </w:rPr>
-              <w:t>1a. Si no hay una version seleccionada, el sistema informa que se debe seleccionar una version y finaliza el caso de uso.</w:t>
-            </w:r>
-          </w:p>
-          <w:p>
-            <w:pPr>
-              <w:spacing w:after="0" w:before="0"/>
-            </w:pPr>
-            <w:r>
-              <w:rPr>
-                <w:rFonts w:ascii="Calibri" w:hAnsi="Calibri"/>
-                <w:b w:val="0"/>
-                <w:i w:val="0"/>
-                <w:sz w:val="20"/>
-              </w:rPr>
-              <w:t>4a. Si el administrador no confirma, el sistema finaliza el caso de uso sin cambios.</w:t>
-            </w:r>
-          </w:p>
-          <w:p>
-            <w:pPr>
-              <w:spacing w:after="0" w:before="0"/>
-            </w:pPr>
-            <w:r>
-              <w:rPr>
-                <w:rFonts w:ascii="Calibri" w:hAnsi="Calibri"/>
-                <w:b w:val="0"/>
-                <w:i w:val="0"/>
-                <w:sz w:val="20"/>
-              </w:rPr>
-              <w:t>5a. Si la version no existe, el sistema informa el error y finaliza el caso de uso.</w:t>
-            </w:r>
-          </w:p>
-          <w:p>
-            <w:pPr>
-              <w:spacing w:after="0" w:before="0"/>
-            </w:pPr>
-            <w:r>
-              <w:rPr>
-                <w:rFonts w:ascii="Calibri" w:hAnsi="Calibri"/>
-                <w:b w:val="0"/>
-                <w:i w:val="0"/>
-                <w:sz w:val="20"/>
-              </w:rPr>
-              <w:t>5b. Si se intenta restaurar a inactivo el usuario de la sesion actual, el sistema informa el error y finaliza el caso de uso.</w:t>
-            </w:r>
-          </w:p>
-          <w:p>
-            <w:pPr>
-              <w:spacing w:after="0" w:before="0"/>
-            </w:pPr>
-            <w:r>
-              <w:rPr>
-                <w:rFonts w:ascii="Calibri" w:hAnsi="Calibri"/>
-                <w:b w:val="0"/>
-                <w:i w:val="0"/>
-                <w:sz w:val="20"/>
-              </w:rPr>
-              <w:t>9a. Si ocurre una excepcion tecnica durante la restauracion, el sistema informa el error y finaliza el caso de uso.</w:t>
+              <w:t>1a. Si no hay ninguna version seleccionada, el sistema advierte que debe seleccionar una version y finaliza el caso de uso.</w:t>
+            </w:r>
+          </w:p>
+          <w:p>
+            <w:pPr>
+              <w:spacing w:after="0" w:before="0"/>
+            </w:pPr>
+            <w:r>
+              <w:rPr>
+                <w:rFonts w:ascii="Calibri" w:hAnsi="Calibri"/>
+                <w:b w:val="0"/>
+                <w:i w:val="0"/>
+                <w:sz w:val="20"/>
+              </w:rPr>
+              <w:t>3a. Si el administrador no confirma, el caso de uso finaliza sin cambios.</w:t>
+            </w:r>
+          </w:p>
+          <w:p>
+            <w:pPr>
+              <w:spacing w:after="0" w:before="0"/>
+            </w:pPr>
+            <w:r>
+              <w:rPr>
+                <w:rFonts w:ascii="Calibri" w:hAnsi="Calibri"/>
+                <w:b w:val="0"/>
+                <w:i w:val="0"/>
+                <w:sz w:val="20"/>
+              </w:rPr>
+              <w:t>4a. Si la version no existe, el sistema lanza una excepcion de negocio y finaliza.</w:t>
+            </w:r>
+          </w:p>
+          <w:p>
+            <w:pPr>
+              <w:spacing w:after="0" w:before="0"/>
+            </w:pPr>
+            <w:r>
+              <w:rPr>
+                <w:rFonts w:ascii="Calibri" w:hAnsi="Calibri"/>
+                <w:b w:val="0"/>
+                <w:i w:val="0"/>
+                <w:sz w:val="20"/>
+              </w:rPr>
+              <w:t>4b. Si el usuario de la sesion actual intenta restaurar una version inactiva de si mismo, el sistema rechaza la operacion.</w:t>
+            </w:r>
+          </w:p>
+          <w:p>
+            <w:pPr>
+              <w:spacing w:after="0" w:before="0"/>
+            </w:pPr>
+            <w:r>
+              <w:rPr>
+                <w:rFonts w:ascii="Calibri" w:hAnsi="Calibri"/>
+                <w:b w:val="0"/>
+                <w:i w:val="0"/>
+                <w:sz w:val="20"/>
+              </w:rPr>
+              <w:t>5a. Si el usuario del snapshot ya no existe, el sistema lanza una excepcion de negocio y revierte la transaccion.</w:t>
+            </w:r>
+          </w:p>
+          <w:p>
+            <w:pPr>
+              <w:spacing w:after="0" w:before="0"/>
+            </w:pPr>
+            <w:r>
+              <w:rPr>
+                <w:rFonts w:ascii="Calibri" w:hAnsi="Calibri"/>
+                <w:b w:val="0"/>
+                <w:i w:val="0"/>
+                <w:sz w:val="20"/>
+              </w:rPr>
+              <w:t>9a. Si ocurre una excepcion durante la restauracion, el sistema revierte la transaccion y propaga el error.</w:t>
             </w:r>
           </w:p>
         </w:tc>
@@ -10745,7 +10927,7 @@
                 <w:i w:val="0"/>
                 <w:sz w:val="20"/>
               </w:rPr>
-              <w:t>El usuario queda restaurado al estado del snapshot, con los digitos verificadores (DVH/DVV) actualizados, una version de restauracion en su historial y la operacion registrada en la bitacora. Si es el usuario de la sesion actual, su sesion queda refrescada.</w:t>
+              <w:t>El usuario queda con el estado (datos, permisos e idioma) de la version restaurada, se registra una nueva version de historial y un evento de bitacora, y la integridad del usuario queda recalculada.</w:t>
             </w:r>
           </w:p>
         </w:tc>

--- a/diagramas/TP-especificaciones-casos-de-uso.docx
+++ b/diagramas/TP-especificaciones-casos-de-uso.docx
@@ -371,7 +371,7 @@
                 <w:i w:val="0"/>
                 <w:sz w:val="20"/>
               </w:rPr>
-              <w:t>CU02 Registro (se accede desde el boton Registrarse de la pantalla de login).</w:t>
+              <w:t>CU02 Registro (se accede desde el boton Registrarse de la pantalla de login). Un usuario que queda bloqueado solo puede volver a intentar login cuando el bloqueo temporal vence, o requiere que un administrador lo desbloquee desde la pantalla de Gestion de Usuarios (boton Desbloquear) si el bloqueo es permanente.</w:t>
             </w:r>
           </w:p>
         </w:tc>
@@ -532,77 +532,105 @@
                 <w:i w:val="0"/>
                 <w:sz w:val="20"/>
               </w:rPr>
-              <w:t>6. El sistema verifica la contrasena ingresada contra el hash almacenado (PBKDF2).</w:t>
-            </w:r>
-          </w:p>
-          <w:p>
-            <w:pPr>
-              <w:spacing w:after="0" w:before="0"/>
-            </w:pPr>
-            <w:r>
-              <w:rPr>
-                <w:rFonts w:ascii="Calibri" w:hAnsi="Calibri"/>
-                <w:b w:val="0"/>
-                <w:i w:val="0"/>
-                <w:sz w:val="20"/>
-              </w:rPr>
-              <w:t>7. El sistema inicia la sesion del usuario.</w:t>
-            </w:r>
-          </w:p>
-          <w:p>
-            <w:pPr>
-              <w:spacing w:after="0" w:before="0"/>
-            </w:pPr>
-            <w:r>
-              <w:rPr>
-                <w:rFonts w:ascii="Calibri" w:hAnsi="Calibri"/>
-                <w:b w:val="0"/>
-                <w:i w:val="0"/>
-                <w:sz w:val="20"/>
-              </w:rPr>
-              <w:t>8. El sistema obtiene los permisos directos del usuario y actualiza los permisos efectivos de la sesion.</w:t>
-            </w:r>
-          </w:p>
-          <w:p>
-            <w:pPr>
-              <w:spacing w:after="0" w:before="0"/>
-            </w:pPr>
-            <w:r>
-              <w:rPr>
-                <w:rFonts w:ascii="Calibri" w:hAnsi="Calibri"/>
-                <w:b w:val="0"/>
-                <w:i w:val="0"/>
-                <w:sz w:val="20"/>
-              </w:rPr>
-              <w:t>9. El sistema aplica el idioma configurado para el usuario.</w:t>
-            </w:r>
-          </w:p>
-          <w:p>
-            <w:pPr>
-              <w:spacing w:after="0" w:before="0"/>
-            </w:pPr>
-            <w:r>
-              <w:rPr>
-                <w:rFonts w:ascii="Calibri" w:hAnsi="Calibri"/>
-                <w:b w:val="0"/>
-                <w:i w:val="0"/>
-                <w:sz w:val="20"/>
-              </w:rPr>
-              <w:t>10. El sistema registra en la bitacora la operacion de login exitoso.</w:t>
-            </w:r>
-          </w:p>
-          <w:p>
-            <w:pPr>
-              <w:spacing w:after="0" w:before="0"/>
-            </w:pPr>
-            <w:r>
-              <w:rPr>
-                <w:rFonts w:ascii="Calibri" w:hAnsi="Calibri"/>
-                <w:b w:val="0"/>
-                <w:i w:val="0"/>
-                <w:sz w:val="20"/>
-              </w:rPr>
-              <w:t>11. El sistema limpia los campos del formulario y abre la pantalla de gestion de usuarios con la sesion iniciada.</w:t>
+              <w:t>6. El sistema verifica que la cuenta no tenga un bloqueo activo (o que un bloqueo temporal previo ya haya vencido).</w:t>
+            </w:r>
+          </w:p>
+          <w:p>
+            <w:pPr>
+              <w:spacing w:after="0" w:before="0"/>
+            </w:pPr>
+            <w:r>
+              <w:rPr>
+                <w:rFonts w:ascii="Calibri" w:hAnsi="Calibri"/>
+                <w:b w:val="0"/>
+                <w:i w:val="0"/>
+                <w:sz w:val="20"/>
+              </w:rPr>
+              <w:t>7. El sistema verifica la contrasena ingresada contra el hash almacenado (PBKDF2).</w:t>
+            </w:r>
+          </w:p>
+          <w:p>
+            <w:pPr>
+              <w:spacing w:after="0" w:before="0"/>
+            </w:pPr>
+            <w:r>
+              <w:rPr>
+                <w:rFonts w:ascii="Calibri" w:hAnsi="Calibri"/>
+                <w:b w:val="0"/>
+                <w:i w:val="0"/>
+                <w:sz w:val="20"/>
+              </w:rPr>
+              <w:t>8. El sistema resetea a cero el contador de intentos fallidos y limpia el estado de bloqueo del usuario.</w:t>
+            </w:r>
+          </w:p>
+          <w:p>
+            <w:pPr>
+              <w:spacing w:after="0" w:before="0"/>
+            </w:pPr>
+            <w:r>
+              <w:rPr>
+                <w:rFonts w:ascii="Calibri" w:hAnsi="Calibri"/>
+                <w:b w:val="0"/>
+                <w:i w:val="0"/>
+                <w:sz w:val="20"/>
+              </w:rPr>
+              <w:t>9. El sistema inicia la sesion del usuario.</w:t>
+            </w:r>
+          </w:p>
+          <w:p>
+            <w:pPr>
+              <w:spacing w:after="0" w:before="0"/>
+            </w:pPr>
+            <w:r>
+              <w:rPr>
+                <w:rFonts w:ascii="Calibri" w:hAnsi="Calibri"/>
+                <w:b w:val="0"/>
+                <w:i w:val="0"/>
+                <w:sz w:val="20"/>
+              </w:rPr>
+              <w:t>10. El sistema obtiene los permisos directos del usuario y actualiza los permisos efectivos de la sesion.</w:t>
+            </w:r>
+          </w:p>
+          <w:p>
+            <w:pPr>
+              <w:spacing w:after="0" w:before="0"/>
+            </w:pPr>
+            <w:r>
+              <w:rPr>
+                <w:rFonts w:ascii="Calibri" w:hAnsi="Calibri"/>
+                <w:b w:val="0"/>
+                <w:i w:val="0"/>
+                <w:sz w:val="20"/>
+              </w:rPr>
+              <w:t>11. El sistema aplica el idioma configurado para el usuario.</w:t>
+            </w:r>
+          </w:p>
+          <w:p>
+            <w:pPr>
+              <w:spacing w:after="0" w:before="0"/>
+            </w:pPr>
+            <w:r>
+              <w:rPr>
+                <w:rFonts w:ascii="Calibri" w:hAnsi="Calibri"/>
+                <w:b w:val="0"/>
+                <w:i w:val="0"/>
+                <w:sz w:val="20"/>
+              </w:rPr>
+              <w:t>12. El sistema registra en la bitacora la operacion de login exitoso.</w:t>
+            </w:r>
+          </w:p>
+          <w:p>
+            <w:pPr>
+              <w:spacing w:after="0" w:before="0"/>
+            </w:pPr>
+            <w:r>
+              <w:rPr>
+                <w:rFonts w:ascii="Calibri" w:hAnsi="Calibri"/>
+                <w:b w:val="0"/>
+                <w:i w:val="0"/>
+                <w:sz w:val="20"/>
+              </w:rPr>
+              <w:t>13. El sistema limpia los campos del formulario y abre la pantalla de gestion de usuarios con la sesion iniciada.</w:t>
             </w:r>
           </w:p>
         </w:tc>
@@ -692,21 +720,91 @@
                 <w:i w:val="0"/>
                 <w:sz w:val="20"/>
               </w:rPr>
-              <w:t>6a. Si la contrasena no coincide con el hash almacenado, el sistema registra el fallo en la bitacora, informa credenciales incorrectas y finaliza el caso de uso.</w:t>
-            </w:r>
-          </w:p>
-          <w:p>
-            <w:pPr>
-              <w:spacing w:after="0" w:before="0"/>
-            </w:pPr>
-            <w:r>
-              <w:rPr>
-                <w:rFonts w:ascii="Calibri" w:hAnsi="Calibri"/>
-                <w:b w:val="0"/>
-                <w:i w:val="0"/>
-                <w:sz w:val="20"/>
-              </w:rPr>
-              <w:t>11a. Si ocurre una excepcion tecnica durante el proceso, el sistema muestra el error de login al usuario y finaliza el caso de uso.</w:t>
+              <w:t>6a. Si la cuenta esta bloqueada de forma permanente (5 intentos fallidos consecutivos sin login exitoso), el sistema registra el fallo en la bitacora, rechaza el intento sin verificar la contrasena ni incrementar el contador, informa que la cuenta esta bloqueada de forma permanente y que debe comunicarse con el administrador, y finaliza el caso de uso.</w:t>
+            </w:r>
+          </w:p>
+          <w:p>
+            <w:pPr>
+              <w:spacing w:after="0" w:before="0"/>
+            </w:pPr>
+            <w:r>
+              <w:rPr>
+                <w:rFonts w:ascii="Calibri" w:hAnsi="Calibri"/>
+                <w:b w:val="0"/>
+                <w:i w:val="0"/>
+                <w:sz w:val="20"/>
+              </w:rPr>
+              <w:t>6b. Si la cuenta tiene un bloqueo temporal vigente (tercer o cuarto intento fallido, dentro de la ventana de 1 o 5 minutos), el sistema registra el fallo en la bitacora, rechaza el intento sin verificar la contrasena ni incrementar el contador, informa que la cuenta esta bloqueada temporalmente y que debe reintentar mas tarde, y finaliza el caso de uso.</w:t>
+            </w:r>
+          </w:p>
+          <w:p>
+            <w:pPr>
+              <w:spacing w:after="0" w:before="0"/>
+            </w:pPr>
+            <w:r>
+              <w:rPr>
+                <w:rFonts w:ascii="Calibri" w:hAnsi="Calibri"/>
+                <w:b w:val="0"/>
+                <w:i w:val="0"/>
+                <w:sz w:val="20"/>
+              </w:rPr>
+              <w:t>7a. Si la contrasena no coincide con el hash almacenado y es el primer o el segundo intento fallido consecutivo, el sistema incrementa el contador de intentos fallidos, no aplica ningun bloqueo, registra el fallo en la bitacora, informa credenciales incorrectas (mensaje generico) y finaliza el caso de uso.</w:t>
+            </w:r>
+          </w:p>
+          <w:p>
+            <w:pPr>
+              <w:spacing w:after="0" w:before="0"/>
+            </w:pPr>
+            <w:r>
+              <w:rPr>
+                <w:rFonts w:ascii="Calibri" w:hAnsi="Calibri"/>
+                <w:b w:val="0"/>
+                <w:i w:val="0"/>
+                <w:sz w:val="20"/>
+              </w:rPr>
+              <w:t>7b. Si la contrasena no coincide con el hash almacenado y es el tercer intento fallido consecutivo, el sistema incrementa el contador, aplica un bloqueo temporal de 1 minuto, recalcula el digito verificador horizontal (DVH) del usuario y actualiza el digito verificador vertical (DVV) de la tabla Usuarios dentro de la misma transaccion, registra el fallo en la bitacora, informa credenciales incorrectas (mensaje generico, sin revelar el bloqueo) y finaliza el caso de uso.</w:t>
+            </w:r>
+          </w:p>
+          <w:p>
+            <w:pPr>
+              <w:spacing w:after="0" w:before="0"/>
+            </w:pPr>
+            <w:r>
+              <w:rPr>
+                <w:rFonts w:ascii="Calibri" w:hAnsi="Calibri"/>
+                <w:b w:val="0"/>
+                <w:i w:val="0"/>
+                <w:sz w:val="20"/>
+              </w:rPr>
+              <w:t>7c. Si la contrasena no coincide con el hash almacenado y es el cuarto intento fallido consecutivo (una vez vencido el bloqueo temporal corto), el sistema incrementa el contador, aplica un bloqueo temporal de 5 minutos, recalcula DVH/DVV de la misma forma, registra el fallo en la bitacora, informa credenciales incorrectas (mensaje generico) y finaliza el caso de uso.</w:t>
+            </w:r>
+          </w:p>
+          <w:p>
+            <w:pPr>
+              <w:spacing w:after="0" w:before="0"/>
+            </w:pPr>
+            <w:r>
+              <w:rPr>
+                <w:rFonts w:ascii="Calibri" w:hAnsi="Calibri"/>
+                <w:b w:val="0"/>
+                <w:i w:val="0"/>
+                <w:sz w:val="20"/>
+              </w:rPr>
+              <w:t>7d. Si la contrasena no coincide con el hash almacenado y es el quinto intento fallido consecutivo (una vez vencido el bloqueo temporal largo), el sistema incrementa el contador, aplica un bloqueo permanente (requiere desbloqueo manual de un administrador), recalcula DVH/DVV de la misma forma, registra el fallo en la bitacora, informa credenciales incorrectas (mensaje generico) y finaliza el caso de uso.</w:t>
+            </w:r>
+          </w:p>
+          <w:p>
+            <w:pPr>
+              <w:spacing w:after="0" w:before="0"/>
+            </w:pPr>
+            <w:r>
+              <w:rPr>
+                <w:rFonts w:ascii="Calibri" w:hAnsi="Calibri"/>
+                <w:b w:val="0"/>
+                <w:i w:val="0"/>
+                <w:sz w:val="20"/>
+              </w:rPr>
+              <w:t>13a. Si ocurre una excepcion tecnica durante el proceso (por ejemplo al persistir el contador de intentos, el estado de bloqueo o los digitos verificadores), el sistema muestra el error de login al usuario y finaliza el caso de uso.</w:t>
             </w:r>
           </w:p>
         </w:tc>
@@ -749,7 +847,7 @@
                 <w:i w:val="0"/>
                 <w:sz w:val="20"/>
               </w:rPr>
-              <w:t>La sesion del usuario queda iniciada con sus permisos efectivos e idioma cargados, la pantalla de gestion de usuarios queda visible y el login exitoso queda registrado en la bitacora.</w:t>
+              <w:t>Si el login fue exitoso: la sesion del usuario queda iniciada con sus permisos efectivos e idioma cargados, el contador de intentos fallidos y el estado de bloqueo quedan en cero/limpio, la pantalla de gestion de usuarios queda visible y el login exitoso queda registrado en la bitacora. Si el login fallo por contrasena invalida: el contador de intentos fallidos del usuario queda incrementado y, segun el umbral alcanzado (3, 4 o 5 intentos), el usuario puede quedar con un bloqueo temporal o permanente vigente en la base de datos, con su DVH y el DVV de la tabla Usuarios actualizados de forma consistente.</w:t>
             </w:r>
           </w:p>
         </w:tc>
@@ -1252,7 +1350,7 @@
                 <w:i w:val="0"/>
                 <w:sz w:val="20"/>
               </w:rPr>
-              <w:t>8. El sistema calcula el digito verificador horizontal (DVH) del nuevo usuario y lo inserta en la base.</w:t>
+              <w:t>8. El sistema inserta el nuevo usuario en la base, calcula su digito verificador horizontal (DVH) a partir del Id asignado y lo persiste.</w:t>
             </w:r>
           </w:p>
           <w:p>
@@ -8325,7 +8423,7 @@
           <w:color w:val="2E74B5"/>
           <w:sz w:val="40"/>
         </w:rPr>
-        <w:t>T06a. Gestion de Bitacora</w:t>
+        <w:t>T06. Gestion de Bitacora y Control de Cambios</w:t>
       </w:r>
     </w:p>
     <w:p>
@@ -8355,7 +8453,7 @@
           <w:i w:val="0"/>
           <w:sz w:val="22"/>
         </w:rPr>
-        <w:t>A continuacion se especifican los casos de uso de la bitacora del sistema segun la implementacion vigente: la consulta filtrada de eventos y el registro centralizado de operaciones, fallos de negocio y excepciones tecnicas.</w:t>
+        <w:t>A continuacion se especifican los casos de uso del modulo de bitacora y control de cambios segun la implementacion vigente: la consulta filtrada de eventos de bitacora y el registro centralizado de operaciones, fallos de negocio y excepciones tecnicas (bitacora); y la consulta del historial de versiones de un usuario con sus diferencias y la restauracion a una version historica (control de cambios).</w:t>
       </w:r>
     </w:p>
     <w:tbl>
@@ -9560,52 +9658,6 @@
       </w:tr>
     </w:tbl>
     <w:p/>
-    <w:p>
-      <w:pPr>
-        <w:spacing w:before="280" w:after="120"/>
-        <w:jc w:val="center"/>
-      </w:pPr>
-      <w:r>
-        <w:rPr>
-          <w:rFonts w:ascii="Calibri" w:hAnsi="Calibri"/>
-          <w:b/>
-          <w:i w:val="0"/>
-          <w:color w:val="2E74B5"/>
-          <w:sz w:val="40"/>
-        </w:rPr>
-        <w:t>T06b. Gestion de Control de Cambios</w:t>
-      </w:r>
-    </w:p>
-    <w:p>
-      <w:pPr>
-        <w:spacing w:after="200"/>
-        <w:jc w:val="center"/>
-      </w:pPr>
-      <w:r>
-        <w:rPr>
-          <w:rFonts w:ascii="Calibri" w:hAnsi="Calibri"/>
-          <w:b w:val="0"/>
-          <w:i/>
-          <w:sz w:val="22"/>
-        </w:rPr>
-        <w:t>Especificaciones de casos de uso</w:t>
-      </w:r>
-    </w:p>
-    <w:p>
-      <w:pPr>
-        <w:spacing w:after="120" w:line="264" w:lineRule="auto"/>
-        <w:jc w:val="both"/>
-      </w:pPr>
-      <w:r>
-        <w:rPr>
-          <w:rFonts w:ascii="Calibri" w:hAnsi="Calibri"/>
-          <w:b w:val="0"/>
-          <w:i w:val="0"/>
-          <w:sz w:val="22"/>
-        </w:rPr>
-        <w:t>A continuacion se especifican los casos de uso del control de cambios (historial de estados de usuario) segun la implementacion vigente: la consulta del historial de versiones con sus diferencias y la restauracion de un usuario a una version historica.</w:t>
-      </w:r>
-    </w:p>
     <w:tbl>
       <w:tblPr>
         <w:tblStyle w:val="TableGrid"/>
@@ -10277,7 +10329,7 @@
                 <w:i w:val="0"/>
                 <w:sz w:val="20"/>
               </w:rPr>
-              <w:t>CU17 Restaurar version de usuario</w:t>
+              <w:t>CU17 Restaurar punto del historial de usuario</w:t>
             </w:r>
           </w:p>
         </w:tc>
@@ -11582,6 +11634,1338 @@
                 <w:sz w:val="20"/>
               </w:rPr>
               <w:t>Si la integridad es valida (o se inicializan las firmas por primera vez), la aplicacion continua hacia la pantalla de login. Si se detecta corrupcion, se muestra la pantalla de contingencia de integridad y no se habilita el uso normal del sistema.</w:t>
+            </w:r>
+          </w:p>
+        </w:tc>
+      </w:tr>
+    </w:tbl>
+    <w:p/>
+    <w:p>
+      <w:pPr>
+        <w:spacing w:before="280" w:after="120"/>
+        <w:jc w:val="center"/>
+      </w:pPr>
+      <w:r>
+        <w:rPr>
+          <w:rFonts w:ascii="Calibri" w:hAnsi="Calibri"/>
+          <w:b/>
+          <w:i w:val="0"/>
+          <w:color w:val="2E74B5"/>
+          <w:sz w:val="40"/>
+        </w:rPr>
+        <w:t>T08. Gestion de Backup y Restauracion de Base de Datos</w:t>
+      </w:r>
+    </w:p>
+    <w:p>
+      <w:pPr>
+        <w:spacing w:after="200"/>
+        <w:jc w:val="center"/>
+      </w:pPr>
+      <w:r>
+        <w:rPr>
+          <w:rFonts w:ascii="Calibri" w:hAnsi="Calibri"/>
+          <w:b w:val="0"/>
+          <w:i/>
+          <w:sz w:val="22"/>
+        </w:rPr>
+        <w:t>Especificaciones de casos de uso</w:t>
+      </w:r>
+    </w:p>
+    <w:p>
+      <w:pPr>
+        <w:spacing w:after="120" w:line="264" w:lineRule="auto"/>
+        <w:jc w:val="both"/>
+      </w:pPr>
+      <w:r>
+        <w:rPr>
+          <w:rFonts w:ascii="Calibri" w:hAnsi="Calibri"/>
+          <w:b w:val="0"/>
+          <w:i w:val="0"/>
+          <w:sz w:val="22"/>
+        </w:rPr>
+        <w:t>A continuacion se especifican los casos de uso del modulo de backup y restauracion de la base de datos: la creacion de una copia de seguridad completa y la restauracion de la base a partir de un archivo de backup, ambos mediante los comandos nativos BACKUP DATABASE / RESTORE DATABASE de SQL Server.</w:t>
+      </w:r>
+    </w:p>
+    <w:tbl>
+      <w:tblPr>
+        <w:tblStyle w:val="TableGrid"/>
+        <w:tblW w:type="dxa" w:w="9360"/>
+        <w:tblLayout w:type="fixed"/>
+        <w:tblLook w:firstColumn="1" w:firstRow="1" w:lastColumn="0" w:lastRow="0" w:noHBand="0" w:noVBand="1" w:val="04A0"/>
+        <w:jc w:val="left"/>
+      </w:tblPr>
+      <w:tblGrid>
+        <w:gridCol w:w="15"/>
+      </w:tblGrid>
+      <w:tr>
+        <w:tc>
+          <w:tcPr>
+            <w:tcW w:type="dxa" w:w="9360"/>
+            <w:tcBorders>
+              <w:top w:val="single" w:sz="6" w:space="0" w:color="000000"/>
+              <w:left w:val="single" w:sz="6" w:space="0" w:color="000000"/>
+              <w:bottom w:val="single" w:sz="6" w:space="0" w:color="000000"/>
+              <w:right w:val="single" w:sz="6" w:space="0" w:color="000000"/>
+            </w:tcBorders>
+            <w:tcMar>
+              <w:top w:w="0" w:type="dxa"/>
+              <w:left w:w="40" w:type="dxa"/>
+              <w:bottom w:w="0" w:type="dxa"/>
+              <w:right w:w="40" w:type="dxa"/>
+            </w:tcMar>
+          </w:tcPr>
+          <w:p>
+            <w:pPr>
+              <w:spacing w:after="0" w:before="0"/>
+            </w:pPr>
+            <w:r/>
+            <w:r>
+              <w:rPr>
+                <w:rFonts w:ascii="Calibri" w:hAnsi="Calibri"/>
+                <w:b/>
+                <w:i w:val="0"/>
+                <w:sz w:val="20"/>
+              </w:rPr>
+              <w:t xml:space="preserve">ID y Nombre: </w:t>
+            </w:r>
+            <w:r>
+              <w:rPr>
+                <w:rFonts w:ascii="Calibri" w:hAnsi="Calibri"/>
+                <w:b w:val="0"/>
+                <w:i w:val="0"/>
+                <w:sz w:val="20"/>
+              </w:rPr>
+              <w:t>CU19 Crear backup</w:t>
+            </w:r>
+          </w:p>
+        </w:tc>
+      </w:tr>
+      <w:tr>
+        <w:tc>
+          <w:tcPr>
+            <w:tcW w:type="dxa" w:w="9360"/>
+            <w:tcBorders>
+              <w:top w:val="single" w:sz="6" w:space="0" w:color="000000"/>
+              <w:left w:val="single" w:sz="6" w:space="0" w:color="000000"/>
+              <w:bottom w:val="single" w:sz="6" w:space="0" w:color="000000"/>
+              <w:right w:val="single" w:sz="6" w:space="0" w:color="000000"/>
+            </w:tcBorders>
+            <w:tcMar>
+              <w:top w:w="0" w:type="dxa"/>
+              <w:left w:w="40" w:type="dxa"/>
+              <w:bottom w:w="0" w:type="dxa"/>
+              <w:right w:w="40" w:type="dxa"/>
+            </w:tcMar>
+          </w:tcPr>
+          <w:p>
+            <w:pPr>
+              <w:spacing w:after="0" w:before="0"/>
+            </w:pPr>
+            <w:r/>
+            <w:r>
+              <w:rPr>
+                <w:rFonts w:ascii="Calibri" w:hAnsi="Calibri"/>
+                <w:b/>
+                <w:i w:val="0"/>
+                <w:sz w:val="20"/>
+              </w:rPr>
+              <w:t xml:space="preserve">Estado: </w:t>
+            </w:r>
+            <w:r>
+              <w:rPr>
+                <w:rFonts w:ascii="Calibri" w:hAnsi="Calibri"/>
+                <w:b w:val="0"/>
+                <w:i w:val="0"/>
+                <w:sz w:val="20"/>
+              </w:rPr>
+              <w:t>Implementado</w:t>
+            </w:r>
+          </w:p>
+        </w:tc>
+      </w:tr>
+      <w:tr>
+        <w:tc>
+          <w:tcPr>
+            <w:tcW w:type="dxa" w:w="9360"/>
+            <w:tcBorders>
+              <w:top w:val="single" w:sz="6" w:space="0" w:color="000000"/>
+              <w:left w:val="single" w:sz="6" w:space="0" w:color="000000"/>
+              <w:bottom w:val="single" w:sz="6" w:space="0" w:color="000000"/>
+              <w:right w:val="single" w:sz="6" w:space="0" w:color="000000"/>
+            </w:tcBorders>
+            <w:tcMar>
+              <w:top w:w="0" w:type="dxa"/>
+              <w:left w:w="40" w:type="dxa"/>
+              <w:bottom w:w="0" w:type="dxa"/>
+              <w:right w:w="40" w:type="dxa"/>
+            </w:tcMar>
+          </w:tcPr>
+          <w:p>
+            <w:pPr>
+              <w:spacing w:after="0" w:before="0"/>
+            </w:pPr>
+            <w:r/>
+            <w:r>
+              <w:rPr>
+                <w:rFonts w:ascii="Calibri" w:hAnsi="Calibri"/>
+                <w:b/>
+                <w:i w:val="0"/>
+                <w:sz w:val="20"/>
+              </w:rPr>
+              <w:t xml:space="preserve">Descripcion: </w:t>
+            </w:r>
+            <w:r>
+              <w:rPr>
+                <w:rFonts w:ascii="Calibri" w:hAnsi="Calibri"/>
+                <w:b w:val="0"/>
+                <w:i w:val="0"/>
+                <w:sz w:val="20"/>
+              </w:rPr>
+              <w:t>Permite al administrador generar una copia de seguridad completa de la base de datos en un archivo .bak elegido por el mismo.</w:t>
+            </w:r>
+          </w:p>
+        </w:tc>
+      </w:tr>
+      <w:tr>
+        <w:tc>
+          <w:tcPr>
+            <w:tcW w:type="dxa" w:w="9360"/>
+            <w:tcBorders>
+              <w:top w:val="single" w:sz="6" w:space="0" w:color="000000"/>
+              <w:left w:val="single" w:sz="6" w:space="0" w:color="000000"/>
+              <w:bottom w:val="single" w:sz="6" w:space="0" w:color="000000"/>
+              <w:right w:val="single" w:sz="6" w:space="0" w:color="000000"/>
+            </w:tcBorders>
+            <w:tcMar>
+              <w:top w:w="0" w:type="dxa"/>
+              <w:left w:w="40" w:type="dxa"/>
+              <w:bottom w:w="0" w:type="dxa"/>
+              <w:right w:w="40" w:type="dxa"/>
+            </w:tcMar>
+          </w:tcPr>
+          <w:p>
+            <w:pPr>
+              <w:spacing w:after="0" w:before="0"/>
+            </w:pPr>
+            <w:r/>
+            <w:r>
+              <w:rPr>
+                <w:rFonts w:ascii="Calibri" w:hAnsi="Calibri"/>
+                <w:b/>
+                <w:i w:val="0"/>
+                <w:sz w:val="20"/>
+              </w:rPr>
+              <w:t xml:space="preserve">Actor Principal: </w:t>
+            </w:r>
+            <w:r>
+              <w:rPr>
+                <w:rFonts w:ascii="Calibri" w:hAnsi="Calibri"/>
+                <w:b w:val="0"/>
+                <w:i w:val="0"/>
+                <w:sz w:val="20"/>
+              </w:rPr>
+              <w:t>Administrador</w:t>
+            </w:r>
+          </w:p>
+        </w:tc>
+      </w:tr>
+      <w:tr>
+        <w:tc>
+          <w:tcPr>
+            <w:tcW w:type="dxa" w:w="9360"/>
+            <w:tcBorders>
+              <w:top w:val="single" w:sz="6" w:space="0" w:color="000000"/>
+              <w:left w:val="single" w:sz="6" w:space="0" w:color="000000"/>
+              <w:bottom w:val="single" w:sz="6" w:space="0" w:color="000000"/>
+              <w:right w:val="single" w:sz="6" w:space="0" w:color="000000"/>
+            </w:tcBorders>
+            <w:tcMar>
+              <w:top w:w="0" w:type="dxa"/>
+              <w:left w:w="40" w:type="dxa"/>
+              <w:bottom w:w="0" w:type="dxa"/>
+              <w:right w:w="40" w:type="dxa"/>
+            </w:tcMar>
+          </w:tcPr>
+          <w:p>
+            <w:pPr>
+              <w:spacing w:after="0" w:before="0"/>
+            </w:pPr>
+            <w:r/>
+            <w:r>
+              <w:rPr>
+                <w:rFonts w:ascii="Calibri" w:hAnsi="Calibri"/>
+                <w:b/>
+                <w:i w:val="0"/>
+                <w:sz w:val="20"/>
+              </w:rPr>
+              <w:t xml:space="preserve">Actor Secundario: </w:t>
+            </w:r>
+            <w:r>
+              <w:rPr>
+                <w:rFonts w:ascii="Calibri" w:hAnsi="Calibri"/>
+                <w:b w:val="0"/>
+                <w:i w:val="0"/>
+                <w:sz w:val="20"/>
+              </w:rPr>
+              <w:t>-</w:t>
+            </w:r>
+          </w:p>
+        </w:tc>
+      </w:tr>
+      <w:tr>
+        <w:tc>
+          <w:tcPr>
+            <w:tcW w:type="dxa" w:w="9360"/>
+            <w:tcBorders>
+              <w:top w:val="single" w:sz="6" w:space="0" w:color="000000"/>
+              <w:left w:val="single" w:sz="6" w:space="0" w:color="000000"/>
+              <w:bottom w:val="single" w:sz="6" w:space="0" w:color="000000"/>
+              <w:right w:val="single" w:sz="6" w:space="0" w:color="000000"/>
+            </w:tcBorders>
+            <w:tcMar>
+              <w:top w:w="0" w:type="dxa"/>
+              <w:left w:w="40" w:type="dxa"/>
+              <w:bottom w:w="0" w:type="dxa"/>
+              <w:right w:w="40" w:type="dxa"/>
+            </w:tcMar>
+          </w:tcPr>
+          <w:p>
+            <w:pPr>
+              <w:spacing w:after="0" w:before="0"/>
+            </w:pPr>
+            <w:r/>
+            <w:r>
+              <w:rPr>
+                <w:rFonts w:ascii="Calibri" w:hAnsi="Calibri"/>
+                <w:b/>
+                <w:i w:val="0"/>
+                <w:sz w:val="20"/>
+              </w:rPr>
+              <w:t xml:space="preserve">Precondiciones: </w:t>
+            </w:r>
+            <w:r>
+              <w:rPr>
+                <w:rFonts w:ascii="Calibri" w:hAnsi="Calibri"/>
+                <w:b w:val="0"/>
+                <w:i w:val="0"/>
+                <w:sz w:val="20"/>
+              </w:rPr>
+              <w:t>La aplicacion se encuentra iniciada, hay una sesion activa con el permiso gestionbackup y el administrador abrio la pantalla de backup desde el menu Administracion.</w:t>
+            </w:r>
+          </w:p>
+        </w:tc>
+      </w:tr>
+      <w:tr>
+        <w:tc>
+          <w:tcPr>
+            <w:tcW w:type="dxa" w:w="9360"/>
+            <w:tcBorders>
+              <w:top w:val="single" w:sz="6" w:space="0" w:color="000000"/>
+              <w:left w:val="single" w:sz="6" w:space="0" w:color="000000"/>
+              <w:bottom w:val="single" w:sz="6" w:space="0" w:color="000000"/>
+              <w:right w:val="single" w:sz="6" w:space="0" w:color="000000"/>
+            </w:tcBorders>
+            <w:tcMar>
+              <w:top w:w="0" w:type="dxa"/>
+              <w:left w:w="40" w:type="dxa"/>
+              <w:bottom w:w="0" w:type="dxa"/>
+              <w:right w:w="40" w:type="dxa"/>
+            </w:tcMar>
+          </w:tcPr>
+          <w:p>
+            <w:pPr>
+              <w:spacing w:after="0" w:before="0"/>
+            </w:pPr>
+            <w:r/>
+            <w:r>
+              <w:rPr>
+                <w:rFonts w:ascii="Calibri" w:hAnsi="Calibri"/>
+                <w:b/>
+                <w:i w:val="0"/>
+                <w:sz w:val="20"/>
+              </w:rPr>
+              <w:t xml:space="preserve">Puntos de Extension: </w:t>
+            </w:r>
+            <w:r>
+              <w:rPr>
+                <w:rFonts w:ascii="Calibri" w:hAnsi="Calibri"/>
+                <w:b w:val="0"/>
+                <w:i w:val="0"/>
+                <w:sz w:val="20"/>
+              </w:rPr>
+              <w:t>No aplica.</w:t>
+            </w:r>
+          </w:p>
+        </w:tc>
+      </w:tr>
+      <w:tr>
+        <w:tc>
+          <w:tcPr>
+            <w:tcW w:type="dxa" w:w="9360"/>
+            <w:tcBorders>
+              <w:top w:val="single" w:sz="6" w:space="0" w:color="000000"/>
+              <w:left w:val="single" w:sz="6" w:space="0" w:color="000000"/>
+              <w:bottom w:val="single" w:sz="6" w:space="0" w:color="000000"/>
+              <w:right w:val="single" w:sz="6" w:space="0" w:color="000000"/>
+            </w:tcBorders>
+            <w:tcMar>
+              <w:top w:w="0" w:type="dxa"/>
+              <w:left w:w="40" w:type="dxa"/>
+              <w:bottom w:w="0" w:type="dxa"/>
+              <w:right w:w="40" w:type="dxa"/>
+            </w:tcMar>
+          </w:tcPr>
+          <w:p>
+            <w:pPr>
+              <w:spacing w:after="0" w:before="0"/>
+            </w:pPr>
+            <w:r/>
+            <w:r>
+              <w:rPr>
+                <w:rFonts w:ascii="Calibri" w:hAnsi="Calibri"/>
+                <w:b/>
+                <w:i w:val="0"/>
+                <w:sz w:val="20"/>
+              </w:rPr>
+              <w:t xml:space="preserve">Condicion: </w:t>
+            </w:r>
+            <w:r>
+              <w:rPr>
+                <w:rFonts w:ascii="Calibri" w:hAnsi="Calibri"/>
+                <w:b w:val="0"/>
+                <w:i w:val="0"/>
+                <w:sz w:val="20"/>
+              </w:rPr>
+              <w:t>El administrador necesita generar una copia de seguridad de la base de datos, por ejemplo antes de una operacion riesgosa o como resguardo periodico.</w:t>
+            </w:r>
+          </w:p>
+        </w:tc>
+      </w:tr>
+      <w:tr>
+        <w:tc>
+          <w:tcPr>
+            <w:tcW w:type="dxa" w:w="9360"/>
+            <w:tcBorders>
+              <w:top w:val="single" w:sz="6" w:space="0" w:color="000000"/>
+              <w:left w:val="single" w:sz="6" w:space="0" w:color="000000"/>
+              <w:bottom w:val="single" w:sz="6" w:space="0" w:color="000000"/>
+              <w:right w:val="single" w:sz="6" w:space="0" w:color="000000"/>
+            </w:tcBorders>
+            <w:tcMar>
+              <w:top w:w="0" w:type="dxa"/>
+              <w:left w:w="40" w:type="dxa"/>
+              <w:bottom w:w="0" w:type="dxa"/>
+              <w:right w:w="40" w:type="dxa"/>
+            </w:tcMar>
+          </w:tcPr>
+          <w:p>
+            <w:pPr>
+              <w:spacing w:after="0" w:before="0"/>
+            </w:pPr>
+            <w:r/>
+            <w:r>
+              <w:rPr>
+                <w:rFonts w:ascii="Calibri" w:hAnsi="Calibri"/>
+                <w:b/>
+                <w:i w:val="0"/>
+                <w:sz w:val="20"/>
+              </w:rPr>
+              <w:t>Escenario Principal:</w:t>
+            </w:r>
+          </w:p>
+          <w:p>
+            <w:pPr>
+              <w:spacing w:after="0" w:before="0"/>
+            </w:pPr>
+            <w:r>
+              <w:rPr>
+                <w:rFonts w:ascii="Calibri" w:hAnsi="Calibri"/>
+                <w:b w:val="0"/>
+                <w:i w:val="0"/>
+                <w:sz w:val="20"/>
+              </w:rPr>
+              <w:t>1. El administrador abre la pantalla de backup desde el menu Administracion.</w:t>
+            </w:r>
+          </w:p>
+          <w:p>
+            <w:pPr>
+              <w:spacing w:after="0" w:before="0"/>
+            </w:pPr>
+            <w:r>
+              <w:rPr>
+                <w:rFonts w:ascii="Calibri" w:hAnsi="Calibri"/>
+                <w:b w:val="0"/>
+                <w:i w:val="0"/>
+                <w:sz w:val="20"/>
+              </w:rPr>
+              <w:t>2. El administrador presiona crear backup y selecciona la ruta destino del archivo .bak mediante un cuadro de dialogo para guardar archivo.</w:t>
+            </w:r>
+          </w:p>
+          <w:p>
+            <w:pPr>
+              <w:spacing w:after="0" w:before="0"/>
+            </w:pPr>
+            <w:r>
+              <w:rPr>
+                <w:rFonts w:ascii="Calibri" w:hAnsi="Calibri"/>
+                <w:b w:val="0"/>
+                <w:i w:val="0"/>
+                <w:sz w:val="20"/>
+              </w:rPr>
+              <w:t>3. El sistema valida que la ruta no este vacia, que la extension sea .bak y que el directorio destino exista.</w:t>
+            </w:r>
+          </w:p>
+          <w:p>
+            <w:pPr>
+              <w:spacing w:after="0" w:before="0"/>
+            </w:pPr>
+            <w:r>
+              <w:rPr>
+                <w:rFonts w:ascii="Calibri" w:hAnsi="Calibri"/>
+                <w:b w:val="0"/>
+                <w:i w:val="0"/>
+                <w:sz w:val="20"/>
+              </w:rPr>
+              <w:t>4. El sistema ejecuta la sentencia BACKUP DATABASE de SQL Server hacia el archivo seleccionado.</w:t>
+            </w:r>
+          </w:p>
+          <w:p>
+            <w:pPr>
+              <w:spacing w:after="0" w:before="0"/>
+            </w:pPr>
+            <w:r>
+              <w:rPr>
+                <w:rFonts w:ascii="Calibri" w:hAnsi="Calibri"/>
+                <w:b w:val="0"/>
+                <w:i w:val="0"/>
+                <w:sz w:val="20"/>
+              </w:rPr>
+              <w:t>5. El sistema registra la operacion en la bitacora.</w:t>
+            </w:r>
+          </w:p>
+          <w:p>
+            <w:pPr>
+              <w:spacing w:after="0" w:before="0"/>
+            </w:pPr>
+            <w:r>
+              <w:rPr>
+                <w:rFonts w:ascii="Calibri" w:hAnsi="Calibri"/>
+                <w:b w:val="0"/>
+                <w:i w:val="0"/>
+                <w:sz w:val="20"/>
+              </w:rPr>
+              <w:t>6. El sistema informa al administrador que el backup se creo correctamente.</w:t>
+            </w:r>
+          </w:p>
+        </w:tc>
+      </w:tr>
+      <w:tr>
+        <w:tc>
+          <w:tcPr>
+            <w:tcW w:type="dxa" w:w="9360"/>
+            <w:tcBorders>
+              <w:top w:val="single" w:sz="6" w:space="0" w:color="000000"/>
+              <w:left w:val="single" w:sz="6" w:space="0" w:color="000000"/>
+              <w:bottom w:val="single" w:sz="6" w:space="0" w:color="000000"/>
+              <w:right w:val="single" w:sz="6" w:space="0" w:color="000000"/>
+            </w:tcBorders>
+            <w:tcMar>
+              <w:top w:w="0" w:type="dxa"/>
+              <w:left w:w="40" w:type="dxa"/>
+              <w:bottom w:w="0" w:type="dxa"/>
+              <w:right w:w="40" w:type="dxa"/>
+            </w:tcMar>
+          </w:tcPr>
+          <w:p>
+            <w:pPr>
+              <w:spacing w:after="0" w:before="0"/>
+            </w:pPr>
+            <w:r/>
+            <w:r>
+              <w:rPr>
+                <w:rFonts w:ascii="Calibri" w:hAnsi="Calibri"/>
+                <w:b/>
+                <w:i w:val="0"/>
+                <w:sz w:val="20"/>
+              </w:rPr>
+              <w:t>Flujos Alternativos:</w:t>
+            </w:r>
+          </w:p>
+          <w:p>
+            <w:pPr>
+              <w:spacing w:after="0" w:before="0"/>
+            </w:pPr>
+            <w:r>
+              <w:rPr>
+                <w:rFonts w:ascii="Calibri" w:hAnsi="Calibri"/>
+                <w:b w:val="0"/>
+                <w:i w:val="0"/>
+                <w:sz w:val="20"/>
+              </w:rPr>
+              <w:t>2a. Si el administrador cancela el cuadro de dialogo sin elegir una ruta, el caso de uso finaliza sin cambios.</w:t>
+            </w:r>
+          </w:p>
+          <w:p>
+            <w:pPr>
+              <w:spacing w:after="0" w:before="0"/>
+            </w:pPr>
+            <w:r>
+              <w:rPr>
+                <w:rFonts w:ascii="Calibri" w:hAnsi="Calibri"/>
+                <w:b w:val="0"/>
+                <w:i w:val="0"/>
+                <w:sz w:val="20"/>
+              </w:rPr>
+              <w:t>3a. Si la ruta seleccionada no tiene extension .bak, el sistema advierte del formato invalido y finaliza el caso de uso.</w:t>
+            </w:r>
+          </w:p>
+          <w:p>
+            <w:pPr>
+              <w:spacing w:after="0" w:before="0"/>
+            </w:pPr>
+            <w:r>
+              <w:rPr>
+                <w:rFonts w:ascii="Calibri" w:hAnsi="Calibri"/>
+                <w:b w:val="0"/>
+                <w:i w:val="0"/>
+                <w:sz w:val="20"/>
+              </w:rPr>
+              <w:t>3b. Si el directorio destino no existe, el sistema informa el error y finaliza el caso de uso.</w:t>
+            </w:r>
+          </w:p>
+          <w:p>
+            <w:pPr>
+              <w:spacing w:after="0" w:before="0"/>
+            </w:pPr>
+            <w:r>
+              <w:rPr>
+                <w:rFonts w:ascii="Calibri" w:hAnsi="Calibri"/>
+                <w:b w:val="0"/>
+                <w:i w:val="0"/>
+                <w:sz w:val="20"/>
+              </w:rPr>
+              <w:t>4a. Si SQL Server rechaza o falla el BACKUP DATABASE (por ejemplo, permisos insuficientes o disco sin espacio), el sistema registra el fallo tecnico en la bitacora e informa el error al administrador, sin dejar un backup exitoso.</w:t>
+            </w:r>
+          </w:p>
+        </w:tc>
+      </w:tr>
+      <w:tr>
+        <w:tc>
+          <w:tcPr>
+            <w:tcW w:type="dxa" w:w="9360"/>
+            <w:tcBorders>
+              <w:top w:val="single" w:sz="6" w:space="0" w:color="000000"/>
+              <w:left w:val="single" w:sz="6" w:space="0" w:color="000000"/>
+              <w:bottom w:val="single" w:sz="6" w:space="0" w:color="000000"/>
+              <w:right w:val="single" w:sz="6" w:space="0" w:color="000000"/>
+            </w:tcBorders>
+            <w:tcMar>
+              <w:top w:w="0" w:type="dxa"/>
+              <w:left w:w="40" w:type="dxa"/>
+              <w:bottom w:w="0" w:type="dxa"/>
+              <w:right w:w="40" w:type="dxa"/>
+            </w:tcMar>
+          </w:tcPr>
+          <w:p>
+            <w:pPr>
+              <w:spacing w:after="0" w:before="0"/>
+            </w:pPr>
+            <w:r/>
+            <w:r>
+              <w:rPr>
+                <w:rFonts w:ascii="Calibri" w:hAnsi="Calibri"/>
+                <w:b/>
+                <w:i w:val="0"/>
+                <w:sz w:val="20"/>
+              </w:rPr>
+              <w:t xml:space="preserve">Postcondiciones: </w:t>
+            </w:r>
+            <w:r>
+              <w:rPr>
+                <w:rFonts w:ascii="Calibri" w:hAnsi="Calibri"/>
+                <w:b w:val="0"/>
+                <w:i w:val="0"/>
+                <w:sz w:val="20"/>
+              </w:rPr>
+              <w:t>Existe un archivo .bak con una copia integra de la base de datos al momento del backup, y queda un evento de bitacora que deja traza de la operacion. Si el proceso fallo, no se genera un backup valido y solo queda registrado el error tecnico.</w:t>
+            </w:r>
+          </w:p>
+        </w:tc>
+      </w:tr>
+    </w:tbl>
+    <w:p/>
+    <w:tbl>
+      <w:tblPr>
+        <w:tblStyle w:val="TableGrid"/>
+        <w:tblW w:type="dxa" w:w="9360"/>
+        <w:tblLayout w:type="fixed"/>
+        <w:tblLook w:firstColumn="1" w:firstRow="1" w:lastColumn="0" w:lastRow="0" w:noHBand="0" w:noVBand="1" w:val="04A0"/>
+        <w:jc w:val="left"/>
+      </w:tblPr>
+      <w:tblGrid>
+        <w:gridCol w:w="15"/>
+      </w:tblGrid>
+      <w:tr>
+        <w:tc>
+          <w:tcPr>
+            <w:tcW w:type="dxa" w:w="9360"/>
+            <w:tcBorders>
+              <w:top w:val="single" w:sz="6" w:space="0" w:color="000000"/>
+              <w:left w:val="single" w:sz="6" w:space="0" w:color="000000"/>
+              <w:bottom w:val="single" w:sz="6" w:space="0" w:color="000000"/>
+              <w:right w:val="single" w:sz="6" w:space="0" w:color="000000"/>
+            </w:tcBorders>
+            <w:tcMar>
+              <w:top w:w="0" w:type="dxa"/>
+              <w:left w:w="40" w:type="dxa"/>
+              <w:bottom w:w="0" w:type="dxa"/>
+              <w:right w:w="40" w:type="dxa"/>
+            </w:tcMar>
+          </w:tcPr>
+          <w:p>
+            <w:pPr>
+              <w:spacing w:after="0" w:before="0"/>
+            </w:pPr>
+            <w:r/>
+            <w:r>
+              <w:rPr>
+                <w:rFonts w:ascii="Calibri" w:hAnsi="Calibri"/>
+                <w:b/>
+                <w:i w:val="0"/>
+                <w:sz w:val="20"/>
+              </w:rPr>
+              <w:t xml:space="preserve">ID y Nombre: </w:t>
+            </w:r>
+            <w:r>
+              <w:rPr>
+                <w:rFonts w:ascii="Calibri" w:hAnsi="Calibri"/>
+                <w:b w:val="0"/>
+                <w:i w:val="0"/>
+                <w:sz w:val="20"/>
+              </w:rPr>
+              <w:t>CU20 Restaurar backup</w:t>
+            </w:r>
+          </w:p>
+        </w:tc>
+      </w:tr>
+      <w:tr>
+        <w:tc>
+          <w:tcPr>
+            <w:tcW w:type="dxa" w:w="9360"/>
+            <w:tcBorders>
+              <w:top w:val="single" w:sz="6" w:space="0" w:color="000000"/>
+              <w:left w:val="single" w:sz="6" w:space="0" w:color="000000"/>
+              <w:bottom w:val="single" w:sz="6" w:space="0" w:color="000000"/>
+              <w:right w:val="single" w:sz="6" w:space="0" w:color="000000"/>
+            </w:tcBorders>
+            <w:tcMar>
+              <w:top w:w="0" w:type="dxa"/>
+              <w:left w:w="40" w:type="dxa"/>
+              <w:bottom w:w="0" w:type="dxa"/>
+              <w:right w:w="40" w:type="dxa"/>
+            </w:tcMar>
+          </w:tcPr>
+          <w:p>
+            <w:pPr>
+              <w:spacing w:after="0" w:before="0"/>
+            </w:pPr>
+            <w:r/>
+            <w:r>
+              <w:rPr>
+                <w:rFonts w:ascii="Calibri" w:hAnsi="Calibri"/>
+                <w:b/>
+                <w:i w:val="0"/>
+                <w:sz w:val="20"/>
+              </w:rPr>
+              <w:t xml:space="preserve">Estado: </w:t>
+            </w:r>
+            <w:r>
+              <w:rPr>
+                <w:rFonts w:ascii="Calibri" w:hAnsi="Calibri"/>
+                <w:b w:val="0"/>
+                <w:i w:val="0"/>
+                <w:sz w:val="20"/>
+              </w:rPr>
+              <w:t>Implementado</w:t>
+            </w:r>
+          </w:p>
+        </w:tc>
+      </w:tr>
+      <w:tr>
+        <w:tc>
+          <w:tcPr>
+            <w:tcW w:type="dxa" w:w="9360"/>
+            <w:tcBorders>
+              <w:top w:val="single" w:sz="6" w:space="0" w:color="000000"/>
+              <w:left w:val="single" w:sz="6" w:space="0" w:color="000000"/>
+              <w:bottom w:val="single" w:sz="6" w:space="0" w:color="000000"/>
+              <w:right w:val="single" w:sz="6" w:space="0" w:color="000000"/>
+            </w:tcBorders>
+            <w:tcMar>
+              <w:top w:w="0" w:type="dxa"/>
+              <w:left w:w="40" w:type="dxa"/>
+              <w:bottom w:w="0" w:type="dxa"/>
+              <w:right w:w="40" w:type="dxa"/>
+            </w:tcMar>
+          </w:tcPr>
+          <w:p>
+            <w:pPr>
+              <w:spacing w:after="0" w:before="0"/>
+            </w:pPr>
+            <w:r/>
+            <w:r>
+              <w:rPr>
+                <w:rFonts w:ascii="Calibri" w:hAnsi="Calibri"/>
+                <w:b/>
+                <w:i w:val="0"/>
+                <w:sz w:val="20"/>
+              </w:rPr>
+              <w:t xml:space="preserve">Descripcion: </w:t>
+            </w:r>
+            <w:r>
+              <w:rPr>
+                <w:rFonts w:ascii="Calibri" w:hAnsi="Calibri"/>
+                <w:b w:val="0"/>
+                <w:i w:val="0"/>
+                <w:sz w:val="20"/>
+              </w:rPr>
+              <w:t>Permite al administrador restaurar la base de datos completa a partir de un archivo .bak existente, reemplazando el contenido actual.</w:t>
+            </w:r>
+          </w:p>
+        </w:tc>
+      </w:tr>
+      <w:tr>
+        <w:tc>
+          <w:tcPr>
+            <w:tcW w:type="dxa" w:w="9360"/>
+            <w:tcBorders>
+              <w:top w:val="single" w:sz="6" w:space="0" w:color="000000"/>
+              <w:left w:val="single" w:sz="6" w:space="0" w:color="000000"/>
+              <w:bottom w:val="single" w:sz="6" w:space="0" w:color="000000"/>
+              <w:right w:val="single" w:sz="6" w:space="0" w:color="000000"/>
+            </w:tcBorders>
+            <w:tcMar>
+              <w:top w:w="0" w:type="dxa"/>
+              <w:left w:w="40" w:type="dxa"/>
+              <w:bottom w:w="0" w:type="dxa"/>
+              <w:right w:w="40" w:type="dxa"/>
+            </w:tcMar>
+          </w:tcPr>
+          <w:p>
+            <w:pPr>
+              <w:spacing w:after="0" w:before="0"/>
+            </w:pPr>
+            <w:r/>
+            <w:r>
+              <w:rPr>
+                <w:rFonts w:ascii="Calibri" w:hAnsi="Calibri"/>
+                <w:b/>
+                <w:i w:val="0"/>
+                <w:sz w:val="20"/>
+              </w:rPr>
+              <w:t xml:space="preserve">Actor Principal: </w:t>
+            </w:r>
+            <w:r>
+              <w:rPr>
+                <w:rFonts w:ascii="Calibri" w:hAnsi="Calibri"/>
+                <w:b w:val="0"/>
+                <w:i w:val="0"/>
+                <w:sz w:val="20"/>
+              </w:rPr>
+              <w:t>Administrador</w:t>
+            </w:r>
+          </w:p>
+        </w:tc>
+      </w:tr>
+      <w:tr>
+        <w:tc>
+          <w:tcPr>
+            <w:tcW w:type="dxa" w:w="9360"/>
+            <w:tcBorders>
+              <w:top w:val="single" w:sz="6" w:space="0" w:color="000000"/>
+              <w:left w:val="single" w:sz="6" w:space="0" w:color="000000"/>
+              <w:bottom w:val="single" w:sz="6" w:space="0" w:color="000000"/>
+              <w:right w:val="single" w:sz="6" w:space="0" w:color="000000"/>
+            </w:tcBorders>
+            <w:tcMar>
+              <w:top w:w="0" w:type="dxa"/>
+              <w:left w:w="40" w:type="dxa"/>
+              <w:bottom w:w="0" w:type="dxa"/>
+              <w:right w:w="40" w:type="dxa"/>
+            </w:tcMar>
+          </w:tcPr>
+          <w:p>
+            <w:pPr>
+              <w:spacing w:after="0" w:before="0"/>
+            </w:pPr>
+            <w:r/>
+            <w:r>
+              <w:rPr>
+                <w:rFonts w:ascii="Calibri" w:hAnsi="Calibri"/>
+                <w:b/>
+                <w:i w:val="0"/>
+                <w:sz w:val="20"/>
+              </w:rPr>
+              <w:t xml:space="preserve">Actor Secundario: </w:t>
+            </w:r>
+            <w:r>
+              <w:rPr>
+                <w:rFonts w:ascii="Calibri" w:hAnsi="Calibri"/>
+                <w:b w:val="0"/>
+                <w:i w:val="0"/>
+                <w:sz w:val="20"/>
+              </w:rPr>
+              <w:t>-</w:t>
+            </w:r>
+          </w:p>
+        </w:tc>
+      </w:tr>
+      <w:tr>
+        <w:tc>
+          <w:tcPr>
+            <w:tcW w:type="dxa" w:w="9360"/>
+            <w:tcBorders>
+              <w:top w:val="single" w:sz="6" w:space="0" w:color="000000"/>
+              <w:left w:val="single" w:sz="6" w:space="0" w:color="000000"/>
+              <w:bottom w:val="single" w:sz="6" w:space="0" w:color="000000"/>
+              <w:right w:val="single" w:sz="6" w:space="0" w:color="000000"/>
+            </w:tcBorders>
+            <w:tcMar>
+              <w:top w:w="0" w:type="dxa"/>
+              <w:left w:w="40" w:type="dxa"/>
+              <w:bottom w:w="0" w:type="dxa"/>
+              <w:right w:w="40" w:type="dxa"/>
+            </w:tcMar>
+          </w:tcPr>
+          <w:p>
+            <w:pPr>
+              <w:spacing w:after="0" w:before="0"/>
+            </w:pPr>
+            <w:r/>
+            <w:r>
+              <w:rPr>
+                <w:rFonts w:ascii="Calibri" w:hAnsi="Calibri"/>
+                <w:b/>
+                <w:i w:val="0"/>
+                <w:sz w:val="20"/>
+              </w:rPr>
+              <w:t xml:space="preserve">Precondiciones: </w:t>
+            </w:r>
+            <w:r>
+              <w:rPr>
+                <w:rFonts w:ascii="Calibri" w:hAnsi="Calibri"/>
+                <w:b w:val="0"/>
+                <w:i w:val="0"/>
+                <w:sz w:val="20"/>
+              </w:rPr>
+              <w:t>La aplicacion se encuentra iniciada, hay una sesion activa con el permiso gestionbackup, el administrador abrio la pantalla de backup desde el menu Administracion y existe un archivo .bak valido generado previamente.</w:t>
+            </w:r>
+          </w:p>
+        </w:tc>
+      </w:tr>
+      <w:tr>
+        <w:tc>
+          <w:tcPr>
+            <w:tcW w:type="dxa" w:w="9360"/>
+            <w:tcBorders>
+              <w:top w:val="single" w:sz="6" w:space="0" w:color="000000"/>
+              <w:left w:val="single" w:sz="6" w:space="0" w:color="000000"/>
+              <w:bottom w:val="single" w:sz="6" w:space="0" w:color="000000"/>
+              <w:right w:val="single" w:sz="6" w:space="0" w:color="000000"/>
+            </w:tcBorders>
+            <w:tcMar>
+              <w:top w:w="0" w:type="dxa"/>
+              <w:left w:w="40" w:type="dxa"/>
+              <w:bottom w:w="0" w:type="dxa"/>
+              <w:right w:w="40" w:type="dxa"/>
+            </w:tcMar>
+          </w:tcPr>
+          <w:p>
+            <w:pPr>
+              <w:spacing w:after="0" w:before="0"/>
+            </w:pPr>
+            <w:r/>
+            <w:r>
+              <w:rPr>
+                <w:rFonts w:ascii="Calibri" w:hAnsi="Calibri"/>
+                <w:b/>
+                <w:i w:val="0"/>
+                <w:sz w:val="20"/>
+              </w:rPr>
+              <w:t xml:space="preserve">Puntos de Extension: </w:t>
+            </w:r>
+            <w:r>
+              <w:rPr>
+                <w:rFonts w:ascii="Calibri" w:hAnsi="Calibri"/>
+                <w:b w:val="0"/>
+                <w:i w:val="0"/>
+                <w:sz w:val="20"/>
+              </w:rPr>
+              <w:t>Al finalizar con exito, dispara el cierre de la sesion actual y el regreso a la pantalla de login, porque el estado en memoria de sesion y permisos puede haber quedado desincronizado del contenido restaurado.</w:t>
+            </w:r>
+          </w:p>
+        </w:tc>
+      </w:tr>
+      <w:tr>
+        <w:tc>
+          <w:tcPr>
+            <w:tcW w:type="dxa" w:w="9360"/>
+            <w:tcBorders>
+              <w:top w:val="single" w:sz="6" w:space="0" w:color="000000"/>
+              <w:left w:val="single" w:sz="6" w:space="0" w:color="000000"/>
+              <w:bottom w:val="single" w:sz="6" w:space="0" w:color="000000"/>
+              <w:right w:val="single" w:sz="6" w:space="0" w:color="000000"/>
+            </w:tcBorders>
+            <w:tcMar>
+              <w:top w:w="0" w:type="dxa"/>
+              <w:left w:w="40" w:type="dxa"/>
+              <w:bottom w:w="0" w:type="dxa"/>
+              <w:right w:w="40" w:type="dxa"/>
+            </w:tcMar>
+          </w:tcPr>
+          <w:p>
+            <w:pPr>
+              <w:spacing w:after="0" w:before="0"/>
+            </w:pPr>
+            <w:r/>
+            <w:r>
+              <w:rPr>
+                <w:rFonts w:ascii="Calibri" w:hAnsi="Calibri"/>
+                <w:b/>
+                <w:i w:val="0"/>
+                <w:sz w:val="20"/>
+              </w:rPr>
+              <w:t xml:space="preserve">Condicion: </w:t>
+            </w:r>
+            <w:r>
+              <w:rPr>
+                <w:rFonts w:ascii="Calibri" w:hAnsi="Calibri"/>
+                <w:b w:val="0"/>
+                <w:i w:val="0"/>
+                <w:sz w:val="20"/>
+              </w:rPr>
+              <w:t>El administrador necesita revertir la base de datos a un estado previo guardado en un archivo de backup.</w:t>
+            </w:r>
+          </w:p>
+        </w:tc>
+      </w:tr>
+      <w:tr>
+        <w:tc>
+          <w:tcPr>
+            <w:tcW w:type="dxa" w:w="9360"/>
+            <w:tcBorders>
+              <w:top w:val="single" w:sz="6" w:space="0" w:color="000000"/>
+              <w:left w:val="single" w:sz="6" w:space="0" w:color="000000"/>
+              <w:bottom w:val="single" w:sz="6" w:space="0" w:color="000000"/>
+              <w:right w:val="single" w:sz="6" w:space="0" w:color="000000"/>
+            </w:tcBorders>
+            <w:tcMar>
+              <w:top w:w="0" w:type="dxa"/>
+              <w:left w:w="40" w:type="dxa"/>
+              <w:bottom w:w="0" w:type="dxa"/>
+              <w:right w:w="40" w:type="dxa"/>
+            </w:tcMar>
+          </w:tcPr>
+          <w:p>
+            <w:pPr>
+              <w:spacing w:after="0" w:before="0"/>
+            </w:pPr>
+            <w:r/>
+            <w:r>
+              <w:rPr>
+                <w:rFonts w:ascii="Calibri" w:hAnsi="Calibri"/>
+                <w:b/>
+                <w:i w:val="0"/>
+                <w:sz w:val="20"/>
+              </w:rPr>
+              <w:t>Escenario Principal:</w:t>
+            </w:r>
+          </w:p>
+          <w:p>
+            <w:pPr>
+              <w:spacing w:after="0" w:before="0"/>
+            </w:pPr>
+            <w:r>
+              <w:rPr>
+                <w:rFonts w:ascii="Calibri" w:hAnsi="Calibri"/>
+                <w:b w:val="0"/>
+                <w:i w:val="0"/>
+                <w:sz w:val="20"/>
+              </w:rPr>
+              <w:t>1. El administrador presiona restaurar backup y selecciona un archivo .bak existente mediante un cuadro de dialogo para abrir archivo.</w:t>
+            </w:r>
+          </w:p>
+          <w:p>
+            <w:pPr>
+              <w:spacing w:after="0" w:before="0"/>
+            </w:pPr>
+            <w:r>
+              <w:rPr>
+                <w:rFonts w:ascii="Calibri" w:hAnsi="Calibri"/>
+                <w:b w:val="0"/>
+                <w:i w:val="0"/>
+                <w:sz w:val="20"/>
+              </w:rPr>
+              <w:t>2. El sistema valida que el archivo exista y tenga extension .bak.</w:t>
+            </w:r>
+          </w:p>
+          <w:p>
+            <w:pPr>
+              <w:spacing w:after="0" w:before="0"/>
+            </w:pPr>
+            <w:r>
+              <w:rPr>
+                <w:rFonts w:ascii="Calibri" w:hAnsi="Calibri"/>
+                <w:b w:val="0"/>
+                <w:i w:val="0"/>
+                <w:sz w:val="20"/>
+              </w:rPr>
+              <w:t>3. El sistema solicita confirmacion explicita advirtiendo que se perderan los datos actuales y que se cerraran todas las conexiones activas a la base.</w:t>
+            </w:r>
+          </w:p>
+          <w:p>
+            <w:pPr>
+              <w:spacing w:after="0" w:before="0"/>
+            </w:pPr>
+            <w:r>
+              <w:rPr>
+                <w:rFonts w:ascii="Calibri" w:hAnsi="Calibri"/>
+                <w:b w:val="0"/>
+                <w:i w:val="0"/>
+                <w:sz w:val="20"/>
+              </w:rPr>
+              <w:t>4. El administrador confirma la operacion.</w:t>
+            </w:r>
+          </w:p>
+          <w:p>
+            <w:pPr>
+              <w:spacing w:after="0" w:before="0"/>
+            </w:pPr>
+            <w:r>
+              <w:rPr>
+                <w:rFonts w:ascii="Calibri" w:hAnsi="Calibri"/>
+                <w:b w:val="0"/>
+                <w:i w:val="0"/>
+                <w:sz w:val="20"/>
+              </w:rPr>
+              <w:t>5. El sistema pone la base de datos en modo SINGLE_USER, expulsando las demas conexiones activas.</w:t>
+            </w:r>
+          </w:p>
+          <w:p>
+            <w:pPr>
+              <w:spacing w:after="0" w:before="0"/>
+            </w:pPr>
+            <w:r>
+              <w:rPr>
+                <w:rFonts w:ascii="Calibri" w:hAnsi="Calibri"/>
+                <w:b w:val="0"/>
+                <w:i w:val="0"/>
+                <w:sz w:val="20"/>
+              </w:rPr>
+              <w:t>6. El sistema ejecuta la sentencia RESTORE DATABASE con la opcion REPLACE a partir del archivo seleccionado.</w:t>
+            </w:r>
+          </w:p>
+          <w:p>
+            <w:pPr>
+              <w:spacing w:after="0" w:before="0"/>
+            </w:pPr>
+            <w:r>
+              <w:rPr>
+                <w:rFonts w:ascii="Calibri" w:hAnsi="Calibri"/>
+                <w:b w:val="0"/>
+                <w:i w:val="0"/>
+                <w:sz w:val="20"/>
+              </w:rPr>
+              <w:t>7. El sistema vuelve la base de datos al modo MULTI_USER.</w:t>
+            </w:r>
+          </w:p>
+          <w:p>
+            <w:pPr>
+              <w:spacing w:after="0" w:before="0"/>
+            </w:pPr>
+            <w:r>
+              <w:rPr>
+                <w:rFonts w:ascii="Calibri" w:hAnsi="Calibri"/>
+                <w:b w:val="0"/>
+                <w:i w:val="0"/>
+                <w:sz w:val="20"/>
+              </w:rPr>
+              <w:t>8. El sistema limpia el pool de conexiones de la aplicacion.</w:t>
+            </w:r>
+          </w:p>
+          <w:p>
+            <w:pPr>
+              <w:spacing w:after="0" w:before="0"/>
+            </w:pPr>
+            <w:r>
+              <w:rPr>
+                <w:rFonts w:ascii="Calibri" w:hAnsi="Calibri"/>
+                <w:b w:val="0"/>
+                <w:i w:val="0"/>
+                <w:sz w:val="20"/>
+              </w:rPr>
+              <w:t>9. El sistema registra la operacion en la bitacora.</w:t>
+            </w:r>
+          </w:p>
+          <w:p>
+            <w:pPr>
+              <w:spacing w:after="0" w:before="0"/>
+            </w:pPr>
+            <w:r>
+              <w:rPr>
+                <w:rFonts w:ascii="Calibri" w:hAnsi="Calibri"/>
+                <w:b w:val="0"/>
+                <w:i w:val="0"/>
+                <w:sz w:val="20"/>
+              </w:rPr>
+              <w:t>10. El sistema informa al administrador que la restauracion se completo correctamente.</w:t>
+            </w:r>
+          </w:p>
+          <w:p>
+            <w:pPr>
+              <w:spacing w:after="0" w:before="0"/>
+            </w:pPr>
+            <w:r>
+              <w:rPr>
+                <w:rFonts w:ascii="Calibri" w:hAnsi="Calibri"/>
+                <w:b w:val="0"/>
+                <w:i w:val="0"/>
+                <w:sz w:val="20"/>
+              </w:rPr>
+              <w:t>11. El sistema cierra la sesion actual y vuelve a la pantalla de login.</w:t>
+            </w:r>
+          </w:p>
+        </w:tc>
+      </w:tr>
+      <w:tr>
+        <w:tc>
+          <w:tcPr>
+            <w:tcW w:type="dxa" w:w="9360"/>
+            <w:tcBorders>
+              <w:top w:val="single" w:sz="6" w:space="0" w:color="000000"/>
+              <w:left w:val="single" w:sz="6" w:space="0" w:color="000000"/>
+              <w:bottom w:val="single" w:sz="6" w:space="0" w:color="000000"/>
+              <w:right w:val="single" w:sz="6" w:space="0" w:color="000000"/>
+            </w:tcBorders>
+            <w:tcMar>
+              <w:top w:w="0" w:type="dxa"/>
+              <w:left w:w="40" w:type="dxa"/>
+              <w:bottom w:w="0" w:type="dxa"/>
+              <w:right w:w="40" w:type="dxa"/>
+            </w:tcMar>
+          </w:tcPr>
+          <w:p>
+            <w:pPr>
+              <w:spacing w:after="0" w:before="0"/>
+            </w:pPr>
+            <w:r/>
+            <w:r>
+              <w:rPr>
+                <w:rFonts w:ascii="Calibri" w:hAnsi="Calibri"/>
+                <w:b/>
+                <w:i w:val="0"/>
+                <w:sz w:val="20"/>
+              </w:rPr>
+              <w:t>Flujos Alternativos:</w:t>
+            </w:r>
+          </w:p>
+          <w:p>
+            <w:pPr>
+              <w:spacing w:after="0" w:before="0"/>
+            </w:pPr>
+            <w:r>
+              <w:rPr>
+                <w:rFonts w:ascii="Calibri" w:hAnsi="Calibri"/>
+                <w:b w:val="0"/>
+                <w:i w:val="0"/>
+                <w:sz w:val="20"/>
+              </w:rPr>
+              <w:t>1a. Si el administrador cancela el cuadro de dialogo sin elegir un archivo, el caso de uso finaliza sin cambios.</w:t>
+            </w:r>
+          </w:p>
+          <w:p>
+            <w:pPr>
+              <w:spacing w:after="0" w:before="0"/>
+            </w:pPr>
+            <w:r>
+              <w:rPr>
+                <w:rFonts w:ascii="Calibri" w:hAnsi="Calibri"/>
+                <w:b w:val="0"/>
+                <w:i w:val="0"/>
+                <w:sz w:val="20"/>
+              </w:rPr>
+              <w:t>2a. Si el archivo seleccionado no existe o no tiene extension .bak, el sistema informa el error y finaliza el caso de uso.</w:t>
+            </w:r>
+          </w:p>
+          <w:p>
+            <w:pPr>
+              <w:spacing w:after="0" w:before="0"/>
+            </w:pPr>
+            <w:r>
+              <w:rPr>
+                <w:rFonts w:ascii="Calibri" w:hAnsi="Calibri"/>
+                <w:b w:val="0"/>
+                <w:i w:val="0"/>
+                <w:sz w:val="20"/>
+              </w:rPr>
+              <w:t>4a. Si el administrador no confirma la advertencia, el caso de uso finaliza sin cambios.</w:t>
+            </w:r>
+          </w:p>
+          <w:p>
+            <w:pPr>
+              <w:spacing w:after="0" w:before="0"/>
+            </w:pPr>
+            <w:r>
+              <w:rPr>
+                <w:rFonts w:ascii="Calibri" w:hAnsi="Calibri"/>
+                <w:b w:val="0"/>
+                <w:i w:val="0"/>
+                <w:sz w:val="20"/>
+              </w:rPr>
+              <w:t>6a. Si SQL Server rechaza o falla el RESTORE DATABASE (por ejemplo, archivo corrupto o incompatible), el sistema igualmente vuelve la base al modo MULTI_USER en un bloque finally, registra el fallo tecnico en la bitacora e informa el error al administrador, sin cerrar la sesion actual.</w:t>
+            </w:r>
+          </w:p>
+        </w:tc>
+      </w:tr>
+      <w:tr>
+        <w:tc>
+          <w:tcPr>
+            <w:tcW w:type="dxa" w:w="9360"/>
+            <w:tcBorders>
+              <w:top w:val="single" w:sz="6" w:space="0" w:color="000000"/>
+              <w:left w:val="single" w:sz="6" w:space="0" w:color="000000"/>
+              <w:bottom w:val="single" w:sz="6" w:space="0" w:color="000000"/>
+              <w:right w:val="single" w:sz="6" w:space="0" w:color="000000"/>
+            </w:tcBorders>
+            <w:tcMar>
+              <w:top w:w="0" w:type="dxa"/>
+              <w:left w:w="40" w:type="dxa"/>
+              <w:bottom w:w="0" w:type="dxa"/>
+              <w:right w:w="40" w:type="dxa"/>
+            </w:tcMar>
+          </w:tcPr>
+          <w:p>
+            <w:pPr>
+              <w:spacing w:after="0" w:before="0"/>
+            </w:pPr>
+            <w:r/>
+            <w:r>
+              <w:rPr>
+                <w:rFonts w:ascii="Calibri" w:hAnsi="Calibri"/>
+                <w:b/>
+                <w:i w:val="0"/>
+                <w:sz w:val="20"/>
+              </w:rPr>
+              <w:t xml:space="preserve">Postcondiciones: </w:t>
+            </w:r>
+            <w:r>
+              <w:rPr>
+                <w:rFonts w:ascii="Calibri" w:hAnsi="Calibri"/>
+                <w:b w:val="0"/>
+                <w:i w:val="0"/>
+                <w:sz w:val="20"/>
+              </w:rPr>
+              <w:t>La base de datos queda con el contenido del archivo .bak restaurado, en modo MULTI_USER, con el pool de conexiones de la aplicacion limpio, un evento de bitacora que deja traza de la operacion, y la sesion actual cerrada volviendo a la pantalla de login. Si el proceso fallo, la base vuelve a estar operativa en modo MULTI_USER sin aplicar la restauracion, y la sesion actual continua activa.</w:t>
             </w:r>
           </w:p>
         </w:tc>
